--- a/CS3185/HW2/HW doc.docx
+++ b/CS3185/HW2/HW doc.docx
@@ -79,11 +79,17 @@
         <w:contextualSpacing/>
         <w:rPr>
           <w:rFonts w:ascii="Times New Roman" w:hAnsi="Times New Roman" w:cs="Times New Roman"/>
-        </w:rPr>
-      </w:pPr>
-      <w:r>
-        <w:rPr>
-          <w:rFonts w:ascii="Times New Roman" w:hAnsi="Times New Roman" w:cs="Times New Roman"/>
+          <w:b/>
+          <w:bCs/>
+          <w:u w:val="single"/>
+        </w:rPr>
+      </w:pPr>
+      <w:r>
+        <w:rPr>
+          <w:rFonts w:ascii="Times New Roman" w:hAnsi="Times New Roman" w:cs="Times New Roman"/>
+          <w:b/>
+          <w:bCs/>
+          <w:u w:val="single"/>
         </w:rPr>
         <w:t>Section 3.1:</w:t>
       </w:r>
@@ -115,61 +121,7 @@
           <w:b/>
           <w:bCs/>
         </w:rPr>
-        <w:t xml:space="preserve">Find all strings in </w:t>
-      </w:r>
-      <w:proofErr w:type="gramStart"/>
-      <w:r>
-        <w:rPr>
-          <w:rFonts w:ascii="Times New Roman" w:hAnsi="Times New Roman" w:cs="Times New Roman"/>
-          <w:b/>
-          <w:bCs/>
-        </w:rPr>
-        <w:t>L(</w:t>
-      </w:r>
-      <w:proofErr w:type="gramEnd"/>
-      <w:r>
-        <w:rPr>
-          <w:rFonts w:ascii="Times New Roman" w:hAnsi="Times New Roman" w:cs="Times New Roman"/>
-          <w:b/>
-          <w:bCs/>
-        </w:rPr>
-        <w:t xml:space="preserve">ab + </w:t>
-      </w:r>
-      <w:proofErr w:type="gramStart"/>
-      <w:r>
-        <w:rPr>
-          <w:rFonts w:ascii="Times New Roman" w:hAnsi="Times New Roman" w:cs="Times New Roman"/>
-          <w:b/>
-          <w:bCs/>
-        </w:rPr>
-        <w:t>b)*b(</w:t>
-      </w:r>
-      <w:proofErr w:type="gramEnd"/>
-      <w:r>
-        <w:rPr>
-          <w:rFonts w:ascii="Times New Roman" w:hAnsi="Times New Roman" w:cs="Times New Roman"/>
-          <w:b/>
-          <w:bCs/>
-        </w:rPr>
-        <w:t xml:space="preserve">a + </w:t>
-      </w:r>
-      <w:proofErr w:type="gramStart"/>
-      <w:r>
-        <w:rPr>
-          <w:rFonts w:ascii="Times New Roman" w:hAnsi="Times New Roman" w:cs="Times New Roman"/>
-          <w:b/>
-          <w:bCs/>
-        </w:rPr>
-        <w:t>ab)*</w:t>
-      </w:r>
-      <w:proofErr w:type="gramEnd"/>
-      <w:r>
-        <w:rPr>
-          <w:rFonts w:ascii="Times New Roman" w:hAnsi="Times New Roman" w:cs="Times New Roman"/>
-          <w:b/>
-          <w:bCs/>
-        </w:rPr>
-        <w:t>) of length less than 4.</w:t>
+        <w:t>Find all strings in L(ab + b)*b(a + ab)*) of length less than 4.</w:t>
       </w:r>
     </w:p>
     <w:p>
@@ -353,14 +305,12 @@
                 <w:rFonts w:ascii="Times New Roman" w:hAnsi="Times New Roman" w:cs="Times New Roman"/>
               </w:rPr>
             </w:pPr>
-            <w:proofErr w:type="spellStart"/>
             <w:r>
               <w:rPr>
                 <w:rFonts w:ascii="Times New Roman" w:hAnsi="Times New Roman" w:cs="Times New Roman"/>
               </w:rPr>
               <w:t>ba</w:t>
             </w:r>
-            <w:proofErr w:type="spellEnd"/>
           </w:p>
         </w:tc>
         <w:tc>
@@ -431,7 +381,13 @@
               <w:rPr>
                 <w:rFonts w:ascii="Times New Roman" w:hAnsi="Times New Roman" w:cs="Times New Roman"/>
               </w:rPr>
-              <w:t>Len 0</w:t>
+              <w:t xml:space="preserve">Len </w:t>
+            </w:r>
+            <w:r>
+              <w:rPr>
+                <w:rFonts w:ascii="Times New Roman" w:hAnsi="Times New Roman" w:cs="Times New Roman"/>
+              </w:rPr>
+              <w:t>2</w:t>
             </w:r>
           </w:p>
         </w:tc>
@@ -465,14 +421,12 @@
                 <w:rFonts w:ascii="Times New Roman" w:hAnsi="Times New Roman" w:cs="Times New Roman"/>
               </w:rPr>
             </w:pPr>
-            <w:proofErr w:type="spellStart"/>
             <w:r>
               <w:rPr>
                 <w:rFonts w:ascii="Times New Roman" w:hAnsi="Times New Roman" w:cs="Times New Roman"/>
               </w:rPr>
               <w:t>bab</w:t>
             </w:r>
-            <w:proofErr w:type="spellEnd"/>
           </w:p>
         </w:tc>
       </w:tr>
@@ -530,7 +484,13 @@
               <w:rPr>
                 <w:rFonts w:ascii="Times New Roman" w:hAnsi="Times New Roman" w:cs="Times New Roman"/>
               </w:rPr>
-              <w:t>Len 1</w:t>
+              <w:t xml:space="preserve">Len </w:t>
+            </w:r>
+            <w:r>
+              <w:rPr>
+                <w:rFonts w:ascii="Times New Roman" w:hAnsi="Times New Roman" w:cs="Times New Roman"/>
+              </w:rPr>
+              <w:t>0</w:t>
             </w:r>
           </w:p>
         </w:tc>
@@ -621,7 +581,13 @@
               <w:rPr>
                 <w:rFonts w:ascii="Times New Roman" w:hAnsi="Times New Roman" w:cs="Times New Roman"/>
               </w:rPr>
-              <w:t>Len 0</w:t>
+              <w:t xml:space="preserve">Len </w:t>
+            </w:r>
+            <w:r>
+              <w:rPr>
+                <w:rFonts w:ascii="Times New Roman" w:hAnsi="Times New Roman" w:cs="Times New Roman"/>
+              </w:rPr>
+              <w:t>1</w:t>
             </w:r>
           </w:p>
         </w:tc>
@@ -636,14 +602,12 @@
                 <w:rFonts w:ascii="Times New Roman" w:hAnsi="Times New Roman" w:cs="Times New Roman"/>
               </w:rPr>
             </w:pPr>
-            <w:proofErr w:type="spellStart"/>
             <w:r>
               <w:rPr>
                 <w:rFonts w:ascii="Times New Roman" w:hAnsi="Times New Roman" w:cs="Times New Roman"/>
               </w:rPr>
               <w:t>bba</w:t>
             </w:r>
-            <w:proofErr w:type="spellEnd"/>
           </w:p>
         </w:tc>
         <w:tc>
@@ -676,7 +640,13 @@
               <w:rPr>
                 <w:rFonts w:ascii="Times New Roman" w:hAnsi="Times New Roman" w:cs="Times New Roman"/>
               </w:rPr>
-              <w:t>Len 1</w:t>
+              <w:t xml:space="preserve">Len </w:t>
+            </w:r>
+            <w:r>
+              <w:rPr>
+                <w:rFonts w:ascii="Times New Roman" w:hAnsi="Times New Roman" w:cs="Times New Roman"/>
+              </w:rPr>
+              <w:t>2</w:t>
             </w:r>
           </w:p>
         </w:tc>
@@ -714,7 +684,13 @@
               <w:rPr>
                 <w:rFonts w:ascii="Times New Roman" w:hAnsi="Times New Roman" w:cs="Times New Roman"/>
               </w:rPr>
-              <w:t>Len 1</w:t>
+              <w:t xml:space="preserve">Len </w:t>
+            </w:r>
+            <w:r>
+              <w:rPr>
+                <w:rFonts w:ascii="Times New Roman" w:hAnsi="Times New Roman" w:cs="Times New Roman"/>
+              </w:rPr>
+              <w:t>0</w:t>
             </w:r>
           </w:p>
         </w:tc>
@@ -748,14 +724,12 @@
                 <w:rFonts w:ascii="Times New Roman" w:hAnsi="Times New Roman" w:cs="Times New Roman"/>
               </w:rPr>
             </w:pPr>
-            <w:proofErr w:type="spellStart"/>
             <w:r>
               <w:rPr>
                 <w:rFonts w:ascii="Times New Roman" w:hAnsi="Times New Roman" w:cs="Times New Roman"/>
               </w:rPr>
               <w:t>bbb</w:t>
             </w:r>
-            <w:proofErr w:type="spellEnd"/>
           </w:p>
         </w:tc>
       </w:tr>
@@ -779,77 +753,7 @@
         <w:rPr>
           <w:rFonts w:ascii="Times New Roman" w:hAnsi="Times New Roman" w:cs="Times New Roman"/>
         </w:rPr>
-        <w:t xml:space="preserve">All strings </w:t>
-      </w:r>
-      <w:proofErr w:type="gramStart"/>
-      <w:r>
-        <w:rPr>
-          <w:rFonts w:ascii="Times New Roman" w:hAnsi="Times New Roman" w:cs="Times New Roman"/>
-        </w:rPr>
-        <w:t>are:</w:t>
-      </w:r>
-      <w:proofErr w:type="gramEnd"/>
-      <w:r>
-        <w:rPr>
-          <w:rFonts w:ascii="Times New Roman" w:hAnsi="Times New Roman" w:cs="Times New Roman"/>
-        </w:rPr>
-        <w:t xml:space="preserve">  b, </w:t>
-      </w:r>
-      <w:proofErr w:type="spellStart"/>
-      <w:r>
-        <w:rPr>
-          <w:rFonts w:ascii="Times New Roman" w:hAnsi="Times New Roman" w:cs="Times New Roman"/>
-        </w:rPr>
-        <w:t>ba</w:t>
-      </w:r>
-      <w:proofErr w:type="spellEnd"/>
-      <w:r>
-        <w:rPr>
-          <w:rFonts w:ascii="Times New Roman" w:hAnsi="Times New Roman" w:cs="Times New Roman"/>
-        </w:rPr>
-        <w:t xml:space="preserve">, baa, </w:t>
-      </w:r>
-      <w:proofErr w:type="spellStart"/>
-      <w:r>
-        <w:rPr>
-          <w:rFonts w:ascii="Times New Roman" w:hAnsi="Times New Roman" w:cs="Times New Roman"/>
-        </w:rPr>
-        <w:t>bab</w:t>
-      </w:r>
-      <w:proofErr w:type="spellEnd"/>
-      <w:r>
-        <w:rPr>
-          <w:rFonts w:ascii="Times New Roman" w:hAnsi="Times New Roman" w:cs="Times New Roman"/>
-        </w:rPr>
-        <w:t xml:space="preserve">, bb, </w:t>
-      </w:r>
-      <w:proofErr w:type="spellStart"/>
-      <w:r>
-        <w:rPr>
-          <w:rFonts w:ascii="Times New Roman" w:hAnsi="Times New Roman" w:cs="Times New Roman"/>
-        </w:rPr>
-        <w:t>bba</w:t>
-      </w:r>
-      <w:proofErr w:type="spellEnd"/>
-      <w:r>
-        <w:rPr>
-          <w:rFonts w:ascii="Times New Roman" w:hAnsi="Times New Roman" w:cs="Times New Roman"/>
-        </w:rPr>
-        <w:t xml:space="preserve">, abb, and </w:t>
-      </w:r>
-      <w:proofErr w:type="spellStart"/>
-      <w:r>
-        <w:rPr>
-          <w:rFonts w:ascii="Times New Roman" w:hAnsi="Times New Roman" w:cs="Times New Roman"/>
-        </w:rPr>
-        <w:t>bbb</w:t>
-      </w:r>
-      <w:proofErr w:type="spellEnd"/>
-      <w:r>
-        <w:rPr>
-          <w:rFonts w:ascii="Times New Roman" w:hAnsi="Times New Roman" w:cs="Times New Roman"/>
-        </w:rPr>
-        <w:t>.</w:t>
+        <w:t>All strings are:  b, ba, baa, bab, bb, bba, abb, and bbb.</w:t>
       </w:r>
     </w:p>
     <w:p>
@@ -887,25 +791,7 @@
           <w:b/>
           <w:bCs/>
         </w:rPr>
-        <w:t xml:space="preserve">Find an NFA that accepts the language </w:t>
-      </w:r>
-      <w:proofErr w:type="gramStart"/>
-      <w:r>
-        <w:rPr>
-          <w:rFonts w:ascii="Times New Roman" w:hAnsi="Times New Roman" w:cs="Times New Roman"/>
-          <w:b/>
-          <w:bCs/>
-        </w:rPr>
-        <w:t>L(</w:t>
-      </w:r>
-      <w:proofErr w:type="gramEnd"/>
-      <w:r>
-        <w:rPr>
-          <w:rFonts w:ascii="Times New Roman" w:hAnsi="Times New Roman" w:cs="Times New Roman"/>
-          <w:b/>
-          <w:bCs/>
-        </w:rPr>
-        <w:t>aa*(ab + b)).</w:t>
+        <w:t>Find an NFA that accepts the language L(aa*(ab + b)).</w:t>
       </w:r>
     </w:p>
     <w:p>
@@ -946,7 +832,7 @@
                     </pic:cNvPicPr>
                   </pic:nvPicPr>
                   <pic:blipFill>
-                    <a:blip r:embed="rId4" cstate="print">
+                    <a:blip r:embed="rId5" cstate="print">
                       <a:extLst>
                         <a:ext uri="{28A0092B-C50C-407E-A947-70E740481C1C}">
                           <a14:useLocalDpi xmlns:a14="http://schemas.microsoft.com/office/drawing/2010/main" val="0"/>
@@ -1013,235 +899,344 @@
           <w:b/>
           <w:bCs/>
         </w:rPr>
-        <w:t>Find a regular expression for the set {</w:t>
-      </w:r>
-      <w:proofErr w:type="spellStart"/>
-      <w:r>
-        <w:rPr>
-          <w:rFonts w:ascii="Times New Roman" w:hAnsi="Times New Roman" w:cs="Times New Roman"/>
-          <w:b/>
-          <w:bCs/>
-        </w:rPr>
-        <w:t>a^n</w:t>
-      </w:r>
-      <w:proofErr w:type="spellEnd"/>
-      <w:r>
-        <w:rPr>
-          <w:rFonts w:ascii="Times New Roman" w:hAnsi="Times New Roman" w:cs="Times New Roman"/>
-          <w:b/>
-          <w:bCs/>
-        </w:rPr>
-        <w:t xml:space="preserve"> </w:t>
-      </w:r>
-      <w:proofErr w:type="spellStart"/>
-      <w:r>
-        <w:rPr>
-          <w:rFonts w:ascii="Times New Roman" w:hAnsi="Times New Roman" w:cs="Times New Roman"/>
-          <w:b/>
-          <w:bCs/>
-        </w:rPr>
-        <w:t>b^</w:t>
-      </w:r>
-      <w:proofErr w:type="gramStart"/>
-      <w:r>
-        <w:rPr>
-          <w:rFonts w:ascii="Times New Roman" w:hAnsi="Times New Roman" w:cs="Times New Roman"/>
-          <w:b/>
-          <w:bCs/>
+        <w:t>Find a regular expression for the set {a^n b^m : (n + m) is odd}.</w:t>
+      </w:r>
+    </w:p>
+    <w:p>
+      <w:pPr>
+        <w:contextualSpacing/>
+        <w:rPr>
+          <w:rFonts w:ascii="Times New Roman" w:hAnsi="Times New Roman" w:cs="Times New Roman"/>
+        </w:rPr>
+      </w:pPr>
+    </w:p>
+    <w:p>
+      <w:pPr>
+        <w:contextualSpacing/>
+        <w:rPr>
+          <w:rFonts w:ascii="Times New Roman" w:hAnsi="Times New Roman" w:cs="Times New Roman"/>
+        </w:rPr>
+      </w:pPr>
+      <w:r>
+        <w:rPr>
+          <w:rFonts w:ascii="Times New Roman" w:hAnsi="Times New Roman" w:cs="Times New Roman"/>
+        </w:rPr>
+        <w:t>a(aa)*(bb)* + (aa)*b(bb)*</w:t>
+      </w:r>
+    </w:p>
+    <w:p>
+      <w:pPr>
+        <w:contextualSpacing/>
+        <w:rPr>
+          <w:rFonts w:ascii="Times New Roman" w:hAnsi="Times New Roman" w:cs="Times New Roman"/>
+        </w:rPr>
+      </w:pPr>
+    </w:p>
+    <w:p>
+      <w:pPr>
+        <w:contextualSpacing/>
+        <w:rPr>
+          <w:rFonts w:ascii="Times New Roman" w:hAnsi="Times New Roman" w:cs="Times New Roman"/>
+        </w:rPr>
+      </w:pPr>
+    </w:p>
+    <w:p>
+      <w:pPr>
+        <w:contextualSpacing/>
+        <w:rPr>
+          <w:rFonts w:ascii="Times New Roman" w:hAnsi="Times New Roman" w:cs="Times New Roman"/>
+        </w:rPr>
+      </w:pPr>
+    </w:p>
+    <w:p>
+      <w:pPr>
+        <w:contextualSpacing/>
+        <w:rPr>
+          <w:rFonts w:ascii="Times New Roman" w:hAnsi="Times New Roman" w:cs="Times New Roman"/>
+        </w:rPr>
+      </w:pPr>
+    </w:p>
+    <w:p>
+      <w:pPr>
+        <w:contextualSpacing/>
+        <w:rPr>
+          <w:rFonts w:ascii="Times New Roman" w:hAnsi="Times New Roman" w:cs="Times New Roman"/>
+        </w:rPr>
+      </w:pPr>
+    </w:p>
+    <w:p>
+      <w:pPr>
+        <w:contextualSpacing/>
+        <w:rPr>
+          <w:rFonts w:ascii="Times New Roman" w:hAnsi="Times New Roman" w:cs="Times New Roman"/>
+        </w:rPr>
+      </w:pPr>
+    </w:p>
+    <w:p>
+      <w:pPr>
+        <w:contextualSpacing/>
+        <w:rPr>
+          <w:rFonts w:ascii="Times New Roman" w:hAnsi="Times New Roman" w:cs="Times New Roman"/>
+        </w:rPr>
+      </w:pPr>
+    </w:p>
+    <w:p>
+      <w:pPr>
+        <w:contextualSpacing/>
+        <w:rPr>
+          <w:rFonts w:ascii="Times New Roman" w:hAnsi="Times New Roman" w:cs="Times New Roman"/>
+        </w:rPr>
+      </w:pPr>
+    </w:p>
+    <w:p>
+      <w:pPr>
+        <w:contextualSpacing/>
+        <w:rPr>
+          <w:rFonts w:ascii="Times New Roman" w:hAnsi="Times New Roman" w:cs="Times New Roman"/>
+        </w:rPr>
+      </w:pPr>
+    </w:p>
+    <w:p>
+      <w:pPr>
+        <w:contextualSpacing/>
+        <w:rPr>
+          <w:rFonts w:ascii="Times New Roman" w:hAnsi="Times New Roman" w:cs="Times New Roman"/>
+        </w:rPr>
+      </w:pPr>
+      <w:r>
+        <w:rPr>
+          <w:rFonts w:ascii="Times New Roman" w:hAnsi="Times New Roman" w:cs="Times New Roman"/>
+        </w:rPr>
+        <w:lastRenderedPageBreak/>
+        <w:t xml:space="preserve">9) </w:t>
+      </w:r>
+      <w:r>
+        <w:rPr>
+          <w:rFonts w:ascii="Times New Roman" w:hAnsi="Times New Roman" w:cs="Times New Roman"/>
+          <w:b/>
+          <w:bCs/>
+        </w:rPr>
+        <w:t>Give regular expressions for the following languages:</w:t>
+      </w:r>
+    </w:p>
+    <w:p>
+      <w:pPr>
+        <w:contextualSpacing/>
+        <w:rPr>
+          <w:rFonts w:ascii="Times New Roman" w:hAnsi="Times New Roman" w:cs="Times New Roman"/>
+        </w:rPr>
+      </w:pPr>
+      <w:r>
+        <w:rPr>
+          <w:rFonts w:ascii="Times New Roman" w:hAnsi="Times New Roman" w:cs="Times New Roman"/>
+        </w:rPr>
+        <w:t xml:space="preserve">a) </w:t>
+      </w:r>
+      <w:r>
+        <w:rPr>
+          <w:rFonts w:ascii="Times New Roman" w:hAnsi="Times New Roman" w:cs="Times New Roman"/>
+          <w:b/>
+          <w:bCs/>
+        </w:rPr>
+        <w:t>L1 = {a</w:t>
+      </w:r>
+      <w:r>
+        <w:rPr>
+          <w:rFonts w:ascii="Times New Roman" w:hAnsi="Times New Roman" w:cs="Times New Roman"/>
+          <w:b/>
+          <w:bCs/>
+          <w:vertAlign w:val="superscript"/>
+        </w:rPr>
+        <w:t>n</w:t>
+      </w:r>
+      <w:r>
+        <w:rPr>
+          <w:rFonts w:ascii="Times New Roman" w:hAnsi="Times New Roman" w:cs="Times New Roman"/>
+          <w:b/>
+          <w:bCs/>
+        </w:rPr>
+        <w:t>b</w:t>
+      </w:r>
+      <w:r>
+        <w:rPr>
+          <w:rFonts w:ascii="Times New Roman" w:hAnsi="Times New Roman" w:cs="Times New Roman"/>
+          <w:b/>
+          <w:bCs/>
+          <w:vertAlign w:val="superscript"/>
         </w:rPr>
         <w:t>m</w:t>
       </w:r>
-      <w:proofErr w:type="spellEnd"/>
-      <w:r>
-        <w:rPr>
-          <w:rFonts w:ascii="Times New Roman" w:hAnsi="Times New Roman" w:cs="Times New Roman"/>
-          <w:b/>
-          <w:bCs/>
-        </w:rPr>
-        <w:t xml:space="preserve"> :</w:t>
-      </w:r>
-      <w:proofErr w:type="gramEnd"/>
-      <w:r>
-        <w:rPr>
-          <w:rFonts w:ascii="Times New Roman" w:hAnsi="Times New Roman" w:cs="Times New Roman"/>
-          <w:b/>
-          <w:bCs/>
-        </w:rPr>
-        <w:t xml:space="preserve"> (n + m) is </w:t>
-      </w:r>
-      <w:proofErr w:type="gramStart"/>
-      <w:r>
-        <w:rPr>
-          <w:rFonts w:ascii="Times New Roman" w:hAnsi="Times New Roman" w:cs="Times New Roman"/>
-          <w:b/>
-          <w:bCs/>
-        </w:rPr>
-        <w:t>odd}.</w:t>
-      </w:r>
-      <w:proofErr w:type="gramEnd"/>
-    </w:p>
-    <w:p>
-      <w:pPr>
-        <w:contextualSpacing/>
-        <w:rPr>
-          <w:rFonts w:ascii="Times New Roman" w:hAnsi="Times New Roman" w:cs="Times New Roman"/>
-        </w:rPr>
-      </w:pPr>
-    </w:p>
-    <w:p>
-      <w:pPr>
-        <w:contextualSpacing/>
-        <w:rPr>
-          <w:rFonts w:ascii="Times New Roman" w:hAnsi="Times New Roman" w:cs="Times New Roman"/>
-        </w:rPr>
-      </w:pPr>
-      <w:r>
-        <w:rPr>
-          <w:rFonts w:ascii="Times New Roman" w:hAnsi="Times New Roman" w:cs="Times New Roman"/>
-        </w:rPr>
-        <w:t>a(aa)*(bb)* + (aa)*b(bb)*</w:t>
-      </w:r>
-    </w:p>
-    <w:p>
-      <w:pPr>
-        <w:contextualSpacing/>
-        <w:rPr>
-          <w:rFonts w:ascii="Times New Roman" w:hAnsi="Times New Roman" w:cs="Times New Roman"/>
-        </w:rPr>
-      </w:pPr>
-    </w:p>
-    <w:p>
-      <w:pPr>
-        <w:contextualSpacing/>
-        <w:rPr>
-          <w:rFonts w:ascii="Times New Roman" w:hAnsi="Times New Roman" w:cs="Times New Roman"/>
-        </w:rPr>
-      </w:pPr>
-    </w:p>
-    <w:p>
-      <w:pPr>
-        <w:contextualSpacing/>
-        <w:rPr>
-          <w:rFonts w:ascii="Times New Roman" w:hAnsi="Times New Roman" w:cs="Times New Roman"/>
-        </w:rPr>
-      </w:pPr>
-    </w:p>
-    <w:p>
-      <w:pPr>
-        <w:contextualSpacing/>
-        <w:rPr>
-          <w:rFonts w:ascii="Times New Roman" w:hAnsi="Times New Roman" w:cs="Times New Roman"/>
-        </w:rPr>
-      </w:pPr>
-    </w:p>
-    <w:p>
-      <w:pPr>
-        <w:contextualSpacing/>
-        <w:rPr>
-          <w:rFonts w:ascii="Times New Roman" w:hAnsi="Times New Roman" w:cs="Times New Roman"/>
-        </w:rPr>
-      </w:pPr>
-    </w:p>
-    <w:p>
-      <w:pPr>
-        <w:contextualSpacing/>
-        <w:rPr>
-          <w:rFonts w:ascii="Times New Roman" w:hAnsi="Times New Roman" w:cs="Times New Roman"/>
-        </w:rPr>
-      </w:pPr>
-    </w:p>
-    <w:p>
-      <w:pPr>
-        <w:contextualSpacing/>
-        <w:rPr>
-          <w:rFonts w:ascii="Times New Roman" w:hAnsi="Times New Roman" w:cs="Times New Roman"/>
-        </w:rPr>
-      </w:pPr>
-    </w:p>
-    <w:p>
-      <w:pPr>
-        <w:contextualSpacing/>
-        <w:rPr>
-          <w:rFonts w:ascii="Times New Roman" w:hAnsi="Times New Roman" w:cs="Times New Roman"/>
-        </w:rPr>
-      </w:pPr>
-    </w:p>
-    <w:p>
-      <w:pPr>
-        <w:contextualSpacing/>
-        <w:rPr>
-          <w:rFonts w:ascii="Times New Roman" w:hAnsi="Times New Roman" w:cs="Times New Roman"/>
-        </w:rPr>
-      </w:pPr>
-    </w:p>
-    <w:p>
-      <w:pPr>
-        <w:contextualSpacing/>
-        <w:rPr>
-          <w:rFonts w:ascii="Times New Roman" w:hAnsi="Times New Roman" w:cs="Times New Roman"/>
-        </w:rPr>
-      </w:pPr>
-    </w:p>
-    <w:p>
-      <w:pPr>
-        <w:contextualSpacing/>
-        <w:rPr>
-          <w:rFonts w:ascii="Times New Roman" w:hAnsi="Times New Roman" w:cs="Times New Roman"/>
-        </w:rPr>
-      </w:pPr>
-    </w:p>
-    <w:p>
-      <w:pPr>
-        <w:contextualSpacing/>
-        <w:rPr>
-          <w:rFonts w:ascii="Times New Roman" w:hAnsi="Times New Roman" w:cs="Times New Roman"/>
-        </w:rPr>
-      </w:pPr>
-      <w:r>
-        <w:rPr>
-          <w:rFonts w:ascii="Times New Roman" w:hAnsi="Times New Roman" w:cs="Times New Roman"/>
-        </w:rPr>
-        <w:t xml:space="preserve">9) </w:t>
-      </w:r>
-      <w:r>
-        <w:rPr>
-          <w:rFonts w:ascii="Times New Roman" w:hAnsi="Times New Roman" w:cs="Times New Roman"/>
-          <w:b/>
-          <w:bCs/>
-        </w:rPr>
-        <w:t>Give regular expressions for the following languages:</w:t>
-      </w:r>
-    </w:p>
-    <w:p>
-      <w:pPr>
-        <w:contextualSpacing/>
-        <w:rPr>
-          <w:rFonts w:ascii="Times New Roman" w:hAnsi="Times New Roman" w:cs="Times New Roman"/>
-        </w:rPr>
-      </w:pPr>
-      <w:r>
-        <w:rPr>
-          <w:rFonts w:ascii="Times New Roman" w:hAnsi="Times New Roman" w:cs="Times New Roman"/>
-        </w:rPr>
-        <w:t xml:space="preserve">a) </w:t>
-      </w:r>
-      <w:r>
-        <w:rPr>
-          <w:rFonts w:ascii="Times New Roman" w:hAnsi="Times New Roman" w:cs="Times New Roman"/>
-          <w:b/>
-          <w:bCs/>
-        </w:rPr>
-        <w:t>L1 = {</w:t>
-      </w:r>
-      <w:proofErr w:type="spellStart"/>
-      <w:proofErr w:type="gramStart"/>
-      <w:r>
-        <w:rPr>
-          <w:rFonts w:ascii="Times New Roman" w:hAnsi="Times New Roman" w:cs="Times New Roman"/>
-          <w:b/>
-          <w:bCs/>
-        </w:rPr>
-        <w:t>a</w:t>
+      <w:r>
+        <w:rPr>
+          <w:rFonts w:ascii="Times New Roman" w:hAnsi="Times New Roman" w:cs="Times New Roman"/>
+          <w:b/>
+          <w:bCs/>
+        </w:rPr>
+        <w:t xml:space="preserve"> , n &gt;= 3, m &lt;= 4}</w:t>
+      </w:r>
+    </w:p>
+    <w:p>
+      <w:pPr>
+        <w:contextualSpacing/>
+        <w:rPr>
+          <w:rFonts w:ascii="Times New Roman" w:hAnsi="Times New Roman" w:cs="Times New Roman"/>
+        </w:rPr>
+      </w:pPr>
+    </w:p>
+    <w:p>
+      <w:pPr>
+        <w:contextualSpacing/>
+        <w:rPr>
+          <w:rFonts w:ascii="Times New Roman" w:hAnsi="Times New Roman" w:cs="Times New Roman"/>
+        </w:rPr>
+      </w:pPr>
+      <w:r>
+        <w:rPr>
+          <w:rFonts w:ascii="Times New Roman" w:hAnsi="Times New Roman" w:cs="Times New Roman"/>
+        </w:rPr>
+        <w:t>aaaa*(λ + b + bb + bbb)</w:t>
+      </w:r>
+    </w:p>
+    <w:p>
+      <w:pPr>
+        <w:contextualSpacing/>
+        <w:rPr>
+          <w:rFonts w:ascii="Times New Roman" w:hAnsi="Times New Roman" w:cs="Times New Roman"/>
+        </w:rPr>
+      </w:pPr>
+    </w:p>
+    <w:p>
+      <w:pPr>
+        <w:contextualSpacing/>
+        <w:rPr>
+          <w:rFonts w:ascii="Times New Roman" w:hAnsi="Times New Roman" w:cs="Times New Roman"/>
+        </w:rPr>
+      </w:pPr>
+    </w:p>
+    <w:p>
+      <w:pPr>
+        <w:contextualSpacing/>
+        <w:rPr>
+          <w:rFonts w:ascii="Times New Roman" w:hAnsi="Times New Roman" w:cs="Times New Roman"/>
+          <w:b/>
+          <w:bCs/>
+        </w:rPr>
+      </w:pPr>
+      <w:r>
+        <w:rPr>
+          <w:rFonts w:ascii="Times New Roman" w:hAnsi="Times New Roman" w:cs="Times New Roman"/>
+        </w:rPr>
+        <w:t xml:space="preserve">c) </w:t>
+      </w:r>
+      <w:r>
+        <w:rPr>
+          <w:rFonts w:ascii="Times New Roman" w:hAnsi="Times New Roman" w:cs="Times New Roman"/>
+          <w:b/>
+          <w:bCs/>
+        </w:rPr>
+        <w:t>The complement of L1.</w:t>
+      </w:r>
+    </w:p>
+    <w:p>
+      <w:pPr>
+        <w:contextualSpacing/>
+        <w:rPr>
+          <w:rFonts w:ascii="Times New Roman" w:hAnsi="Times New Roman" w:cs="Times New Roman"/>
+        </w:rPr>
+      </w:pPr>
+    </w:p>
+    <w:p>
+      <w:pPr>
+        <w:contextualSpacing/>
+        <w:rPr>
+          <w:rFonts w:ascii="Times New Roman" w:hAnsi="Times New Roman" w:cs="Times New Roman"/>
+        </w:rPr>
+      </w:pPr>
+      <w:r>
+        <w:rPr>
+          <w:rFonts w:ascii="Times New Roman" w:hAnsi="Times New Roman" w:cs="Times New Roman"/>
+        </w:rPr>
+        <w:t>{strings that contain ba} U {too few a’s} U {too many b’s}</w:t>
+      </w:r>
+    </w:p>
+    <w:p>
+      <w:pPr>
+        <w:contextualSpacing/>
+        <w:rPr>
+          <w:rFonts w:ascii="Times New Roman" w:hAnsi="Times New Roman" w:cs="Times New Roman"/>
+        </w:rPr>
+      </w:pPr>
+    </w:p>
+    <w:p>
+      <w:pPr>
+        <w:contextualSpacing/>
+        <w:rPr>
+          <w:rFonts w:ascii="Times New Roman" w:hAnsi="Times New Roman" w:cs="Times New Roman"/>
+        </w:rPr>
+      </w:pPr>
+      <w:r>
+        <w:rPr>
+          <w:rFonts w:ascii="Times New Roman" w:hAnsi="Times New Roman" w:cs="Times New Roman"/>
+        </w:rPr>
+        <w:t>(a + b)*ba(a + b)* + (</w:t>
+      </w:r>
+      <w:r>
+        <w:rPr>
+          <w:rFonts w:ascii="Times New Roman" w:hAnsi="Times New Roman" w:cs="Times New Roman"/>
+        </w:rPr>
+        <w:t>λ</w:t>
+      </w:r>
+      <w:r>
+        <w:rPr>
+          <w:rFonts w:ascii="Times New Roman" w:hAnsi="Times New Roman" w:cs="Times New Roman"/>
+        </w:rPr>
+        <w:t xml:space="preserve"> + a + aa)b* + a*bbbbbb*</w:t>
+      </w:r>
+    </w:p>
+    <w:p>
+      <w:pPr>
+        <w:contextualSpacing/>
+        <w:rPr>
+          <w:rFonts w:ascii="Times New Roman" w:hAnsi="Times New Roman" w:cs="Times New Roman"/>
+        </w:rPr>
+      </w:pPr>
+    </w:p>
+    <w:p>
+      <w:pPr>
+        <w:contextualSpacing/>
+        <w:rPr>
+          <w:rFonts w:ascii="Times New Roman" w:hAnsi="Times New Roman" w:cs="Times New Roman"/>
+        </w:rPr>
+      </w:pPr>
+    </w:p>
+    <w:p>
+      <w:pPr>
+        <w:contextualSpacing/>
+        <w:rPr>
+          <w:rFonts w:ascii="Times New Roman" w:hAnsi="Times New Roman" w:cs="Times New Roman"/>
+        </w:rPr>
+      </w:pPr>
+    </w:p>
+    <w:p>
+      <w:pPr>
+        <w:contextualSpacing/>
+        <w:rPr>
+          <w:rFonts w:ascii="Times New Roman" w:hAnsi="Times New Roman" w:cs="Times New Roman"/>
+        </w:rPr>
+      </w:pPr>
+      <w:r>
+        <w:rPr>
+          <w:rFonts w:ascii="Times New Roman" w:hAnsi="Times New Roman" w:cs="Times New Roman"/>
+        </w:rPr>
+        <w:t xml:space="preserve">14) </w:t>
+      </w:r>
+      <w:r>
+        <w:rPr>
+          <w:rFonts w:ascii="Times New Roman" w:hAnsi="Times New Roman" w:cs="Times New Roman"/>
+          <w:b/>
+          <w:bCs/>
+        </w:rPr>
+        <w:t>Find a regular expression for L = {ab</w:t>
       </w:r>
       <w:r>
         <w:rPr>
@@ -1258,557 +1253,163 @@
           <w:b/>
           <w:bCs/>
         </w:rPr>
-        <w:t>b</w:t>
-      </w:r>
-      <w:r>
-        <w:rPr>
-          <w:rFonts w:ascii="Times New Roman" w:hAnsi="Times New Roman" w:cs="Times New Roman"/>
-          <w:b/>
-          <w:bCs/>
+        <w:t xml:space="preserve"> w : n &gt;= 4, w ϵ {a, b} + }.</w:t>
+      </w:r>
+    </w:p>
+    <w:p>
+      <w:pPr>
+        <w:contextualSpacing/>
+        <w:rPr>
+          <w:rFonts w:ascii="Times New Roman" w:hAnsi="Times New Roman" w:cs="Times New Roman"/>
+        </w:rPr>
+      </w:pPr>
+    </w:p>
+    <w:p>
+      <w:pPr>
+        <w:contextualSpacing/>
+        <w:rPr>
+          <w:rFonts w:ascii="Times New Roman" w:hAnsi="Times New Roman" w:cs="Times New Roman"/>
           <w:vertAlign w:val="superscript"/>
         </w:rPr>
-        <w:t>m</w:t>
-      </w:r>
-      <w:proofErr w:type="spellEnd"/>
-      <w:r>
-        <w:rPr>
-          <w:rFonts w:ascii="Times New Roman" w:hAnsi="Times New Roman" w:cs="Times New Roman"/>
-          <w:b/>
-          <w:bCs/>
-        </w:rPr>
-        <w:t xml:space="preserve"> ,</w:t>
-      </w:r>
-      <w:proofErr w:type="gramEnd"/>
-      <w:r>
-        <w:rPr>
-          <w:rFonts w:ascii="Times New Roman" w:hAnsi="Times New Roman" w:cs="Times New Roman"/>
-          <w:b/>
-          <w:bCs/>
-        </w:rPr>
-        <w:t xml:space="preserve"> n &gt;= 3, m &lt;= 4}</w:t>
-      </w:r>
-    </w:p>
-    <w:p>
-      <w:pPr>
-        <w:contextualSpacing/>
-        <w:rPr>
-          <w:rFonts w:ascii="Times New Roman" w:hAnsi="Times New Roman" w:cs="Times New Roman"/>
-        </w:rPr>
-      </w:pPr>
-    </w:p>
-    <w:p>
-      <w:pPr>
-        <w:contextualSpacing/>
-        <w:rPr>
-          <w:rFonts w:ascii="Times New Roman" w:hAnsi="Times New Roman" w:cs="Times New Roman"/>
-        </w:rPr>
-      </w:pPr>
-      <w:proofErr w:type="spellStart"/>
-      <w:r>
-        <w:rPr>
-          <w:rFonts w:ascii="Times New Roman" w:hAnsi="Times New Roman" w:cs="Times New Roman"/>
-        </w:rPr>
-        <w:t>aaaa</w:t>
-      </w:r>
-      <w:proofErr w:type="spellEnd"/>
-      <w:r>
-        <w:rPr>
-          <w:rFonts w:ascii="Times New Roman" w:hAnsi="Times New Roman" w:cs="Times New Roman"/>
-        </w:rPr>
-        <w:t xml:space="preserve">*(λ + b + bb + </w:t>
-      </w:r>
-      <w:proofErr w:type="spellStart"/>
-      <w:r>
-        <w:rPr>
-          <w:rFonts w:ascii="Times New Roman" w:hAnsi="Times New Roman" w:cs="Times New Roman"/>
-        </w:rPr>
-        <w:t>bbb</w:t>
-      </w:r>
-      <w:proofErr w:type="spellEnd"/>
-      <w:r>
-        <w:rPr>
-          <w:rFonts w:ascii="Times New Roman" w:hAnsi="Times New Roman" w:cs="Times New Roman"/>
-        </w:rPr>
-        <w:t>)</w:t>
-      </w:r>
-    </w:p>
-    <w:p>
-      <w:pPr>
-        <w:contextualSpacing/>
-        <w:rPr>
-          <w:rFonts w:ascii="Times New Roman" w:hAnsi="Times New Roman" w:cs="Times New Roman"/>
-        </w:rPr>
-      </w:pPr>
-    </w:p>
-    <w:p>
-      <w:pPr>
-        <w:contextualSpacing/>
-        <w:rPr>
-          <w:rFonts w:ascii="Times New Roman" w:hAnsi="Times New Roman" w:cs="Times New Roman"/>
-        </w:rPr>
-      </w:pPr>
-    </w:p>
-    <w:p>
-      <w:pPr>
-        <w:contextualSpacing/>
-        <w:rPr>
-          <w:rFonts w:ascii="Times New Roman" w:hAnsi="Times New Roman" w:cs="Times New Roman"/>
-          <w:b/>
-          <w:bCs/>
-        </w:rPr>
-      </w:pPr>
-      <w:r>
-        <w:rPr>
-          <w:rFonts w:ascii="Times New Roman" w:hAnsi="Times New Roman" w:cs="Times New Roman"/>
-        </w:rPr>
-        <w:t xml:space="preserve">c) </w:t>
-      </w:r>
-      <w:r>
-        <w:rPr>
-          <w:rFonts w:ascii="Times New Roman" w:hAnsi="Times New Roman" w:cs="Times New Roman"/>
-          <w:b/>
-          <w:bCs/>
-        </w:rPr>
-        <w:t>The complement of L1.</w:t>
-      </w:r>
-    </w:p>
-    <w:p>
-      <w:pPr>
-        <w:contextualSpacing/>
-        <w:rPr>
-          <w:rFonts w:ascii="Times New Roman" w:hAnsi="Times New Roman" w:cs="Times New Roman"/>
-        </w:rPr>
-      </w:pPr>
-    </w:p>
-    <w:p>
-      <w:pPr>
-        <w:contextualSpacing/>
-        <w:rPr>
-          <w:rFonts w:ascii="Times New Roman" w:hAnsi="Times New Roman" w:cs="Times New Roman"/>
-        </w:rPr>
-      </w:pPr>
-      <w:r>
-        <w:rPr>
-          <w:rFonts w:ascii="Times New Roman" w:hAnsi="Times New Roman" w:cs="Times New Roman"/>
-        </w:rPr>
-        <w:t xml:space="preserve">{strings that contain </w:t>
-      </w:r>
-      <w:proofErr w:type="spellStart"/>
-      <w:r>
-        <w:rPr>
-          <w:rFonts w:ascii="Times New Roman" w:hAnsi="Times New Roman" w:cs="Times New Roman"/>
-        </w:rPr>
-        <w:t>ba</w:t>
-      </w:r>
-      <w:proofErr w:type="spellEnd"/>
-      <w:r>
-        <w:rPr>
-          <w:rFonts w:ascii="Times New Roman" w:hAnsi="Times New Roman" w:cs="Times New Roman"/>
-        </w:rPr>
-        <w:t>} U {too few a’s} U {too many b’s}</w:t>
-      </w:r>
-    </w:p>
-    <w:p>
-      <w:pPr>
-        <w:contextualSpacing/>
-        <w:rPr>
-          <w:rFonts w:ascii="Times New Roman" w:hAnsi="Times New Roman" w:cs="Times New Roman"/>
-        </w:rPr>
-      </w:pPr>
-    </w:p>
-    <w:p>
-      <w:pPr>
-        <w:contextualSpacing/>
-        <w:rPr>
-          <w:rFonts w:ascii="Times New Roman" w:hAnsi="Times New Roman" w:cs="Times New Roman"/>
-        </w:rPr>
-      </w:pPr>
-      <w:r>
-        <w:rPr>
-          <w:rFonts w:ascii="Times New Roman" w:hAnsi="Times New Roman" w:cs="Times New Roman"/>
-        </w:rPr>
-        <w:t xml:space="preserve">(a + </w:t>
-      </w:r>
-      <w:proofErr w:type="gramStart"/>
-      <w:r>
-        <w:rPr>
-          <w:rFonts w:ascii="Times New Roman" w:hAnsi="Times New Roman" w:cs="Times New Roman"/>
-        </w:rPr>
-        <w:t>b)*</w:t>
-      </w:r>
-      <w:proofErr w:type="spellStart"/>
-      <w:r>
-        <w:rPr>
-          <w:rFonts w:ascii="Times New Roman" w:hAnsi="Times New Roman" w:cs="Times New Roman"/>
-        </w:rPr>
-        <w:t>ba</w:t>
-      </w:r>
-      <w:proofErr w:type="spellEnd"/>
-      <w:r>
-        <w:rPr>
-          <w:rFonts w:ascii="Times New Roman" w:hAnsi="Times New Roman" w:cs="Times New Roman"/>
-        </w:rPr>
-        <w:t>(</w:t>
-      </w:r>
-      <w:proofErr w:type="gramEnd"/>
-      <w:r>
-        <w:rPr>
-          <w:rFonts w:ascii="Times New Roman" w:hAnsi="Times New Roman" w:cs="Times New Roman"/>
-        </w:rPr>
-        <w:t xml:space="preserve">a + </w:t>
-      </w:r>
-      <w:proofErr w:type="gramStart"/>
-      <w:r>
-        <w:rPr>
-          <w:rFonts w:ascii="Times New Roman" w:hAnsi="Times New Roman" w:cs="Times New Roman"/>
-        </w:rPr>
-        <w:t>b)*</w:t>
-      </w:r>
-      <w:proofErr w:type="gramEnd"/>
-      <w:r>
-        <w:rPr>
-          <w:rFonts w:ascii="Times New Roman" w:hAnsi="Times New Roman" w:cs="Times New Roman"/>
-        </w:rPr>
-        <w:t xml:space="preserve"> + (</w:t>
-      </w:r>
-      <w:r>
-        <w:rPr>
-          <w:rFonts w:ascii="Times New Roman" w:hAnsi="Times New Roman" w:cs="Times New Roman"/>
-        </w:rPr>
-        <w:t>λ</w:t>
-      </w:r>
-      <w:r>
-        <w:rPr>
-          <w:rFonts w:ascii="Times New Roman" w:hAnsi="Times New Roman" w:cs="Times New Roman"/>
-        </w:rPr>
-        <w:t xml:space="preserve"> + a + </w:t>
-      </w:r>
-      <w:proofErr w:type="gramStart"/>
-      <w:r>
-        <w:rPr>
-          <w:rFonts w:ascii="Times New Roman" w:hAnsi="Times New Roman" w:cs="Times New Roman"/>
-        </w:rPr>
-        <w:t>aa)b</w:t>
-      </w:r>
-      <w:proofErr w:type="gramEnd"/>
-      <w:r>
-        <w:rPr>
-          <w:rFonts w:ascii="Times New Roman" w:hAnsi="Times New Roman" w:cs="Times New Roman"/>
-        </w:rPr>
-        <w:t>* + a*</w:t>
-      </w:r>
-      <w:proofErr w:type="spellStart"/>
-      <w:r>
-        <w:rPr>
-          <w:rFonts w:ascii="Times New Roman" w:hAnsi="Times New Roman" w:cs="Times New Roman"/>
-        </w:rPr>
-        <w:t>bbbbbb</w:t>
-      </w:r>
-      <w:proofErr w:type="spellEnd"/>
-      <w:r>
-        <w:rPr>
-          <w:rFonts w:ascii="Times New Roman" w:hAnsi="Times New Roman" w:cs="Times New Roman"/>
-        </w:rPr>
-        <w:t>*</w:t>
-      </w:r>
-    </w:p>
-    <w:p>
-      <w:pPr>
-        <w:contextualSpacing/>
-        <w:rPr>
-          <w:rFonts w:ascii="Times New Roman" w:hAnsi="Times New Roman" w:cs="Times New Roman"/>
-        </w:rPr>
-      </w:pPr>
-    </w:p>
-    <w:p>
-      <w:pPr>
-        <w:contextualSpacing/>
-        <w:rPr>
-          <w:rFonts w:ascii="Times New Roman" w:hAnsi="Times New Roman" w:cs="Times New Roman"/>
-        </w:rPr>
-      </w:pPr>
-    </w:p>
-    <w:p>
-      <w:pPr>
-        <w:contextualSpacing/>
-        <w:rPr>
-          <w:rFonts w:ascii="Times New Roman" w:hAnsi="Times New Roman" w:cs="Times New Roman"/>
-        </w:rPr>
-      </w:pPr>
-    </w:p>
-    <w:p>
-      <w:pPr>
-        <w:contextualSpacing/>
-        <w:rPr>
-          <w:rFonts w:ascii="Times New Roman" w:hAnsi="Times New Roman" w:cs="Times New Roman"/>
-        </w:rPr>
-      </w:pPr>
-      <w:r>
-        <w:rPr>
-          <w:rFonts w:ascii="Times New Roman" w:hAnsi="Times New Roman" w:cs="Times New Roman"/>
-        </w:rPr>
-        <w:t xml:space="preserve">14) </w:t>
-      </w:r>
-      <w:r>
-        <w:rPr>
-          <w:rFonts w:ascii="Times New Roman" w:hAnsi="Times New Roman" w:cs="Times New Roman"/>
-          <w:b/>
-          <w:bCs/>
-        </w:rPr>
-        <w:t>Find a regular expression for L = {</w:t>
-      </w:r>
-      <w:proofErr w:type="spellStart"/>
-      <w:r>
-        <w:rPr>
-          <w:rFonts w:ascii="Times New Roman" w:hAnsi="Times New Roman" w:cs="Times New Roman"/>
-          <w:b/>
-          <w:bCs/>
-        </w:rPr>
-        <w:t>ab</w:t>
-      </w:r>
-      <w:r>
-        <w:rPr>
-          <w:rFonts w:ascii="Times New Roman" w:hAnsi="Times New Roman" w:cs="Times New Roman"/>
-          <w:b/>
-          <w:bCs/>
+      </w:pPr>
+      <w:r>
+        <w:rPr>
+          <w:rFonts w:ascii="Times New Roman" w:hAnsi="Times New Roman" w:cs="Times New Roman"/>
+        </w:rPr>
+        <w:t>abbbbb*(a + b)</w:t>
+      </w:r>
+      <w:r>
+        <w:rPr>
+          <w:rFonts w:ascii="Times New Roman" w:hAnsi="Times New Roman" w:cs="Times New Roman"/>
           <w:vertAlign w:val="superscript"/>
         </w:rPr>
-        <w:t>n</w:t>
-      </w:r>
-      <w:proofErr w:type="spellEnd"/>
-      <w:r>
-        <w:rPr>
-          <w:rFonts w:ascii="Times New Roman" w:hAnsi="Times New Roman" w:cs="Times New Roman"/>
-          <w:b/>
-          <w:bCs/>
-        </w:rPr>
-        <w:t xml:space="preserve"> </w:t>
-      </w:r>
-      <w:proofErr w:type="gramStart"/>
-      <w:r>
-        <w:rPr>
-          <w:rFonts w:ascii="Times New Roman" w:hAnsi="Times New Roman" w:cs="Times New Roman"/>
-          <w:b/>
-          <w:bCs/>
-        </w:rPr>
-        <w:t>w :</w:t>
-      </w:r>
-      <w:proofErr w:type="gramEnd"/>
-      <w:r>
-        <w:rPr>
-          <w:rFonts w:ascii="Times New Roman" w:hAnsi="Times New Roman" w:cs="Times New Roman"/>
-          <w:b/>
-          <w:bCs/>
-        </w:rPr>
-        <w:t xml:space="preserve"> n &gt;= 4, w ϵ {a, b} </w:t>
-      </w:r>
-      <w:proofErr w:type="gramStart"/>
-      <w:r>
-        <w:rPr>
-          <w:rFonts w:ascii="Times New Roman" w:hAnsi="Times New Roman" w:cs="Times New Roman"/>
-          <w:b/>
-          <w:bCs/>
-        </w:rPr>
-        <w:t>+ }</w:t>
-      </w:r>
-      <w:proofErr w:type="gramEnd"/>
-      <w:r>
-        <w:rPr>
-          <w:rFonts w:ascii="Times New Roman" w:hAnsi="Times New Roman" w:cs="Times New Roman"/>
-          <w:b/>
-          <w:bCs/>
-        </w:rPr>
-        <w:t>.</w:t>
-      </w:r>
-    </w:p>
-    <w:p>
-      <w:pPr>
-        <w:contextualSpacing/>
-        <w:rPr>
-          <w:rFonts w:ascii="Times New Roman" w:hAnsi="Times New Roman" w:cs="Times New Roman"/>
-        </w:rPr>
-      </w:pPr>
-    </w:p>
-    <w:p>
-      <w:pPr>
-        <w:contextualSpacing/>
-        <w:rPr>
-          <w:rFonts w:ascii="Times New Roman" w:hAnsi="Times New Roman" w:cs="Times New Roman"/>
-          <w:vertAlign w:val="superscript"/>
-        </w:rPr>
-      </w:pPr>
-      <w:proofErr w:type="spellStart"/>
-      <w:r>
-        <w:rPr>
-          <w:rFonts w:ascii="Times New Roman" w:hAnsi="Times New Roman" w:cs="Times New Roman"/>
-        </w:rPr>
-        <w:t>abbbbb</w:t>
-      </w:r>
-      <w:proofErr w:type="spellEnd"/>
-      <w:r>
-        <w:rPr>
-          <w:rFonts w:ascii="Times New Roman" w:hAnsi="Times New Roman" w:cs="Times New Roman"/>
-        </w:rPr>
-        <w:t xml:space="preserve">*(a + </w:t>
-      </w:r>
-      <w:proofErr w:type="gramStart"/>
-      <w:r>
-        <w:rPr>
-          <w:rFonts w:ascii="Times New Roman" w:hAnsi="Times New Roman" w:cs="Times New Roman"/>
-        </w:rPr>
-        <w:t>b)</w:t>
-      </w:r>
-      <w:r>
-        <w:rPr>
-          <w:rFonts w:ascii="Times New Roman" w:hAnsi="Times New Roman" w:cs="Times New Roman"/>
-          <w:vertAlign w:val="superscript"/>
-        </w:rPr>
         <w:t>+</w:t>
       </w:r>
-      <w:proofErr w:type="gramEnd"/>
-    </w:p>
-    <w:p>
-      <w:pPr>
-        <w:contextualSpacing/>
-        <w:rPr>
-          <w:rFonts w:ascii="Times New Roman" w:hAnsi="Times New Roman" w:cs="Times New Roman"/>
-        </w:rPr>
-      </w:pPr>
-    </w:p>
-    <w:p>
-      <w:pPr>
-        <w:contextualSpacing/>
-        <w:rPr>
-          <w:rFonts w:ascii="Times New Roman" w:hAnsi="Times New Roman" w:cs="Times New Roman"/>
-        </w:rPr>
-      </w:pPr>
-    </w:p>
-    <w:p>
-      <w:pPr>
-        <w:contextualSpacing/>
-        <w:rPr>
-          <w:rFonts w:ascii="Times New Roman" w:hAnsi="Times New Roman" w:cs="Times New Roman"/>
-        </w:rPr>
-      </w:pPr>
-    </w:p>
-    <w:p>
-      <w:pPr>
-        <w:contextualSpacing/>
-        <w:rPr>
-          <w:rFonts w:ascii="Times New Roman" w:hAnsi="Times New Roman" w:cs="Times New Roman"/>
-        </w:rPr>
-      </w:pPr>
-      <w:r>
-        <w:rPr>
-          <w:rFonts w:ascii="Times New Roman" w:hAnsi="Times New Roman" w:cs="Times New Roman"/>
-        </w:rPr>
-        <w:t xml:space="preserve">18) Find a regular expression for L = {w </w:t>
-      </w:r>
-      <w:r>
-        <w:rPr>
-          <w:rFonts w:ascii="Times New Roman" w:hAnsi="Times New Roman" w:cs="Times New Roman"/>
+    </w:p>
+    <w:p>
+      <w:pPr>
+        <w:contextualSpacing/>
+        <w:rPr>
+          <w:rFonts w:ascii="Times New Roman" w:hAnsi="Times New Roman" w:cs="Times New Roman"/>
+        </w:rPr>
+      </w:pPr>
+    </w:p>
+    <w:p>
+      <w:pPr>
+        <w:contextualSpacing/>
+        <w:rPr>
+          <w:rFonts w:ascii="Times New Roman" w:hAnsi="Times New Roman" w:cs="Times New Roman"/>
+        </w:rPr>
+      </w:pPr>
+    </w:p>
+    <w:p>
+      <w:pPr>
+        <w:contextualSpacing/>
+        <w:rPr>
+          <w:rFonts w:ascii="Times New Roman" w:hAnsi="Times New Roman" w:cs="Times New Roman"/>
+        </w:rPr>
+      </w:pPr>
+    </w:p>
+    <w:p>
+      <w:pPr>
+        <w:contextualSpacing/>
+        <w:rPr>
+          <w:rFonts w:ascii="Times New Roman" w:hAnsi="Times New Roman" w:cs="Times New Roman"/>
+        </w:rPr>
+      </w:pPr>
+      <w:r>
+        <w:rPr>
+          <w:rFonts w:ascii="Times New Roman" w:hAnsi="Times New Roman" w:cs="Times New Roman"/>
+        </w:rPr>
+        <w:t xml:space="preserve">18) </w:t>
+      </w:r>
+      <w:r>
+        <w:rPr>
+          <w:rFonts w:ascii="Times New Roman" w:hAnsi="Times New Roman" w:cs="Times New Roman"/>
+          <w:b/>
+          <w:bCs/>
+        </w:rPr>
+        <w:t xml:space="preserve">Find a regular expression for L = {w </w:t>
+      </w:r>
+      <w:r>
+        <w:rPr>
+          <w:rFonts w:ascii="Times New Roman" w:hAnsi="Times New Roman" w:cs="Times New Roman"/>
+          <w:b/>
+          <w:bCs/>
         </w:rPr>
         <w:t>ϵ</w:t>
       </w:r>
       <w:r>
         <w:rPr>
           <w:rFonts w:ascii="Times New Roman" w:hAnsi="Times New Roman" w:cs="Times New Roman"/>
-        </w:rPr>
-        <w:t xml:space="preserve"> {0, </w:t>
-      </w:r>
-      <w:proofErr w:type="gramStart"/>
-      <w:r>
-        <w:rPr>
-          <w:rFonts w:ascii="Times New Roman" w:hAnsi="Times New Roman" w:cs="Times New Roman"/>
-        </w:rPr>
-        <w:t>1}*</w:t>
-      </w:r>
-      <w:proofErr w:type="gramEnd"/>
-      <w:r>
-        <w:rPr>
-          <w:rFonts w:ascii="Times New Roman" w:hAnsi="Times New Roman" w:cs="Times New Roman"/>
-        </w:rPr>
-        <w:t xml:space="preserve"> : w has exactly one pair of consecutive </w:t>
-      </w:r>
-      <w:proofErr w:type="gramStart"/>
-      <w:r>
-        <w:rPr>
-          <w:rFonts w:ascii="Times New Roman" w:hAnsi="Times New Roman" w:cs="Times New Roman"/>
-        </w:rPr>
-        <w:t>zeros.}</w:t>
-      </w:r>
-      <w:proofErr w:type="gramEnd"/>
-    </w:p>
-    <w:p>
-      <w:pPr>
-        <w:contextualSpacing/>
-        <w:rPr>
-          <w:rFonts w:ascii="Times New Roman" w:hAnsi="Times New Roman" w:cs="Times New Roman"/>
-        </w:rPr>
-      </w:pPr>
-    </w:p>
-    <w:p>
-      <w:pPr>
-        <w:contextualSpacing/>
-        <w:rPr>
-          <w:rFonts w:ascii="Times New Roman" w:hAnsi="Times New Roman" w:cs="Times New Roman"/>
-        </w:rPr>
-      </w:pPr>
-      <w:r>
-        <w:rPr>
-          <w:rFonts w:ascii="Times New Roman" w:hAnsi="Times New Roman" w:cs="Times New Roman"/>
-        </w:rPr>
-        <w:t xml:space="preserve">(1 + </w:t>
-      </w:r>
-      <w:proofErr w:type="gramStart"/>
-      <w:r>
-        <w:rPr>
-          <w:rFonts w:ascii="Times New Roman" w:hAnsi="Times New Roman" w:cs="Times New Roman"/>
-        </w:rPr>
-        <w:t>01)*</w:t>
-      </w:r>
-      <w:proofErr w:type="gramEnd"/>
-      <w:r>
-        <w:rPr>
-          <w:rFonts w:ascii="Times New Roman" w:hAnsi="Times New Roman" w:cs="Times New Roman"/>
-        </w:rPr>
-        <w:t xml:space="preserve">00(1 + </w:t>
-      </w:r>
-      <w:proofErr w:type="gramStart"/>
-      <w:r>
-        <w:rPr>
-          <w:rFonts w:ascii="Times New Roman" w:hAnsi="Times New Roman" w:cs="Times New Roman"/>
-        </w:rPr>
-        <w:t>10)*</w:t>
-      </w:r>
-      <w:proofErr w:type="gramEnd"/>
-    </w:p>
-    <w:p>
-      <w:pPr>
-        <w:contextualSpacing/>
-        <w:rPr>
-          <w:rFonts w:ascii="Times New Roman" w:hAnsi="Times New Roman" w:cs="Times New Roman"/>
-        </w:rPr>
-      </w:pPr>
-    </w:p>
-    <w:p>
-      <w:pPr>
-        <w:contextualSpacing/>
-        <w:rPr>
-          <w:rFonts w:ascii="Times New Roman" w:hAnsi="Times New Roman" w:cs="Times New Roman"/>
-        </w:rPr>
-      </w:pPr>
-    </w:p>
-    <w:p>
-      <w:pPr>
-        <w:contextualSpacing/>
-        <w:rPr>
-          <w:rFonts w:ascii="Times New Roman" w:hAnsi="Times New Roman" w:cs="Times New Roman"/>
-        </w:rPr>
-      </w:pPr>
-      <w:r>
-        <w:rPr>
-          <w:rFonts w:ascii="Times New Roman" w:hAnsi="Times New Roman" w:cs="Times New Roman"/>
+          <w:b/>
+          <w:bCs/>
+        </w:rPr>
+        <w:t xml:space="preserve"> {0, 1}* : w has exactly one pair of consecutive zeros.}</w:t>
+      </w:r>
+    </w:p>
+    <w:p>
+      <w:pPr>
+        <w:contextualSpacing/>
+        <w:rPr>
+          <w:rFonts w:ascii="Times New Roman" w:hAnsi="Times New Roman" w:cs="Times New Roman"/>
+        </w:rPr>
+      </w:pPr>
+    </w:p>
+    <w:p>
+      <w:pPr>
+        <w:contextualSpacing/>
+        <w:rPr>
+          <w:rFonts w:ascii="Times New Roman" w:hAnsi="Times New Roman" w:cs="Times New Roman"/>
+        </w:rPr>
+      </w:pPr>
+      <w:r>
+        <w:rPr>
+          <w:rFonts w:ascii="Times New Roman" w:hAnsi="Times New Roman" w:cs="Times New Roman"/>
+        </w:rPr>
+        <w:t>(1 + 01)*00(1 + 10)*</w:t>
+      </w:r>
+    </w:p>
+    <w:p>
+      <w:pPr>
+        <w:contextualSpacing/>
+        <w:rPr>
+          <w:rFonts w:ascii="Times New Roman" w:hAnsi="Times New Roman" w:cs="Times New Roman"/>
+        </w:rPr>
+      </w:pPr>
+    </w:p>
+    <w:p>
+      <w:pPr>
+        <w:contextualSpacing/>
+        <w:rPr>
+          <w:rFonts w:ascii="Times New Roman" w:hAnsi="Times New Roman" w:cs="Times New Roman"/>
+        </w:rPr>
+      </w:pPr>
+    </w:p>
+    <w:p>
+      <w:pPr>
+        <w:contextualSpacing/>
+        <w:rPr>
+          <w:rFonts w:ascii="Times New Roman" w:hAnsi="Times New Roman" w:cs="Times New Roman"/>
+        </w:rPr>
+      </w:pPr>
+    </w:p>
+    <w:p>
+      <w:pPr>
+        <w:contextualSpacing/>
+        <w:rPr>
+          <w:rFonts w:ascii="Times New Roman" w:hAnsi="Times New Roman" w:cs="Times New Roman"/>
+          <w:b/>
+          <w:bCs/>
+          <w:u w:val="single"/>
+        </w:rPr>
+      </w:pPr>
+      <w:r>
+        <w:rPr>
+          <w:rFonts w:ascii="Times New Roman" w:hAnsi="Times New Roman" w:cs="Times New Roman"/>
+          <w:b/>
+          <w:bCs/>
+          <w:u w:val="single"/>
         </w:rPr>
         <w:t>Section 3.2:</w:t>
       </w:r>
@@ -1826,64 +1427,42 @@
         <w:contextualSpacing/>
         <w:rPr>
           <w:rFonts w:ascii="Times New Roman" w:hAnsi="Times New Roman" w:cs="Times New Roman"/>
-        </w:rPr>
-      </w:pPr>
-      <w:r>
-        <w:rPr>
-          <w:rFonts w:ascii="Times New Roman" w:hAnsi="Times New Roman" w:cs="Times New Roman"/>
-        </w:rPr>
-        <w:t>3</w:t>
-      </w:r>
-      <w:proofErr w:type="gramStart"/>
-      <w:r>
-        <w:rPr>
-          <w:rFonts w:ascii="Times New Roman" w:hAnsi="Times New Roman" w:cs="Times New Roman"/>
-        </w:rPr>
-        <w:t>)  Use</w:t>
-      </w:r>
-      <w:proofErr w:type="gramEnd"/>
-      <w:r>
-        <w:rPr>
-          <w:rFonts w:ascii="Times New Roman" w:hAnsi="Times New Roman" w:cs="Times New Roman"/>
-        </w:rPr>
-        <w:t xml:space="preserve"> the construction in Theorem 3.1 to find an NFA that accepts the language </w:t>
-      </w:r>
-    </w:p>
-    <w:p>
-      <w:pPr>
-        <w:contextualSpacing/>
-        <w:rPr>
-          <w:rFonts w:ascii="Times New Roman" w:hAnsi="Times New Roman" w:cs="Times New Roman"/>
+          <w:b/>
+          <w:bCs/>
+        </w:rPr>
+      </w:pPr>
+      <w:r>
+        <w:rPr>
+          <w:rFonts w:ascii="Times New Roman" w:hAnsi="Times New Roman" w:cs="Times New Roman"/>
+        </w:rPr>
+        <w:t xml:space="preserve">3)  </w:t>
+      </w:r>
+      <w:r>
+        <w:rPr>
+          <w:rFonts w:ascii="Times New Roman" w:hAnsi="Times New Roman" w:cs="Times New Roman"/>
+          <w:b/>
+          <w:bCs/>
+        </w:rPr>
+        <w:t xml:space="preserve">Use the construction in Theorem 3.1 to find an NFA that accepts the language </w:t>
+      </w:r>
+    </w:p>
+    <w:p>
+      <w:pPr>
+        <w:contextualSpacing/>
+        <w:rPr>
+          <w:rFonts w:ascii="Times New Roman" w:hAnsi="Times New Roman" w:cs="Times New Roman"/>
+          <w:b/>
+          <w:bCs/>
           <w:noProof/>
         </w:rPr>
       </w:pPr>
-      <w:proofErr w:type="gramStart"/>
-      <w:r>
-        <w:rPr>
-          <w:rFonts w:ascii="Times New Roman" w:hAnsi="Times New Roman" w:cs="Times New Roman"/>
-        </w:rPr>
-        <w:t>L(</w:t>
-      </w:r>
-      <w:proofErr w:type="gramEnd"/>
-      <w:r>
-        <w:rPr>
-          <w:rFonts w:ascii="Times New Roman" w:hAnsi="Times New Roman" w:cs="Times New Roman"/>
-        </w:rPr>
-        <w:t xml:space="preserve">ab*aa + </w:t>
-      </w:r>
-      <w:proofErr w:type="spellStart"/>
-      <w:r>
-        <w:rPr>
-          <w:rFonts w:ascii="Times New Roman" w:hAnsi="Times New Roman" w:cs="Times New Roman"/>
-        </w:rPr>
-        <w:t>bba</w:t>
-      </w:r>
-      <w:proofErr w:type="spellEnd"/>
-      <w:r>
-        <w:rPr>
-          <w:rFonts w:ascii="Times New Roman" w:hAnsi="Times New Roman" w:cs="Times New Roman"/>
-        </w:rPr>
-        <w:t>*ab).</w:t>
+      <w:r>
+        <w:rPr>
+          <w:rFonts w:ascii="Times New Roman" w:hAnsi="Times New Roman" w:cs="Times New Roman"/>
+          <w:b/>
+          <w:bCs/>
+        </w:rPr>
+        <w:t>L(ab*aa + bba*ab).</w:t>
       </w:r>
     </w:p>
     <w:p>
@@ -1916,7 +1495,7 @@
                     </pic:cNvPicPr>
                   </pic:nvPicPr>
                   <pic:blipFill>
-                    <a:blip r:embed="rId5" cstate="print">
+                    <a:blip r:embed="rId6" cstate="print">
                       <a:extLst>
                         <a:ext uri="{28A0092B-C50C-407E-A947-70E740481C1C}">
                           <a14:useLocalDpi xmlns:a14="http://schemas.microsoft.com/office/drawing/2010/main" val="0"/>
@@ -1971,99 +1550,116 @@
           <w:rFonts w:ascii="Times New Roman" w:hAnsi="Times New Roman" w:cs="Times New Roman"/>
         </w:rPr>
       </w:pPr>
-      <w:r>
-        <w:rPr>
-          <w:rFonts w:ascii="Times New Roman" w:hAnsi="Times New Roman" w:cs="Times New Roman"/>
-        </w:rPr>
-        <w:lastRenderedPageBreak/>
-        <w:t>4</w:t>
-      </w:r>
-      <w:proofErr w:type="gramStart"/>
-      <w:r>
-        <w:rPr>
-          <w:rFonts w:ascii="Times New Roman" w:hAnsi="Times New Roman" w:cs="Times New Roman"/>
-        </w:rPr>
-        <w:t>)  Find</w:t>
-      </w:r>
-      <w:proofErr w:type="gramEnd"/>
-      <w:r>
-        <w:rPr>
-          <w:rFonts w:ascii="Times New Roman" w:hAnsi="Times New Roman" w:cs="Times New Roman"/>
-        </w:rPr>
-        <w:t xml:space="preserve"> an NFA for the complement of the language in exercise 3.</w:t>
-      </w:r>
-    </w:p>
-    <w:p>
-      <w:pPr>
-        <w:contextualSpacing/>
-        <w:rPr>
-          <w:rFonts w:ascii="Times New Roman" w:hAnsi="Times New Roman" w:cs="Times New Roman"/>
-        </w:rPr>
-      </w:pPr>
-    </w:p>
-    <w:p>
-      <w:pPr>
-        <w:contextualSpacing/>
-        <w:rPr>
-          <w:rFonts w:ascii="Times New Roman" w:hAnsi="Times New Roman" w:cs="Times New Roman"/>
-        </w:rPr>
-      </w:pPr>
-      <w:proofErr w:type="gramStart"/>
-      <w:r>
-        <w:rPr>
-          <w:rFonts w:ascii="Times New Roman" w:hAnsi="Times New Roman" w:cs="Times New Roman"/>
-        </w:rPr>
-        <w:t>Don’t</w:t>
-      </w:r>
-      <w:proofErr w:type="gramEnd"/>
-      <w:r>
-        <w:rPr>
-          <w:rFonts w:ascii="Times New Roman" w:hAnsi="Times New Roman" w:cs="Times New Roman"/>
-        </w:rPr>
-        <w:t xml:space="preserve"> have to do this one?</w:t>
-      </w:r>
-    </w:p>
-    <w:p>
-      <w:pPr>
-        <w:contextualSpacing/>
-        <w:rPr>
-          <w:rFonts w:ascii="Times New Roman" w:hAnsi="Times New Roman" w:cs="Times New Roman"/>
-        </w:rPr>
-      </w:pPr>
-    </w:p>
-    <w:p>
-      <w:pPr>
-        <w:contextualSpacing/>
-        <w:rPr>
-          <w:rFonts w:ascii="Times New Roman" w:hAnsi="Times New Roman" w:cs="Times New Roman"/>
-        </w:rPr>
-      </w:pPr>
-    </w:p>
-    <w:p>
-      <w:pPr>
-        <w:contextualSpacing/>
-        <w:rPr>
-          <w:rFonts w:ascii="Times New Roman" w:hAnsi="Times New Roman" w:cs="Times New Roman"/>
-        </w:rPr>
-      </w:pPr>
-      <w:r>
-        <w:rPr>
-          <w:rFonts w:ascii="Times New Roman" w:hAnsi="Times New Roman" w:cs="Times New Roman"/>
-        </w:rPr>
-        <w:t>12) Find regular expressions for the languages accepted by the following DFAs.</w:t>
-      </w:r>
-    </w:p>
-    <w:p>
-      <w:pPr>
-        <w:contextualSpacing/>
-        <w:rPr>
-          <w:rFonts w:ascii="Times New Roman" w:hAnsi="Times New Roman" w:cs="Times New Roman"/>
+    </w:p>
+    <w:p>
+      <w:pPr>
+        <w:contextualSpacing/>
+        <w:rPr>
+          <w:rFonts w:ascii="Times New Roman" w:hAnsi="Times New Roman" w:cs="Times New Roman"/>
+        </w:rPr>
+      </w:pPr>
+    </w:p>
+    <w:p>
+      <w:pPr>
+        <w:contextualSpacing/>
+        <w:rPr>
+          <w:rFonts w:ascii="Times New Roman" w:hAnsi="Times New Roman" w:cs="Times New Roman"/>
+          <w:b/>
+          <w:bCs/>
+        </w:rPr>
+      </w:pPr>
+      <w:r>
+        <w:rPr>
+          <w:rFonts w:ascii="Times New Roman" w:hAnsi="Times New Roman" w:cs="Times New Roman"/>
+        </w:rPr>
+        <w:t xml:space="preserve">4)  </w:t>
+      </w:r>
+      <w:r>
+        <w:rPr>
+          <w:rFonts w:ascii="Times New Roman" w:hAnsi="Times New Roman" w:cs="Times New Roman"/>
+          <w:b/>
+          <w:bCs/>
+        </w:rPr>
+        <w:t>Find an NFA for the complement of the language in exercise 3.</w:t>
+      </w:r>
+    </w:p>
+    <w:p>
+      <w:pPr>
+        <w:contextualSpacing/>
+        <w:rPr>
+          <w:rFonts w:ascii="Times New Roman" w:hAnsi="Times New Roman" w:cs="Times New Roman"/>
+        </w:rPr>
+      </w:pPr>
+    </w:p>
+    <w:p>
+      <w:pPr>
+        <w:contextualSpacing/>
+        <w:rPr>
+          <w:rFonts w:ascii="Times New Roman" w:hAnsi="Times New Roman" w:cs="Times New Roman"/>
+        </w:rPr>
+      </w:pPr>
+      <w:r>
+        <w:rPr>
+          <w:rFonts w:ascii="Times New Roman" w:hAnsi="Times New Roman" w:cs="Times New Roman"/>
+        </w:rPr>
+        <w:t>Don’t have to do this one?</w:t>
+      </w:r>
+    </w:p>
+    <w:p>
+      <w:pPr>
+        <w:contextualSpacing/>
+        <w:rPr>
+          <w:rFonts w:ascii="Times New Roman" w:hAnsi="Times New Roman" w:cs="Times New Roman"/>
+        </w:rPr>
+      </w:pPr>
+    </w:p>
+    <w:p>
+      <w:pPr>
+        <w:contextualSpacing/>
+        <w:rPr>
+          <w:rFonts w:ascii="Times New Roman" w:hAnsi="Times New Roman" w:cs="Times New Roman"/>
+        </w:rPr>
+      </w:pPr>
+    </w:p>
+    <w:p>
+      <w:pPr>
+        <w:contextualSpacing/>
+        <w:rPr>
+          <w:rFonts w:ascii="Times New Roman" w:hAnsi="Times New Roman" w:cs="Times New Roman"/>
+          <w:b/>
+          <w:bCs/>
+        </w:rPr>
+      </w:pPr>
+      <w:r>
+        <w:rPr>
+          <w:rFonts w:ascii="Times New Roman" w:hAnsi="Times New Roman" w:cs="Times New Roman"/>
+        </w:rPr>
+        <w:t xml:space="preserve">12) </w:t>
+      </w:r>
+      <w:r>
+        <w:rPr>
+          <w:rFonts w:ascii="Times New Roman" w:hAnsi="Times New Roman" w:cs="Times New Roman"/>
+          <w:b/>
+          <w:bCs/>
+        </w:rPr>
+        <w:t>Find regular expressions for the languages accepted by the following DFAs.</w:t>
+      </w:r>
+    </w:p>
+    <w:p>
+      <w:pPr>
+        <w:contextualSpacing/>
+        <w:rPr>
+          <w:rFonts w:ascii="Times New Roman" w:hAnsi="Times New Roman" w:cs="Times New Roman"/>
+          <w:b/>
+          <w:bCs/>
           <w:noProof/>
         </w:rPr>
       </w:pPr>
       <w:r>
         <w:rPr>
           <w:rFonts w:ascii="Times New Roman" w:hAnsi="Times New Roman" w:cs="Times New Roman"/>
+          <w:b/>
+          <w:bCs/>
         </w:rPr>
         <w:t xml:space="preserve">a) </w:t>
       </w:r>
@@ -2098,7 +1694,7 @@
                     </pic:cNvPicPr>
                   </pic:nvPicPr>
                   <pic:blipFill>
-                    <a:blip r:embed="rId6" cstate="print">
+                    <a:blip r:embed="rId7" cstate="print">
                       <a:extLst>
                         <a:ext uri="{28A0092B-C50C-407E-A947-70E740481C1C}">
                           <a14:useLocalDpi xmlns:a14="http://schemas.microsoft.com/office/drawing/2010/main" val="0"/>
@@ -2171,19 +1767,15 @@
         <w:contextualSpacing/>
         <w:rPr>
           <w:rFonts w:ascii="Times New Roman" w:hAnsi="Times New Roman" w:cs="Times New Roman"/>
-        </w:rPr>
-      </w:pPr>
-    </w:p>
-    <w:p>
-      <w:pPr>
-        <w:contextualSpacing/>
-        <w:rPr>
-          <w:rFonts w:ascii="Times New Roman" w:hAnsi="Times New Roman" w:cs="Times New Roman"/>
-        </w:rPr>
-      </w:pPr>
-      <w:r>
-        <w:rPr>
-          <w:rFonts w:ascii="Times New Roman" w:hAnsi="Times New Roman" w:cs="Times New Roman"/>
+          <w:b/>
+          <w:bCs/>
+        </w:rPr>
+      </w:pPr>
+      <w:r>
+        <w:rPr>
+          <w:rFonts w:ascii="Times New Roman" w:hAnsi="Times New Roman" w:cs="Times New Roman"/>
+          <w:b/>
+          <w:bCs/>
         </w:rPr>
         <w:t>b)</w:t>
       </w:r>
@@ -2218,7 +1810,7 @@
                     </pic:cNvPicPr>
                   </pic:nvPicPr>
                   <pic:blipFill>
-                    <a:blip r:embed="rId7" cstate="print">
+                    <a:blip r:embed="rId8" cstate="print">
                       <a:extLst>
                         <a:ext uri="{28A0092B-C50C-407E-A947-70E740481C1C}">
                           <a14:useLocalDpi xmlns:a14="http://schemas.microsoft.com/office/drawing/2010/main" val="0"/>
@@ -2257,10 +1849,19 @@
           <w:rFonts w:ascii="Times New Roman" w:hAnsi="Times New Roman" w:cs="Times New Roman"/>
         </w:rPr>
       </w:pPr>
-      <w:r>
-        <w:rPr>
-          <w:rFonts w:ascii="Times New Roman" w:hAnsi="Times New Roman" w:cs="Times New Roman"/>
-        </w:rPr>
+    </w:p>
+    <w:p>
+      <w:pPr>
+        <w:contextualSpacing/>
+        <w:rPr>
+          <w:rFonts w:ascii="Times New Roman" w:hAnsi="Times New Roman" w:cs="Times New Roman"/>
+        </w:rPr>
+      </w:pPr>
+      <w:r>
+        <w:rPr>
+          <w:rFonts w:ascii="Times New Roman" w:hAnsi="Times New Roman" w:cs="Times New Roman"/>
+        </w:rPr>
+        <w:lastRenderedPageBreak/>
         <w:t>Regular expression:</w:t>
       </w:r>
     </w:p>
@@ -2275,22 +1876,429 @@
         <w:rPr>
           <w:rFonts w:ascii="Times New Roman" w:hAnsi="Times New Roman" w:cs="Times New Roman"/>
         </w:rPr>
-        <w:t xml:space="preserve">L(M) = (b + </w:t>
-      </w:r>
-      <w:proofErr w:type="gramStart"/>
-      <w:r>
-        <w:rPr>
-          <w:rFonts w:ascii="Times New Roman" w:hAnsi="Times New Roman" w:cs="Times New Roman"/>
-        </w:rPr>
-        <w:t>aa)(</w:t>
-      </w:r>
-      <w:proofErr w:type="gramEnd"/>
-      <w:r>
-        <w:rPr>
-          <w:rFonts w:ascii="Times New Roman" w:hAnsi="Times New Roman" w:cs="Times New Roman"/>
-        </w:rPr>
-        <w:t>bb)</w:t>
-      </w:r>
+        <w:t>L(M) = (b + aa)(bb)</w:t>
+      </w:r>
+    </w:p>
+    <w:p>
+      <w:pPr>
+        <w:contextualSpacing/>
+        <w:rPr>
+          <w:rFonts w:ascii="Times New Roman" w:hAnsi="Times New Roman" w:cs="Times New Roman"/>
+        </w:rPr>
+      </w:pPr>
+    </w:p>
+    <w:p>
+      <w:pPr>
+        <w:contextualSpacing/>
+        <w:rPr>
+          <w:rFonts w:ascii="Times New Roman" w:hAnsi="Times New Roman" w:cs="Times New Roman"/>
+        </w:rPr>
+      </w:pPr>
+    </w:p>
+    <w:p>
+      <w:pPr>
+        <w:contextualSpacing/>
+        <w:rPr>
+          <w:rFonts w:ascii="Times New Roman" w:hAnsi="Times New Roman" w:cs="Times New Roman"/>
+        </w:rPr>
+      </w:pPr>
+      <w:r>
+        <w:rPr>
+          <w:rFonts w:ascii="Times New Roman" w:hAnsi="Times New Roman" w:cs="Times New Roman"/>
+        </w:rPr>
+        <w:t xml:space="preserve">15) </w:t>
+      </w:r>
+      <w:r>
+        <w:rPr>
+          <w:rFonts w:ascii="Times New Roman" w:hAnsi="Times New Roman" w:cs="Times New Roman"/>
+          <w:b/>
+          <w:bCs/>
+        </w:rPr>
+        <w:t>Find a regular expression for the following languages:</w:t>
+      </w:r>
+    </w:p>
+    <w:p>
+      <w:pPr>
+        <w:contextualSpacing/>
+        <w:rPr>
+          <w:rFonts w:ascii="Times New Roman" w:hAnsi="Times New Roman" w:cs="Times New Roman"/>
+        </w:rPr>
+      </w:pPr>
+      <w:r>
+        <w:rPr>
+          <w:rFonts w:ascii="Times New Roman" w:hAnsi="Times New Roman" w:cs="Times New Roman"/>
+        </w:rPr>
+        <w:t>a) L = {w : n</w:t>
+      </w:r>
+      <w:r>
+        <w:rPr>
+          <w:rFonts w:ascii="Times New Roman" w:hAnsi="Times New Roman" w:cs="Times New Roman"/>
+          <w:vertAlign w:val="subscript"/>
+        </w:rPr>
+        <w:t>a</w:t>
+      </w:r>
+      <w:r>
+        <w:rPr>
+          <w:rFonts w:ascii="Times New Roman" w:hAnsi="Times New Roman" w:cs="Times New Roman"/>
+        </w:rPr>
+        <w:t>(w) and n</w:t>
+      </w:r>
+      <w:r>
+        <w:rPr>
+          <w:rFonts w:ascii="Times New Roman" w:hAnsi="Times New Roman" w:cs="Times New Roman"/>
+          <w:vertAlign w:val="subscript"/>
+        </w:rPr>
+        <w:t>b</w:t>
+      </w:r>
+      <w:r>
+        <w:rPr>
+          <w:rFonts w:ascii="Times New Roman" w:hAnsi="Times New Roman" w:cs="Times New Roman"/>
+        </w:rPr>
+        <w:t>(w) are both odd}</w:t>
+      </w:r>
+    </w:p>
+    <w:p>
+      <w:pPr>
+        <w:contextualSpacing/>
+        <w:rPr>
+          <w:rFonts w:ascii="Times New Roman" w:hAnsi="Times New Roman" w:cs="Times New Roman"/>
+        </w:rPr>
+      </w:pPr>
+    </w:p>
+    <w:p>
+      <w:pPr>
+        <w:contextualSpacing/>
+        <w:rPr>
+          <w:rFonts w:ascii="Times New Roman" w:hAnsi="Times New Roman" w:cs="Times New Roman"/>
+        </w:rPr>
+      </w:pPr>
+      <w:r>
+        <w:rPr>
+          <w:rFonts w:ascii="Times New Roman" w:hAnsi="Times New Roman" w:cs="Times New Roman"/>
+        </w:rPr>
+        <w:t>L(M) = (aa)*a((bb)*b) + (bb)*b(aa*)a)</w:t>
+      </w:r>
+    </w:p>
+    <w:p>
+      <w:pPr>
+        <w:contextualSpacing/>
+        <w:rPr>
+          <w:rFonts w:ascii="Times New Roman" w:hAnsi="Times New Roman" w:cs="Times New Roman"/>
+        </w:rPr>
+      </w:pPr>
+    </w:p>
+    <w:p>
+      <w:pPr>
+        <w:contextualSpacing/>
+        <w:rPr>
+          <w:rFonts w:ascii="Times New Roman" w:hAnsi="Times New Roman" w:cs="Times New Roman"/>
+        </w:rPr>
+      </w:pPr>
+    </w:p>
+    <w:p>
+      <w:pPr>
+        <w:contextualSpacing/>
+        <w:rPr>
+          <w:rFonts w:ascii="Times New Roman" w:hAnsi="Times New Roman" w:cs="Times New Roman"/>
+        </w:rPr>
+      </w:pPr>
+    </w:p>
+    <w:p>
+      <w:pPr>
+        <w:contextualSpacing/>
+        <w:rPr>
+          <w:rFonts w:ascii="Times New Roman" w:hAnsi="Times New Roman" w:cs="Times New Roman"/>
+          <w:b/>
+          <w:bCs/>
+          <w:u w:val="single"/>
+        </w:rPr>
+      </w:pPr>
+      <w:r>
+        <w:rPr>
+          <w:rFonts w:ascii="Times New Roman" w:hAnsi="Times New Roman" w:cs="Times New Roman"/>
+          <w:b/>
+          <w:bCs/>
+          <w:u w:val="single"/>
+        </w:rPr>
+        <w:t>Section 3.3:</w:t>
+      </w:r>
+    </w:p>
+    <w:p>
+      <w:pPr>
+        <w:contextualSpacing/>
+        <w:rPr>
+          <w:rFonts w:ascii="Times New Roman" w:hAnsi="Times New Roman" w:cs="Times New Roman"/>
+        </w:rPr>
+      </w:pPr>
+    </w:p>
+    <w:p>
+      <w:pPr>
+        <w:contextualSpacing/>
+        <w:rPr>
+          <w:rFonts w:ascii="Times New Roman" w:hAnsi="Times New Roman" w:cs="Times New Roman"/>
+          <w:b/>
+          <w:bCs/>
+        </w:rPr>
+      </w:pPr>
+      <w:r>
+        <w:rPr>
+          <w:rFonts w:ascii="Times New Roman" w:hAnsi="Times New Roman" w:cs="Times New Roman"/>
+        </w:rPr>
+        <w:t xml:space="preserve">1) </w:t>
+      </w:r>
+      <w:r>
+        <w:rPr>
+          <w:rFonts w:ascii="Times New Roman" w:hAnsi="Times New Roman" w:cs="Times New Roman"/>
+          <w:b/>
+          <w:bCs/>
+        </w:rPr>
+        <w:t>Construct a DFA that accepts the language generated by the grammar:</w:t>
+      </w:r>
+    </w:p>
+    <w:p>
+      <w:pPr>
+        <w:contextualSpacing/>
+        <w:rPr>
+          <w:rFonts w:ascii="Times New Roman" w:hAnsi="Times New Roman" w:cs="Times New Roman"/>
+        </w:rPr>
+      </w:pPr>
+      <w:r>
+        <w:rPr>
+          <w:rFonts w:ascii="Times New Roman" w:hAnsi="Times New Roman" w:cs="Times New Roman"/>
+        </w:rPr>
+        <w:tab/>
+        <w:t>S -&gt; abA</w:t>
+      </w:r>
+    </w:p>
+    <w:p>
+      <w:pPr>
+        <w:contextualSpacing/>
+        <w:rPr>
+          <w:rFonts w:ascii="Times New Roman" w:hAnsi="Times New Roman" w:cs="Times New Roman"/>
+        </w:rPr>
+      </w:pPr>
+      <w:r>
+        <w:rPr>
+          <w:rFonts w:ascii="Times New Roman" w:hAnsi="Times New Roman" w:cs="Times New Roman"/>
+        </w:rPr>
+        <w:tab/>
+        <w:t>A -&gt; baB</w:t>
+      </w:r>
+    </w:p>
+    <w:p>
+      <w:pPr>
+        <w:contextualSpacing/>
+        <w:rPr>
+          <w:rFonts w:ascii="Times New Roman" w:hAnsi="Times New Roman" w:cs="Times New Roman"/>
+        </w:rPr>
+      </w:pPr>
+      <w:r>
+        <w:rPr>
+          <w:rFonts w:ascii="Times New Roman" w:hAnsi="Times New Roman" w:cs="Times New Roman"/>
+        </w:rPr>
+        <w:tab/>
+        <w:t>B -&gt; aA | bb</w:t>
+      </w:r>
+    </w:p>
+    <w:p>
+      <w:pPr>
+        <w:contextualSpacing/>
+        <w:rPr>
+          <w:rFonts w:ascii="Times New Roman" w:hAnsi="Times New Roman" w:cs="Times New Roman"/>
+        </w:rPr>
+      </w:pPr>
+    </w:p>
+    <w:p>
+      <w:pPr>
+        <w:contextualSpacing/>
+        <w:rPr>
+          <w:rFonts w:ascii="Times New Roman" w:hAnsi="Times New Roman" w:cs="Times New Roman"/>
+        </w:rPr>
+      </w:pPr>
+      <w:r>
+        <w:rPr>
+          <w:rFonts w:ascii="Times New Roman" w:hAnsi="Times New Roman" w:cs="Times New Roman"/>
+          <w:noProof/>
+        </w:rPr>
+        <w:drawing>
+          <wp:inline distT="0" distB="0" distL="0" distR="0" wp14:anchorId="71E18294" wp14:editId="40F3BA20">
+            <wp:extent cx="4572000" cy="3048000"/>
+            <wp:effectExtent l="0" t="0" r="0" b="0"/>
+            <wp:docPr id="1905009930" name="Picture 5"/>
+            <wp:cNvGraphicFramePr>
+              <a:graphicFrameLocks xmlns:a="http://schemas.openxmlformats.org/drawingml/2006/main" noChangeAspect="1"/>
+            </wp:cNvGraphicFramePr>
+            <a:graphic xmlns:a="http://schemas.openxmlformats.org/drawingml/2006/main">
+              <a:graphicData uri="http://schemas.openxmlformats.org/drawingml/2006/picture">
+                <pic:pic xmlns:pic="http://schemas.openxmlformats.org/drawingml/2006/picture">
+                  <pic:nvPicPr>
+                    <pic:cNvPr id="0" name="Picture 5"/>
+                    <pic:cNvPicPr>
+                      <a:picLocks noChangeAspect="1" noChangeArrowheads="1"/>
+                    </pic:cNvPicPr>
+                  </pic:nvPicPr>
+                  <pic:blipFill>
+                    <a:blip r:embed="rId9" cstate="print">
+                      <a:extLst>
+                        <a:ext uri="{28A0092B-C50C-407E-A947-70E740481C1C}">
+                          <a14:useLocalDpi xmlns:a14="http://schemas.microsoft.com/office/drawing/2010/main" val="0"/>
+                        </a:ext>
+                      </a:extLst>
+                    </a:blip>
+                    <a:srcRect/>
+                    <a:stretch>
+                      <a:fillRect/>
+                    </a:stretch>
+                  </pic:blipFill>
+                  <pic:spPr bwMode="auto">
+                    <a:xfrm>
+                      <a:off x="0" y="0"/>
+                      <a:ext cx="4572000" cy="3048000"/>
+                    </a:xfrm>
+                    <a:prstGeom prst="rect">
+                      <a:avLst/>
+                    </a:prstGeom>
+                    <a:noFill/>
+                    <a:ln>
+                      <a:noFill/>
+                    </a:ln>
+                  </pic:spPr>
+                </pic:pic>
+              </a:graphicData>
+            </a:graphic>
+          </wp:inline>
+        </w:drawing>
+      </w:r>
+    </w:p>
+    <w:p>
+      <w:pPr>
+        <w:contextualSpacing/>
+        <w:rPr>
+          <w:rFonts w:ascii="Times New Roman" w:hAnsi="Times New Roman" w:cs="Times New Roman"/>
+        </w:rPr>
+      </w:pPr>
+    </w:p>
+    <w:p>
+      <w:pPr>
+        <w:contextualSpacing/>
+        <w:rPr>
+          <w:rFonts w:ascii="Times New Roman" w:hAnsi="Times New Roman" w:cs="Times New Roman"/>
+        </w:rPr>
+      </w:pPr>
+      <w:r>
+        <w:rPr>
+          <w:rFonts w:ascii="Times New Roman" w:hAnsi="Times New Roman" w:cs="Times New Roman"/>
+        </w:rPr>
+        <w:t xml:space="preserve">3) </w:t>
+      </w:r>
+      <w:r>
+        <w:rPr>
+          <w:rFonts w:ascii="Times New Roman" w:hAnsi="Times New Roman" w:cs="Times New Roman"/>
+          <w:b/>
+          <w:bCs/>
+        </w:rPr>
+        <w:t>Find a regular grammar that generates the language L(aa*(ab + a)*).</w:t>
+      </w:r>
+    </w:p>
+    <w:p>
+      <w:pPr>
+        <w:contextualSpacing/>
+        <w:rPr>
+          <w:rFonts w:ascii="Times New Roman" w:hAnsi="Times New Roman" w:cs="Times New Roman"/>
+        </w:rPr>
+      </w:pPr>
+    </w:p>
+    <w:p>
+      <w:pPr>
+        <w:contextualSpacing/>
+        <w:rPr>
+          <w:rFonts w:ascii="Times New Roman" w:hAnsi="Times New Roman" w:cs="Times New Roman"/>
+        </w:rPr>
+      </w:pPr>
+      <w:r>
+        <w:rPr>
+          <w:rFonts w:ascii="Times New Roman" w:hAnsi="Times New Roman" w:cs="Times New Roman"/>
+        </w:rPr>
+        <w:t>Grammar:</w:t>
+      </w:r>
+    </w:p>
+    <w:p>
+      <w:pPr>
+        <w:contextualSpacing/>
+        <w:rPr>
+          <w:rFonts w:ascii="Times New Roman" w:hAnsi="Times New Roman" w:cs="Times New Roman"/>
+        </w:rPr>
+      </w:pPr>
+      <w:r>
+        <w:rPr>
+          <w:rFonts w:ascii="Times New Roman" w:hAnsi="Times New Roman" w:cs="Times New Roman"/>
+        </w:rPr>
+        <w:tab/>
+        <w:t>S -&gt; aST | a</w:t>
+      </w:r>
+    </w:p>
+    <w:p>
+      <w:pPr>
+        <w:contextualSpacing/>
+        <w:rPr>
+          <w:rFonts w:ascii="Times New Roman" w:hAnsi="Times New Roman" w:cs="Times New Roman"/>
+        </w:rPr>
+      </w:pPr>
+      <w:r>
+        <w:rPr>
+          <w:rFonts w:ascii="Times New Roman" w:hAnsi="Times New Roman" w:cs="Times New Roman"/>
+        </w:rPr>
+        <w:tab/>
+        <w:t>T -&gt; ab | a | λ</w:t>
+      </w:r>
+    </w:p>
+    <w:p>
+      <w:pPr>
+        <w:contextualSpacing/>
+        <w:rPr>
+          <w:rFonts w:ascii="Times New Roman" w:hAnsi="Times New Roman" w:cs="Times New Roman"/>
+        </w:rPr>
+      </w:pPr>
+    </w:p>
+    <w:p>
+      <w:pPr>
+        <w:contextualSpacing/>
+        <w:rPr>
+          <w:rFonts w:ascii="Times New Roman" w:hAnsi="Times New Roman" w:cs="Times New Roman"/>
+        </w:rPr>
+      </w:pPr>
+    </w:p>
+    <w:p>
+      <w:pPr>
+        <w:contextualSpacing/>
+        <w:rPr>
+          <w:rFonts w:ascii="Times New Roman" w:hAnsi="Times New Roman" w:cs="Times New Roman"/>
+          <w:b/>
+          <w:bCs/>
+        </w:rPr>
+      </w:pPr>
+      <w:r>
+        <w:rPr>
+          <w:rFonts w:ascii="Times New Roman" w:hAnsi="Times New Roman" w:cs="Times New Roman"/>
+        </w:rPr>
+        <w:t xml:space="preserve">7) </w:t>
+      </w:r>
+      <w:r>
+        <w:rPr>
+          <w:rFonts w:ascii="Times New Roman" w:hAnsi="Times New Roman" w:cs="Times New Roman"/>
+          <w:b/>
+          <w:bCs/>
+        </w:rPr>
+        <w:t>Find a regular grammar that generates the language on Σ = {a, b} consisting of all strings with no more than two a’s.</w:t>
+      </w:r>
+    </w:p>
+    <w:p>
+      <w:pPr>
+        <w:contextualSpacing/>
+        <w:rPr>
+          <w:rFonts w:ascii="Times New Roman" w:hAnsi="Times New Roman" w:cs="Times New Roman"/>
+        </w:rPr>
+      </w:pPr>
     </w:p>
     <w:p>
       <w:pPr>
@@ -2304,166 +2312,782 @@
           <w:rFonts w:ascii="Times New Roman" w:hAnsi="Times New Roman" w:cs="Times New Roman"/>
         </w:rPr>
         <w:lastRenderedPageBreak/>
-        <w:t>15) Find a regular expression for the following languages:</w:t>
-      </w:r>
-    </w:p>
-    <w:p>
-      <w:pPr>
-        <w:contextualSpacing/>
-        <w:rPr>
-          <w:rFonts w:ascii="Times New Roman" w:hAnsi="Times New Roman" w:cs="Times New Roman"/>
-        </w:rPr>
-      </w:pPr>
-      <w:r>
-        <w:rPr>
-          <w:rFonts w:ascii="Times New Roman" w:hAnsi="Times New Roman" w:cs="Times New Roman"/>
-        </w:rPr>
-        <w:t>a) L = {</w:t>
-      </w:r>
-      <w:proofErr w:type="gramStart"/>
-      <w:r>
-        <w:rPr>
-          <w:rFonts w:ascii="Times New Roman" w:hAnsi="Times New Roman" w:cs="Times New Roman"/>
-        </w:rPr>
-        <w:t>w :</w:t>
-      </w:r>
-      <w:proofErr w:type="gramEnd"/>
-      <w:r>
-        <w:rPr>
-          <w:rFonts w:ascii="Times New Roman" w:hAnsi="Times New Roman" w:cs="Times New Roman"/>
-        </w:rPr>
-        <w:t xml:space="preserve"> </w:t>
-      </w:r>
-      <w:proofErr w:type="spellStart"/>
-      <w:r>
-        <w:rPr>
-          <w:rFonts w:ascii="Times New Roman" w:hAnsi="Times New Roman" w:cs="Times New Roman"/>
-        </w:rPr>
-        <w:t>n</w:t>
+        <w:t>Grammar:</w:t>
+      </w:r>
+    </w:p>
+    <w:p>
+      <w:pPr>
+        <w:contextualSpacing/>
+        <w:rPr>
+          <w:rFonts w:ascii="Times New Roman" w:hAnsi="Times New Roman" w:cs="Times New Roman"/>
+        </w:rPr>
+      </w:pPr>
+      <w:r>
+        <w:rPr>
+          <w:rFonts w:ascii="Times New Roman" w:hAnsi="Times New Roman" w:cs="Times New Roman"/>
+        </w:rPr>
+        <w:tab/>
+        <w:t>S -&gt; a | aa | TaT | TaTaT | λ</w:t>
+      </w:r>
+    </w:p>
+    <w:p>
+      <w:pPr>
+        <w:contextualSpacing/>
+        <w:rPr>
+          <w:rFonts w:ascii="Times New Roman" w:hAnsi="Times New Roman" w:cs="Times New Roman"/>
+        </w:rPr>
+      </w:pPr>
+      <w:r>
+        <w:rPr>
+          <w:rFonts w:ascii="Times New Roman" w:hAnsi="Times New Roman" w:cs="Times New Roman"/>
+        </w:rPr>
+        <w:tab/>
+        <w:t>T -&gt; bT | λ</w:t>
+      </w:r>
+    </w:p>
+    <w:p>
+      <w:pPr>
+        <w:contextualSpacing/>
+        <w:rPr>
+          <w:rFonts w:ascii="Times New Roman" w:hAnsi="Times New Roman" w:cs="Times New Roman"/>
+        </w:rPr>
+      </w:pPr>
+    </w:p>
+    <w:p>
+      <w:pPr>
+        <w:contextualSpacing/>
+        <w:rPr>
+          <w:rFonts w:ascii="Times New Roman" w:hAnsi="Times New Roman" w:cs="Times New Roman"/>
+        </w:rPr>
+      </w:pPr>
+    </w:p>
+    <w:p>
+      <w:pPr>
+        <w:contextualSpacing/>
+        <w:rPr>
+          <w:rFonts w:ascii="Times New Roman" w:hAnsi="Times New Roman" w:cs="Times New Roman"/>
+        </w:rPr>
+      </w:pPr>
+    </w:p>
+    <w:p>
+      <w:pPr>
+        <w:contextualSpacing/>
+        <w:rPr>
+          <w:rFonts w:ascii="Times New Roman" w:hAnsi="Times New Roman" w:cs="Times New Roman"/>
+          <w:b/>
+          <w:bCs/>
+          <w:u w:val="single"/>
+        </w:rPr>
+      </w:pPr>
+      <w:r>
+        <w:rPr>
+          <w:rFonts w:ascii="Times New Roman" w:hAnsi="Times New Roman" w:cs="Times New Roman"/>
+          <w:b/>
+          <w:bCs/>
+          <w:u w:val="single"/>
+        </w:rPr>
+        <w:t>Section 4.1:</w:t>
+      </w:r>
+    </w:p>
+    <w:p>
+      <w:pPr>
+        <w:contextualSpacing/>
+        <w:rPr>
+          <w:rFonts w:ascii="Times New Roman" w:hAnsi="Times New Roman" w:cs="Times New Roman"/>
+        </w:rPr>
+      </w:pPr>
+    </w:p>
+    <w:p>
+      <w:pPr>
+        <w:contextualSpacing/>
+        <w:rPr>
+          <w:rFonts w:ascii="Times New Roman" w:hAnsi="Times New Roman" w:cs="Times New Roman"/>
+        </w:rPr>
+      </w:pPr>
+      <w:r>
+        <w:rPr>
+          <w:rFonts w:ascii="Times New Roman" w:hAnsi="Times New Roman" w:cs="Times New Roman"/>
+        </w:rPr>
+        <w:t xml:space="preserve">1) a) </w:t>
+      </w:r>
+      <w:r>
+        <w:rPr>
+          <w:rFonts w:ascii="Times New Roman" w:hAnsi="Times New Roman" w:cs="Times New Roman"/>
+          <w:b/>
+          <w:bCs/>
+        </w:rPr>
+        <w:t>For Σ = {a,b}, find a regular expression for the complement of the language: L = L(aa*bb*).</w:t>
+      </w:r>
+    </w:p>
+    <w:p>
+      <w:pPr>
+        <w:contextualSpacing/>
+        <w:rPr>
+          <w:rFonts w:ascii="Times New Roman" w:hAnsi="Times New Roman" w:cs="Times New Roman"/>
+        </w:rPr>
+      </w:pPr>
+    </w:p>
+    <w:p>
+      <w:pPr>
+        <w:contextualSpacing/>
+        <w:rPr>
+          <w:rFonts w:ascii="Times New Roman" w:hAnsi="Times New Roman" w:cs="Times New Roman"/>
+        </w:rPr>
+      </w:pPr>
+      <w:r>
+        <w:rPr>
+          <w:rFonts w:ascii="Times New Roman" w:hAnsi="Times New Roman" w:cs="Times New Roman"/>
+        </w:rPr>
+        <w:t>L(M) = bb*aa*b* + a* + b*</w:t>
+      </w:r>
+    </w:p>
+    <w:p>
+      <w:pPr>
+        <w:contextualSpacing/>
+        <w:rPr>
+          <w:rFonts w:ascii="Times New Roman" w:hAnsi="Times New Roman" w:cs="Times New Roman"/>
+        </w:rPr>
+      </w:pPr>
+    </w:p>
+    <w:p>
+      <w:pPr>
+        <w:contextualSpacing/>
+        <w:rPr>
+          <w:rFonts w:ascii="Times New Roman" w:hAnsi="Times New Roman" w:cs="Times New Roman"/>
+        </w:rPr>
+      </w:pPr>
+    </w:p>
+    <w:p>
+      <w:pPr>
+        <w:contextualSpacing/>
+        <w:rPr>
+          <w:rFonts w:ascii="Times New Roman" w:hAnsi="Times New Roman" w:cs="Times New Roman"/>
+        </w:rPr>
+      </w:pPr>
+      <w:r>
+        <w:rPr>
+          <w:rFonts w:ascii="Times New Roman" w:hAnsi="Times New Roman" w:cs="Times New Roman"/>
+        </w:rPr>
+        <w:t xml:space="preserve">2) </w:t>
+      </w:r>
+      <w:r>
+        <w:rPr>
+          <w:rFonts w:ascii="Times New Roman" w:hAnsi="Times New Roman" w:cs="Times New Roman"/>
+          <w:b/>
+          <w:bCs/>
+        </w:rPr>
+        <w:t>Let L1 = L(ab*aa), L2 = L(a*bba*).  Find a regular expression for (L1 U L2) * L2.</w:t>
+      </w:r>
+    </w:p>
+    <w:p>
+      <w:pPr>
+        <w:contextualSpacing/>
+        <w:rPr>
+          <w:rFonts w:ascii="Times New Roman" w:hAnsi="Times New Roman" w:cs="Times New Roman"/>
+        </w:rPr>
+      </w:pPr>
+    </w:p>
+    <w:p>
+      <w:pPr>
+        <w:contextualSpacing/>
+        <w:rPr>
+          <w:rFonts w:ascii="Times New Roman" w:hAnsi="Times New Roman" w:cs="Times New Roman"/>
+        </w:rPr>
+      </w:pPr>
+      <w:r>
+        <w:rPr>
+          <w:rFonts w:ascii="Times New Roman" w:hAnsi="Times New Roman" w:cs="Times New Roman"/>
+        </w:rPr>
+        <w:t>(ab*aa + a*bba*)*(a*bba*)</w:t>
+      </w:r>
+    </w:p>
+    <w:p>
+      <w:pPr>
+        <w:contextualSpacing/>
+        <w:rPr>
+          <w:rFonts w:ascii="Times New Roman" w:hAnsi="Times New Roman" w:cs="Times New Roman"/>
+        </w:rPr>
+      </w:pPr>
+    </w:p>
+    <w:p>
+      <w:pPr>
+        <w:contextualSpacing/>
+        <w:rPr>
+          <w:rFonts w:ascii="Times New Roman" w:hAnsi="Times New Roman" w:cs="Times New Roman"/>
+        </w:rPr>
+      </w:pPr>
+    </w:p>
+    <w:p>
+      <w:pPr>
+        <w:contextualSpacing/>
+        <w:rPr>
+          <w:rFonts w:ascii="Times New Roman" w:hAnsi="Times New Roman" w:cs="Times New Roman"/>
+          <w:b/>
+          <w:bCs/>
+        </w:rPr>
+      </w:pPr>
+      <w:r>
+        <w:rPr>
+          <w:rFonts w:ascii="Times New Roman" w:hAnsi="Times New Roman" w:cs="Times New Roman"/>
+        </w:rPr>
+        <w:t xml:space="preserve">3) </w:t>
+      </w:r>
+      <w:r>
+        <w:rPr>
+          <w:rFonts w:ascii="Times New Roman" w:hAnsi="Times New Roman" w:cs="Times New Roman"/>
+          <w:b/>
+          <w:bCs/>
+        </w:rPr>
+        <w:t>Show how from a DFA for L, one can construct a finite automata for complementL*.</w:t>
+      </w:r>
+    </w:p>
+    <w:p>
+      <w:pPr>
+        <w:contextualSpacing/>
+        <w:rPr>
+          <w:rFonts w:ascii="Times New Roman" w:hAnsi="Times New Roman" w:cs="Times New Roman"/>
+        </w:rPr>
+      </w:pPr>
+    </w:p>
+    <w:p>
+      <w:pPr>
+        <w:contextualSpacing/>
+        <w:rPr>
+          <w:rFonts w:ascii="Times New Roman" w:hAnsi="Times New Roman" w:cs="Times New Roman"/>
+        </w:rPr>
+      </w:pPr>
+    </w:p>
+    <w:p>
+      <w:pPr>
+        <w:contextualSpacing/>
+        <w:rPr>
+          <w:rFonts w:ascii="Times New Roman" w:hAnsi="Times New Roman" w:cs="Times New Roman"/>
+        </w:rPr>
+      </w:pPr>
+    </w:p>
+    <w:p>
+      <w:pPr>
+        <w:contextualSpacing/>
+        <w:rPr>
+          <w:rFonts w:ascii="Times New Roman" w:hAnsi="Times New Roman" w:cs="Times New Roman"/>
+        </w:rPr>
+      </w:pPr>
+    </w:p>
+    <w:p>
+      <w:pPr>
+        <w:contextualSpacing/>
+        <w:rPr>
+          <w:rFonts w:ascii="Times New Roman" w:hAnsi="Times New Roman" w:cs="Times New Roman"/>
+        </w:rPr>
+      </w:pPr>
+    </w:p>
+    <w:p>
+      <w:pPr>
+        <w:contextualSpacing/>
+        <w:rPr>
+          <w:rFonts w:ascii="Times New Roman" w:hAnsi="Times New Roman" w:cs="Times New Roman"/>
+        </w:rPr>
+      </w:pPr>
+    </w:p>
+    <w:p>
+      <w:pPr>
+        <w:contextualSpacing/>
+        <w:rPr>
+          <w:rFonts w:ascii="Times New Roman" w:hAnsi="Times New Roman" w:cs="Times New Roman"/>
+        </w:rPr>
+      </w:pPr>
+    </w:p>
+    <w:p>
+      <w:pPr>
+        <w:contextualSpacing/>
+        <w:rPr>
+          <w:rFonts w:ascii="Times New Roman" w:hAnsi="Times New Roman" w:cs="Times New Roman"/>
+          <w:b/>
+          <w:bCs/>
+        </w:rPr>
+      </w:pPr>
+      <w:r>
+        <w:rPr>
+          <w:rFonts w:ascii="Times New Roman" w:hAnsi="Times New Roman" w:cs="Times New Roman"/>
+        </w:rPr>
+        <w:t xml:space="preserve">6)b) </w:t>
+      </w:r>
+      <w:r>
+        <w:rPr>
+          <w:rFonts w:ascii="Times New Roman" w:hAnsi="Times New Roman" w:cs="Times New Roman"/>
+          <w:b/>
+          <w:bCs/>
+        </w:rPr>
+        <w:t>Use Theorem 4.1to find NFAs for: L(ab*a*) ∩ L(a*b*a).</w:t>
+      </w:r>
+    </w:p>
+    <w:p>
+      <w:pPr>
+        <w:contextualSpacing/>
+        <w:rPr>
+          <w:rFonts w:ascii="Times New Roman" w:hAnsi="Times New Roman" w:cs="Times New Roman"/>
+        </w:rPr>
+      </w:pPr>
+    </w:p>
+    <w:p>
+      <w:pPr>
+        <w:contextualSpacing/>
+        <w:rPr>
+          <w:rFonts w:ascii="Times New Roman" w:hAnsi="Times New Roman" w:cs="Times New Roman"/>
+        </w:rPr>
+      </w:pPr>
+    </w:p>
+    <w:p>
+      <w:pPr>
+        <w:contextualSpacing/>
+        <w:rPr>
+          <w:rFonts w:ascii="Times New Roman" w:hAnsi="Times New Roman" w:cs="Times New Roman"/>
+        </w:rPr>
+      </w:pPr>
+    </w:p>
+    <w:p>
+      <w:pPr>
+        <w:contextualSpacing/>
+        <w:rPr>
+          <w:rFonts w:ascii="Times New Roman" w:hAnsi="Times New Roman" w:cs="Times New Roman"/>
+        </w:rPr>
+      </w:pPr>
+    </w:p>
+    <w:p>
+      <w:pPr>
+        <w:contextualSpacing/>
+        <w:rPr>
+          <w:rFonts w:ascii="Times New Roman" w:hAnsi="Times New Roman" w:cs="Times New Roman"/>
+        </w:rPr>
+      </w:pPr>
+    </w:p>
+    <w:p>
+      <w:pPr>
+        <w:contextualSpacing/>
+        <w:rPr>
+          <w:rFonts w:ascii="Times New Roman" w:hAnsi="Times New Roman" w:cs="Times New Roman"/>
+        </w:rPr>
+      </w:pPr>
+    </w:p>
+    <w:p>
+      <w:pPr>
+        <w:contextualSpacing/>
+        <w:rPr>
+          <w:rFonts w:ascii="Times New Roman" w:hAnsi="Times New Roman" w:cs="Times New Roman"/>
+        </w:rPr>
+      </w:pPr>
+    </w:p>
+    <w:p>
+      <w:pPr>
+        <w:contextualSpacing/>
+        <w:rPr>
+          <w:rFonts w:ascii="Times New Roman" w:hAnsi="Times New Roman" w:cs="Times New Roman"/>
+        </w:rPr>
+      </w:pPr>
+    </w:p>
+    <w:p>
+      <w:pPr>
+        <w:contextualSpacing/>
+        <w:rPr>
+          <w:rFonts w:ascii="Times New Roman" w:hAnsi="Times New Roman" w:cs="Times New Roman"/>
+          <w:b/>
+          <w:bCs/>
+          <w:u w:val="single"/>
+        </w:rPr>
+      </w:pPr>
+      <w:r>
+        <w:rPr>
+          <w:rFonts w:ascii="Times New Roman" w:hAnsi="Times New Roman" w:cs="Times New Roman"/>
+          <w:b/>
+          <w:bCs/>
+          <w:u w:val="single"/>
+        </w:rPr>
+        <w:t>Section 4.2:</w:t>
+      </w:r>
+    </w:p>
+    <w:p>
+      <w:pPr>
+        <w:contextualSpacing/>
+        <w:rPr>
+          <w:rFonts w:ascii="Times New Roman" w:hAnsi="Times New Roman" w:cs="Times New Roman"/>
+        </w:rPr>
+      </w:pPr>
+    </w:p>
+    <w:p>
+      <w:pPr>
+        <w:contextualSpacing/>
+        <w:rPr>
+          <w:rFonts w:ascii="Times New Roman" w:hAnsi="Times New Roman" w:cs="Times New Roman"/>
+          <w:b/>
+          <w:bCs/>
+        </w:rPr>
+      </w:pPr>
+      <w:r>
+        <w:rPr>
+          <w:rFonts w:ascii="Times New Roman" w:hAnsi="Times New Roman" w:cs="Times New Roman"/>
+        </w:rPr>
+        <w:t xml:space="preserve">2) </w:t>
+      </w:r>
+      <w:r>
+        <w:rPr>
+          <w:rFonts w:ascii="Times New Roman" w:hAnsi="Times New Roman" w:cs="Times New Roman"/>
+          <w:b/>
+          <w:bCs/>
+        </w:rPr>
+        <w:t>Exhibit an algorithm to determine whether or not a regular language L contains any strings w such that w</w:t>
+      </w:r>
+      <w:r>
+        <w:rPr>
+          <w:rFonts w:ascii="Times New Roman" w:hAnsi="Times New Roman" w:cs="Times New Roman"/>
+          <w:b/>
+          <w:bCs/>
+          <w:vertAlign w:val="superscript"/>
+        </w:rPr>
+        <w:t>R</w:t>
+      </w:r>
+      <w:r>
+        <w:rPr>
+          <w:rFonts w:ascii="Times New Roman" w:hAnsi="Times New Roman" w:cs="Times New Roman"/>
+          <w:b/>
+          <w:bCs/>
+        </w:rPr>
+        <w:t xml:space="preserve"> ϵ L.</w:t>
+      </w:r>
+    </w:p>
+    <w:p>
+      <w:pPr>
+        <w:contextualSpacing/>
+        <w:rPr>
+          <w:rFonts w:ascii="Times New Roman" w:hAnsi="Times New Roman" w:cs="Times New Roman"/>
+        </w:rPr>
+      </w:pPr>
+    </w:p>
+    <w:p>
+      <w:pPr>
+        <w:pStyle w:val="ListParagraph"/>
+        <w:numPr>
+          <w:ilvl w:val="0"/>
+          <w:numId w:val="2"/>
+        </w:numPr>
+        <w:rPr>
+          <w:rFonts w:ascii="Times New Roman" w:hAnsi="Times New Roman" w:cs="Times New Roman"/>
+        </w:rPr>
+      </w:pPr>
+      <w:r>
+        <w:rPr>
+          <w:rFonts w:ascii="Times New Roman" w:hAnsi="Times New Roman" w:cs="Times New Roman"/>
+        </w:rPr>
+        <w:t>Turn L into DFA M so that L = L(M)</w:t>
+      </w:r>
+    </w:p>
+    <w:p>
+      <w:pPr>
+        <w:pStyle w:val="ListParagraph"/>
+        <w:numPr>
+          <w:ilvl w:val="0"/>
+          <w:numId w:val="2"/>
+        </w:numPr>
+        <w:rPr>
+          <w:rFonts w:ascii="Times New Roman" w:hAnsi="Times New Roman" w:cs="Times New Roman"/>
+        </w:rPr>
+      </w:pPr>
+      <w:r>
+        <w:rPr>
+          <w:rFonts w:ascii="Times New Roman" w:hAnsi="Times New Roman" w:cs="Times New Roman"/>
+        </w:rPr>
+        <w:t>Make NFA M</w:t>
       </w:r>
       <w:r>
         <w:rPr>
           <w:rFonts w:ascii="Times New Roman" w:hAnsi="Times New Roman" w:cs="Times New Roman"/>
           <w:vertAlign w:val="subscript"/>
         </w:rPr>
-        <w:t>a</w:t>
-      </w:r>
-      <w:proofErr w:type="spellEnd"/>
-      <w:r>
-        <w:rPr>
-          <w:rFonts w:ascii="Times New Roman" w:hAnsi="Times New Roman" w:cs="Times New Roman"/>
-        </w:rPr>
-        <w:t xml:space="preserve">(w) and </w:t>
-      </w:r>
-      <w:proofErr w:type="spellStart"/>
-      <w:r>
-        <w:rPr>
-          <w:rFonts w:ascii="Times New Roman" w:hAnsi="Times New Roman" w:cs="Times New Roman"/>
-        </w:rPr>
-        <w:t>n</w:t>
-      </w:r>
-      <w:r>
-        <w:rPr>
-          <w:rFonts w:ascii="Times New Roman" w:hAnsi="Times New Roman" w:cs="Times New Roman"/>
-          <w:vertAlign w:val="subscript"/>
-        </w:rPr>
-        <w:t>b</w:t>
-      </w:r>
-      <w:proofErr w:type="spellEnd"/>
-      <w:r>
-        <w:rPr>
-          <w:rFonts w:ascii="Times New Roman" w:hAnsi="Times New Roman" w:cs="Times New Roman"/>
-        </w:rPr>
-        <w:t>(w) are both odd}</w:t>
-      </w:r>
-    </w:p>
-    <w:p>
-      <w:pPr>
-        <w:contextualSpacing/>
-        <w:rPr>
-          <w:rFonts w:ascii="Times New Roman" w:hAnsi="Times New Roman" w:cs="Times New Roman"/>
-        </w:rPr>
-      </w:pPr>
-    </w:p>
-    <w:p>
-      <w:pPr>
-        <w:contextualSpacing/>
-        <w:rPr>
-          <w:rFonts w:ascii="Times New Roman" w:hAnsi="Times New Roman" w:cs="Times New Roman"/>
-        </w:rPr>
-      </w:pPr>
-      <w:r>
-        <w:rPr>
-          <w:rFonts w:ascii="Times New Roman" w:hAnsi="Times New Roman" w:cs="Times New Roman"/>
-        </w:rPr>
-        <w:t>L(M) = (aa)*a((bb)*b) + (bb)*b(aa</w:t>
-      </w:r>
-      <w:proofErr w:type="gramStart"/>
-      <w:r>
-        <w:rPr>
-          <w:rFonts w:ascii="Times New Roman" w:hAnsi="Times New Roman" w:cs="Times New Roman"/>
-        </w:rPr>
-        <w:t>*)a</w:t>
-      </w:r>
-      <w:proofErr w:type="gramEnd"/>
-      <w:r>
-        <w:rPr>
-          <w:rFonts w:ascii="Times New Roman" w:hAnsi="Times New Roman" w:cs="Times New Roman"/>
-        </w:rPr>
-        <w:t>)</w:t>
-      </w:r>
-    </w:p>
-    <w:p>
-      <w:pPr>
-        <w:contextualSpacing/>
-        <w:rPr>
-          <w:rFonts w:ascii="Times New Roman" w:hAnsi="Times New Roman" w:cs="Times New Roman"/>
-        </w:rPr>
-      </w:pPr>
-    </w:p>
-    <w:p>
-      <w:pPr>
-        <w:contextualSpacing/>
-        <w:rPr>
-          <w:rFonts w:ascii="Times New Roman" w:hAnsi="Times New Roman" w:cs="Times New Roman"/>
-        </w:rPr>
-      </w:pPr>
-    </w:p>
-    <w:p>
-      <w:pPr>
-        <w:contextualSpacing/>
-        <w:rPr>
-          <w:rFonts w:ascii="Times New Roman" w:hAnsi="Times New Roman" w:cs="Times New Roman"/>
-        </w:rPr>
-      </w:pPr>
-    </w:p>
-    <w:p>
-      <w:pPr>
-        <w:contextualSpacing/>
-        <w:rPr>
-          <w:rFonts w:ascii="Times New Roman" w:hAnsi="Times New Roman" w:cs="Times New Roman"/>
-        </w:rPr>
-      </w:pPr>
-    </w:p>
-    <w:p>
-      <w:pPr>
-        <w:contextualSpacing/>
-        <w:rPr>
-          <w:rFonts w:ascii="Times New Roman" w:hAnsi="Times New Roman" w:cs="Times New Roman"/>
-        </w:rPr>
-      </w:pPr>
-    </w:p>
-    <w:p>
-      <w:pPr>
-        <w:contextualSpacing/>
-        <w:rPr>
-          <w:rFonts w:ascii="Times New Roman" w:hAnsi="Times New Roman" w:cs="Times New Roman"/>
-        </w:rPr>
-      </w:pPr>
-    </w:p>
-    <w:p>
-      <w:pPr>
-        <w:contextualSpacing/>
+        <w:t>R</w:t>
+      </w:r>
+      <w:r>
+        <w:rPr>
+          <w:rFonts w:ascii="Times New Roman" w:hAnsi="Times New Roman" w:cs="Times New Roman"/>
+        </w:rPr>
+        <w:t xml:space="preserve"> from DFA M so that [L(M)]</w:t>
+      </w:r>
+      <w:r>
+        <w:rPr>
+          <w:rFonts w:ascii="Times New Roman" w:hAnsi="Times New Roman" w:cs="Times New Roman"/>
+          <w:vertAlign w:val="superscript"/>
+        </w:rPr>
+        <w:t>R</w:t>
+      </w:r>
+      <w:r>
+        <w:rPr>
+          <w:rFonts w:ascii="Times New Roman" w:hAnsi="Times New Roman" w:cs="Times New Roman"/>
+        </w:rPr>
+        <w:t xml:space="preserve"> = L</w:t>
+      </w:r>
+      <w:r>
+        <w:rPr>
+          <w:rFonts w:ascii="Times New Roman" w:hAnsi="Times New Roman" w:cs="Times New Roman"/>
+          <w:vertAlign w:val="superscript"/>
+        </w:rPr>
+        <w:t>R</w:t>
+      </w:r>
+    </w:p>
+    <w:p>
+      <w:pPr>
+        <w:pStyle w:val="ListParagraph"/>
+        <w:numPr>
+          <w:ilvl w:val="0"/>
+          <w:numId w:val="2"/>
+        </w:numPr>
+        <w:rPr>
+          <w:rFonts w:ascii="Times New Roman" w:hAnsi="Times New Roman" w:cs="Times New Roman"/>
+        </w:rPr>
+      </w:pPr>
+      <w:r>
+        <w:rPr>
+          <w:rFonts w:ascii="Times New Roman" w:hAnsi="Times New Roman" w:cs="Times New Roman"/>
+        </w:rPr>
+        <w:t>Search the NFA for accepting state of w</w:t>
+      </w:r>
+      <w:r>
+        <w:rPr>
+          <w:rFonts w:ascii="Times New Roman" w:hAnsi="Times New Roman" w:cs="Times New Roman"/>
+          <w:vertAlign w:val="superscript"/>
+        </w:rPr>
+        <w:t>R</w:t>
+      </w:r>
+    </w:p>
+    <w:p>
+      <w:pPr>
+        <w:pStyle w:val="ListParagraph"/>
+        <w:numPr>
+          <w:ilvl w:val="0"/>
+          <w:numId w:val="2"/>
+        </w:numPr>
+        <w:rPr>
+          <w:rFonts w:ascii="Times New Roman" w:hAnsi="Times New Roman" w:cs="Times New Roman"/>
+        </w:rPr>
+      </w:pPr>
+      <w:r>
+        <w:rPr>
+          <w:rFonts w:ascii="Times New Roman" w:hAnsi="Times New Roman" w:cs="Times New Roman"/>
+        </w:rPr>
+        <w:t>If the accepting state is found, return “yes”</w:t>
+      </w:r>
+    </w:p>
+    <w:p>
+      <w:pPr>
+        <w:rPr>
+          <w:rFonts w:ascii="Times New Roman" w:hAnsi="Times New Roman" w:cs="Times New Roman"/>
+        </w:rPr>
+      </w:pPr>
+    </w:p>
+    <w:p>
+      <w:pPr>
+        <w:rPr>
+          <w:rFonts w:ascii="Times New Roman" w:hAnsi="Times New Roman" w:cs="Times New Roman"/>
+          <w:b/>
+          <w:bCs/>
+        </w:rPr>
+      </w:pPr>
+      <w:r>
+        <w:rPr>
+          <w:rFonts w:ascii="Times New Roman" w:hAnsi="Times New Roman" w:cs="Times New Roman"/>
+        </w:rPr>
+        <w:t xml:space="preserve">3) </w:t>
+      </w:r>
+      <w:r>
+        <w:rPr>
+          <w:rFonts w:ascii="Times New Roman" w:hAnsi="Times New Roman" w:cs="Times New Roman"/>
+          <w:b/>
+          <w:bCs/>
+        </w:rPr>
+        <w:t>A language is said to be a palindrome language if L = L</w:t>
+      </w:r>
+      <w:r>
+        <w:rPr>
+          <w:rFonts w:ascii="Times New Roman" w:hAnsi="Times New Roman" w:cs="Times New Roman"/>
+          <w:b/>
+          <w:bCs/>
+          <w:vertAlign w:val="superscript"/>
+        </w:rPr>
+        <w:t>R</w:t>
+      </w:r>
+      <w:r>
+        <w:rPr>
+          <w:rFonts w:ascii="Times New Roman" w:hAnsi="Times New Roman" w:cs="Times New Roman"/>
+          <w:b/>
+          <w:bCs/>
+        </w:rPr>
+        <w:t>.  Find an algorithm to determine whether a given regular language is a palindrome language.</w:t>
+      </w:r>
+    </w:p>
+    <w:p>
+      <w:pPr>
+        <w:contextualSpacing/>
+        <w:rPr>
+          <w:rFonts w:ascii="Times New Roman" w:hAnsi="Times New Roman" w:cs="Times New Roman"/>
+        </w:rPr>
+      </w:pPr>
+    </w:p>
+    <w:p>
+      <w:pPr>
+        <w:pStyle w:val="ListParagraph"/>
+        <w:numPr>
+          <w:ilvl w:val="0"/>
+          <w:numId w:val="2"/>
+        </w:numPr>
+        <w:rPr>
+          <w:rFonts w:ascii="Times New Roman" w:hAnsi="Times New Roman" w:cs="Times New Roman"/>
+        </w:rPr>
+      </w:pPr>
+      <w:r>
+        <w:rPr>
+          <w:rFonts w:ascii="Times New Roman" w:hAnsi="Times New Roman" w:cs="Times New Roman"/>
+        </w:rPr>
+        <w:t>Turn L into DFA M so that L = L(M)</w:t>
+      </w:r>
+    </w:p>
+    <w:p>
+      <w:pPr>
+        <w:rPr>
+          <w:rFonts w:ascii="Times New Roman" w:hAnsi="Times New Roman" w:cs="Times New Roman"/>
+        </w:rPr>
+      </w:pPr>
+    </w:p>
+    <w:p>
+      <w:pPr>
+        <w:rPr>
+          <w:rFonts w:ascii="Times New Roman" w:hAnsi="Times New Roman" w:cs="Times New Roman"/>
+        </w:rPr>
+      </w:pPr>
+    </w:p>
+    <w:p>
+      <w:pPr>
+        <w:rPr>
+          <w:rFonts w:ascii="Times New Roman" w:hAnsi="Times New Roman" w:cs="Times New Roman"/>
+        </w:rPr>
+      </w:pPr>
+    </w:p>
+    <w:p>
+      <w:pPr>
+        <w:rPr>
+          <w:rFonts w:ascii="Times New Roman" w:hAnsi="Times New Roman" w:cs="Times New Roman"/>
+          <w:b/>
+          <w:bCs/>
+        </w:rPr>
+      </w:pPr>
+      <w:r>
+        <w:rPr>
+          <w:rFonts w:ascii="Times New Roman" w:hAnsi="Times New Roman" w:cs="Times New Roman"/>
+        </w:rPr>
+        <w:t xml:space="preserve">4) </w:t>
+      </w:r>
+      <w:r>
+        <w:rPr>
+          <w:rFonts w:ascii="Times New Roman" w:hAnsi="Times New Roman" w:cs="Times New Roman"/>
+          <w:b/>
+          <w:bCs/>
+        </w:rPr>
+        <w:t>Show that there exists an algorithm to determine whether or not w ϵ L1 – L2 for any given w and any regular language L1 and L2.</w:t>
+      </w:r>
+    </w:p>
+    <w:p>
+      <w:pPr>
+        <w:rPr>
+          <w:rFonts w:ascii="Times New Roman" w:hAnsi="Times New Roman" w:cs="Times New Roman"/>
+        </w:rPr>
+      </w:pPr>
+    </w:p>
+    <w:p>
+      <w:pPr>
+        <w:rPr>
+          <w:rFonts w:ascii="Times New Roman" w:hAnsi="Times New Roman" w:cs="Times New Roman"/>
+        </w:rPr>
+      </w:pPr>
+    </w:p>
+    <w:p>
+      <w:pPr>
+        <w:rPr>
+          <w:rFonts w:ascii="Times New Roman" w:hAnsi="Times New Roman" w:cs="Times New Roman"/>
+        </w:rPr>
+      </w:pPr>
+    </w:p>
+    <w:p>
+      <w:pPr>
+        <w:rPr>
+          <w:rFonts w:ascii="Times New Roman" w:hAnsi="Times New Roman" w:cs="Times New Roman"/>
+          <w:b/>
+          <w:bCs/>
+        </w:rPr>
+      </w:pPr>
+      <w:r>
+        <w:rPr>
+          <w:rFonts w:ascii="Times New Roman" w:hAnsi="Times New Roman" w:cs="Times New Roman"/>
+        </w:rPr>
+        <w:t xml:space="preserve">8) </w:t>
+      </w:r>
+      <w:r>
+        <w:rPr>
+          <w:rFonts w:ascii="Times New Roman" w:hAnsi="Times New Roman" w:cs="Times New Roman"/>
+          <w:b/>
+          <w:bCs/>
+        </w:rPr>
+        <w:t>Show there exists an algorithm to determine whether L = Σ* for any regular language L.</w:t>
+      </w:r>
+    </w:p>
+    <w:p>
+      <w:pPr>
+        <w:rPr>
+          <w:rFonts w:ascii="Times New Roman" w:hAnsi="Times New Roman" w:cs="Times New Roman"/>
+        </w:rPr>
+      </w:pPr>
+    </w:p>
+    <w:p>
+      <w:pPr>
+        <w:rPr>
+          <w:rFonts w:ascii="Times New Roman" w:hAnsi="Times New Roman" w:cs="Times New Roman"/>
+        </w:rPr>
+      </w:pPr>
+    </w:p>
+    <w:p>
+      <w:pPr>
+        <w:rPr>
+          <w:rFonts w:ascii="Times New Roman" w:hAnsi="Times New Roman" w:cs="Times New Roman"/>
+        </w:rPr>
+      </w:pPr>
+    </w:p>
+    <w:p>
+      <w:pPr>
+        <w:rPr>
+          <w:rFonts w:ascii="Times New Roman" w:hAnsi="Times New Roman" w:cs="Times New Roman"/>
+          <w:b/>
+          <w:bCs/>
+        </w:rPr>
+      </w:pPr>
+      <w:r>
+        <w:rPr>
+          <w:rFonts w:ascii="Times New Roman" w:hAnsi="Times New Roman" w:cs="Times New Roman"/>
+        </w:rPr>
+        <w:t xml:space="preserve">9) </w:t>
+      </w:r>
+      <w:r>
+        <w:rPr>
+          <w:rFonts w:ascii="Times New Roman" w:hAnsi="Times New Roman" w:cs="Times New Roman"/>
+          <w:b/>
+          <w:bCs/>
+        </w:rPr>
+        <w:t>Exhibit an algorithm that, given any three regular languages, L, L1, L2, determines whether or not L = L1L2.</w:t>
+      </w:r>
+    </w:p>
+    <w:p>
+      <w:pPr>
+        <w:rPr>
+          <w:rFonts w:ascii="Times New Roman" w:hAnsi="Times New Roman" w:cs="Times New Roman"/>
+        </w:rPr>
+      </w:pPr>
+    </w:p>
+    <w:p>
+      <w:pPr>
         <w:rPr>
           <w:rFonts w:ascii="Times New Roman" w:hAnsi="Times New Roman" w:cs="Times New Roman"/>
         </w:rPr>
@@ -2477,6 +3101,219 @@
     </w:sectPr>
   </w:body>
 </w:document>
+</file>
+
+<file path=word/numbering.xml><?xml version="1.0" encoding="utf-8"?>
+<w:numbering xmlns:wpc="http://schemas.microsoft.com/office/word/2010/wordprocessingCanvas" xmlns:cx="http://schemas.microsoft.com/office/drawing/2014/chartex" xmlns:cx1="http://schemas.microsoft.com/office/drawing/2015/9/8/chartex" xmlns:cx2="http://schemas.microsoft.com/office/drawing/2015/10/21/chartex" xmlns:cx3="http://schemas.microsoft.com/office/drawing/2016/5/9/chartex" xmlns:cx4="http://schemas.microsoft.com/office/drawing/2016/5/10/chartex" xmlns:cx5="http://schemas.microsoft.com/office/drawing/2016/5/11/chartex" xmlns:cx6="http://schemas.microsoft.com/office/drawing/2016/5/12/chartex" xmlns:cx7="http://schemas.microsoft.com/office/drawing/2016/5/13/chartex" xmlns:cx8="http://schemas.microsoft.com/office/drawing/2016/5/14/chartex" xmlns:mc="http://schemas.openxmlformats.org/markup-compatibility/2006" xmlns:aink="http://schemas.microsoft.com/office/drawing/2016/ink" xmlns:am3d="http://schemas.microsoft.com/office/drawing/2017/model3d" xmlns:o="urn:schemas-microsoft-com:office:office" xmlns:oel="http://schemas.microsoft.com/office/2019/extlst" xmlns:r="http://schemas.openxmlformats.org/officeDocument/2006/relationships" xmlns:m="http://schemas.openxmlformats.org/officeDocument/2006/math" xmlns:v="urn:schemas-microsoft-com:vml" xmlns:wp14="http://schemas.microsoft.com/office/word/2010/wordprocessingDrawing" xmlns:wp="http://schemas.openxmlformats.org/drawingml/2006/wordprocessingDrawing" xmlns:w10="urn:schemas-microsoft-com:office:word" xmlns:w="http://schemas.openxmlformats.org/wordprocessingml/2006/main" xmlns:w14="http://schemas.microsoft.com/office/word/2010/wordml" xmlns:w15="http://schemas.microsoft.com/office/word/2012/wordml" xmlns:w16cex="http://schemas.microsoft.com/office/word/2018/wordml/cex" xmlns:w16cid="http://schemas.microsoft.com/office/word/2016/wordml/cid" xmlns:w16="http://schemas.microsoft.com/office/word/2018/wordml" xmlns:w16du="http://schemas.microsoft.com/office/word/2023/wordml/word16du" xmlns:w16sdtdh="http://schemas.microsoft.com/office/word/2020/wordml/sdtdatahash" xmlns:w16sdtfl="http://schemas.microsoft.com/office/word/2024/wordml/sdtformatlock" xmlns:w16se="http://schemas.microsoft.com/office/word/2015/wordml/symex" xmlns:wpg="http://schemas.microsoft.com/office/word/2010/wordprocessingGroup" xmlns:wpi="http://schemas.microsoft.com/office/word/2010/wordprocessingInk" xmlns:wne="http://schemas.microsoft.com/office/word/2006/wordml" xmlns:wps="http://schemas.microsoft.com/office/word/2010/wordprocessingShape" mc:Ignorable="w14 w15 w16se w16cid w16 w16cex w16sdtdh w16sdtfl w16du wp14">
+  <w:abstractNum w:abstractNumId="0" w15:restartNumberingAfterBreak="0">
+    <w:nsid w:val="55903E67"/>
+    <w:multiLevelType w:val="hybridMultilevel"/>
+    <w:tmpl w:val="04626280"/>
+    <w:lvl w:ilvl="0" w:tplc="04090011">
+      <w:start w:val="1"/>
+      <w:numFmt w:val="decimal"/>
+      <w:lvlText w:val="%1)"/>
+      <w:lvlJc w:val="left"/>
+      <w:pPr>
+        <w:ind w:left="720" w:hanging="360"/>
+      </w:pPr>
+      <w:rPr>
+        <w:rFonts w:hint="default"/>
+      </w:rPr>
+    </w:lvl>
+    <w:lvl w:ilvl="1" w:tplc="04090019" w:tentative="1">
+      <w:start w:val="1"/>
+      <w:numFmt w:val="lowerLetter"/>
+      <w:lvlText w:val="%2."/>
+      <w:lvlJc w:val="left"/>
+      <w:pPr>
+        <w:ind w:left="1440" w:hanging="360"/>
+      </w:pPr>
+    </w:lvl>
+    <w:lvl w:ilvl="2" w:tplc="0409001B" w:tentative="1">
+      <w:start w:val="1"/>
+      <w:numFmt w:val="lowerRoman"/>
+      <w:lvlText w:val="%3."/>
+      <w:lvlJc w:val="right"/>
+      <w:pPr>
+        <w:ind w:left="2160" w:hanging="180"/>
+      </w:pPr>
+    </w:lvl>
+    <w:lvl w:ilvl="3" w:tplc="0409000F" w:tentative="1">
+      <w:start w:val="1"/>
+      <w:numFmt w:val="decimal"/>
+      <w:lvlText w:val="%4."/>
+      <w:lvlJc w:val="left"/>
+      <w:pPr>
+        <w:ind w:left="2880" w:hanging="360"/>
+      </w:pPr>
+    </w:lvl>
+    <w:lvl w:ilvl="4" w:tplc="04090019" w:tentative="1">
+      <w:start w:val="1"/>
+      <w:numFmt w:val="lowerLetter"/>
+      <w:lvlText w:val="%5."/>
+      <w:lvlJc w:val="left"/>
+      <w:pPr>
+        <w:ind w:left="3600" w:hanging="360"/>
+      </w:pPr>
+    </w:lvl>
+    <w:lvl w:ilvl="5" w:tplc="0409001B" w:tentative="1">
+      <w:start w:val="1"/>
+      <w:numFmt w:val="lowerRoman"/>
+      <w:lvlText w:val="%6."/>
+      <w:lvlJc w:val="right"/>
+      <w:pPr>
+        <w:ind w:left="4320" w:hanging="180"/>
+      </w:pPr>
+    </w:lvl>
+    <w:lvl w:ilvl="6" w:tplc="0409000F" w:tentative="1">
+      <w:start w:val="1"/>
+      <w:numFmt w:val="decimal"/>
+      <w:lvlText w:val="%7."/>
+      <w:lvlJc w:val="left"/>
+      <w:pPr>
+        <w:ind w:left="5040" w:hanging="360"/>
+      </w:pPr>
+    </w:lvl>
+    <w:lvl w:ilvl="7" w:tplc="04090019" w:tentative="1">
+      <w:start w:val="1"/>
+      <w:numFmt w:val="lowerLetter"/>
+      <w:lvlText w:val="%8."/>
+      <w:lvlJc w:val="left"/>
+      <w:pPr>
+        <w:ind w:left="5760" w:hanging="360"/>
+      </w:pPr>
+    </w:lvl>
+    <w:lvl w:ilvl="8" w:tplc="0409001B" w:tentative="1">
+      <w:start w:val="1"/>
+      <w:numFmt w:val="lowerRoman"/>
+      <w:lvlText w:val="%9."/>
+      <w:lvlJc w:val="right"/>
+      <w:pPr>
+        <w:ind w:left="6480" w:hanging="180"/>
+      </w:pPr>
+    </w:lvl>
+  </w:abstractNum>
+  <w:abstractNum w:abstractNumId="1" w15:restartNumberingAfterBreak="0">
+    <w:nsid w:val="561A74B8"/>
+    <w:multiLevelType w:val="hybridMultilevel"/>
+    <w:tmpl w:val="31002B02"/>
+    <w:lvl w:ilvl="0" w:tplc="04090001">
+      <w:start w:val="1"/>
+      <w:numFmt w:val="bullet"/>
+      <w:lvlText w:val=""/>
+      <w:lvlJc w:val="left"/>
+      <w:pPr>
+        <w:ind w:left="720" w:hanging="360"/>
+      </w:pPr>
+      <w:rPr>
+        <w:rFonts w:ascii="Symbol" w:hAnsi="Symbol" w:hint="default"/>
+      </w:rPr>
+    </w:lvl>
+    <w:lvl w:ilvl="1" w:tplc="04090003" w:tentative="1">
+      <w:start w:val="1"/>
+      <w:numFmt w:val="bullet"/>
+      <w:lvlText w:val="o"/>
+      <w:lvlJc w:val="left"/>
+      <w:pPr>
+        <w:ind w:left="1440" w:hanging="360"/>
+      </w:pPr>
+      <w:rPr>
+        <w:rFonts w:ascii="Courier New" w:hAnsi="Courier New" w:cs="Courier New" w:hint="default"/>
+      </w:rPr>
+    </w:lvl>
+    <w:lvl w:ilvl="2" w:tplc="04090005" w:tentative="1">
+      <w:start w:val="1"/>
+      <w:numFmt w:val="bullet"/>
+      <w:lvlText w:val=""/>
+      <w:lvlJc w:val="left"/>
+      <w:pPr>
+        <w:ind w:left="2160" w:hanging="360"/>
+      </w:pPr>
+      <w:rPr>
+        <w:rFonts w:ascii="Wingdings" w:hAnsi="Wingdings" w:hint="default"/>
+      </w:rPr>
+    </w:lvl>
+    <w:lvl w:ilvl="3" w:tplc="04090001" w:tentative="1">
+      <w:start w:val="1"/>
+      <w:numFmt w:val="bullet"/>
+      <w:lvlText w:val=""/>
+      <w:lvlJc w:val="left"/>
+      <w:pPr>
+        <w:ind w:left="2880" w:hanging="360"/>
+      </w:pPr>
+      <w:rPr>
+        <w:rFonts w:ascii="Symbol" w:hAnsi="Symbol" w:hint="default"/>
+      </w:rPr>
+    </w:lvl>
+    <w:lvl w:ilvl="4" w:tplc="04090003" w:tentative="1">
+      <w:start w:val="1"/>
+      <w:numFmt w:val="bullet"/>
+      <w:lvlText w:val="o"/>
+      <w:lvlJc w:val="left"/>
+      <w:pPr>
+        <w:ind w:left="3600" w:hanging="360"/>
+      </w:pPr>
+      <w:rPr>
+        <w:rFonts w:ascii="Courier New" w:hAnsi="Courier New" w:cs="Courier New" w:hint="default"/>
+      </w:rPr>
+    </w:lvl>
+    <w:lvl w:ilvl="5" w:tplc="04090005" w:tentative="1">
+      <w:start w:val="1"/>
+      <w:numFmt w:val="bullet"/>
+      <w:lvlText w:val=""/>
+      <w:lvlJc w:val="left"/>
+      <w:pPr>
+        <w:ind w:left="4320" w:hanging="360"/>
+      </w:pPr>
+      <w:rPr>
+        <w:rFonts w:ascii="Wingdings" w:hAnsi="Wingdings" w:hint="default"/>
+      </w:rPr>
+    </w:lvl>
+    <w:lvl w:ilvl="6" w:tplc="04090001" w:tentative="1">
+      <w:start w:val="1"/>
+      <w:numFmt w:val="bullet"/>
+      <w:lvlText w:val=""/>
+      <w:lvlJc w:val="left"/>
+      <w:pPr>
+        <w:ind w:left="5040" w:hanging="360"/>
+      </w:pPr>
+      <w:rPr>
+        <w:rFonts w:ascii="Symbol" w:hAnsi="Symbol" w:hint="default"/>
+      </w:rPr>
+    </w:lvl>
+    <w:lvl w:ilvl="7" w:tplc="04090003" w:tentative="1">
+      <w:start w:val="1"/>
+      <w:numFmt w:val="bullet"/>
+      <w:lvlText w:val="o"/>
+      <w:lvlJc w:val="left"/>
+      <w:pPr>
+        <w:ind w:left="5760" w:hanging="360"/>
+      </w:pPr>
+      <w:rPr>
+        <w:rFonts w:ascii="Courier New" w:hAnsi="Courier New" w:cs="Courier New" w:hint="default"/>
+      </w:rPr>
+    </w:lvl>
+    <w:lvl w:ilvl="8" w:tplc="04090005" w:tentative="1">
+      <w:start w:val="1"/>
+      <w:numFmt w:val="bullet"/>
+      <w:lvlText w:val=""/>
+      <w:lvlJc w:val="left"/>
+      <w:pPr>
+        <w:ind w:left="6480" w:hanging="360"/>
+      </w:pPr>
+      <w:rPr>
+        <w:rFonts w:ascii="Wingdings" w:hAnsi="Wingdings" w:hint="default"/>
+      </w:rPr>
+    </w:lvl>
+  </w:abstractNum>
+  <w:num w:numId="1" w16cid:durableId="467011367">
+    <w:abstractNumId w:val="0"/>
+  </w:num>
+  <w:num w:numId="2" w16cid:durableId="1673799474">
+    <w:abstractNumId w:val="1"/>
+  </w:num>
+</w:numbering>
 </file>
 
 <file path=word/styles.xml><?xml version="1.0" encoding="utf-8"?>

--- a/CS3185/HW2/HW doc.docx
+++ b/CS3185/HW2/HW doc.docx
@@ -815,10 +815,10 @@
           <w:noProof/>
         </w:rPr>
         <w:drawing>
-          <wp:inline distT="0" distB="0" distL="0" distR="0" wp14:anchorId="271FD11E" wp14:editId="1AFA2E81">
-            <wp:extent cx="3352800" cy="1866900"/>
+          <wp:inline distT="0" distB="0" distL="0" distR="0" wp14:anchorId="5D29BDAD" wp14:editId="1BA7CE72">
+            <wp:extent cx="3352800" cy="1870075"/>
             <wp:effectExtent l="0" t="0" r="0" b="0"/>
-            <wp:docPr id="353921487" name="Picture 1"/>
+            <wp:docPr id="223297285" name="Picture 9"/>
             <wp:cNvGraphicFramePr>
               <a:graphicFrameLocks xmlns:a="http://schemas.openxmlformats.org/drawingml/2006/main" noChangeAspect="1"/>
             </wp:cNvGraphicFramePr>
@@ -826,7 +826,7 @@
               <a:graphicData uri="http://schemas.openxmlformats.org/drawingml/2006/picture">
                 <pic:pic xmlns:pic="http://schemas.openxmlformats.org/drawingml/2006/picture">
                   <pic:nvPicPr>
-                    <pic:cNvPr id="0" name="Picture 1"/>
+                    <pic:cNvPr id="0" name="Picture 9"/>
                     <pic:cNvPicPr>
                       <a:picLocks noChangeAspect="1" noChangeArrowheads="1"/>
                     </pic:cNvPicPr>
@@ -847,7 +847,7 @@
                   <pic:spPr bwMode="auto">
                     <a:xfrm>
                       <a:off x="0" y="0"/>
-                      <a:ext cx="3352800" cy="1866900"/>
+                      <a:ext cx="3352800" cy="1870075"/>
                     </a:xfrm>
                     <a:prstGeom prst="rect">
                       <a:avLst/>
@@ -899,7 +899,41 @@
           <w:b/>
           <w:bCs/>
         </w:rPr>
-        <w:t>Find a regular expression for the set {a^n b^m : (n + m) is odd}.</w:t>
+        <w:t>Find a regular expression for the set {a</w:t>
+      </w:r>
+      <w:r>
+        <w:rPr>
+          <w:rFonts w:ascii="Times New Roman" w:hAnsi="Times New Roman" w:cs="Times New Roman"/>
+          <w:b/>
+          <w:bCs/>
+          <w:vertAlign w:val="superscript"/>
+        </w:rPr>
+        <w:t>n</w:t>
+      </w:r>
+      <w:r>
+        <w:rPr>
+          <w:rFonts w:ascii="Times New Roman" w:hAnsi="Times New Roman" w:cs="Times New Roman"/>
+          <w:b/>
+          <w:bCs/>
+        </w:rPr>
+        <w:t>b</w:t>
+      </w:r>
+      <w:r>
+        <w:rPr>
+          <w:rFonts w:ascii="Times New Roman" w:hAnsi="Times New Roman" w:cs="Times New Roman"/>
+          <w:b/>
+          <w:bCs/>
+          <w:vertAlign w:val="superscript"/>
+        </w:rPr>
+        <w:t>m</w:t>
+      </w:r>
+      <w:r>
+        <w:rPr>
+          <w:rFonts w:ascii="Times New Roman" w:hAnsi="Times New Roman" w:cs="Times New Roman"/>
+          <w:b/>
+          <w:bCs/>
+        </w:rPr>
+        <w:t xml:space="preserve"> : (n + m) is odd}.</w:t>
       </w:r>
     </w:p>
     <w:p>
@@ -1548,30 +1582,15 @@
         <w:contextualSpacing/>
         <w:rPr>
           <w:rFonts w:ascii="Times New Roman" w:hAnsi="Times New Roman" w:cs="Times New Roman"/>
-        </w:rPr>
-      </w:pPr>
-    </w:p>
-    <w:p>
-      <w:pPr>
-        <w:contextualSpacing/>
-        <w:rPr>
-          <w:rFonts w:ascii="Times New Roman" w:hAnsi="Times New Roman" w:cs="Times New Roman"/>
-        </w:rPr>
-      </w:pPr>
-    </w:p>
-    <w:p>
-      <w:pPr>
-        <w:contextualSpacing/>
-        <w:rPr>
-          <w:rFonts w:ascii="Times New Roman" w:hAnsi="Times New Roman" w:cs="Times New Roman"/>
-          <w:b/>
-          <w:bCs/>
-        </w:rPr>
-      </w:pPr>
-      <w:r>
-        <w:rPr>
-          <w:rFonts w:ascii="Times New Roman" w:hAnsi="Times New Roman" w:cs="Times New Roman"/>
-        </w:rPr>
+          <w:b/>
+          <w:bCs/>
+        </w:rPr>
+      </w:pPr>
+      <w:r>
+        <w:rPr>
+          <w:rFonts w:ascii="Times New Roman" w:hAnsi="Times New Roman" w:cs="Times New Roman"/>
+        </w:rPr>
+        <w:lastRenderedPageBreak/>
         <w:t xml:space="preserve">4)  </w:t>
       </w:r>
       <w:r>
@@ -1612,6 +1631,116 @@
           <w:rFonts w:ascii="Times New Roman" w:hAnsi="Times New Roman" w:cs="Times New Roman"/>
         </w:rPr>
       </w:pPr>
+    </w:p>
+    <w:p>
+      <w:pPr>
+        <w:contextualSpacing/>
+        <w:rPr>
+          <w:rFonts w:ascii="Times New Roman" w:hAnsi="Times New Roman" w:cs="Times New Roman"/>
+          <w:b/>
+          <w:bCs/>
+        </w:rPr>
+      </w:pPr>
+      <w:r>
+        <w:rPr>
+          <w:rFonts w:ascii="Times New Roman" w:hAnsi="Times New Roman" w:cs="Times New Roman"/>
+        </w:rPr>
+        <w:t>6)</w:t>
+      </w:r>
+      <w:r>
+        <w:rPr>
+          <w:rFonts w:ascii="Times New Roman" w:hAnsi="Times New Roman" w:cs="Times New Roman"/>
+          <w:b/>
+          <w:bCs/>
+        </w:rPr>
+        <w:t>Find a DFA that accepts the language:</w:t>
+      </w:r>
+    </w:p>
+    <w:p>
+      <w:pPr>
+        <w:contextualSpacing/>
+        <w:rPr>
+          <w:rFonts w:ascii="Times New Roman" w:hAnsi="Times New Roman" w:cs="Times New Roman"/>
+        </w:rPr>
+      </w:pPr>
+      <w:r>
+        <w:rPr>
+          <w:rFonts w:ascii="Times New Roman" w:hAnsi="Times New Roman" w:cs="Times New Roman"/>
+          <w:b/>
+          <w:bCs/>
+        </w:rPr>
+        <w:t>b) L(ab(a + ab)*(a + aa))</w:t>
+      </w:r>
+    </w:p>
+    <w:p>
+      <w:pPr>
+        <w:contextualSpacing/>
+        <w:rPr>
+          <w:rFonts w:ascii="Times New Roman" w:hAnsi="Times New Roman" w:cs="Times New Roman"/>
+        </w:rPr>
+      </w:pPr>
+    </w:p>
+    <w:p>
+      <w:pPr>
+        <w:contextualSpacing/>
+        <w:rPr>
+          <w:rFonts w:ascii="Times New Roman" w:hAnsi="Times New Roman" w:cs="Times New Roman"/>
+        </w:rPr>
+      </w:pPr>
+      <w:r>
+        <w:rPr>
+          <w:rFonts w:ascii="Times New Roman" w:hAnsi="Times New Roman" w:cs="Times New Roman"/>
+          <w:noProof/>
+        </w:rPr>
+        <w:drawing>
+          <wp:inline distT="0" distB="0" distL="0" distR="0" wp14:anchorId="5D39DC92" wp14:editId="2C95778F">
+            <wp:extent cx="4572000" cy="3048000"/>
+            <wp:effectExtent l="0" t="0" r="0" b="0"/>
+            <wp:docPr id="1668870723" name="Picture 6"/>
+            <wp:cNvGraphicFramePr>
+              <a:graphicFrameLocks xmlns:a="http://schemas.openxmlformats.org/drawingml/2006/main" noChangeAspect="1"/>
+            </wp:cNvGraphicFramePr>
+            <a:graphic xmlns:a="http://schemas.openxmlformats.org/drawingml/2006/main">
+              <a:graphicData uri="http://schemas.openxmlformats.org/drawingml/2006/picture">
+                <pic:pic xmlns:pic="http://schemas.openxmlformats.org/drawingml/2006/picture">
+                  <pic:nvPicPr>
+                    <pic:cNvPr id="0" name="Picture 6"/>
+                    <pic:cNvPicPr>
+                      <a:picLocks noChangeAspect="1" noChangeArrowheads="1"/>
+                    </pic:cNvPicPr>
+                  </pic:nvPicPr>
+                  <pic:blipFill>
+                    <a:blip r:embed="rId7" cstate="print">
+                      <a:extLst>
+                        <a:ext uri="{28A0092B-C50C-407E-A947-70E740481C1C}">
+                          <a14:useLocalDpi xmlns:a14="http://schemas.microsoft.com/office/drawing/2010/main" val="0"/>
+                        </a:ext>
+                      </a:extLst>
+                    </a:blip>
+                    <a:srcRect/>
+                    <a:stretch>
+                      <a:fillRect/>
+                    </a:stretch>
+                  </pic:blipFill>
+                  <pic:spPr bwMode="auto">
+                    <a:xfrm>
+                      <a:off x="0" y="0"/>
+                      <a:ext cx="4572000" cy="3048000"/>
+                    </a:xfrm>
+                    <a:prstGeom prst="rect">
+                      <a:avLst/>
+                    </a:prstGeom>
+                    <a:noFill/>
+                    <a:ln>
+                      <a:noFill/>
+                    </a:ln>
+                  </pic:spPr>
+                </pic:pic>
+              </a:graphicData>
+            </a:graphic>
+          </wp:inline>
+        </w:drawing>
+      </w:r>
     </w:p>
     <w:p>
       <w:pPr>
@@ -1694,7 +1823,7 @@
                     </pic:cNvPicPr>
                   </pic:nvPicPr>
                   <pic:blipFill>
-                    <a:blip r:embed="rId7" cstate="print">
+                    <a:blip r:embed="rId8" cstate="print">
                       <a:extLst>
                         <a:ext uri="{28A0092B-C50C-407E-A947-70E740481C1C}">
                           <a14:useLocalDpi xmlns:a14="http://schemas.microsoft.com/office/drawing/2010/main" val="0"/>
@@ -1767,16 +1896,25 @@
         <w:contextualSpacing/>
         <w:rPr>
           <w:rFonts w:ascii="Times New Roman" w:hAnsi="Times New Roman" w:cs="Times New Roman"/>
-          <w:b/>
-          <w:bCs/>
-        </w:rPr>
-      </w:pPr>
-      <w:r>
-        <w:rPr>
-          <w:rFonts w:ascii="Times New Roman" w:hAnsi="Times New Roman" w:cs="Times New Roman"/>
-          <w:b/>
-          <w:bCs/>
-        </w:rPr>
+        </w:rPr>
+      </w:pPr>
+    </w:p>
+    <w:p>
+      <w:pPr>
+        <w:contextualSpacing/>
+        <w:rPr>
+          <w:rFonts w:ascii="Times New Roman" w:hAnsi="Times New Roman" w:cs="Times New Roman"/>
+          <w:b/>
+          <w:bCs/>
+        </w:rPr>
+      </w:pPr>
+      <w:r>
+        <w:rPr>
+          <w:rFonts w:ascii="Times New Roman" w:hAnsi="Times New Roman" w:cs="Times New Roman"/>
+          <w:b/>
+          <w:bCs/>
+        </w:rPr>
+        <w:lastRenderedPageBreak/>
         <w:t>b)</w:t>
       </w:r>
     </w:p>
@@ -1805,334 +1943,6 @@
                 <pic:pic xmlns:pic="http://schemas.openxmlformats.org/drawingml/2006/picture">
                   <pic:nvPicPr>
                     <pic:cNvPr id="0" name="Picture 4"/>
-                    <pic:cNvPicPr>
-                      <a:picLocks noChangeAspect="1" noChangeArrowheads="1"/>
-                    </pic:cNvPicPr>
-                  </pic:nvPicPr>
-                  <pic:blipFill>
-                    <a:blip r:embed="rId8" cstate="print">
-                      <a:extLst>
-                        <a:ext uri="{28A0092B-C50C-407E-A947-70E740481C1C}">
-                          <a14:useLocalDpi xmlns:a14="http://schemas.microsoft.com/office/drawing/2010/main" val="0"/>
-                        </a:ext>
-                      </a:extLst>
-                    </a:blip>
-                    <a:srcRect/>
-                    <a:stretch>
-                      <a:fillRect/>
-                    </a:stretch>
-                  </pic:blipFill>
-                  <pic:spPr bwMode="auto">
-                    <a:xfrm>
-                      <a:off x="0" y="0"/>
-                      <a:ext cx="4572000" cy="3048000"/>
-                    </a:xfrm>
-                    <a:prstGeom prst="rect">
-                      <a:avLst/>
-                    </a:prstGeom>
-                    <a:noFill/>
-                    <a:ln>
-                      <a:noFill/>
-                    </a:ln>
-                  </pic:spPr>
-                </pic:pic>
-              </a:graphicData>
-            </a:graphic>
-          </wp:inline>
-        </w:drawing>
-      </w:r>
-    </w:p>
-    <w:p>
-      <w:pPr>
-        <w:contextualSpacing/>
-        <w:rPr>
-          <w:rFonts w:ascii="Times New Roman" w:hAnsi="Times New Roman" w:cs="Times New Roman"/>
-        </w:rPr>
-      </w:pPr>
-    </w:p>
-    <w:p>
-      <w:pPr>
-        <w:contextualSpacing/>
-        <w:rPr>
-          <w:rFonts w:ascii="Times New Roman" w:hAnsi="Times New Roman" w:cs="Times New Roman"/>
-        </w:rPr>
-      </w:pPr>
-      <w:r>
-        <w:rPr>
-          <w:rFonts w:ascii="Times New Roman" w:hAnsi="Times New Roman" w:cs="Times New Roman"/>
-        </w:rPr>
-        <w:lastRenderedPageBreak/>
-        <w:t>Regular expression:</w:t>
-      </w:r>
-    </w:p>
-    <w:p>
-      <w:pPr>
-        <w:contextualSpacing/>
-        <w:rPr>
-          <w:rFonts w:ascii="Times New Roman" w:hAnsi="Times New Roman" w:cs="Times New Roman"/>
-        </w:rPr>
-      </w:pPr>
-      <w:r>
-        <w:rPr>
-          <w:rFonts w:ascii="Times New Roman" w:hAnsi="Times New Roman" w:cs="Times New Roman"/>
-        </w:rPr>
-        <w:t>L(M) = (b + aa)(bb)</w:t>
-      </w:r>
-    </w:p>
-    <w:p>
-      <w:pPr>
-        <w:contextualSpacing/>
-        <w:rPr>
-          <w:rFonts w:ascii="Times New Roman" w:hAnsi="Times New Roman" w:cs="Times New Roman"/>
-        </w:rPr>
-      </w:pPr>
-    </w:p>
-    <w:p>
-      <w:pPr>
-        <w:contextualSpacing/>
-        <w:rPr>
-          <w:rFonts w:ascii="Times New Roman" w:hAnsi="Times New Roman" w:cs="Times New Roman"/>
-        </w:rPr>
-      </w:pPr>
-    </w:p>
-    <w:p>
-      <w:pPr>
-        <w:contextualSpacing/>
-        <w:rPr>
-          <w:rFonts w:ascii="Times New Roman" w:hAnsi="Times New Roman" w:cs="Times New Roman"/>
-        </w:rPr>
-      </w:pPr>
-      <w:r>
-        <w:rPr>
-          <w:rFonts w:ascii="Times New Roman" w:hAnsi="Times New Roman" w:cs="Times New Roman"/>
-        </w:rPr>
-        <w:t xml:space="preserve">15) </w:t>
-      </w:r>
-      <w:r>
-        <w:rPr>
-          <w:rFonts w:ascii="Times New Roman" w:hAnsi="Times New Roman" w:cs="Times New Roman"/>
-          <w:b/>
-          <w:bCs/>
-        </w:rPr>
-        <w:t>Find a regular expression for the following languages:</w:t>
-      </w:r>
-    </w:p>
-    <w:p>
-      <w:pPr>
-        <w:contextualSpacing/>
-        <w:rPr>
-          <w:rFonts w:ascii="Times New Roman" w:hAnsi="Times New Roman" w:cs="Times New Roman"/>
-        </w:rPr>
-      </w:pPr>
-      <w:r>
-        <w:rPr>
-          <w:rFonts w:ascii="Times New Roman" w:hAnsi="Times New Roman" w:cs="Times New Roman"/>
-        </w:rPr>
-        <w:t>a) L = {w : n</w:t>
-      </w:r>
-      <w:r>
-        <w:rPr>
-          <w:rFonts w:ascii="Times New Roman" w:hAnsi="Times New Roman" w:cs="Times New Roman"/>
-          <w:vertAlign w:val="subscript"/>
-        </w:rPr>
-        <w:t>a</w:t>
-      </w:r>
-      <w:r>
-        <w:rPr>
-          <w:rFonts w:ascii="Times New Roman" w:hAnsi="Times New Roman" w:cs="Times New Roman"/>
-        </w:rPr>
-        <w:t>(w) and n</w:t>
-      </w:r>
-      <w:r>
-        <w:rPr>
-          <w:rFonts w:ascii="Times New Roman" w:hAnsi="Times New Roman" w:cs="Times New Roman"/>
-          <w:vertAlign w:val="subscript"/>
-        </w:rPr>
-        <w:t>b</w:t>
-      </w:r>
-      <w:r>
-        <w:rPr>
-          <w:rFonts w:ascii="Times New Roman" w:hAnsi="Times New Roman" w:cs="Times New Roman"/>
-        </w:rPr>
-        <w:t>(w) are both odd}</w:t>
-      </w:r>
-    </w:p>
-    <w:p>
-      <w:pPr>
-        <w:contextualSpacing/>
-        <w:rPr>
-          <w:rFonts w:ascii="Times New Roman" w:hAnsi="Times New Roman" w:cs="Times New Roman"/>
-        </w:rPr>
-      </w:pPr>
-    </w:p>
-    <w:p>
-      <w:pPr>
-        <w:contextualSpacing/>
-        <w:rPr>
-          <w:rFonts w:ascii="Times New Roman" w:hAnsi="Times New Roman" w:cs="Times New Roman"/>
-        </w:rPr>
-      </w:pPr>
-      <w:r>
-        <w:rPr>
-          <w:rFonts w:ascii="Times New Roman" w:hAnsi="Times New Roman" w:cs="Times New Roman"/>
-        </w:rPr>
-        <w:t>L(M) = (aa)*a((bb)*b) + (bb)*b(aa*)a)</w:t>
-      </w:r>
-    </w:p>
-    <w:p>
-      <w:pPr>
-        <w:contextualSpacing/>
-        <w:rPr>
-          <w:rFonts w:ascii="Times New Roman" w:hAnsi="Times New Roman" w:cs="Times New Roman"/>
-        </w:rPr>
-      </w:pPr>
-    </w:p>
-    <w:p>
-      <w:pPr>
-        <w:contextualSpacing/>
-        <w:rPr>
-          <w:rFonts w:ascii="Times New Roman" w:hAnsi="Times New Roman" w:cs="Times New Roman"/>
-        </w:rPr>
-      </w:pPr>
-    </w:p>
-    <w:p>
-      <w:pPr>
-        <w:contextualSpacing/>
-        <w:rPr>
-          <w:rFonts w:ascii="Times New Roman" w:hAnsi="Times New Roman" w:cs="Times New Roman"/>
-        </w:rPr>
-      </w:pPr>
-    </w:p>
-    <w:p>
-      <w:pPr>
-        <w:contextualSpacing/>
-        <w:rPr>
-          <w:rFonts w:ascii="Times New Roman" w:hAnsi="Times New Roman" w:cs="Times New Roman"/>
-          <w:b/>
-          <w:bCs/>
-          <w:u w:val="single"/>
-        </w:rPr>
-      </w:pPr>
-      <w:r>
-        <w:rPr>
-          <w:rFonts w:ascii="Times New Roman" w:hAnsi="Times New Roman" w:cs="Times New Roman"/>
-          <w:b/>
-          <w:bCs/>
-          <w:u w:val="single"/>
-        </w:rPr>
-        <w:t>Section 3.3:</w:t>
-      </w:r>
-    </w:p>
-    <w:p>
-      <w:pPr>
-        <w:contextualSpacing/>
-        <w:rPr>
-          <w:rFonts w:ascii="Times New Roman" w:hAnsi="Times New Roman" w:cs="Times New Roman"/>
-        </w:rPr>
-      </w:pPr>
-    </w:p>
-    <w:p>
-      <w:pPr>
-        <w:contextualSpacing/>
-        <w:rPr>
-          <w:rFonts w:ascii="Times New Roman" w:hAnsi="Times New Roman" w:cs="Times New Roman"/>
-          <w:b/>
-          <w:bCs/>
-        </w:rPr>
-      </w:pPr>
-      <w:r>
-        <w:rPr>
-          <w:rFonts w:ascii="Times New Roman" w:hAnsi="Times New Roman" w:cs="Times New Roman"/>
-        </w:rPr>
-        <w:t xml:space="preserve">1) </w:t>
-      </w:r>
-      <w:r>
-        <w:rPr>
-          <w:rFonts w:ascii="Times New Roman" w:hAnsi="Times New Roman" w:cs="Times New Roman"/>
-          <w:b/>
-          <w:bCs/>
-        </w:rPr>
-        <w:t>Construct a DFA that accepts the language generated by the grammar:</w:t>
-      </w:r>
-    </w:p>
-    <w:p>
-      <w:pPr>
-        <w:contextualSpacing/>
-        <w:rPr>
-          <w:rFonts w:ascii="Times New Roman" w:hAnsi="Times New Roman" w:cs="Times New Roman"/>
-        </w:rPr>
-      </w:pPr>
-      <w:r>
-        <w:rPr>
-          <w:rFonts w:ascii="Times New Roman" w:hAnsi="Times New Roman" w:cs="Times New Roman"/>
-        </w:rPr>
-        <w:tab/>
-        <w:t>S -&gt; abA</w:t>
-      </w:r>
-    </w:p>
-    <w:p>
-      <w:pPr>
-        <w:contextualSpacing/>
-        <w:rPr>
-          <w:rFonts w:ascii="Times New Roman" w:hAnsi="Times New Roman" w:cs="Times New Roman"/>
-        </w:rPr>
-      </w:pPr>
-      <w:r>
-        <w:rPr>
-          <w:rFonts w:ascii="Times New Roman" w:hAnsi="Times New Roman" w:cs="Times New Roman"/>
-        </w:rPr>
-        <w:tab/>
-        <w:t>A -&gt; baB</w:t>
-      </w:r>
-    </w:p>
-    <w:p>
-      <w:pPr>
-        <w:contextualSpacing/>
-        <w:rPr>
-          <w:rFonts w:ascii="Times New Roman" w:hAnsi="Times New Roman" w:cs="Times New Roman"/>
-        </w:rPr>
-      </w:pPr>
-      <w:r>
-        <w:rPr>
-          <w:rFonts w:ascii="Times New Roman" w:hAnsi="Times New Roman" w:cs="Times New Roman"/>
-        </w:rPr>
-        <w:tab/>
-        <w:t>B -&gt; aA | bb</w:t>
-      </w:r>
-    </w:p>
-    <w:p>
-      <w:pPr>
-        <w:contextualSpacing/>
-        <w:rPr>
-          <w:rFonts w:ascii="Times New Roman" w:hAnsi="Times New Roman" w:cs="Times New Roman"/>
-        </w:rPr>
-      </w:pPr>
-    </w:p>
-    <w:p>
-      <w:pPr>
-        <w:contextualSpacing/>
-        <w:rPr>
-          <w:rFonts w:ascii="Times New Roman" w:hAnsi="Times New Roman" w:cs="Times New Roman"/>
-        </w:rPr>
-      </w:pPr>
-      <w:r>
-        <w:rPr>
-          <w:rFonts w:ascii="Times New Roman" w:hAnsi="Times New Roman" w:cs="Times New Roman"/>
-          <w:noProof/>
-        </w:rPr>
-        <w:drawing>
-          <wp:inline distT="0" distB="0" distL="0" distR="0" wp14:anchorId="71E18294" wp14:editId="40F3BA20">
-            <wp:extent cx="4572000" cy="3048000"/>
-            <wp:effectExtent l="0" t="0" r="0" b="0"/>
-            <wp:docPr id="1905009930" name="Picture 5"/>
-            <wp:cNvGraphicFramePr>
-              <a:graphicFrameLocks xmlns:a="http://schemas.openxmlformats.org/drawingml/2006/main" noChangeAspect="1"/>
-            </wp:cNvGraphicFramePr>
-            <a:graphic xmlns:a="http://schemas.openxmlformats.org/drawingml/2006/main">
-              <a:graphicData uri="http://schemas.openxmlformats.org/drawingml/2006/picture">
-                <pic:pic xmlns:pic="http://schemas.openxmlformats.org/drawingml/2006/picture">
-                  <pic:nvPicPr>
-                    <pic:cNvPr id="0" name="Picture 5"/>
                     <pic:cNvPicPr>
                       <a:picLocks noChangeAspect="1" noChangeArrowheads="1"/>
                     </pic:cNvPicPr>
@@ -2189,6 +1999,334 @@
         <w:rPr>
           <w:rFonts w:ascii="Times New Roman" w:hAnsi="Times New Roman" w:cs="Times New Roman"/>
         </w:rPr>
+        <w:t>Regular expression:</w:t>
+      </w:r>
+    </w:p>
+    <w:p>
+      <w:pPr>
+        <w:contextualSpacing/>
+        <w:rPr>
+          <w:rFonts w:ascii="Times New Roman" w:hAnsi="Times New Roman" w:cs="Times New Roman"/>
+        </w:rPr>
+      </w:pPr>
+      <w:r>
+        <w:rPr>
+          <w:rFonts w:ascii="Times New Roman" w:hAnsi="Times New Roman" w:cs="Times New Roman"/>
+        </w:rPr>
+        <w:t>L(M) = (b + aa)(bb)</w:t>
+      </w:r>
+    </w:p>
+    <w:p>
+      <w:pPr>
+        <w:contextualSpacing/>
+        <w:rPr>
+          <w:rFonts w:ascii="Times New Roman" w:hAnsi="Times New Roman" w:cs="Times New Roman"/>
+        </w:rPr>
+      </w:pPr>
+    </w:p>
+    <w:p>
+      <w:pPr>
+        <w:contextualSpacing/>
+        <w:rPr>
+          <w:rFonts w:ascii="Times New Roman" w:hAnsi="Times New Roman" w:cs="Times New Roman"/>
+        </w:rPr>
+      </w:pPr>
+    </w:p>
+    <w:p>
+      <w:pPr>
+        <w:contextualSpacing/>
+        <w:rPr>
+          <w:rFonts w:ascii="Times New Roman" w:hAnsi="Times New Roman" w:cs="Times New Roman"/>
+        </w:rPr>
+      </w:pPr>
+      <w:r>
+        <w:rPr>
+          <w:rFonts w:ascii="Times New Roman" w:hAnsi="Times New Roman" w:cs="Times New Roman"/>
+        </w:rPr>
+        <w:t xml:space="preserve">15) </w:t>
+      </w:r>
+      <w:r>
+        <w:rPr>
+          <w:rFonts w:ascii="Times New Roman" w:hAnsi="Times New Roman" w:cs="Times New Roman"/>
+          <w:b/>
+          <w:bCs/>
+        </w:rPr>
+        <w:t>Find a regular expression for the following languages:</w:t>
+      </w:r>
+    </w:p>
+    <w:p>
+      <w:pPr>
+        <w:contextualSpacing/>
+        <w:rPr>
+          <w:rFonts w:ascii="Times New Roman" w:hAnsi="Times New Roman" w:cs="Times New Roman"/>
+        </w:rPr>
+      </w:pPr>
+      <w:r>
+        <w:rPr>
+          <w:rFonts w:ascii="Times New Roman" w:hAnsi="Times New Roman" w:cs="Times New Roman"/>
+        </w:rPr>
+        <w:t>a) L = {w : n</w:t>
+      </w:r>
+      <w:r>
+        <w:rPr>
+          <w:rFonts w:ascii="Times New Roman" w:hAnsi="Times New Roman" w:cs="Times New Roman"/>
+          <w:vertAlign w:val="subscript"/>
+        </w:rPr>
+        <w:t>a</w:t>
+      </w:r>
+      <w:r>
+        <w:rPr>
+          <w:rFonts w:ascii="Times New Roman" w:hAnsi="Times New Roman" w:cs="Times New Roman"/>
+        </w:rPr>
+        <w:t>(w) and n</w:t>
+      </w:r>
+      <w:r>
+        <w:rPr>
+          <w:rFonts w:ascii="Times New Roman" w:hAnsi="Times New Roman" w:cs="Times New Roman"/>
+          <w:vertAlign w:val="subscript"/>
+        </w:rPr>
+        <w:t>b</w:t>
+      </w:r>
+      <w:r>
+        <w:rPr>
+          <w:rFonts w:ascii="Times New Roman" w:hAnsi="Times New Roman" w:cs="Times New Roman"/>
+        </w:rPr>
+        <w:t>(w) are both odd}</w:t>
+      </w:r>
+    </w:p>
+    <w:p>
+      <w:pPr>
+        <w:contextualSpacing/>
+        <w:rPr>
+          <w:rFonts w:ascii="Times New Roman" w:hAnsi="Times New Roman" w:cs="Times New Roman"/>
+        </w:rPr>
+      </w:pPr>
+    </w:p>
+    <w:p>
+      <w:pPr>
+        <w:contextualSpacing/>
+        <w:rPr>
+          <w:rFonts w:ascii="Times New Roman" w:hAnsi="Times New Roman" w:cs="Times New Roman"/>
+        </w:rPr>
+      </w:pPr>
+    </w:p>
+    <w:p>
+      <w:pPr>
+        <w:contextualSpacing/>
+        <w:rPr>
+          <w:rFonts w:ascii="Times New Roman" w:hAnsi="Times New Roman" w:cs="Times New Roman"/>
+        </w:rPr>
+      </w:pPr>
+      <w:r>
+        <w:rPr>
+          <w:rFonts w:ascii="Times New Roman" w:hAnsi="Times New Roman" w:cs="Times New Roman"/>
+        </w:rPr>
+        <w:t>L(M) = (ab + ba)(ba + ab)</w:t>
+      </w:r>
+    </w:p>
+    <w:p>
+      <w:pPr>
+        <w:contextualSpacing/>
+        <w:rPr>
+          <w:rFonts w:ascii="Times New Roman" w:hAnsi="Times New Roman" w:cs="Times New Roman"/>
+        </w:rPr>
+      </w:pPr>
+    </w:p>
+    <w:p>
+      <w:pPr>
+        <w:contextualSpacing/>
+        <w:rPr>
+          <w:rFonts w:ascii="Times New Roman" w:hAnsi="Times New Roman" w:cs="Times New Roman"/>
+        </w:rPr>
+      </w:pPr>
+    </w:p>
+    <w:p>
+      <w:pPr>
+        <w:contextualSpacing/>
+        <w:rPr>
+          <w:rFonts w:ascii="Times New Roman" w:hAnsi="Times New Roman" w:cs="Times New Roman"/>
+          <w:b/>
+          <w:bCs/>
+          <w:u w:val="single"/>
+        </w:rPr>
+      </w:pPr>
+      <w:r>
+        <w:rPr>
+          <w:rFonts w:ascii="Times New Roman" w:hAnsi="Times New Roman" w:cs="Times New Roman"/>
+          <w:b/>
+          <w:bCs/>
+          <w:u w:val="single"/>
+        </w:rPr>
+        <w:t>Section 3.3:</w:t>
+      </w:r>
+    </w:p>
+    <w:p>
+      <w:pPr>
+        <w:contextualSpacing/>
+        <w:rPr>
+          <w:rFonts w:ascii="Times New Roman" w:hAnsi="Times New Roman" w:cs="Times New Roman"/>
+        </w:rPr>
+      </w:pPr>
+    </w:p>
+    <w:p>
+      <w:pPr>
+        <w:contextualSpacing/>
+        <w:rPr>
+          <w:rFonts w:ascii="Times New Roman" w:hAnsi="Times New Roman" w:cs="Times New Roman"/>
+          <w:b/>
+          <w:bCs/>
+        </w:rPr>
+      </w:pPr>
+      <w:r>
+        <w:rPr>
+          <w:rFonts w:ascii="Times New Roman" w:hAnsi="Times New Roman" w:cs="Times New Roman"/>
+        </w:rPr>
+        <w:t xml:space="preserve">1) </w:t>
+      </w:r>
+      <w:r>
+        <w:rPr>
+          <w:rFonts w:ascii="Times New Roman" w:hAnsi="Times New Roman" w:cs="Times New Roman"/>
+          <w:b/>
+          <w:bCs/>
+        </w:rPr>
+        <w:t>Construct a DFA that accepts the language generated by the grammar:</w:t>
+      </w:r>
+    </w:p>
+    <w:p>
+      <w:pPr>
+        <w:contextualSpacing/>
+        <w:rPr>
+          <w:rFonts w:ascii="Times New Roman" w:hAnsi="Times New Roman" w:cs="Times New Roman"/>
+        </w:rPr>
+      </w:pPr>
+      <w:r>
+        <w:rPr>
+          <w:rFonts w:ascii="Times New Roman" w:hAnsi="Times New Roman" w:cs="Times New Roman"/>
+        </w:rPr>
+        <w:tab/>
+        <w:t>S -&gt; abA</w:t>
+      </w:r>
+    </w:p>
+    <w:p>
+      <w:pPr>
+        <w:contextualSpacing/>
+        <w:rPr>
+          <w:rFonts w:ascii="Times New Roman" w:hAnsi="Times New Roman" w:cs="Times New Roman"/>
+        </w:rPr>
+      </w:pPr>
+      <w:r>
+        <w:rPr>
+          <w:rFonts w:ascii="Times New Roman" w:hAnsi="Times New Roman" w:cs="Times New Roman"/>
+        </w:rPr>
+        <w:tab/>
+        <w:t>A -&gt; baB</w:t>
+      </w:r>
+    </w:p>
+    <w:p>
+      <w:pPr>
+        <w:contextualSpacing/>
+        <w:rPr>
+          <w:rFonts w:ascii="Times New Roman" w:hAnsi="Times New Roman" w:cs="Times New Roman"/>
+        </w:rPr>
+      </w:pPr>
+      <w:r>
+        <w:rPr>
+          <w:rFonts w:ascii="Times New Roman" w:hAnsi="Times New Roman" w:cs="Times New Roman"/>
+        </w:rPr>
+        <w:tab/>
+        <w:t>B -&gt; aA | bb</w:t>
+      </w:r>
+    </w:p>
+    <w:p>
+      <w:pPr>
+        <w:contextualSpacing/>
+        <w:rPr>
+          <w:rFonts w:ascii="Times New Roman" w:hAnsi="Times New Roman" w:cs="Times New Roman"/>
+        </w:rPr>
+      </w:pPr>
+    </w:p>
+    <w:p>
+      <w:pPr>
+        <w:contextualSpacing/>
+        <w:rPr>
+          <w:rFonts w:ascii="Times New Roman" w:hAnsi="Times New Roman" w:cs="Times New Roman"/>
+        </w:rPr>
+      </w:pPr>
+      <w:r>
+        <w:rPr>
+          <w:rFonts w:ascii="Times New Roman" w:hAnsi="Times New Roman" w:cs="Times New Roman"/>
+          <w:noProof/>
+        </w:rPr>
+        <w:lastRenderedPageBreak/>
+        <w:drawing>
+          <wp:inline distT="0" distB="0" distL="0" distR="0" wp14:anchorId="71E18294" wp14:editId="0C920127">
+            <wp:extent cx="2763983" cy="1842655"/>
+            <wp:effectExtent l="0" t="0" r="0" b="5715"/>
+            <wp:docPr id="1905009930" name="Picture 5"/>
+            <wp:cNvGraphicFramePr>
+              <a:graphicFrameLocks xmlns:a="http://schemas.openxmlformats.org/drawingml/2006/main" noChangeAspect="1"/>
+            </wp:cNvGraphicFramePr>
+            <a:graphic xmlns:a="http://schemas.openxmlformats.org/drawingml/2006/main">
+              <a:graphicData uri="http://schemas.openxmlformats.org/drawingml/2006/picture">
+                <pic:pic xmlns:pic="http://schemas.openxmlformats.org/drawingml/2006/picture">
+                  <pic:nvPicPr>
+                    <pic:cNvPr id="0" name="Picture 5"/>
+                    <pic:cNvPicPr>
+                      <a:picLocks noChangeAspect="1" noChangeArrowheads="1"/>
+                    </pic:cNvPicPr>
+                  </pic:nvPicPr>
+                  <pic:blipFill>
+                    <a:blip r:embed="rId10" cstate="print">
+                      <a:extLst>
+                        <a:ext uri="{28A0092B-C50C-407E-A947-70E740481C1C}">
+                          <a14:useLocalDpi xmlns:a14="http://schemas.microsoft.com/office/drawing/2010/main" val="0"/>
+                        </a:ext>
+                      </a:extLst>
+                    </a:blip>
+                    <a:srcRect/>
+                    <a:stretch>
+                      <a:fillRect/>
+                    </a:stretch>
+                  </pic:blipFill>
+                  <pic:spPr bwMode="auto">
+                    <a:xfrm>
+                      <a:off x="0" y="0"/>
+                      <a:ext cx="2800028" cy="1866685"/>
+                    </a:xfrm>
+                    <a:prstGeom prst="rect">
+                      <a:avLst/>
+                    </a:prstGeom>
+                    <a:noFill/>
+                    <a:ln>
+                      <a:noFill/>
+                    </a:ln>
+                  </pic:spPr>
+                </pic:pic>
+              </a:graphicData>
+            </a:graphic>
+          </wp:inline>
+        </w:drawing>
+      </w:r>
+    </w:p>
+    <w:p>
+      <w:pPr>
+        <w:contextualSpacing/>
+        <w:rPr>
+          <w:rFonts w:ascii="Times New Roman" w:hAnsi="Times New Roman" w:cs="Times New Roman"/>
+        </w:rPr>
+      </w:pPr>
+    </w:p>
+    <w:p>
+      <w:pPr>
+        <w:contextualSpacing/>
+        <w:rPr>
+          <w:rFonts w:ascii="Times New Roman" w:hAnsi="Times New Roman" w:cs="Times New Roman"/>
+        </w:rPr>
+      </w:pPr>
+      <w:r>
+        <w:rPr>
+          <w:rFonts w:ascii="Times New Roman" w:hAnsi="Times New Roman" w:cs="Times New Roman"/>
+        </w:rPr>
         <w:t xml:space="preserve">3) </w:t>
       </w:r>
       <w:r>
@@ -2234,7 +2372,28 @@
           <w:rFonts w:ascii="Times New Roman" w:hAnsi="Times New Roman" w:cs="Times New Roman"/>
         </w:rPr>
         <w:tab/>
-        <w:t>S -&gt; aST | a</w:t>
+        <w:t>S -&gt; a</w:t>
+      </w:r>
+      <w:r>
+        <w:rPr>
+          <w:rFonts w:ascii="Times New Roman" w:hAnsi="Times New Roman" w:cs="Times New Roman"/>
+        </w:rPr>
+        <w:t>A</w:t>
+      </w:r>
+    </w:p>
+    <w:p>
+      <w:pPr>
+        <w:contextualSpacing/>
+        <w:rPr>
+          <w:rFonts w:ascii="Times New Roman" w:hAnsi="Times New Roman" w:cs="Times New Roman"/>
+        </w:rPr>
+      </w:pPr>
+      <w:r>
+        <w:rPr>
+          <w:rFonts w:ascii="Times New Roman" w:hAnsi="Times New Roman" w:cs="Times New Roman"/>
+        </w:rPr>
+        <w:tab/>
+        <w:t xml:space="preserve">A -&gt; </w:t>
       </w:r>
     </w:p>
     <w:p>
@@ -2311,7 +2470,6 @@
         <w:rPr>
           <w:rFonts w:ascii="Times New Roman" w:hAnsi="Times New Roman" w:cs="Times New Roman"/>
         </w:rPr>
-        <w:lastRenderedPageBreak/>
         <w:t>Grammar:</w:t>
       </w:r>
     </w:p>
@@ -2438,7 +2596,85 @@
         <w:rPr>
           <w:rFonts w:ascii="Times New Roman" w:hAnsi="Times New Roman" w:cs="Times New Roman"/>
         </w:rPr>
-        <w:t>L(M) = bb*aa*b* + a* + b*</w:t>
+        <w:t xml:space="preserve">L(M) = </w:t>
+      </w:r>
+      <w:r>
+        <w:rPr>
+          <w:rFonts w:ascii="Times New Roman" w:hAnsi="Times New Roman" w:cs="Times New Roman"/>
+        </w:rPr>
+        <w:t>(a + b)*b</w:t>
+      </w:r>
+      <w:r>
+        <w:rPr>
+          <w:rFonts w:ascii="Times New Roman" w:hAnsi="Times New Roman" w:cs="Times New Roman"/>
+        </w:rPr>
+        <w:t>a</w:t>
+      </w:r>
+      <w:r>
+        <w:rPr>
+          <w:rFonts w:ascii="Times New Roman" w:hAnsi="Times New Roman" w:cs="Times New Roman"/>
+        </w:rPr>
+        <w:t>(</w:t>
+      </w:r>
+      <w:r>
+        <w:rPr>
+          <w:rFonts w:ascii="Times New Roman" w:hAnsi="Times New Roman" w:cs="Times New Roman"/>
+        </w:rPr>
+        <w:t>a</w:t>
+      </w:r>
+      <w:r>
+        <w:rPr>
+          <w:rFonts w:ascii="Times New Roman" w:hAnsi="Times New Roman" w:cs="Times New Roman"/>
+        </w:rPr>
+        <w:t xml:space="preserve"> + </w:t>
+      </w:r>
+      <w:r>
+        <w:rPr>
+          <w:rFonts w:ascii="Times New Roman" w:hAnsi="Times New Roman" w:cs="Times New Roman"/>
+        </w:rPr>
+        <w:t>b</w:t>
+      </w:r>
+      <w:r>
+        <w:rPr>
+          <w:rFonts w:ascii="Times New Roman" w:hAnsi="Times New Roman" w:cs="Times New Roman"/>
+        </w:rPr>
+        <w:t>)</w:t>
+      </w:r>
+      <w:r>
+        <w:rPr>
+          <w:rFonts w:ascii="Times New Roman" w:hAnsi="Times New Roman" w:cs="Times New Roman"/>
+        </w:rPr>
+        <w:t xml:space="preserve">* + </w:t>
+      </w:r>
+      <w:r>
+        <w:rPr>
+          <w:rFonts w:ascii="Times New Roman" w:hAnsi="Times New Roman" w:cs="Times New Roman"/>
+        </w:rPr>
+        <w:t>a</w:t>
+      </w:r>
+      <w:r>
+        <w:rPr>
+          <w:rFonts w:ascii="Times New Roman" w:hAnsi="Times New Roman" w:cs="Times New Roman"/>
+        </w:rPr>
+        <w:t xml:space="preserve">a* + </w:t>
+      </w:r>
+      <w:r>
+        <w:rPr>
+          <w:rFonts w:ascii="Times New Roman" w:hAnsi="Times New Roman" w:cs="Times New Roman"/>
+        </w:rPr>
+        <w:t>b</w:t>
+      </w:r>
+      <w:r>
+        <w:rPr>
+          <w:rFonts w:ascii="Times New Roman" w:hAnsi="Times New Roman" w:cs="Times New Roman"/>
+        </w:rPr>
+        <w:t>b*</w:t>
+      </w:r>
+      <w:r>
+        <w:rPr>
+          <w:rFonts w:ascii="Times New Roman" w:hAnsi="Times New Roman" w:cs="Times New Roman"/>
+        </w:rPr>
+        <w:t xml:space="preserve"> + λ</w:t>
       </w:r>
     </w:p>
     <w:p>
@@ -2548,62 +2784,67 @@
           <w:rFonts w:ascii="Times New Roman" w:hAnsi="Times New Roman" w:cs="Times New Roman"/>
         </w:rPr>
       </w:pPr>
-    </w:p>
-    <w:p>
-      <w:pPr>
-        <w:contextualSpacing/>
-        <w:rPr>
-          <w:rFonts w:ascii="Times New Roman" w:hAnsi="Times New Roman" w:cs="Times New Roman"/>
-        </w:rPr>
-      </w:pPr>
-    </w:p>
-    <w:p>
-      <w:pPr>
-        <w:contextualSpacing/>
-        <w:rPr>
-          <w:rFonts w:ascii="Times New Roman" w:hAnsi="Times New Roman" w:cs="Times New Roman"/>
-        </w:rPr>
-      </w:pPr>
-    </w:p>
-    <w:p>
-      <w:pPr>
-        <w:contextualSpacing/>
-        <w:rPr>
-          <w:rFonts w:ascii="Times New Roman" w:hAnsi="Times New Roman" w:cs="Times New Roman"/>
-        </w:rPr>
-      </w:pPr>
-    </w:p>
-    <w:p>
-      <w:pPr>
-        <w:contextualSpacing/>
-        <w:rPr>
-          <w:rFonts w:ascii="Times New Roman" w:hAnsi="Times New Roman" w:cs="Times New Roman"/>
-        </w:rPr>
-      </w:pPr>
-    </w:p>
-    <w:p>
-      <w:pPr>
-        <w:contextualSpacing/>
-        <w:rPr>
-          <w:rFonts w:ascii="Times New Roman" w:hAnsi="Times New Roman" w:cs="Times New Roman"/>
-        </w:rPr>
-      </w:pPr>
-    </w:p>
-    <w:p>
-      <w:pPr>
-        <w:contextualSpacing/>
-        <w:rPr>
-          <w:rFonts w:ascii="Times New Roman" w:hAnsi="Times New Roman" w:cs="Times New Roman"/>
-        </w:rPr>
-      </w:pPr>
-    </w:p>
-    <w:p>
-      <w:pPr>
-        <w:contextualSpacing/>
-        <w:rPr>
-          <w:rFonts w:ascii="Times New Roman" w:hAnsi="Times New Roman" w:cs="Times New Roman"/>
-          <w:b/>
-          <w:bCs/>
+      <w:r>
+        <w:rPr>
+          <w:rFonts w:ascii="Times New Roman" w:hAnsi="Times New Roman" w:cs="Times New Roman"/>
+          <w:noProof/>
+        </w:rPr>
+        <w:lastRenderedPageBreak/>
+        <w:drawing>
+          <wp:inline distT="0" distB="0" distL="0" distR="0" wp14:anchorId="5BB8D7C4" wp14:editId="5E5C0E00">
+            <wp:extent cx="3064259" cy="2729345"/>
+            <wp:effectExtent l="0" t="0" r="3175" b="0"/>
+            <wp:docPr id="1911725369" name="Picture 8"/>
+            <wp:cNvGraphicFramePr>
+              <a:graphicFrameLocks xmlns:a="http://schemas.openxmlformats.org/drawingml/2006/main" noChangeAspect="1"/>
+            </wp:cNvGraphicFramePr>
+            <a:graphic xmlns:a="http://schemas.openxmlformats.org/drawingml/2006/main">
+              <a:graphicData uri="http://schemas.openxmlformats.org/drawingml/2006/picture">
+                <pic:pic xmlns:pic="http://schemas.openxmlformats.org/drawingml/2006/picture">
+                  <pic:nvPicPr>
+                    <pic:cNvPr id="0" name="Picture 8"/>
+                    <pic:cNvPicPr>
+                      <a:picLocks noChangeAspect="1" noChangeArrowheads="1"/>
+                    </pic:cNvPicPr>
+                  </pic:nvPicPr>
+                  <pic:blipFill>
+                    <a:blip r:embed="rId11" cstate="print">
+                      <a:extLst>
+                        <a:ext uri="{28A0092B-C50C-407E-A947-70E740481C1C}">
+                          <a14:useLocalDpi xmlns:a14="http://schemas.microsoft.com/office/drawing/2010/main" val="0"/>
+                        </a:ext>
+                      </a:extLst>
+                    </a:blip>
+                    <a:srcRect/>
+                    <a:stretch>
+                      <a:fillRect/>
+                    </a:stretch>
+                  </pic:blipFill>
+                  <pic:spPr bwMode="auto">
+                    <a:xfrm>
+                      <a:off x="0" y="0"/>
+                      <a:ext cx="3084042" cy="2746966"/>
+                    </a:xfrm>
+                    <a:prstGeom prst="rect">
+                      <a:avLst/>
+                    </a:prstGeom>
+                    <a:noFill/>
+                    <a:ln>
+                      <a:noFill/>
+                    </a:ln>
+                  </pic:spPr>
+                </pic:pic>
+              </a:graphicData>
+            </a:graphic>
+          </wp:inline>
+        </w:drawing>
+      </w:r>
+    </w:p>
+    <w:p>
+      <w:pPr>
+        <w:contextualSpacing/>
+        <w:rPr>
+          <w:rFonts w:ascii="Times New Roman" w:hAnsi="Times New Roman" w:cs="Times New Roman"/>
         </w:rPr>
       </w:pPr>
       <w:r>
@@ -2618,64 +2859,95 @@
           <w:b/>
           <w:bCs/>
         </w:rPr>
-        <w:t>Use Theorem 4.1to find NFAs for: L(ab*a*) ∩ L(a*b*a).</w:t>
-      </w:r>
-    </w:p>
-    <w:p>
-      <w:pPr>
-        <w:contextualSpacing/>
-        <w:rPr>
-          <w:rFonts w:ascii="Times New Roman" w:hAnsi="Times New Roman" w:cs="Times New Roman"/>
-        </w:rPr>
-      </w:pPr>
-    </w:p>
-    <w:p>
-      <w:pPr>
-        <w:contextualSpacing/>
-        <w:rPr>
-          <w:rFonts w:ascii="Times New Roman" w:hAnsi="Times New Roman" w:cs="Times New Roman"/>
-        </w:rPr>
-      </w:pPr>
-    </w:p>
-    <w:p>
-      <w:pPr>
-        <w:contextualSpacing/>
-        <w:rPr>
-          <w:rFonts w:ascii="Times New Roman" w:hAnsi="Times New Roman" w:cs="Times New Roman"/>
-        </w:rPr>
-      </w:pPr>
-    </w:p>
-    <w:p>
-      <w:pPr>
-        <w:contextualSpacing/>
-        <w:rPr>
-          <w:rFonts w:ascii="Times New Roman" w:hAnsi="Times New Roman" w:cs="Times New Roman"/>
-        </w:rPr>
-      </w:pPr>
-    </w:p>
-    <w:p>
-      <w:pPr>
-        <w:contextualSpacing/>
-        <w:rPr>
-          <w:rFonts w:ascii="Times New Roman" w:hAnsi="Times New Roman" w:cs="Times New Roman"/>
-        </w:rPr>
-      </w:pPr>
-    </w:p>
-    <w:p>
-      <w:pPr>
-        <w:contextualSpacing/>
-        <w:rPr>
-          <w:rFonts w:ascii="Times New Roman" w:hAnsi="Times New Roman" w:cs="Times New Roman"/>
-        </w:rPr>
-      </w:pPr>
-    </w:p>
-    <w:p>
-      <w:pPr>
-        <w:contextualSpacing/>
-        <w:rPr>
-          <w:rFonts w:ascii="Times New Roman" w:hAnsi="Times New Roman" w:cs="Times New Roman"/>
-        </w:rPr>
-      </w:pPr>
+        <w:t>Use Theorem 4.1</w:t>
+      </w:r>
+      <w:r>
+        <w:rPr>
+          <w:rFonts w:ascii="Times New Roman" w:hAnsi="Times New Roman" w:cs="Times New Roman"/>
+          <w:b/>
+          <w:bCs/>
+        </w:rPr>
+        <w:t xml:space="preserve"> </w:t>
+      </w:r>
+      <w:r>
+        <w:rPr>
+          <w:rFonts w:ascii="Times New Roman" w:hAnsi="Times New Roman" w:cs="Times New Roman"/>
+          <w:b/>
+          <w:bCs/>
+        </w:rPr>
+        <w:t>to find NFAs for: L(ab*a*) ∩ L(a*b*a).</w:t>
+      </w:r>
+    </w:p>
+    <w:p>
+      <w:pPr>
+        <w:contextualSpacing/>
+        <w:rPr>
+          <w:rFonts w:ascii="Times New Roman" w:hAnsi="Times New Roman" w:cs="Times New Roman"/>
+        </w:rPr>
+      </w:pPr>
+    </w:p>
+    <w:p>
+      <w:pPr>
+        <w:contextualSpacing/>
+        <w:rPr>
+          <w:rFonts w:ascii="Times New Roman" w:hAnsi="Times New Roman" w:cs="Times New Roman"/>
+        </w:rPr>
+      </w:pPr>
+      <w:r>
+        <w:rPr>
+          <w:rFonts w:ascii="Times New Roman" w:hAnsi="Times New Roman" w:cs="Times New Roman"/>
+          <w:noProof/>
+        </w:rPr>
+        <w:lastRenderedPageBreak/>
+        <w:drawing>
+          <wp:inline distT="0" distB="0" distL="0" distR="0" wp14:anchorId="4AEC138B" wp14:editId="6DF15D6E">
+            <wp:extent cx="5936615" cy="7682230"/>
+            <wp:effectExtent l="0" t="0" r="6985" b="0"/>
+            <wp:docPr id="1752636597" name="Picture 7"/>
+            <wp:cNvGraphicFramePr>
+              <a:graphicFrameLocks xmlns:a="http://schemas.openxmlformats.org/drawingml/2006/main" noChangeAspect="1"/>
+            </wp:cNvGraphicFramePr>
+            <a:graphic xmlns:a="http://schemas.openxmlformats.org/drawingml/2006/main">
+              <a:graphicData uri="http://schemas.openxmlformats.org/drawingml/2006/picture">
+                <pic:pic xmlns:pic="http://schemas.openxmlformats.org/drawingml/2006/picture">
+                  <pic:nvPicPr>
+                    <pic:cNvPr id="0" name="Picture 7"/>
+                    <pic:cNvPicPr>
+                      <a:picLocks noChangeAspect="1" noChangeArrowheads="1"/>
+                    </pic:cNvPicPr>
+                  </pic:nvPicPr>
+                  <pic:blipFill>
+                    <a:blip r:embed="rId12" cstate="print">
+                      <a:extLst>
+                        <a:ext uri="{28A0092B-C50C-407E-A947-70E740481C1C}">
+                          <a14:useLocalDpi xmlns:a14="http://schemas.microsoft.com/office/drawing/2010/main" val="0"/>
+                        </a:ext>
+                      </a:extLst>
+                    </a:blip>
+                    <a:srcRect/>
+                    <a:stretch>
+                      <a:fillRect/>
+                    </a:stretch>
+                  </pic:blipFill>
+                  <pic:spPr bwMode="auto">
+                    <a:xfrm>
+                      <a:off x="0" y="0"/>
+                      <a:ext cx="5936615" cy="7682230"/>
+                    </a:xfrm>
+                    <a:prstGeom prst="rect">
+                      <a:avLst/>
+                    </a:prstGeom>
+                    <a:noFill/>
+                    <a:ln>
+                      <a:noFill/>
+                    </a:ln>
+                  </pic:spPr>
+                </pic:pic>
+              </a:graphicData>
+            </a:graphic>
+          </wp:inline>
+        </w:drawing>
+      </w:r>
     </w:p>
     <w:p>
       <w:pPr>
@@ -2726,6 +2998,7 @@
         <w:rPr>
           <w:rFonts w:ascii="Times New Roman" w:hAnsi="Times New Roman" w:cs="Times New Roman"/>
         </w:rPr>
+        <w:lastRenderedPageBreak/>
         <w:t xml:space="preserve">2) </w:t>
       </w:r>
       <w:r>
@@ -2777,7 +3050,20 @@
         <w:rPr>
           <w:rFonts w:ascii="Times New Roman" w:hAnsi="Times New Roman" w:cs="Times New Roman"/>
         </w:rPr>
-        <w:t>Turn L into DFA M so that L = L(M)</w:t>
+        <w:t>Use an intersection of L and L</w:t>
+      </w:r>
+      <w:r>
+        <w:rPr>
+          <w:rFonts w:ascii="Times New Roman" w:hAnsi="Times New Roman" w:cs="Times New Roman"/>
+          <w:vertAlign w:val="superscript"/>
+        </w:rPr>
+        <w:t>R</w:t>
+      </w:r>
+      <w:r>
+        <w:rPr>
+          <w:rFonts w:ascii="Times New Roman" w:hAnsi="Times New Roman" w:cs="Times New Roman"/>
+        </w:rPr>
+        <w:t>.</w:t>
       </w:r>
     </w:p>
     <w:p>
@@ -2791,45 +3077,6 @@
           <w:rFonts w:ascii="Times New Roman" w:hAnsi="Times New Roman" w:cs="Times New Roman"/>
         </w:rPr>
       </w:pPr>
-      <w:r>
-        <w:rPr>
-          <w:rFonts w:ascii="Times New Roman" w:hAnsi="Times New Roman" w:cs="Times New Roman"/>
-        </w:rPr>
-        <w:t>Make NFA M</w:t>
-      </w:r>
-      <w:r>
-        <w:rPr>
-          <w:rFonts w:ascii="Times New Roman" w:hAnsi="Times New Roman" w:cs="Times New Roman"/>
-          <w:vertAlign w:val="subscript"/>
-        </w:rPr>
-        <w:t>R</w:t>
-      </w:r>
-      <w:r>
-        <w:rPr>
-          <w:rFonts w:ascii="Times New Roman" w:hAnsi="Times New Roman" w:cs="Times New Roman"/>
-        </w:rPr>
-        <w:t xml:space="preserve"> from DFA M so that [L(M)]</w:t>
-      </w:r>
-      <w:r>
-        <w:rPr>
-          <w:rFonts w:ascii="Times New Roman" w:hAnsi="Times New Roman" w:cs="Times New Roman"/>
-          <w:vertAlign w:val="superscript"/>
-        </w:rPr>
-        <w:t>R</w:t>
-      </w:r>
-      <w:r>
-        <w:rPr>
-          <w:rFonts w:ascii="Times New Roman" w:hAnsi="Times New Roman" w:cs="Times New Roman"/>
-        </w:rPr>
-        <w:t xml:space="preserve"> = L</w:t>
-      </w:r>
-      <w:r>
-        <w:rPr>
-          <w:rFonts w:ascii="Times New Roman" w:hAnsi="Times New Roman" w:cs="Times New Roman"/>
-          <w:vertAlign w:val="superscript"/>
-        </w:rPr>
-        <w:t>R</w:t>
-      </w:r>
     </w:p>
     <w:p>
       <w:pPr>
@@ -2846,14 +3093,7 @@
         <w:rPr>
           <w:rFonts w:ascii="Times New Roman" w:hAnsi="Times New Roman" w:cs="Times New Roman"/>
         </w:rPr>
-        <w:t>Search the NFA for accepting state of w</w:t>
-      </w:r>
-      <w:r>
-        <w:rPr>
-          <w:rFonts w:ascii="Times New Roman" w:hAnsi="Times New Roman" w:cs="Times New Roman"/>
-          <w:vertAlign w:val="superscript"/>
-        </w:rPr>
-        <w:t>R</w:t>
+        <w:t>Turn L into DFA M so that L = L(M)</w:t>
       </w:r>
     </w:p>
     <w:p>
@@ -2871,43 +3111,24 @@
         <w:rPr>
           <w:rFonts w:ascii="Times New Roman" w:hAnsi="Times New Roman" w:cs="Times New Roman"/>
         </w:rPr>
-        <w:t>If the accepting state is found, return “yes”</w:t>
-      </w:r>
-    </w:p>
-    <w:p>
-      <w:pPr>
-        <w:rPr>
-          <w:rFonts w:ascii="Times New Roman" w:hAnsi="Times New Roman" w:cs="Times New Roman"/>
-        </w:rPr>
-      </w:pPr>
-    </w:p>
-    <w:p>
-      <w:pPr>
-        <w:rPr>
-          <w:rFonts w:ascii="Times New Roman" w:hAnsi="Times New Roman" w:cs="Times New Roman"/>
-          <w:b/>
-          <w:bCs/>
-        </w:rPr>
-      </w:pPr>
-      <w:r>
-        <w:rPr>
-          <w:rFonts w:ascii="Times New Roman" w:hAnsi="Times New Roman" w:cs="Times New Roman"/>
-        </w:rPr>
-        <w:t xml:space="preserve">3) </w:t>
-      </w:r>
-      <w:r>
-        <w:rPr>
-          <w:rFonts w:ascii="Times New Roman" w:hAnsi="Times New Roman" w:cs="Times New Roman"/>
-          <w:b/>
-          <w:bCs/>
-        </w:rPr>
-        <w:t>A language is said to be a palindrome language if L = L</w:t>
-      </w:r>
-      <w:r>
-        <w:rPr>
-          <w:rFonts w:ascii="Times New Roman" w:hAnsi="Times New Roman" w:cs="Times New Roman"/>
-          <w:b/>
-          <w:bCs/>
+        <w:t>Make NFA M</w:t>
+      </w:r>
+      <w:r>
+        <w:rPr>
+          <w:rFonts w:ascii="Times New Roman" w:hAnsi="Times New Roman" w:cs="Times New Roman"/>
+          <w:vertAlign w:val="subscript"/>
+        </w:rPr>
+        <w:t>R</w:t>
+      </w:r>
+      <w:r>
+        <w:rPr>
+          <w:rFonts w:ascii="Times New Roman" w:hAnsi="Times New Roman" w:cs="Times New Roman"/>
+        </w:rPr>
+        <w:t xml:space="preserve"> from DFA M so that [L(M)]</w:t>
+      </w:r>
+      <w:r>
+        <w:rPr>
+          <w:rFonts w:ascii="Times New Roman" w:hAnsi="Times New Roman" w:cs="Times New Roman"/>
           <w:vertAlign w:val="superscript"/>
         </w:rPr>
         <w:t>R</w:t>
@@ -2915,19 +3136,16 @@
       <w:r>
         <w:rPr>
           <w:rFonts w:ascii="Times New Roman" w:hAnsi="Times New Roman" w:cs="Times New Roman"/>
-          <w:b/>
-          <w:bCs/>
-        </w:rPr>
-        <w:t>.  Find an algorithm to determine whether a given regular language is a palindrome language.</w:t>
-      </w:r>
-    </w:p>
-    <w:p>
-      <w:pPr>
-        <w:contextualSpacing/>
-        <w:rPr>
-          <w:rFonts w:ascii="Times New Roman" w:hAnsi="Times New Roman" w:cs="Times New Roman"/>
-        </w:rPr>
-      </w:pPr>
+        </w:rPr>
+        <w:t xml:space="preserve"> = L</w:t>
+      </w:r>
+      <w:r>
+        <w:rPr>
+          <w:rFonts w:ascii="Times New Roman" w:hAnsi="Times New Roman" w:cs="Times New Roman"/>
+          <w:vertAlign w:val="superscript"/>
+        </w:rPr>
+        <w:t>R</w:t>
+      </w:r>
     </w:p>
     <w:p>
       <w:pPr>
@@ -2944,32 +3162,250 @@
         <w:rPr>
           <w:rFonts w:ascii="Times New Roman" w:hAnsi="Times New Roman" w:cs="Times New Roman"/>
         </w:rPr>
+        <w:t>Search the NFA for accepting state of w</w:t>
+      </w:r>
+      <w:r>
+        <w:rPr>
+          <w:rFonts w:ascii="Times New Roman" w:hAnsi="Times New Roman" w:cs="Times New Roman"/>
+          <w:vertAlign w:val="superscript"/>
+        </w:rPr>
+        <w:t>R</w:t>
+      </w:r>
+    </w:p>
+    <w:p>
+      <w:pPr>
+        <w:pStyle w:val="ListParagraph"/>
+        <w:numPr>
+          <w:ilvl w:val="0"/>
+          <w:numId w:val="2"/>
+        </w:numPr>
+        <w:rPr>
+          <w:rFonts w:ascii="Times New Roman" w:hAnsi="Times New Roman" w:cs="Times New Roman"/>
+        </w:rPr>
+      </w:pPr>
+      <w:r>
+        <w:rPr>
+          <w:rFonts w:ascii="Times New Roman" w:hAnsi="Times New Roman" w:cs="Times New Roman"/>
+        </w:rPr>
+        <w:t xml:space="preserve">If </w:t>
+      </w:r>
+      <w:r>
+        <w:rPr>
+          <w:rFonts w:ascii="Times New Roman" w:hAnsi="Times New Roman" w:cs="Times New Roman"/>
+        </w:rPr>
+        <w:t>an</w:t>
+      </w:r>
+      <w:r>
+        <w:rPr>
+          <w:rFonts w:ascii="Times New Roman" w:hAnsi="Times New Roman" w:cs="Times New Roman"/>
+        </w:rPr>
+        <w:t xml:space="preserve"> accepting state is found, return “yes”</w:t>
+      </w:r>
+    </w:p>
+    <w:p>
+      <w:pPr>
+        <w:contextualSpacing/>
+        <w:rPr>
+          <w:rFonts w:ascii="Times New Roman" w:hAnsi="Times New Roman" w:cs="Times New Roman"/>
+        </w:rPr>
+      </w:pPr>
+    </w:p>
+    <w:p>
+      <w:pPr>
+        <w:contextualSpacing/>
+        <w:rPr>
+          <w:rFonts w:ascii="Times New Roman" w:hAnsi="Times New Roman" w:cs="Times New Roman"/>
+          <w:b/>
+          <w:bCs/>
+        </w:rPr>
+      </w:pPr>
+      <w:r>
+        <w:rPr>
+          <w:rFonts w:ascii="Times New Roman" w:hAnsi="Times New Roman" w:cs="Times New Roman"/>
+        </w:rPr>
+        <w:t xml:space="preserve">3) </w:t>
+      </w:r>
+      <w:r>
+        <w:rPr>
+          <w:rFonts w:ascii="Times New Roman" w:hAnsi="Times New Roman" w:cs="Times New Roman"/>
+          <w:b/>
+          <w:bCs/>
+        </w:rPr>
+        <w:t>A language is said to be a palindrome language if L = L</w:t>
+      </w:r>
+      <w:r>
+        <w:rPr>
+          <w:rFonts w:ascii="Times New Roman" w:hAnsi="Times New Roman" w:cs="Times New Roman"/>
+          <w:b/>
+          <w:bCs/>
+          <w:vertAlign w:val="superscript"/>
+        </w:rPr>
+        <w:t>R</w:t>
+      </w:r>
+      <w:r>
+        <w:rPr>
+          <w:rFonts w:ascii="Times New Roman" w:hAnsi="Times New Roman" w:cs="Times New Roman"/>
+          <w:b/>
+          <w:bCs/>
+        </w:rPr>
+        <w:t>.  Find an algorithm to determine whether a given regular language is a palindrome language.</w:t>
+      </w:r>
+    </w:p>
+    <w:p>
+      <w:pPr>
+        <w:contextualSpacing/>
+        <w:rPr>
+          <w:rFonts w:ascii="Times New Roman" w:hAnsi="Times New Roman" w:cs="Times New Roman"/>
+        </w:rPr>
+      </w:pPr>
+    </w:p>
+    <w:p>
+      <w:pPr>
+        <w:pStyle w:val="ListParagraph"/>
+        <w:numPr>
+          <w:ilvl w:val="0"/>
+          <w:numId w:val="2"/>
+        </w:numPr>
+        <w:rPr>
+          <w:rFonts w:ascii="Times New Roman" w:hAnsi="Times New Roman" w:cs="Times New Roman"/>
+        </w:rPr>
+      </w:pPr>
+      <w:r>
+        <w:rPr>
+          <w:rFonts w:ascii="Times New Roman" w:hAnsi="Times New Roman" w:cs="Times New Roman"/>
+        </w:rPr>
         <w:t>Turn L into DFA M so that L = L(M)</w:t>
       </w:r>
     </w:p>
     <w:p>
       <w:pPr>
-        <w:rPr>
-          <w:rFonts w:ascii="Times New Roman" w:hAnsi="Times New Roman" w:cs="Times New Roman"/>
-        </w:rPr>
-      </w:pPr>
-    </w:p>
-    <w:p>
-      <w:pPr>
-        <w:rPr>
-          <w:rFonts w:ascii="Times New Roman" w:hAnsi="Times New Roman" w:cs="Times New Roman"/>
-        </w:rPr>
-      </w:pPr>
-    </w:p>
-    <w:p>
-      <w:pPr>
-        <w:rPr>
-          <w:rFonts w:ascii="Times New Roman" w:hAnsi="Times New Roman" w:cs="Times New Roman"/>
-        </w:rPr>
-      </w:pPr>
-    </w:p>
-    <w:p>
-      <w:pPr>
+        <w:pStyle w:val="ListParagraph"/>
+        <w:numPr>
+          <w:ilvl w:val="0"/>
+          <w:numId w:val="2"/>
+        </w:numPr>
+        <w:rPr>
+          <w:rFonts w:ascii="Times New Roman" w:hAnsi="Times New Roman" w:cs="Times New Roman"/>
+        </w:rPr>
+      </w:pPr>
+      <w:r>
+        <w:rPr>
+          <w:rFonts w:ascii="Times New Roman" w:hAnsi="Times New Roman" w:cs="Times New Roman"/>
+        </w:rPr>
+        <w:t>Make NFA M</w:t>
+      </w:r>
+      <w:r>
+        <w:rPr>
+          <w:rFonts w:ascii="Times New Roman" w:hAnsi="Times New Roman" w:cs="Times New Roman"/>
+          <w:vertAlign w:val="subscript"/>
+        </w:rPr>
+        <w:t>R</w:t>
+      </w:r>
+      <w:r>
+        <w:rPr>
+          <w:rFonts w:ascii="Times New Roman" w:hAnsi="Times New Roman" w:cs="Times New Roman"/>
+        </w:rPr>
+        <w:t xml:space="preserve"> from DFA M so that [L(M)]</w:t>
+      </w:r>
+      <w:r>
+        <w:rPr>
+          <w:rFonts w:ascii="Times New Roman" w:hAnsi="Times New Roman" w:cs="Times New Roman"/>
+          <w:vertAlign w:val="superscript"/>
+        </w:rPr>
+        <w:t>R</w:t>
+      </w:r>
+      <w:r>
+        <w:rPr>
+          <w:rFonts w:ascii="Times New Roman" w:hAnsi="Times New Roman" w:cs="Times New Roman"/>
+        </w:rPr>
+        <w:t xml:space="preserve"> = L</w:t>
+      </w:r>
+      <w:r>
+        <w:rPr>
+          <w:rFonts w:ascii="Times New Roman" w:hAnsi="Times New Roman" w:cs="Times New Roman"/>
+          <w:vertAlign w:val="superscript"/>
+        </w:rPr>
+        <w:t>R</w:t>
+      </w:r>
+    </w:p>
+    <w:p>
+      <w:pPr>
+        <w:pStyle w:val="ListParagraph"/>
+        <w:numPr>
+          <w:ilvl w:val="0"/>
+          <w:numId w:val="2"/>
+        </w:numPr>
+        <w:rPr>
+          <w:rFonts w:ascii="Times New Roman" w:hAnsi="Times New Roman" w:cs="Times New Roman"/>
+        </w:rPr>
+      </w:pPr>
+      <w:r>
+        <w:rPr>
+          <w:rFonts w:ascii="Times New Roman" w:hAnsi="Times New Roman" w:cs="Times New Roman"/>
+        </w:rPr>
+        <w:t>Search the NFA for accepting state</w:t>
+      </w:r>
+      <w:r>
+        <w:rPr>
+          <w:rFonts w:ascii="Times New Roman" w:hAnsi="Times New Roman" w:cs="Times New Roman"/>
+        </w:rPr>
+        <w:t>s</w:t>
+      </w:r>
+      <w:r>
+        <w:rPr>
+          <w:rFonts w:ascii="Times New Roman" w:hAnsi="Times New Roman" w:cs="Times New Roman"/>
+        </w:rPr>
+        <w:t xml:space="preserve"> of w</w:t>
+      </w:r>
+      <w:r>
+        <w:rPr>
+          <w:rFonts w:ascii="Times New Roman" w:hAnsi="Times New Roman" w:cs="Times New Roman"/>
+          <w:vertAlign w:val="superscript"/>
+        </w:rPr>
+        <w:t>R</w:t>
+      </w:r>
+    </w:p>
+    <w:p>
+      <w:pPr>
+        <w:pStyle w:val="ListParagraph"/>
+        <w:numPr>
+          <w:ilvl w:val="0"/>
+          <w:numId w:val="2"/>
+        </w:numPr>
+        <w:rPr>
+          <w:rFonts w:ascii="Times New Roman" w:hAnsi="Times New Roman" w:cs="Times New Roman"/>
+        </w:rPr>
+      </w:pPr>
+      <w:r>
+        <w:rPr>
+          <w:rFonts w:ascii="Times New Roman" w:hAnsi="Times New Roman" w:cs="Times New Roman"/>
+        </w:rPr>
+        <w:t xml:space="preserve">If </w:t>
+      </w:r>
+      <w:r>
+        <w:rPr>
+          <w:rFonts w:ascii="Times New Roman" w:hAnsi="Times New Roman" w:cs="Times New Roman"/>
+        </w:rPr>
+        <w:t>equivalent state of NFA to the start state of the DFA is accepting</w:t>
+      </w:r>
+      <w:r>
+        <w:rPr>
+          <w:rFonts w:ascii="Times New Roman" w:hAnsi="Times New Roman" w:cs="Times New Roman"/>
+        </w:rPr>
+        <w:t>, return “yes”</w:t>
+      </w:r>
+    </w:p>
+    <w:p>
+      <w:pPr>
+        <w:contextualSpacing/>
+        <w:rPr>
+          <w:rFonts w:ascii="Times New Roman" w:hAnsi="Times New Roman" w:cs="Times New Roman"/>
+        </w:rPr>
+      </w:pPr>
+    </w:p>
+    <w:p>
+      <w:pPr>
+        <w:contextualSpacing/>
         <w:rPr>
           <w:rFonts w:ascii="Times New Roman" w:hAnsi="Times New Roman" w:cs="Times New Roman"/>
           <w:b/>
@@ -2993,27 +3429,43 @@
     </w:p>
     <w:p>
       <w:pPr>
-        <w:rPr>
-          <w:rFonts w:ascii="Times New Roman" w:hAnsi="Times New Roman" w:cs="Times New Roman"/>
-        </w:rPr>
-      </w:pPr>
-    </w:p>
-    <w:p>
-      <w:pPr>
-        <w:rPr>
-          <w:rFonts w:ascii="Times New Roman" w:hAnsi="Times New Roman" w:cs="Times New Roman"/>
-        </w:rPr>
-      </w:pPr>
-    </w:p>
-    <w:p>
-      <w:pPr>
-        <w:rPr>
-          <w:rFonts w:ascii="Times New Roman" w:hAnsi="Times New Roman" w:cs="Times New Roman"/>
-        </w:rPr>
-      </w:pPr>
-    </w:p>
-    <w:p>
-      <w:pPr>
+        <w:contextualSpacing/>
+        <w:rPr>
+          <w:rFonts w:ascii="Times New Roman" w:hAnsi="Times New Roman" w:cs="Times New Roman"/>
+        </w:rPr>
+      </w:pPr>
+    </w:p>
+    <w:p>
+      <w:pPr>
+        <w:pStyle w:val="ListParagraph"/>
+        <w:numPr>
+          <w:ilvl w:val="0"/>
+          <w:numId w:val="3"/>
+        </w:numPr>
+        <w:rPr>
+          <w:rFonts w:ascii="Times New Roman" w:hAnsi="Times New Roman" w:cs="Times New Roman"/>
+        </w:rPr>
+      </w:pPr>
+    </w:p>
+    <w:p>
+      <w:pPr>
+        <w:contextualSpacing/>
+        <w:rPr>
+          <w:rFonts w:ascii="Times New Roman" w:hAnsi="Times New Roman" w:cs="Times New Roman"/>
+        </w:rPr>
+      </w:pPr>
+    </w:p>
+    <w:p>
+      <w:pPr>
+        <w:contextualSpacing/>
+        <w:rPr>
+          <w:rFonts w:ascii="Times New Roman" w:hAnsi="Times New Roman" w:cs="Times New Roman"/>
+        </w:rPr>
+      </w:pPr>
+    </w:p>
+    <w:p>
+      <w:pPr>
+        <w:contextualSpacing/>
         <w:rPr>
           <w:rFonts w:ascii="Times New Roman" w:hAnsi="Times New Roman" w:cs="Times New Roman"/>
           <w:b/>
@@ -3037,27 +3489,35 @@
     </w:p>
     <w:p>
       <w:pPr>
-        <w:rPr>
-          <w:rFonts w:ascii="Times New Roman" w:hAnsi="Times New Roman" w:cs="Times New Roman"/>
-        </w:rPr>
-      </w:pPr>
-    </w:p>
-    <w:p>
-      <w:pPr>
-        <w:rPr>
-          <w:rFonts w:ascii="Times New Roman" w:hAnsi="Times New Roman" w:cs="Times New Roman"/>
-        </w:rPr>
-      </w:pPr>
-    </w:p>
-    <w:p>
-      <w:pPr>
-        <w:rPr>
-          <w:rFonts w:ascii="Times New Roman" w:hAnsi="Times New Roman" w:cs="Times New Roman"/>
-        </w:rPr>
-      </w:pPr>
-    </w:p>
-    <w:p>
-      <w:pPr>
+        <w:contextualSpacing/>
+        <w:rPr>
+          <w:rFonts w:ascii="Times New Roman" w:hAnsi="Times New Roman" w:cs="Times New Roman"/>
+        </w:rPr>
+      </w:pPr>
+    </w:p>
+    <w:p>
+      <w:pPr>
+        <w:pStyle w:val="ListParagraph"/>
+        <w:numPr>
+          <w:ilvl w:val="0"/>
+          <w:numId w:val="3"/>
+        </w:numPr>
+        <w:rPr>
+          <w:rFonts w:ascii="Times New Roman" w:hAnsi="Times New Roman" w:cs="Times New Roman"/>
+        </w:rPr>
+      </w:pPr>
+    </w:p>
+    <w:p>
+      <w:pPr>
+        <w:contextualSpacing/>
+        <w:rPr>
+          <w:rFonts w:ascii="Times New Roman" w:hAnsi="Times New Roman" w:cs="Times New Roman"/>
+        </w:rPr>
+      </w:pPr>
+    </w:p>
+    <w:p>
+      <w:pPr>
+        <w:contextualSpacing/>
         <w:rPr>
           <w:rFonts w:ascii="Times New Roman" w:hAnsi="Times New Roman" w:cs="Times New Roman"/>
           <w:b/>
@@ -3081,13 +3541,19 @@
     </w:p>
     <w:p>
       <w:pPr>
-        <w:rPr>
-          <w:rFonts w:ascii="Times New Roman" w:hAnsi="Times New Roman" w:cs="Times New Roman"/>
-        </w:rPr>
-      </w:pPr>
-    </w:p>
-    <w:p>
-      <w:pPr>
+        <w:contextualSpacing/>
+        <w:rPr>
+          <w:rFonts w:ascii="Times New Roman" w:hAnsi="Times New Roman" w:cs="Times New Roman"/>
+        </w:rPr>
+      </w:pPr>
+    </w:p>
+    <w:p>
+      <w:pPr>
+        <w:pStyle w:val="ListParagraph"/>
+        <w:numPr>
+          <w:ilvl w:val="0"/>
+          <w:numId w:val="3"/>
+        </w:numPr>
         <w:rPr>
           <w:rFonts w:ascii="Times New Roman" w:hAnsi="Times New Roman" w:cs="Times New Roman"/>
         </w:rPr>
@@ -3106,6 +3572,119 @@
 <file path=word/numbering.xml><?xml version="1.0" encoding="utf-8"?>
 <w:numbering xmlns:wpc="http://schemas.microsoft.com/office/word/2010/wordprocessingCanvas" xmlns:cx="http://schemas.microsoft.com/office/drawing/2014/chartex" xmlns:cx1="http://schemas.microsoft.com/office/drawing/2015/9/8/chartex" xmlns:cx2="http://schemas.microsoft.com/office/drawing/2015/10/21/chartex" xmlns:cx3="http://schemas.microsoft.com/office/drawing/2016/5/9/chartex" xmlns:cx4="http://schemas.microsoft.com/office/drawing/2016/5/10/chartex" xmlns:cx5="http://schemas.microsoft.com/office/drawing/2016/5/11/chartex" xmlns:cx6="http://schemas.microsoft.com/office/drawing/2016/5/12/chartex" xmlns:cx7="http://schemas.microsoft.com/office/drawing/2016/5/13/chartex" xmlns:cx8="http://schemas.microsoft.com/office/drawing/2016/5/14/chartex" xmlns:mc="http://schemas.openxmlformats.org/markup-compatibility/2006" xmlns:aink="http://schemas.microsoft.com/office/drawing/2016/ink" xmlns:am3d="http://schemas.microsoft.com/office/drawing/2017/model3d" xmlns:o="urn:schemas-microsoft-com:office:office" xmlns:oel="http://schemas.microsoft.com/office/2019/extlst" xmlns:r="http://schemas.openxmlformats.org/officeDocument/2006/relationships" xmlns:m="http://schemas.openxmlformats.org/officeDocument/2006/math" xmlns:v="urn:schemas-microsoft-com:vml" xmlns:wp14="http://schemas.microsoft.com/office/word/2010/wordprocessingDrawing" xmlns:wp="http://schemas.openxmlformats.org/drawingml/2006/wordprocessingDrawing" xmlns:w10="urn:schemas-microsoft-com:office:word" xmlns:w="http://schemas.openxmlformats.org/wordprocessingml/2006/main" xmlns:w14="http://schemas.microsoft.com/office/word/2010/wordml" xmlns:w15="http://schemas.microsoft.com/office/word/2012/wordml" xmlns:w16cex="http://schemas.microsoft.com/office/word/2018/wordml/cex" xmlns:w16cid="http://schemas.microsoft.com/office/word/2016/wordml/cid" xmlns:w16="http://schemas.microsoft.com/office/word/2018/wordml" xmlns:w16du="http://schemas.microsoft.com/office/word/2023/wordml/word16du" xmlns:w16sdtdh="http://schemas.microsoft.com/office/word/2020/wordml/sdtdatahash" xmlns:w16sdtfl="http://schemas.microsoft.com/office/word/2024/wordml/sdtformatlock" xmlns:w16se="http://schemas.microsoft.com/office/word/2015/wordml/symex" xmlns:wpg="http://schemas.microsoft.com/office/word/2010/wordprocessingGroup" xmlns:wpi="http://schemas.microsoft.com/office/word/2010/wordprocessingInk" xmlns:wne="http://schemas.microsoft.com/office/word/2006/wordml" xmlns:wps="http://schemas.microsoft.com/office/word/2010/wordprocessingShape" mc:Ignorable="w14 w15 w16se w16cid w16 w16cex w16sdtdh w16sdtfl w16du wp14">
   <w:abstractNum w:abstractNumId="0" w15:restartNumberingAfterBreak="0">
+    <w:nsid w:val="404A0BD7"/>
+    <w:multiLevelType w:val="hybridMultilevel"/>
+    <w:tmpl w:val="B9DCB026"/>
+    <w:lvl w:ilvl="0" w:tplc="04090001">
+      <w:start w:val="1"/>
+      <w:numFmt w:val="bullet"/>
+      <w:lvlText w:val=""/>
+      <w:lvlJc w:val="left"/>
+      <w:pPr>
+        <w:ind w:left="720" w:hanging="360"/>
+      </w:pPr>
+      <w:rPr>
+        <w:rFonts w:ascii="Symbol" w:hAnsi="Symbol" w:hint="default"/>
+      </w:rPr>
+    </w:lvl>
+    <w:lvl w:ilvl="1" w:tplc="04090003" w:tentative="1">
+      <w:start w:val="1"/>
+      <w:numFmt w:val="bullet"/>
+      <w:lvlText w:val="o"/>
+      <w:lvlJc w:val="left"/>
+      <w:pPr>
+        <w:ind w:left="1440" w:hanging="360"/>
+      </w:pPr>
+      <w:rPr>
+        <w:rFonts w:ascii="Courier New" w:hAnsi="Courier New" w:cs="Courier New" w:hint="default"/>
+      </w:rPr>
+    </w:lvl>
+    <w:lvl w:ilvl="2" w:tplc="04090005" w:tentative="1">
+      <w:start w:val="1"/>
+      <w:numFmt w:val="bullet"/>
+      <w:lvlText w:val=""/>
+      <w:lvlJc w:val="left"/>
+      <w:pPr>
+        <w:ind w:left="2160" w:hanging="360"/>
+      </w:pPr>
+      <w:rPr>
+        <w:rFonts w:ascii="Wingdings" w:hAnsi="Wingdings" w:hint="default"/>
+      </w:rPr>
+    </w:lvl>
+    <w:lvl w:ilvl="3" w:tplc="04090001" w:tentative="1">
+      <w:start w:val="1"/>
+      <w:numFmt w:val="bullet"/>
+      <w:lvlText w:val=""/>
+      <w:lvlJc w:val="left"/>
+      <w:pPr>
+        <w:ind w:left="2880" w:hanging="360"/>
+      </w:pPr>
+      <w:rPr>
+        <w:rFonts w:ascii="Symbol" w:hAnsi="Symbol" w:hint="default"/>
+      </w:rPr>
+    </w:lvl>
+    <w:lvl w:ilvl="4" w:tplc="04090003" w:tentative="1">
+      <w:start w:val="1"/>
+      <w:numFmt w:val="bullet"/>
+      <w:lvlText w:val="o"/>
+      <w:lvlJc w:val="left"/>
+      <w:pPr>
+        <w:ind w:left="3600" w:hanging="360"/>
+      </w:pPr>
+      <w:rPr>
+        <w:rFonts w:ascii="Courier New" w:hAnsi="Courier New" w:cs="Courier New" w:hint="default"/>
+      </w:rPr>
+    </w:lvl>
+    <w:lvl w:ilvl="5" w:tplc="04090005" w:tentative="1">
+      <w:start w:val="1"/>
+      <w:numFmt w:val="bullet"/>
+      <w:lvlText w:val=""/>
+      <w:lvlJc w:val="left"/>
+      <w:pPr>
+        <w:ind w:left="4320" w:hanging="360"/>
+      </w:pPr>
+      <w:rPr>
+        <w:rFonts w:ascii="Wingdings" w:hAnsi="Wingdings" w:hint="default"/>
+      </w:rPr>
+    </w:lvl>
+    <w:lvl w:ilvl="6" w:tplc="04090001" w:tentative="1">
+      <w:start w:val="1"/>
+      <w:numFmt w:val="bullet"/>
+      <w:lvlText w:val=""/>
+      <w:lvlJc w:val="left"/>
+      <w:pPr>
+        <w:ind w:left="5040" w:hanging="360"/>
+      </w:pPr>
+      <w:rPr>
+        <w:rFonts w:ascii="Symbol" w:hAnsi="Symbol" w:hint="default"/>
+      </w:rPr>
+    </w:lvl>
+    <w:lvl w:ilvl="7" w:tplc="04090003" w:tentative="1">
+      <w:start w:val="1"/>
+      <w:numFmt w:val="bullet"/>
+      <w:lvlText w:val="o"/>
+      <w:lvlJc w:val="left"/>
+      <w:pPr>
+        <w:ind w:left="5760" w:hanging="360"/>
+      </w:pPr>
+      <w:rPr>
+        <w:rFonts w:ascii="Courier New" w:hAnsi="Courier New" w:cs="Courier New" w:hint="default"/>
+      </w:rPr>
+    </w:lvl>
+    <w:lvl w:ilvl="8" w:tplc="04090005" w:tentative="1">
+      <w:start w:val="1"/>
+      <w:numFmt w:val="bullet"/>
+      <w:lvlText w:val=""/>
+      <w:lvlJc w:val="left"/>
+      <w:pPr>
+        <w:ind w:left="6480" w:hanging="360"/>
+      </w:pPr>
+      <w:rPr>
+        <w:rFonts w:ascii="Wingdings" w:hAnsi="Wingdings" w:hint="default"/>
+      </w:rPr>
+    </w:lvl>
+  </w:abstractNum>
+  <w:abstractNum w:abstractNumId="1" w15:restartNumberingAfterBreak="0">
     <w:nsid w:val="55903E67"/>
     <w:multiLevelType w:val="hybridMultilevel"/>
     <w:tmpl w:val="04626280"/>
@@ -3194,7 +3773,7 @@
       </w:pPr>
     </w:lvl>
   </w:abstractNum>
-  <w:abstractNum w:abstractNumId="1" w15:restartNumberingAfterBreak="0">
+  <w:abstractNum w:abstractNumId="2" w15:restartNumberingAfterBreak="0">
     <w:nsid w:val="561A74B8"/>
     <w:multiLevelType w:val="hybridMultilevel"/>
     <w:tmpl w:val="31002B02"/>
@@ -3308,10 +3887,13 @@
     </w:lvl>
   </w:abstractNum>
   <w:num w:numId="1" w16cid:durableId="467011367">
-    <w:abstractNumId w:val="0"/>
+    <w:abstractNumId w:val="1"/>
   </w:num>
   <w:num w:numId="2" w16cid:durableId="1673799474">
-    <w:abstractNumId w:val="1"/>
+    <w:abstractNumId w:val="2"/>
+  </w:num>
+  <w:num w:numId="3" w16cid:durableId="302975057">
+    <w:abstractNumId w:val="0"/>
   </w:num>
 </w:numbering>
 </file>

--- a/CS3185/HW2/HW doc.docx
+++ b/CS3185/HW2/HW doc.docx
@@ -121,7 +121,61 @@
           <w:b/>
           <w:bCs/>
         </w:rPr>
-        <w:t>Find all strings in L(ab + b)*b(a + ab)*) of length less than 4.</w:t>
+        <w:t xml:space="preserve">Find all strings in </w:t>
+      </w:r>
+      <w:proofErr w:type="gramStart"/>
+      <w:r>
+        <w:rPr>
+          <w:rFonts w:ascii="Times New Roman" w:hAnsi="Times New Roman" w:cs="Times New Roman"/>
+          <w:b/>
+          <w:bCs/>
+        </w:rPr>
+        <w:t>L(</w:t>
+      </w:r>
+      <w:proofErr w:type="gramEnd"/>
+      <w:r>
+        <w:rPr>
+          <w:rFonts w:ascii="Times New Roman" w:hAnsi="Times New Roman" w:cs="Times New Roman"/>
+          <w:b/>
+          <w:bCs/>
+        </w:rPr>
+        <w:t xml:space="preserve">ab + </w:t>
+      </w:r>
+      <w:proofErr w:type="gramStart"/>
+      <w:r>
+        <w:rPr>
+          <w:rFonts w:ascii="Times New Roman" w:hAnsi="Times New Roman" w:cs="Times New Roman"/>
+          <w:b/>
+          <w:bCs/>
+        </w:rPr>
+        <w:t>b)*b(</w:t>
+      </w:r>
+      <w:proofErr w:type="gramEnd"/>
+      <w:r>
+        <w:rPr>
+          <w:rFonts w:ascii="Times New Roman" w:hAnsi="Times New Roman" w:cs="Times New Roman"/>
+          <w:b/>
+          <w:bCs/>
+        </w:rPr>
+        <w:t xml:space="preserve">a + </w:t>
+      </w:r>
+      <w:proofErr w:type="gramStart"/>
+      <w:r>
+        <w:rPr>
+          <w:rFonts w:ascii="Times New Roman" w:hAnsi="Times New Roman" w:cs="Times New Roman"/>
+          <w:b/>
+          <w:bCs/>
+        </w:rPr>
+        <w:t>ab)*</w:t>
+      </w:r>
+      <w:proofErr w:type="gramEnd"/>
+      <w:r>
+        <w:rPr>
+          <w:rFonts w:ascii="Times New Roman" w:hAnsi="Times New Roman" w:cs="Times New Roman"/>
+          <w:b/>
+          <w:bCs/>
+        </w:rPr>
+        <w:t>) of length less than 4.</w:t>
       </w:r>
     </w:p>
     <w:p>
@@ -305,12 +359,14 @@
                 <w:rFonts w:ascii="Times New Roman" w:hAnsi="Times New Roman" w:cs="Times New Roman"/>
               </w:rPr>
             </w:pPr>
+            <w:proofErr w:type="spellStart"/>
             <w:r>
               <w:rPr>
                 <w:rFonts w:ascii="Times New Roman" w:hAnsi="Times New Roman" w:cs="Times New Roman"/>
               </w:rPr>
               <w:t>ba</w:t>
             </w:r>
+            <w:proofErr w:type="spellEnd"/>
           </w:p>
         </w:tc>
         <w:tc>
@@ -421,12 +477,14 @@
                 <w:rFonts w:ascii="Times New Roman" w:hAnsi="Times New Roman" w:cs="Times New Roman"/>
               </w:rPr>
             </w:pPr>
+            <w:proofErr w:type="spellStart"/>
             <w:r>
               <w:rPr>
                 <w:rFonts w:ascii="Times New Roman" w:hAnsi="Times New Roman" w:cs="Times New Roman"/>
               </w:rPr>
               <w:t>bab</w:t>
             </w:r>
+            <w:proofErr w:type="spellEnd"/>
           </w:p>
         </w:tc>
       </w:tr>
@@ -602,12 +660,14 @@
                 <w:rFonts w:ascii="Times New Roman" w:hAnsi="Times New Roman" w:cs="Times New Roman"/>
               </w:rPr>
             </w:pPr>
+            <w:proofErr w:type="spellStart"/>
             <w:r>
               <w:rPr>
                 <w:rFonts w:ascii="Times New Roman" w:hAnsi="Times New Roman" w:cs="Times New Roman"/>
               </w:rPr>
               <w:t>bba</w:t>
             </w:r>
+            <w:proofErr w:type="spellEnd"/>
           </w:p>
         </w:tc>
         <w:tc>
@@ -724,12 +784,14 @@
                 <w:rFonts w:ascii="Times New Roman" w:hAnsi="Times New Roman" w:cs="Times New Roman"/>
               </w:rPr>
             </w:pPr>
+            <w:proofErr w:type="spellStart"/>
             <w:r>
               <w:rPr>
                 <w:rFonts w:ascii="Times New Roman" w:hAnsi="Times New Roman" w:cs="Times New Roman"/>
               </w:rPr>
               <w:t>bbb</w:t>
             </w:r>
+            <w:proofErr w:type="spellEnd"/>
           </w:p>
         </w:tc>
       </w:tr>
@@ -753,7 +815,77 @@
         <w:rPr>
           <w:rFonts w:ascii="Times New Roman" w:hAnsi="Times New Roman" w:cs="Times New Roman"/>
         </w:rPr>
-        <w:t>All strings are:  b, ba, baa, bab, bb, bba, abb, and bbb.</w:t>
+        <w:t xml:space="preserve">All strings </w:t>
+      </w:r>
+      <w:proofErr w:type="gramStart"/>
+      <w:r>
+        <w:rPr>
+          <w:rFonts w:ascii="Times New Roman" w:hAnsi="Times New Roman" w:cs="Times New Roman"/>
+        </w:rPr>
+        <w:t>are:</w:t>
+      </w:r>
+      <w:proofErr w:type="gramEnd"/>
+      <w:r>
+        <w:rPr>
+          <w:rFonts w:ascii="Times New Roman" w:hAnsi="Times New Roman" w:cs="Times New Roman"/>
+        </w:rPr>
+        <w:t xml:space="preserve">  b, </w:t>
+      </w:r>
+      <w:proofErr w:type="spellStart"/>
+      <w:r>
+        <w:rPr>
+          <w:rFonts w:ascii="Times New Roman" w:hAnsi="Times New Roman" w:cs="Times New Roman"/>
+        </w:rPr>
+        <w:t>ba</w:t>
+      </w:r>
+      <w:proofErr w:type="spellEnd"/>
+      <w:r>
+        <w:rPr>
+          <w:rFonts w:ascii="Times New Roman" w:hAnsi="Times New Roman" w:cs="Times New Roman"/>
+        </w:rPr>
+        <w:t xml:space="preserve">, baa, </w:t>
+      </w:r>
+      <w:proofErr w:type="spellStart"/>
+      <w:r>
+        <w:rPr>
+          <w:rFonts w:ascii="Times New Roman" w:hAnsi="Times New Roman" w:cs="Times New Roman"/>
+        </w:rPr>
+        <w:t>bab</w:t>
+      </w:r>
+      <w:proofErr w:type="spellEnd"/>
+      <w:r>
+        <w:rPr>
+          <w:rFonts w:ascii="Times New Roman" w:hAnsi="Times New Roman" w:cs="Times New Roman"/>
+        </w:rPr>
+        <w:t xml:space="preserve">, bb, </w:t>
+      </w:r>
+      <w:proofErr w:type="spellStart"/>
+      <w:r>
+        <w:rPr>
+          <w:rFonts w:ascii="Times New Roman" w:hAnsi="Times New Roman" w:cs="Times New Roman"/>
+        </w:rPr>
+        <w:t>bba</w:t>
+      </w:r>
+      <w:proofErr w:type="spellEnd"/>
+      <w:r>
+        <w:rPr>
+          <w:rFonts w:ascii="Times New Roman" w:hAnsi="Times New Roman" w:cs="Times New Roman"/>
+        </w:rPr>
+        <w:t xml:space="preserve">, abb, and </w:t>
+      </w:r>
+      <w:proofErr w:type="spellStart"/>
+      <w:r>
+        <w:rPr>
+          <w:rFonts w:ascii="Times New Roman" w:hAnsi="Times New Roman" w:cs="Times New Roman"/>
+        </w:rPr>
+        <w:t>bbb</w:t>
+      </w:r>
+      <w:proofErr w:type="spellEnd"/>
+      <w:r>
+        <w:rPr>
+          <w:rFonts w:ascii="Times New Roman" w:hAnsi="Times New Roman" w:cs="Times New Roman"/>
+        </w:rPr>
+        <w:t>.</w:t>
       </w:r>
     </w:p>
     <w:p>
@@ -791,7 +923,25 @@
           <w:b/>
           <w:bCs/>
         </w:rPr>
-        <w:t>Find an NFA that accepts the language L(aa*(ab + b)).</w:t>
+        <w:t xml:space="preserve">Find an NFA that accepts the language </w:t>
+      </w:r>
+      <w:proofErr w:type="gramStart"/>
+      <w:r>
+        <w:rPr>
+          <w:rFonts w:ascii="Times New Roman" w:hAnsi="Times New Roman" w:cs="Times New Roman"/>
+          <w:b/>
+          <w:bCs/>
+        </w:rPr>
+        <w:t>L(</w:t>
+      </w:r>
+      <w:proofErr w:type="gramEnd"/>
+      <w:r>
+        <w:rPr>
+          <w:rFonts w:ascii="Times New Roman" w:hAnsi="Times New Roman" w:cs="Times New Roman"/>
+          <w:b/>
+          <w:bCs/>
+        </w:rPr>
+        <w:t>aa*(ab + b)).</w:t>
       </w:r>
     </w:p>
     <w:p>
@@ -899,7 +1049,17 @@
           <w:b/>
           <w:bCs/>
         </w:rPr>
-        <w:t>Find a regular expression for the set {a</w:t>
+        <w:t>Find a regular expression for the set {</w:t>
+      </w:r>
+      <w:proofErr w:type="spellStart"/>
+      <w:proofErr w:type="gramStart"/>
+      <w:r>
+        <w:rPr>
+          <w:rFonts w:ascii="Times New Roman" w:hAnsi="Times New Roman" w:cs="Times New Roman"/>
+          <w:b/>
+          <w:bCs/>
+        </w:rPr>
+        <w:t>a</w:t>
       </w:r>
       <w:r>
         <w:rPr>
@@ -927,14 +1087,34 @@
         </w:rPr>
         <w:t>m</w:t>
       </w:r>
-      <w:r>
-        <w:rPr>
-          <w:rFonts w:ascii="Times New Roman" w:hAnsi="Times New Roman" w:cs="Times New Roman"/>
-          <w:b/>
-          <w:bCs/>
-        </w:rPr>
-        <w:t xml:space="preserve"> : (n + m) is odd}.</w:t>
-      </w:r>
+      <w:proofErr w:type="spellEnd"/>
+      <w:r>
+        <w:rPr>
+          <w:rFonts w:ascii="Times New Roman" w:hAnsi="Times New Roman" w:cs="Times New Roman"/>
+          <w:b/>
+          <w:bCs/>
+        </w:rPr>
+        <w:t xml:space="preserve"> :</w:t>
+      </w:r>
+      <w:proofErr w:type="gramEnd"/>
+      <w:r>
+        <w:rPr>
+          <w:rFonts w:ascii="Times New Roman" w:hAnsi="Times New Roman" w:cs="Times New Roman"/>
+          <w:b/>
+          <w:bCs/>
+        </w:rPr>
+        <w:t xml:space="preserve"> (n + m) is </w:t>
+      </w:r>
+      <w:proofErr w:type="gramStart"/>
+      <w:r>
+        <w:rPr>
+          <w:rFonts w:ascii="Times New Roman" w:hAnsi="Times New Roman" w:cs="Times New Roman"/>
+          <w:b/>
+          <w:bCs/>
+        </w:rPr>
+        <w:t>odd}.</w:t>
+      </w:r>
+      <w:proofErr w:type="gramEnd"/>
     </w:p>
     <w:p>
       <w:pPr>
@@ -1072,7 +1252,17 @@
           <w:b/>
           <w:bCs/>
         </w:rPr>
-        <w:t>L1 = {a</w:t>
+        <w:t>L1 = {</w:t>
+      </w:r>
+      <w:proofErr w:type="spellStart"/>
+      <w:proofErr w:type="gramStart"/>
+      <w:r>
+        <w:rPr>
+          <w:rFonts w:ascii="Times New Roman" w:hAnsi="Times New Roman" w:cs="Times New Roman"/>
+          <w:b/>
+          <w:bCs/>
+        </w:rPr>
+        <w:t>a</w:t>
       </w:r>
       <w:r>
         <w:rPr>
@@ -1100,35 +1290,67 @@
         </w:rPr>
         <w:t>m</w:t>
       </w:r>
-      <w:r>
-        <w:rPr>
-          <w:rFonts w:ascii="Times New Roman" w:hAnsi="Times New Roman" w:cs="Times New Roman"/>
-          <w:b/>
-          <w:bCs/>
-        </w:rPr>
-        <w:t xml:space="preserve"> , n &gt;= 3, m &lt;= 4}</w:t>
-      </w:r>
-    </w:p>
-    <w:p>
-      <w:pPr>
-        <w:contextualSpacing/>
-        <w:rPr>
-          <w:rFonts w:ascii="Times New Roman" w:hAnsi="Times New Roman" w:cs="Times New Roman"/>
-        </w:rPr>
-      </w:pPr>
-    </w:p>
-    <w:p>
-      <w:pPr>
-        <w:contextualSpacing/>
-        <w:rPr>
-          <w:rFonts w:ascii="Times New Roman" w:hAnsi="Times New Roman" w:cs="Times New Roman"/>
-        </w:rPr>
-      </w:pPr>
-      <w:r>
-        <w:rPr>
-          <w:rFonts w:ascii="Times New Roman" w:hAnsi="Times New Roman" w:cs="Times New Roman"/>
-        </w:rPr>
-        <w:t>aaaa*(λ + b + bb + bbb)</w:t>
+      <w:proofErr w:type="spellEnd"/>
+      <w:r>
+        <w:rPr>
+          <w:rFonts w:ascii="Times New Roman" w:hAnsi="Times New Roman" w:cs="Times New Roman"/>
+          <w:b/>
+          <w:bCs/>
+        </w:rPr>
+        <w:t xml:space="preserve"> ,</w:t>
+      </w:r>
+      <w:proofErr w:type="gramEnd"/>
+      <w:r>
+        <w:rPr>
+          <w:rFonts w:ascii="Times New Roman" w:hAnsi="Times New Roman" w:cs="Times New Roman"/>
+          <w:b/>
+          <w:bCs/>
+        </w:rPr>
+        <w:t xml:space="preserve"> n &gt;= 3, m &lt;= 4}</w:t>
+      </w:r>
+    </w:p>
+    <w:p>
+      <w:pPr>
+        <w:contextualSpacing/>
+        <w:rPr>
+          <w:rFonts w:ascii="Times New Roman" w:hAnsi="Times New Roman" w:cs="Times New Roman"/>
+        </w:rPr>
+      </w:pPr>
+    </w:p>
+    <w:p>
+      <w:pPr>
+        <w:contextualSpacing/>
+        <w:rPr>
+          <w:rFonts w:ascii="Times New Roman" w:hAnsi="Times New Roman" w:cs="Times New Roman"/>
+        </w:rPr>
+      </w:pPr>
+      <w:proofErr w:type="spellStart"/>
+      <w:r>
+        <w:rPr>
+          <w:rFonts w:ascii="Times New Roman" w:hAnsi="Times New Roman" w:cs="Times New Roman"/>
+        </w:rPr>
+        <w:t>aaaa</w:t>
+      </w:r>
+      <w:proofErr w:type="spellEnd"/>
+      <w:r>
+        <w:rPr>
+          <w:rFonts w:ascii="Times New Roman" w:hAnsi="Times New Roman" w:cs="Times New Roman"/>
+        </w:rPr>
+        <w:t xml:space="preserve">*(λ + b + bb + </w:t>
+      </w:r>
+      <w:proofErr w:type="spellStart"/>
+      <w:r>
+        <w:rPr>
+          <w:rFonts w:ascii="Times New Roman" w:hAnsi="Times New Roman" w:cs="Times New Roman"/>
+        </w:rPr>
+        <w:t>bbb</w:t>
+      </w:r>
+      <w:proofErr w:type="spellEnd"/>
+      <w:r>
+        <w:rPr>
+          <w:rFonts w:ascii="Times New Roman" w:hAnsi="Times New Roman" w:cs="Times New Roman"/>
+        </w:rPr>
+        <w:t>)</w:t>
       </w:r>
     </w:p>
     <w:p>
@@ -1190,29 +1412,85 @@
         <w:rPr>
           <w:rFonts w:ascii="Times New Roman" w:hAnsi="Times New Roman" w:cs="Times New Roman"/>
         </w:rPr>
-        <w:t>{strings that contain ba} U {too few a’s} U {too many b’s}</w:t>
-      </w:r>
-    </w:p>
-    <w:p>
-      <w:pPr>
-        <w:contextualSpacing/>
-        <w:rPr>
-          <w:rFonts w:ascii="Times New Roman" w:hAnsi="Times New Roman" w:cs="Times New Roman"/>
-        </w:rPr>
-      </w:pPr>
-    </w:p>
-    <w:p>
-      <w:pPr>
-        <w:contextualSpacing/>
-        <w:rPr>
-          <w:rFonts w:ascii="Times New Roman" w:hAnsi="Times New Roman" w:cs="Times New Roman"/>
-        </w:rPr>
-      </w:pPr>
-      <w:r>
-        <w:rPr>
-          <w:rFonts w:ascii="Times New Roman" w:hAnsi="Times New Roman" w:cs="Times New Roman"/>
-        </w:rPr>
-        <w:t>(a + b)*ba(a + b)* + (</w:t>
+        <w:t xml:space="preserve">{strings that contain </w:t>
+      </w:r>
+      <w:proofErr w:type="spellStart"/>
+      <w:r>
+        <w:rPr>
+          <w:rFonts w:ascii="Times New Roman" w:hAnsi="Times New Roman" w:cs="Times New Roman"/>
+        </w:rPr>
+        <w:t>ba</w:t>
+      </w:r>
+      <w:proofErr w:type="spellEnd"/>
+      <w:r>
+        <w:rPr>
+          <w:rFonts w:ascii="Times New Roman" w:hAnsi="Times New Roman" w:cs="Times New Roman"/>
+        </w:rPr>
+        <w:t>} U {too few a’s} U {too many b’s}</w:t>
+      </w:r>
+    </w:p>
+    <w:p>
+      <w:pPr>
+        <w:contextualSpacing/>
+        <w:rPr>
+          <w:rFonts w:ascii="Times New Roman" w:hAnsi="Times New Roman" w:cs="Times New Roman"/>
+        </w:rPr>
+      </w:pPr>
+    </w:p>
+    <w:p>
+      <w:pPr>
+        <w:contextualSpacing/>
+        <w:rPr>
+          <w:rFonts w:ascii="Times New Roman" w:hAnsi="Times New Roman" w:cs="Times New Roman"/>
+        </w:rPr>
+      </w:pPr>
+      <w:r>
+        <w:rPr>
+          <w:rFonts w:ascii="Times New Roman" w:hAnsi="Times New Roman" w:cs="Times New Roman"/>
+        </w:rPr>
+        <w:t xml:space="preserve">(a + </w:t>
+      </w:r>
+      <w:proofErr w:type="gramStart"/>
+      <w:r>
+        <w:rPr>
+          <w:rFonts w:ascii="Times New Roman" w:hAnsi="Times New Roman" w:cs="Times New Roman"/>
+        </w:rPr>
+        <w:t>b)*</w:t>
+      </w:r>
+      <w:proofErr w:type="spellStart"/>
+      <w:r>
+        <w:rPr>
+          <w:rFonts w:ascii="Times New Roman" w:hAnsi="Times New Roman" w:cs="Times New Roman"/>
+        </w:rPr>
+        <w:t>ba</w:t>
+      </w:r>
+      <w:proofErr w:type="spellEnd"/>
+      <w:r>
+        <w:rPr>
+          <w:rFonts w:ascii="Times New Roman" w:hAnsi="Times New Roman" w:cs="Times New Roman"/>
+        </w:rPr>
+        <w:t>(</w:t>
+      </w:r>
+      <w:proofErr w:type="gramEnd"/>
+      <w:r>
+        <w:rPr>
+          <w:rFonts w:ascii="Times New Roman" w:hAnsi="Times New Roman" w:cs="Times New Roman"/>
+        </w:rPr>
+        <w:t xml:space="preserve">a + </w:t>
+      </w:r>
+      <w:proofErr w:type="gramStart"/>
+      <w:r>
+        <w:rPr>
+          <w:rFonts w:ascii="Times New Roman" w:hAnsi="Times New Roman" w:cs="Times New Roman"/>
+        </w:rPr>
+        <w:t>b)*</w:t>
+      </w:r>
+      <w:proofErr w:type="gramEnd"/>
+      <w:r>
+        <w:rPr>
+          <w:rFonts w:ascii="Times New Roman" w:hAnsi="Times New Roman" w:cs="Times New Roman"/>
+        </w:rPr>
+        <w:t xml:space="preserve"> + (</w:t>
       </w:r>
       <w:r>
         <w:rPr>
@@ -1224,7 +1502,35 @@
         <w:rPr>
           <w:rFonts w:ascii="Times New Roman" w:hAnsi="Times New Roman" w:cs="Times New Roman"/>
         </w:rPr>
-        <w:t xml:space="preserve"> + a + aa)b* + a*bbbbbb*</w:t>
+        <w:t xml:space="preserve"> + a + </w:t>
+      </w:r>
+      <w:proofErr w:type="gramStart"/>
+      <w:r>
+        <w:rPr>
+          <w:rFonts w:ascii="Times New Roman" w:hAnsi="Times New Roman" w:cs="Times New Roman"/>
+        </w:rPr>
+        <w:t>aa)b</w:t>
+      </w:r>
+      <w:proofErr w:type="gramEnd"/>
+      <w:r>
+        <w:rPr>
+          <w:rFonts w:ascii="Times New Roman" w:hAnsi="Times New Roman" w:cs="Times New Roman"/>
+        </w:rPr>
+        <w:t>* + a*</w:t>
+      </w:r>
+      <w:proofErr w:type="spellStart"/>
+      <w:r>
+        <w:rPr>
+          <w:rFonts w:ascii="Times New Roman" w:hAnsi="Times New Roman" w:cs="Times New Roman"/>
+        </w:rPr>
+        <w:t>bbbbbb</w:t>
+      </w:r>
+      <w:proofErr w:type="spellEnd"/>
+      <w:r>
+        <w:rPr>
+          <w:rFonts w:ascii="Times New Roman" w:hAnsi="Times New Roman" w:cs="Times New Roman"/>
+        </w:rPr>
+        <w:t>*</w:t>
       </w:r>
     </w:p>
     <w:p>
@@ -1270,7 +1576,16 @@
           <w:b/>
           <w:bCs/>
         </w:rPr>
-        <w:t>Find a regular expression for L = {ab</w:t>
+        <w:t>Find a regular expression for L = {</w:t>
+      </w:r>
+      <w:proofErr w:type="spellStart"/>
+      <w:r>
+        <w:rPr>
+          <w:rFonts w:ascii="Times New Roman" w:hAnsi="Times New Roman" w:cs="Times New Roman"/>
+          <w:b/>
+          <w:bCs/>
+        </w:rPr>
+        <w:t>ab</w:t>
       </w:r>
       <w:r>
         <w:rPr>
@@ -1281,13 +1596,50 @@
         </w:rPr>
         <w:t>n</w:t>
       </w:r>
-      <w:r>
-        <w:rPr>
-          <w:rFonts w:ascii="Times New Roman" w:hAnsi="Times New Roman" w:cs="Times New Roman"/>
-          <w:b/>
-          <w:bCs/>
-        </w:rPr>
-        <w:t xml:space="preserve"> w : n &gt;= 4, w ϵ {a, b} + }.</w:t>
+      <w:proofErr w:type="spellEnd"/>
+      <w:r>
+        <w:rPr>
+          <w:rFonts w:ascii="Times New Roman" w:hAnsi="Times New Roman" w:cs="Times New Roman"/>
+          <w:b/>
+          <w:bCs/>
+        </w:rPr>
+        <w:t xml:space="preserve"> </w:t>
+      </w:r>
+      <w:proofErr w:type="gramStart"/>
+      <w:r>
+        <w:rPr>
+          <w:rFonts w:ascii="Times New Roman" w:hAnsi="Times New Roman" w:cs="Times New Roman"/>
+          <w:b/>
+          <w:bCs/>
+        </w:rPr>
+        <w:t>w :</w:t>
+      </w:r>
+      <w:proofErr w:type="gramEnd"/>
+      <w:r>
+        <w:rPr>
+          <w:rFonts w:ascii="Times New Roman" w:hAnsi="Times New Roman" w:cs="Times New Roman"/>
+          <w:b/>
+          <w:bCs/>
+        </w:rPr>
+        <w:t xml:space="preserve"> n &gt;= 4, w ϵ {a, b} </w:t>
+      </w:r>
+      <w:proofErr w:type="gramStart"/>
+      <w:r>
+        <w:rPr>
+          <w:rFonts w:ascii="Times New Roman" w:hAnsi="Times New Roman" w:cs="Times New Roman"/>
+          <w:b/>
+          <w:bCs/>
+        </w:rPr>
+        <w:t>+ }</w:t>
+      </w:r>
+      <w:proofErr w:type="gramEnd"/>
+      <w:r>
+        <w:rPr>
+          <w:rFonts w:ascii="Times New Roman" w:hAnsi="Times New Roman" w:cs="Times New Roman"/>
+          <w:b/>
+          <w:bCs/>
+        </w:rPr>
+        <w:t>.</w:t>
       </w:r>
     </w:p>
     <w:p>
@@ -1306,11 +1658,26 @@
           <w:vertAlign w:val="superscript"/>
         </w:rPr>
       </w:pPr>
-      <w:r>
-        <w:rPr>
-          <w:rFonts w:ascii="Times New Roman" w:hAnsi="Times New Roman" w:cs="Times New Roman"/>
-        </w:rPr>
-        <w:t>abbbbb*(a + b)</w:t>
+      <w:proofErr w:type="spellStart"/>
+      <w:r>
+        <w:rPr>
+          <w:rFonts w:ascii="Times New Roman" w:hAnsi="Times New Roman" w:cs="Times New Roman"/>
+        </w:rPr>
+        <w:t>abbbbb</w:t>
+      </w:r>
+      <w:proofErr w:type="spellEnd"/>
+      <w:r>
+        <w:rPr>
+          <w:rFonts w:ascii="Times New Roman" w:hAnsi="Times New Roman" w:cs="Times New Roman"/>
+        </w:rPr>
+        <w:t xml:space="preserve">*(a + </w:t>
+      </w:r>
+      <w:proofErr w:type="gramStart"/>
+      <w:r>
+        <w:rPr>
+          <w:rFonts w:ascii="Times New Roman" w:hAnsi="Times New Roman" w:cs="Times New Roman"/>
+        </w:rPr>
+        <w:t>b)</w:t>
       </w:r>
       <w:r>
         <w:rPr>
@@ -1319,6 +1686,7 @@
         </w:rPr>
         <w:t>+</w:t>
       </w:r>
+      <w:proofErr w:type="gramEnd"/>
     </w:p>
     <w:p>
       <w:pPr>
@@ -1379,30 +1747,80 @@
           <w:b/>
           <w:bCs/>
         </w:rPr>
-        <w:t xml:space="preserve"> {0, 1}* : w has exactly one pair of consecutive zeros.}</w:t>
-      </w:r>
-    </w:p>
-    <w:p>
-      <w:pPr>
-        <w:contextualSpacing/>
-        <w:rPr>
-          <w:rFonts w:ascii="Times New Roman" w:hAnsi="Times New Roman" w:cs="Times New Roman"/>
-        </w:rPr>
-      </w:pPr>
-    </w:p>
-    <w:p>
-      <w:pPr>
-        <w:contextualSpacing/>
-        <w:rPr>
-          <w:rFonts w:ascii="Times New Roman" w:hAnsi="Times New Roman" w:cs="Times New Roman"/>
-        </w:rPr>
-      </w:pPr>
-      <w:r>
-        <w:rPr>
-          <w:rFonts w:ascii="Times New Roman" w:hAnsi="Times New Roman" w:cs="Times New Roman"/>
-        </w:rPr>
-        <w:t>(1 + 01)*00(1 + 10)*</w:t>
-      </w:r>
+        <w:t xml:space="preserve"> {0, </w:t>
+      </w:r>
+      <w:proofErr w:type="gramStart"/>
+      <w:r>
+        <w:rPr>
+          <w:rFonts w:ascii="Times New Roman" w:hAnsi="Times New Roman" w:cs="Times New Roman"/>
+          <w:b/>
+          <w:bCs/>
+        </w:rPr>
+        <w:t>1}*</w:t>
+      </w:r>
+      <w:proofErr w:type="gramEnd"/>
+      <w:r>
+        <w:rPr>
+          <w:rFonts w:ascii="Times New Roman" w:hAnsi="Times New Roman" w:cs="Times New Roman"/>
+          <w:b/>
+          <w:bCs/>
+        </w:rPr>
+        <w:t xml:space="preserve"> : w has exactly one pair of consecutive </w:t>
+      </w:r>
+      <w:proofErr w:type="gramStart"/>
+      <w:r>
+        <w:rPr>
+          <w:rFonts w:ascii="Times New Roman" w:hAnsi="Times New Roman" w:cs="Times New Roman"/>
+          <w:b/>
+          <w:bCs/>
+        </w:rPr>
+        <w:t>zeros.}</w:t>
+      </w:r>
+      <w:proofErr w:type="gramEnd"/>
+    </w:p>
+    <w:p>
+      <w:pPr>
+        <w:contextualSpacing/>
+        <w:rPr>
+          <w:rFonts w:ascii="Times New Roman" w:hAnsi="Times New Roman" w:cs="Times New Roman"/>
+        </w:rPr>
+      </w:pPr>
+    </w:p>
+    <w:p>
+      <w:pPr>
+        <w:contextualSpacing/>
+        <w:rPr>
+          <w:rFonts w:ascii="Times New Roman" w:hAnsi="Times New Roman" w:cs="Times New Roman"/>
+        </w:rPr>
+      </w:pPr>
+      <w:r>
+        <w:rPr>
+          <w:rFonts w:ascii="Times New Roman" w:hAnsi="Times New Roman" w:cs="Times New Roman"/>
+        </w:rPr>
+        <w:t xml:space="preserve">(1 + </w:t>
+      </w:r>
+      <w:proofErr w:type="gramStart"/>
+      <w:r>
+        <w:rPr>
+          <w:rFonts w:ascii="Times New Roman" w:hAnsi="Times New Roman" w:cs="Times New Roman"/>
+        </w:rPr>
+        <w:t>01)*</w:t>
+      </w:r>
+      <w:proofErr w:type="gramEnd"/>
+      <w:r>
+        <w:rPr>
+          <w:rFonts w:ascii="Times New Roman" w:hAnsi="Times New Roman" w:cs="Times New Roman"/>
+        </w:rPr>
+        <w:t xml:space="preserve">00(1 + </w:t>
+      </w:r>
+      <w:proofErr w:type="gramStart"/>
+      <w:r>
+        <w:rPr>
+          <w:rFonts w:ascii="Times New Roman" w:hAnsi="Times New Roman" w:cs="Times New Roman"/>
+        </w:rPr>
+        <w:t>10)*</w:t>
+      </w:r>
+      <w:proofErr w:type="gramEnd"/>
     </w:p>
     <w:p>
       <w:pPr>
@@ -1469,15 +1887,31 @@
         <w:rPr>
           <w:rFonts w:ascii="Times New Roman" w:hAnsi="Times New Roman" w:cs="Times New Roman"/>
         </w:rPr>
-        <w:t xml:space="preserve">3)  </w:t>
-      </w:r>
-      <w:r>
-        <w:rPr>
-          <w:rFonts w:ascii="Times New Roman" w:hAnsi="Times New Roman" w:cs="Times New Roman"/>
-          <w:b/>
-          <w:bCs/>
-        </w:rPr>
-        <w:t xml:space="preserve">Use the construction in Theorem 3.1 to find an NFA that accepts the language </w:t>
+        <w:t>3</w:t>
+      </w:r>
+      <w:proofErr w:type="gramStart"/>
+      <w:r>
+        <w:rPr>
+          <w:rFonts w:ascii="Times New Roman" w:hAnsi="Times New Roman" w:cs="Times New Roman"/>
+        </w:rPr>
+        <w:t xml:space="preserve">)  </w:t>
+      </w:r>
+      <w:r>
+        <w:rPr>
+          <w:rFonts w:ascii="Times New Roman" w:hAnsi="Times New Roman" w:cs="Times New Roman"/>
+          <w:b/>
+          <w:bCs/>
+        </w:rPr>
+        <w:t>Use</w:t>
+      </w:r>
+      <w:proofErr w:type="gramEnd"/>
+      <w:r>
+        <w:rPr>
+          <w:rFonts w:ascii="Times New Roman" w:hAnsi="Times New Roman" w:cs="Times New Roman"/>
+          <w:b/>
+          <w:bCs/>
+        </w:rPr>
+        <w:t xml:space="preserve"> the construction in Theorem 3.1 to find an NFA that accepts the language </w:t>
       </w:r>
     </w:p>
     <w:p>
@@ -1490,13 +1924,41 @@
           <w:noProof/>
         </w:rPr>
       </w:pPr>
-      <w:r>
-        <w:rPr>
-          <w:rFonts w:ascii="Times New Roman" w:hAnsi="Times New Roman" w:cs="Times New Roman"/>
-          <w:b/>
-          <w:bCs/>
-        </w:rPr>
-        <w:t>L(ab*aa + bba*ab).</w:t>
+      <w:proofErr w:type="gramStart"/>
+      <w:r>
+        <w:rPr>
+          <w:rFonts w:ascii="Times New Roman" w:hAnsi="Times New Roman" w:cs="Times New Roman"/>
+          <w:b/>
+          <w:bCs/>
+        </w:rPr>
+        <w:t>L(</w:t>
+      </w:r>
+      <w:proofErr w:type="gramEnd"/>
+      <w:r>
+        <w:rPr>
+          <w:rFonts w:ascii="Times New Roman" w:hAnsi="Times New Roman" w:cs="Times New Roman"/>
+          <w:b/>
+          <w:bCs/>
+        </w:rPr>
+        <w:t xml:space="preserve">ab*aa + </w:t>
+      </w:r>
+      <w:proofErr w:type="spellStart"/>
+      <w:r>
+        <w:rPr>
+          <w:rFonts w:ascii="Times New Roman" w:hAnsi="Times New Roman" w:cs="Times New Roman"/>
+          <w:b/>
+          <w:bCs/>
+        </w:rPr>
+        <w:t>bba</w:t>
+      </w:r>
+      <w:proofErr w:type="spellEnd"/>
+      <w:r>
+        <w:rPr>
+          <w:rFonts w:ascii="Times New Roman" w:hAnsi="Times New Roman" w:cs="Times New Roman"/>
+          <w:b/>
+          <w:bCs/>
+        </w:rPr>
+        <w:t>*ab).</w:t>
       </w:r>
     </w:p>
     <w:p>
@@ -1591,37 +2053,61 @@
           <w:rFonts w:ascii="Times New Roman" w:hAnsi="Times New Roman" w:cs="Times New Roman"/>
         </w:rPr>
         <w:lastRenderedPageBreak/>
-        <w:t xml:space="preserve">4)  </w:t>
-      </w:r>
-      <w:r>
-        <w:rPr>
-          <w:rFonts w:ascii="Times New Roman" w:hAnsi="Times New Roman" w:cs="Times New Roman"/>
-          <w:b/>
-          <w:bCs/>
-        </w:rPr>
-        <w:t>Find an NFA for the complement of the language in exercise 3.</w:t>
-      </w:r>
-    </w:p>
-    <w:p>
-      <w:pPr>
-        <w:contextualSpacing/>
-        <w:rPr>
-          <w:rFonts w:ascii="Times New Roman" w:hAnsi="Times New Roman" w:cs="Times New Roman"/>
-        </w:rPr>
-      </w:pPr>
-    </w:p>
-    <w:p>
-      <w:pPr>
-        <w:contextualSpacing/>
-        <w:rPr>
-          <w:rFonts w:ascii="Times New Roman" w:hAnsi="Times New Roman" w:cs="Times New Roman"/>
-        </w:rPr>
-      </w:pPr>
-      <w:r>
-        <w:rPr>
-          <w:rFonts w:ascii="Times New Roman" w:hAnsi="Times New Roman" w:cs="Times New Roman"/>
-        </w:rPr>
-        <w:t>Don’t have to do this one?</w:t>
+        <w:t>4</w:t>
+      </w:r>
+      <w:proofErr w:type="gramStart"/>
+      <w:r>
+        <w:rPr>
+          <w:rFonts w:ascii="Times New Roman" w:hAnsi="Times New Roman" w:cs="Times New Roman"/>
+        </w:rPr>
+        <w:t xml:space="preserve">)  </w:t>
+      </w:r>
+      <w:r>
+        <w:rPr>
+          <w:rFonts w:ascii="Times New Roman" w:hAnsi="Times New Roman" w:cs="Times New Roman"/>
+          <w:b/>
+          <w:bCs/>
+        </w:rPr>
+        <w:t>Find</w:t>
+      </w:r>
+      <w:proofErr w:type="gramEnd"/>
+      <w:r>
+        <w:rPr>
+          <w:rFonts w:ascii="Times New Roman" w:hAnsi="Times New Roman" w:cs="Times New Roman"/>
+          <w:b/>
+          <w:bCs/>
+        </w:rPr>
+        <w:t xml:space="preserve"> an NFA for the complement of the language in exercise 3.</w:t>
+      </w:r>
+    </w:p>
+    <w:p>
+      <w:pPr>
+        <w:contextualSpacing/>
+        <w:rPr>
+          <w:rFonts w:ascii="Times New Roman" w:hAnsi="Times New Roman" w:cs="Times New Roman"/>
+        </w:rPr>
+      </w:pPr>
+    </w:p>
+    <w:p>
+      <w:pPr>
+        <w:contextualSpacing/>
+        <w:rPr>
+          <w:rFonts w:ascii="Times New Roman" w:hAnsi="Times New Roman" w:cs="Times New Roman"/>
+        </w:rPr>
+      </w:pPr>
+      <w:proofErr w:type="gramStart"/>
+      <w:r>
+        <w:rPr>
+          <w:rFonts w:ascii="Times New Roman" w:hAnsi="Times New Roman" w:cs="Times New Roman"/>
+        </w:rPr>
+        <w:t>Don’t</w:t>
+      </w:r>
+      <w:proofErr w:type="gramEnd"/>
+      <w:r>
+        <w:rPr>
+          <w:rFonts w:ascii="Times New Roman" w:hAnsi="Times New Roman" w:cs="Times New Roman"/>
+        </w:rPr>
+        <w:t xml:space="preserve"> have to do this one?</w:t>
       </w:r>
     </w:p>
     <w:p>
@@ -1669,7 +2155,43 @@
           <w:b/>
           <w:bCs/>
         </w:rPr>
-        <w:t>b) L(ab(a + ab)*(a + aa))</w:t>
+        <w:t xml:space="preserve">b) </w:t>
+      </w:r>
+      <w:proofErr w:type="gramStart"/>
+      <w:r>
+        <w:rPr>
+          <w:rFonts w:ascii="Times New Roman" w:hAnsi="Times New Roman" w:cs="Times New Roman"/>
+          <w:b/>
+          <w:bCs/>
+        </w:rPr>
+        <w:t>L(ab(</w:t>
+      </w:r>
+      <w:proofErr w:type="gramEnd"/>
+      <w:r>
+        <w:rPr>
+          <w:rFonts w:ascii="Times New Roman" w:hAnsi="Times New Roman" w:cs="Times New Roman"/>
+          <w:b/>
+          <w:bCs/>
+        </w:rPr>
+        <w:t xml:space="preserve">a + </w:t>
+      </w:r>
+      <w:proofErr w:type="gramStart"/>
+      <w:r>
+        <w:rPr>
+          <w:rFonts w:ascii="Times New Roman" w:hAnsi="Times New Roman" w:cs="Times New Roman"/>
+          <w:b/>
+          <w:bCs/>
+        </w:rPr>
+        <w:t>ab)*</w:t>
+      </w:r>
+      <w:proofErr w:type="gramEnd"/>
+      <w:r>
+        <w:rPr>
+          <w:rFonts w:ascii="Times New Roman" w:hAnsi="Times New Roman" w:cs="Times New Roman"/>
+          <w:b/>
+          <w:bCs/>
+        </w:rPr>
+        <w:t>(a + aa))</w:t>
       </w:r>
     </w:p>
     <w:p>
@@ -1931,10 +2453,10 @@
           <w:noProof/>
         </w:rPr>
         <w:drawing>
-          <wp:inline distT="0" distB="0" distL="0" distR="0" wp14:anchorId="5B07FC76" wp14:editId="7EDFEE4F">
+          <wp:inline distT="0" distB="0" distL="0" distR="0" wp14:anchorId="1A5E8E91" wp14:editId="5536A54F">
             <wp:extent cx="4572000" cy="3048000"/>
             <wp:effectExtent l="0" t="0" r="0" b="0"/>
-            <wp:docPr id="1654039339" name="Picture 4"/>
+            <wp:docPr id="324473895" name="Picture 10"/>
             <wp:cNvGraphicFramePr>
               <a:graphicFrameLocks xmlns:a="http://schemas.openxmlformats.org/drawingml/2006/main" noChangeAspect="1"/>
             </wp:cNvGraphicFramePr>
@@ -1942,7 +2464,7 @@
               <a:graphicData uri="http://schemas.openxmlformats.org/drawingml/2006/picture">
                 <pic:pic xmlns:pic="http://schemas.openxmlformats.org/drawingml/2006/picture">
                   <pic:nvPicPr>
-                    <pic:cNvPr id="0" name="Picture 4"/>
+                    <pic:cNvPr id="0" name="Picture 10"/>
                     <pic:cNvPicPr>
                       <a:picLocks noChangeAspect="1" noChangeArrowheads="1"/>
                     </pic:cNvPicPr>
@@ -2013,7 +2535,53 @@
         <w:rPr>
           <w:rFonts w:ascii="Times New Roman" w:hAnsi="Times New Roman" w:cs="Times New Roman"/>
         </w:rPr>
-        <w:t>L(M) = (b + aa)(bb)</w:t>
+        <w:t xml:space="preserve">L(M) = </w:t>
+      </w:r>
+      <w:r>
+        <w:rPr>
+          <w:rFonts w:ascii="Times New Roman" w:hAnsi="Times New Roman" w:cs="Times New Roman"/>
+        </w:rPr>
+        <w:t xml:space="preserve">ab + </w:t>
+      </w:r>
+      <w:r>
+        <w:rPr>
+          <w:rFonts w:ascii="Times New Roman" w:hAnsi="Times New Roman" w:cs="Times New Roman"/>
+        </w:rPr>
+        <w:t xml:space="preserve">(b + </w:t>
+      </w:r>
+      <w:proofErr w:type="gramStart"/>
+      <w:r>
+        <w:rPr>
+          <w:rFonts w:ascii="Times New Roman" w:hAnsi="Times New Roman" w:cs="Times New Roman"/>
+        </w:rPr>
+        <w:t>aa)</w:t>
+      </w:r>
+      <w:r>
+        <w:rPr>
+          <w:rFonts w:ascii="Times New Roman" w:hAnsi="Times New Roman" w:cs="Times New Roman"/>
+        </w:rPr>
+        <w:t>(</w:t>
+      </w:r>
+      <w:proofErr w:type="spellStart"/>
+      <w:proofErr w:type="gramEnd"/>
+      <w:r>
+        <w:rPr>
+          <w:rFonts w:ascii="Times New Roman" w:hAnsi="Times New Roman" w:cs="Times New Roman"/>
+        </w:rPr>
+        <w:t>ba</w:t>
+      </w:r>
+      <w:proofErr w:type="spellEnd"/>
+      <w:r>
+        <w:rPr>
+          <w:rFonts w:ascii="Times New Roman" w:hAnsi="Times New Roman" w:cs="Times New Roman"/>
+        </w:rPr>
+        <w:t>)*</w:t>
+      </w:r>
+      <w:r>
+        <w:rPr>
+          <w:rFonts w:ascii="Times New Roman" w:hAnsi="Times New Roman" w:cs="Times New Roman"/>
+        </w:rPr>
+        <w:t>(bb)</w:t>
       </w:r>
     </w:p>
     <w:p>
@@ -2065,7 +2633,28 @@
         <w:rPr>
           <w:rFonts w:ascii="Times New Roman" w:hAnsi="Times New Roman" w:cs="Times New Roman"/>
         </w:rPr>
-        <w:t>a) L = {w : n</w:t>
+        <w:t>a) L = {</w:t>
+      </w:r>
+      <w:proofErr w:type="gramStart"/>
+      <w:r>
+        <w:rPr>
+          <w:rFonts w:ascii="Times New Roman" w:hAnsi="Times New Roman" w:cs="Times New Roman"/>
+        </w:rPr>
+        <w:t>w :</w:t>
+      </w:r>
+      <w:proofErr w:type="gramEnd"/>
+      <w:r>
+        <w:rPr>
+          <w:rFonts w:ascii="Times New Roman" w:hAnsi="Times New Roman" w:cs="Times New Roman"/>
+        </w:rPr>
+        <w:t xml:space="preserve"> </w:t>
+      </w:r>
+      <w:proofErr w:type="spellStart"/>
+      <w:r>
+        <w:rPr>
+          <w:rFonts w:ascii="Times New Roman" w:hAnsi="Times New Roman" w:cs="Times New Roman"/>
+        </w:rPr>
+        <w:t>n</w:t>
       </w:r>
       <w:r>
         <w:rPr>
@@ -2074,11 +2663,19 @@
         </w:rPr>
         <w:t>a</w:t>
       </w:r>
-      <w:r>
-        <w:rPr>
-          <w:rFonts w:ascii="Times New Roman" w:hAnsi="Times New Roman" w:cs="Times New Roman"/>
-        </w:rPr>
-        <w:t>(w) and n</w:t>
+      <w:proofErr w:type="spellEnd"/>
+      <w:r>
+        <w:rPr>
+          <w:rFonts w:ascii="Times New Roman" w:hAnsi="Times New Roman" w:cs="Times New Roman"/>
+        </w:rPr>
+        <w:t xml:space="preserve">(w) and </w:t>
+      </w:r>
+      <w:proofErr w:type="spellStart"/>
+      <w:r>
+        <w:rPr>
+          <w:rFonts w:ascii="Times New Roman" w:hAnsi="Times New Roman" w:cs="Times New Roman"/>
+        </w:rPr>
+        <w:t>n</w:t>
       </w:r>
       <w:r>
         <w:rPr>
@@ -2087,6 +2684,7 @@
         </w:rPr>
         <w:t>b</w:t>
       </w:r>
+      <w:proofErr w:type="spellEnd"/>
       <w:r>
         <w:rPr>
           <w:rFonts w:ascii="Times New Roman" w:hAnsi="Times New Roman" w:cs="Times New Roman"/>
@@ -2109,20 +2707,170 @@
           <w:rFonts w:ascii="Times New Roman" w:hAnsi="Times New Roman" w:cs="Times New Roman"/>
         </w:rPr>
       </w:pPr>
-    </w:p>
-    <w:p>
-      <w:pPr>
-        <w:contextualSpacing/>
-        <w:rPr>
-          <w:rFonts w:ascii="Times New Roman" w:hAnsi="Times New Roman" w:cs="Times New Roman"/>
-        </w:rPr>
-      </w:pPr>
-      <w:r>
-        <w:rPr>
-          <w:rFonts w:ascii="Times New Roman" w:hAnsi="Times New Roman" w:cs="Times New Roman"/>
-        </w:rPr>
-        <w:t>L(M) = (ab + ba)(ba + ab)</w:t>
-      </w:r>
+      <w:r>
+        <w:rPr>
+          <w:rFonts w:ascii="Times New Roman" w:hAnsi="Times New Roman" w:cs="Times New Roman"/>
+          <w:noProof/>
+        </w:rPr>
+        <w:drawing>
+          <wp:inline distT="0" distB="0" distL="0" distR="0" wp14:anchorId="214A29E4" wp14:editId="6E01C6DB">
+            <wp:extent cx="4572000" cy="2133600"/>
+            <wp:effectExtent l="0" t="0" r="0" b="0"/>
+            <wp:docPr id="1093610249" name="Picture 11"/>
+            <wp:cNvGraphicFramePr>
+              <a:graphicFrameLocks xmlns:a="http://schemas.openxmlformats.org/drawingml/2006/main" noChangeAspect="1"/>
+            </wp:cNvGraphicFramePr>
+            <a:graphic xmlns:a="http://schemas.openxmlformats.org/drawingml/2006/main">
+              <a:graphicData uri="http://schemas.openxmlformats.org/drawingml/2006/picture">
+                <pic:pic xmlns:pic="http://schemas.openxmlformats.org/drawingml/2006/picture">
+                  <pic:nvPicPr>
+                    <pic:cNvPr id="0" name="Picture 11"/>
+                    <pic:cNvPicPr>
+                      <a:picLocks noChangeAspect="1" noChangeArrowheads="1"/>
+                    </pic:cNvPicPr>
+                  </pic:nvPicPr>
+                  <pic:blipFill>
+                    <a:blip r:embed="rId10" cstate="print">
+                      <a:extLst>
+                        <a:ext uri="{28A0092B-C50C-407E-A947-70E740481C1C}">
+                          <a14:useLocalDpi xmlns:a14="http://schemas.microsoft.com/office/drawing/2010/main" val="0"/>
+                        </a:ext>
+                      </a:extLst>
+                    </a:blip>
+                    <a:srcRect/>
+                    <a:stretch>
+                      <a:fillRect/>
+                    </a:stretch>
+                  </pic:blipFill>
+                  <pic:spPr bwMode="auto">
+                    <a:xfrm>
+                      <a:off x="0" y="0"/>
+                      <a:ext cx="4572000" cy="2133600"/>
+                    </a:xfrm>
+                    <a:prstGeom prst="rect">
+                      <a:avLst/>
+                    </a:prstGeom>
+                    <a:noFill/>
+                    <a:ln>
+                      <a:noFill/>
+                    </a:ln>
+                  </pic:spPr>
+                </pic:pic>
+              </a:graphicData>
+            </a:graphic>
+          </wp:inline>
+        </w:drawing>
+      </w:r>
+    </w:p>
+    <w:p>
+      <w:pPr>
+        <w:contextualSpacing/>
+        <w:rPr>
+          <w:rFonts w:ascii="Times New Roman" w:hAnsi="Times New Roman" w:cs="Times New Roman"/>
+        </w:rPr>
+      </w:pPr>
+    </w:p>
+    <w:p>
+      <w:pPr>
+        <w:contextualSpacing/>
+        <w:rPr>
+          <w:rFonts w:ascii="Times New Roman" w:hAnsi="Times New Roman" w:cs="Times New Roman"/>
+        </w:rPr>
+      </w:pPr>
+      <w:r>
+        <w:rPr>
+          <w:rFonts w:ascii="Times New Roman" w:hAnsi="Times New Roman" w:cs="Times New Roman"/>
+        </w:rPr>
+        <w:t xml:space="preserve">L(M) = </w:t>
+      </w:r>
+      <w:r>
+        <w:rPr>
+          <w:rFonts w:ascii="Times New Roman" w:hAnsi="Times New Roman" w:cs="Times New Roman"/>
+        </w:rPr>
+        <w:t xml:space="preserve">(aa + </w:t>
+      </w:r>
+      <w:proofErr w:type="gramStart"/>
+      <w:r>
+        <w:rPr>
+          <w:rFonts w:ascii="Times New Roman" w:hAnsi="Times New Roman" w:cs="Times New Roman"/>
+        </w:rPr>
+        <w:t>bb)*</w:t>
+      </w:r>
+      <w:proofErr w:type="gramEnd"/>
+      <w:r>
+        <w:rPr>
+          <w:rFonts w:ascii="Times New Roman" w:hAnsi="Times New Roman" w:cs="Times New Roman"/>
+        </w:rPr>
+        <w:t>(</w:t>
+      </w:r>
+      <w:proofErr w:type="spellStart"/>
+      <w:r>
+        <w:rPr>
+          <w:rFonts w:ascii="Times New Roman" w:hAnsi="Times New Roman" w:cs="Times New Roman"/>
+        </w:rPr>
+        <w:t>ba</w:t>
+      </w:r>
+      <w:proofErr w:type="spellEnd"/>
+      <w:r>
+        <w:rPr>
+          <w:rFonts w:ascii="Times New Roman" w:hAnsi="Times New Roman" w:cs="Times New Roman"/>
+        </w:rPr>
+        <w:t xml:space="preserve"> + </w:t>
+      </w:r>
+      <w:proofErr w:type="gramStart"/>
+      <w:r>
+        <w:rPr>
+          <w:rFonts w:ascii="Times New Roman" w:hAnsi="Times New Roman" w:cs="Times New Roman"/>
+        </w:rPr>
+        <w:t>ab)(</w:t>
+      </w:r>
+      <w:proofErr w:type="gramEnd"/>
+      <w:r>
+        <w:rPr>
+          <w:rFonts w:ascii="Times New Roman" w:hAnsi="Times New Roman" w:cs="Times New Roman"/>
+        </w:rPr>
+        <w:t xml:space="preserve">aa + </w:t>
+      </w:r>
+      <w:proofErr w:type="gramStart"/>
+      <w:r>
+        <w:rPr>
+          <w:rFonts w:ascii="Times New Roman" w:hAnsi="Times New Roman" w:cs="Times New Roman"/>
+        </w:rPr>
+        <w:t>bb)*</w:t>
+      </w:r>
+      <w:proofErr w:type="gramEnd"/>
+    </w:p>
+    <w:p>
+      <w:pPr>
+        <w:contextualSpacing/>
+        <w:rPr>
+          <w:rFonts w:ascii="Times New Roman" w:hAnsi="Times New Roman" w:cs="Times New Roman"/>
+        </w:rPr>
+      </w:pPr>
+    </w:p>
+    <w:p>
+      <w:pPr>
+        <w:contextualSpacing/>
+        <w:rPr>
+          <w:rFonts w:ascii="Times New Roman" w:hAnsi="Times New Roman" w:cs="Times New Roman"/>
+        </w:rPr>
+      </w:pPr>
+    </w:p>
+    <w:p>
+      <w:pPr>
+        <w:contextualSpacing/>
+        <w:rPr>
+          <w:rFonts w:ascii="Times New Roman" w:hAnsi="Times New Roman" w:cs="Times New Roman"/>
+        </w:rPr>
+      </w:pPr>
+    </w:p>
+    <w:p>
+      <w:pPr>
+        <w:contextualSpacing/>
+        <w:rPr>
+          <w:rFonts w:ascii="Times New Roman" w:hAnsi="Times New Roman" w:cs="Times New Roman"/>
+        </w:rPr>
+      </w:pPr>
     </w:p>
     <w:p>
       <w:pPr>
@@ -2157,6 +2905,7 @@
           <w:bCs/>
           <w:u w:val="single"/>
         </w:rPr>
+        <w:lastRenderedPageBreak/>
         <w:t>Section 3.3:</w:t>
       </w:r>
     </w:p>
@@ -2204,8 +2953,16 @@
           <w:rFonts w:ascii="Times New Roman" w:hAnsi="Times New Roman" w:cs="Times New Roman"/>
         </w:rPr>
         <w:tab/>
-        <w:t>S -&gt; abA</w:t>
-      </w:r>
+        <w:t xml:space="preserve">S -&gt; </w:t>
+      </w:r>
+      <w:proofErr w:type="spellStart"/>
+      <w:r>
+        <w:rPr>
+          <w:rFonts w:ascii="Times New Roman" w:hAnsi="Times New Roman" w:cs="Times New Roman"/>
+        </w:rPr>
+        <w:t>abA</w:t>
+      </w:r>
+      <w:proofErr w:type="spellEnd"/>
     </w:p>
     <w:p>
       <w:pPr>
@@ -2219,8 +2976,16 @@
           <w:rFonts w:ascii="Times New Roman" w:hAnsi="Times New Roman" w:cs="Times New Roman"/>
         </w:rPr>
         <w:tab/>
-        <w:t>A -&gt; baB</w:t>
-      </w:r>
+        <w:t xml:space="preserve">A -&gt; </w:t>
+      </w:r>
+      <w:proofErr w:type="spellStart"/>
+      <w:r>
+        <w:rPr>
+          <w:rFonts w:ascii="Times New Roman" w:hAnsi="Times New Roman" w:cs="Times New Roman"/>
+        </w:rPr>
+        <w:t>baB</w:t>
+      </w:r>
+      <w:proofErr w:type="spellEnd"/>
     </w:p>
     <w:p>
       <w:pPr>
@@ -2234,7 +2999,21 @@
           <w:rFonts w:ascii="Times New Roman" w:hAnsi="Times New Roman" w:cs="Times New Roman"/>
         </w:rPr>
         <w:tab/>
-        <w:t>B -&gt; aA | bb</w:t>
+        <w:t xml:space="preserve">B -&gt; </w:t>
+      </w:r>
+      <w:proofErr w:type="spellStart"/>
+      <w:r>
+        <w:rPr>
+          <w:rFonts w:ascii="Times New Roman" w:hAnsi="Times New Roman" w:cs="Times New Roman"/>
+        </w:rPr>
+        <w:t>aA</w:t>
+      </w:r>
+      <w:proofErr w:type="spellEnd"/>
+      <w:r>
+        <w:rPr>
+          <w:rFonts w:ascii="Times New Roman" w:hAnsi="Times New Roman" w:cs="Times New Roman"/>
+        </w:rPr>
+        <w:t xml:space="preserve"> | bb</w:t>
       </w:r>
     </w:p>
     <w:p>
@@ -2257,7 +3036,6 @@
           <w:rFonts w:ascii="Times New Roman" w:hAnsi="Times New Roman" w:cs="Times New Roman"/>
           <w:noProof/>
         </w:rPr>
-        <w:lastRenderedPageBreak/>
         <w:drawing>
           <wp:inline distT="0" distB="0" distL="0" distR="0" wp14:anchorId="71E18294" wp14:editId="0C920127">
             <wp:extent cx="2763983" cy="1842655"/>
@@ -2276,7 +3054,7 @@
                     </pic:cNvPicPr>
                   </pic:nvPicPr>
                   <pic:blipFill>
-                    <a:blip r:embed="rId10" cstate="print">
+                    <a:blip r:embed="rId11" cstate="print">
                       <a:extLst>
                         <a:ext uri="{28A0092B-C50C-407E-A947-70E740481C1C}">
                           <a14:useLocalDpi xmlns:a14="http://schemas.microsoft.com/office/drawing/2010/main" val="0"/>
@@ -2335,7 +3113,43 @@
           <w:b/>
           <w:bCs/>
         </w:rPr>
-        <w:t>Find a regular grammar that generates the language L(aa*(ab + a)*).</w:t>
+        <w:t xml:space="preserve">Find a regular grammar that generates the language </w:t>
+      </w:r>
+      <w:proofErr w:type="gramStart"/>
+      <w:r>
+        <w:rPr>
+          <w:rFonts w:ascii="Times New Roman" w:hAnsi="Times New Roman" w:cs="Times New Roman"/>
+          <w:b/>
+          <w:bCs/>
+        </w:rPr>
+        <w:t>L(</w:t>
+      </w:r>
+      <w:proofErr w:type="gramEnd"/>
+      <w:r>
+        <w:rPr>
+          <w:rFonts w:ascii="Times New Roman" w:hAnsi="Times New Roman" w:cs="Times New Roman"/>
+          <w:b/>
+          <w:bCs/>
+        </w:rPr>
+        <w:t xml:space="preserve">aa*(ab + </w:t>
+      </w:r>
+      <w:proofErr w:type="gramStart"/>
+      <w:r>
+        <w:rPr>
+          <w:rFonts w:ascii="Times New Roman" w:hAnsi="Times New Roman" w:cs="Times New Roman"/>
+          <w:b/>
+          <w:bCs/>
+        </w:rPr>
+        <w:t>a)*</w:t>
+      </w:r>
+      <w:proofErr w:type="gramEnd"/>
+      <w:r>
+        <w:rPr>
+          <w:rFonts w:ascii="Times New Roman" w:hAnsi="Times New Roman" w:cs="Times New Roman"/>
+          <w:b/>
+          <w:bCs/>
+        </w:rPr>
+        <w:t>).</w:t>
       </w:r>
     </w:p>
     <w:p>
@@ -2372,7 +3186,14 @@
           <w:rFonts w:ascii="Times New Roman" w:hAnsi="Times New Roman" w:cs="Times New Roman"/>
         </w:rPr>
         <w:tab/>
-        <w:t>S -&gt; a</w:t>
+        <w:t xml:space="preserve">S -&gt; </w:t>
+      </w:r>
+      <w:proofErr w:type="spellStart"/>
+      <w:r>
+        <w:rPr>
+          <w:rFonts w:ascii="Times New Roman" w:hAnsi="Times New Roman" w:cs="Times New Roman"/>
+        </w:rPr>
+        <w:t>a</w:t>
       </w:r>
       <w:r>
         <w:rPr>
@@ -2380,6 +3201,7 @@
         </w:rPr>
         <w:t>A</w:t>
       </w:r>
+      <w:proofErr w:type="spellEnd"/>
     </w:p>
     <w:p>
       <w:pPr>
@@ -2448,7 +3270,25 @@
           <w:b/>
           <w:bCs/>
         </w:rPr>
-        <w:t>Find a regular grammar that generates the language on Σ = {a, b} consisting of all strings with no more than two a’s.</w:t>
+        <w:t xml:space="preserve">Find a regular grammar that generates the language on Σ = {a, b} consisting of all strings with no more than two </w:t>
+      </w:r>
+      <w:proofErr w:type="gramStart"/>
+      <w:r>
+        <w:rPr>
+          <w:rFonts w:ascii="Times New Roman" w:hAnsi="Times New Roman" w:cs="Times New Roman"/>
+          <w:b/>
+          <w:bCs/>
+        </w:rPr>
+        <w:t>a’s</w:t>
+      </w:r>
+      <w:proofErr w:type="gramEnd"/>
+      <w:r>
+        <w:rPr>
+          <w:rFonts w:ascii="Times New Roman" w:hAnsi="Times New Roman" w:cs="Times New Roman"/>
+          <w:b/>
+          <w:bCs/>
+        </w:rPr>
+        <w:t>.</w:t>
       </w:r>
     </w:p>
     <w:p>
@@ -2485,7 +3325,21 @@
           <w:rFonts w:ascii="Times New Roman" w:hAnsi="Times New Roman" w:cs="Times New Roman"/>
         </w:rPr>
         <w:tab/>
-        <w:t>S -&gt; a | aa | TaT | TaTaT | λ</w:t>
+        <w:t xml:space="preserve">S -&gt; a | aa | </w:t>
+      </w:r>
+      <w:proofErr w:type="spellStart"/>
+      <w:r>
+        <w:rPr>
+          <w:rFonts w:ascii="Times New Roman" w:hAnsi="Times New Roman" w:cs="Times New Roman"/>
+        </w:rPr>
+        <w:t>TaT</w:t>
+      </w:r>
+      <w:proofErr w:type="spellEnd"/>
+      <w:r>
+        <w:rPr>
+          <w:rFonts w:ascii="Times New Roman" w:hAnsi="Times New Roman" w:cs="Times New Roman"/>
+        </w:rPr>
+        <w:t xml:space="preserve"> | TaTaT | λ</w:t>
       </w:r>
     </w:p>
     <w:p>
@@ -2500,16 +3354,22 @@
           <w:rFonts w:ascii="Times New Roman" w:hAnsi="Times New Roman" w:cs="Times New Roman"/>
         </w:rPr>
         <w:tab/>
-        <w:t>T -&gt; bT | λ</w:t>
-      </w:r>
-    </w:p>
-    <w:p>
-      <w:pPr>
-        <w:contextualSpacing/>
-        <w:rPr>
-          <w:rFonts w:ascii="Times New Roman" w:hAnsi="Times New Roman" w:cs="Times New Roman"/>
-        </w:rPr>
-      </w:pPr>
+        <w:t xml:space="preserve">T -&gt; </w:t>
+      </w:r>
+      <w:proofErr w:type="spellStart"/>
+      <w:r>
+        <w:rPr>
+          <w:rFonts w:ascii="Times New Roman" w:hAnsi="Times New Roman" w:cs="Times New Roman"/>
+        </w:rPr>
+        <w:t>bT</w:t>
+      </w:r>
+      <w:proofErr w:type="spellEnd"/>
+      <w:r>
+        <w:rPr>
+          <w:rFonts w:ascii="Times New Roman" w:hAnsi="Times New Roman" w:cs="Times New Roman"/>
+        </w:rPr>
+        <w:t xml:space="preserve"> | λ</w:t>
+      </w:r>
     </w:p>
     <w:p>
       <w:pPr>
@@ -2574,7 +3434,27 @@
           <w:b/>
           <w:bCs/>
         </w:rPr>
-        <w:t>For Σ = {a,b}, find a regular expression for the complement of the language: L = L(aa*bb*).</w:t>
+        <w:t>For Σ = {</w:t>
+      </w:r>
+      <w:proofErr w:type="spellStart"/>
+      <w:proofErr w:type="gramStart"/>
+      <w:r>
+        <w:rPr>
+          <w:rFonts w:ascii="Times New Roman" w:hAnsi="Times New Roman" w:cs="Times New Roman"/>
+          <w:b/>
+          <w:bCs/>
+        </w:rPr>
+        <w:t>a,b</w:t>
+      </w:r>
+      <w:proofErr w:type="spellEnd"/>
+      <w:proofErr w:type="gramEnd"/>
+      <w:r>
+        <w:rPr>
+          <w:rFonts w:ascii="Times New Roman" w:hAnsi="Times New Roman" w:cs="Times New Roman"/>
+          <w:b/>
+          <w:bCs/>
+        </w:rPr>
+        <w:t>}, find a regular expression for the complement of the language: L = L(aa*bb*).</w:t>
       </w:r>
     </w:p>
     <w:p>
@@ -2602,7 +3482,21 @@
         <w:rPr>
           <w:rFonts w:ascii="Times New Roman" w:hAnsi="Times New Roman" w:cs="Times New Roman"/>
         </w:rPr>
-        <w:t>(a + b)*b</w:t>
+        <w:t xml:space="preserve">(a + </w:t>
+      </w:r>
+      <w:proofErr w:type="gramStart"/>
+      <w:r>
+        <w:rPr>
+          <w:rFonts w:ascii="Times New Roman" w:hAnsi="Times New Roman" w:cs="Times New Roman"/>
+        </w:rPr>
+        <w:t>b)*</w:t>
+      </w:r>
+      <w:proofErr w:type="spellStart"/>
+      <w:r>
+        <w:rPr>
+          <w:rFonts w:ascii="Times New Roman" w:hAnsi="Times New Roman" w:cs="Times New Roman"/>
+        </w:rPr>
+        <w:t>b</w:t>
       </w:r>
       <w:r>
         <w:rPr>
@@ -2610,12 +3504,14 @@
         </w:rPr>
         <w:t>a</w:t>
       </w:r>
+      <w:proofErr w:type="spellEnd"/>
       <w:r>
         <w:rPr>
           <w:rFonts w:ascii="Times New Roman" w:hAnsi="Times New Roman" w:cs="Times New Roman"/>
         </w:rPr>
         <w:t>(</w:t>
       </w:r>
+      <w:proofErr w:type="gramEnd"/>
       <w:r>
         <w:rPr>
           <w:rFonts w:ascii="Times New Roman" w:hAnsi="Times New Roman" w:cs="Times New Roman"/>
@@ -2628,6 +3524,7 @@
         </w:rPr>
         <w:t xml:space="preserve"> + </w:t>
       </w:r>
+      <w:proofErr w:type="gramStart"/>
       <w:r>
         <w:rPr>
           <w:rFonts w:ascii="Times New Roman" w:hAnsi="Times New Roman" w:cs="Times New Roman"/>
@@ -2644,7 +3541,14 @@
         <w:rPr>
           <w:rFonts w:ascii="Times New Roman" w:hAnsi="Times New Roman" w:cs="Times New Roman"/>
         </w:rPr>
-        <w:t xml:space="preserve">* + </w:t>
+        <w:t>*</w:t>
+      </w:r>
+      <w:proofErr w:type="gramEnd"/>
+      <w:r>
+        <w:rPr>
+          <w:rFonts w:ascii="Times New Roman" w:hAnsi="Times New Roman" w:cs="Times New Roman"/>
+        </w:rPr>
+        <w:t xml:space="preserve"> + </w:t>
       </w:r>
       <w:r>
         <w:rPr>
@@ -2712,60 +3616,107 @@
           <w:b/>
           <w:bCs/>
         </w:rPr>
-        <w:t>Let L1 = L(ab*aa), L2 = L(a*bba*).  Find a regular expression for (L1 U L2) * L2.</w:t>
-      </w:r>
-    </w:p>
-    <w:p>
-      <w:pPr>
-        <w:contextualSpacing/>
-        <w:rPr>
-          <w:rFonts w:ascii="Times New Roman" w:hAnsi="Times New Roman" w:cs="Times New Roman"/>
-        </w:rPr>
-      </w:pPr>
-    </w:p>
-    <w:p>
-      <w:pPr>
-        <w:contextualSpacing/>
-        <w:rPr>
-          <w:rFonts w:ascii="Times New Roman" w:hAnsi="Times New Roman" w:cs="Times New Roman"/>
-        </w:rPr>
-      </w:pPr>
-      <w:r>
-        <w:rPr>
-          <w:rFonts w:ascii="Times New Roman" w:hAnsi="Times New Roman" w:cs="Times New Roman"/>
-        </w:rPr>
-        <w:t>(ab*aa + a*bba*)*(a*bba*)</w:t>
-      </w:r>
-    </w:p>
-    <w:p>
-      <w:pPr>
-        <w:contextualSpacing/>
-        <w:rPr>
-          <w:rFonts w:ascii="Times New Roman" w:hAnsi="Times New Roman" w:cs="Times New Roman"/>
-        </w:rPr>
-      </w:pPr>
-    </w:p>
-    <w:p>
-      <w:pPr>
-        <w:contextualSpacing/>
-        <w:rPr>
-          <w:rFonts w:ascii="Times New Roman" w:hAnsi="Times New Roman" w:cs="Times New Roman"/>
-        </w:rPr>
-      </w:pPr>
-    </w:p>
-    <w:p>
-      <w:pPr>
-        <w:contextualSpacing/>
-        <w:rPr>
-          <w:rFonts w:ascii="Times New Roman" w:hAnsi="Times New Roman" w:cs="Times New Roman"/>
-          <w:b/>
-          <w:bCs/>
-        </w:rPr>
-      </w:pPr>
-      <w:r>
-        <w:rPr>
-          <w:rFonts w:ascii="Times New Roman" w:hAnsi="Times New Roman" w:cs="Times New Roman"/>
-        </w:rPr>
+        <w:t>Let L1 = L(ab*aa), L2 = L(a*</w:t>
+      </w:r>
+      <w:proofErr w:type="spellStart"/>
+      <w:r>
+        <w:rPr>
+          <w:rFonts w:ascii="Times New Roman" w:hAnsi="Times New Roman" w:cs="Times New Roman"/>
+          <w:b/>
+          <w:bCs/>
+        </w:rPr>
+        <w:t>bba</w:t>
+      </w:r>
+      <w:proofErr w:type="spellEnd"/>
+      <w:r>
+        <w:rPr>
+          <w:rFonts w:ascii="Times New Roman" w:hAnsi="Times New Roman" w:cs="Times New Roman"/>
+          <w:b/>
+          <w:bCs/>
+        </w:rPr>
+        <w:t>*).  Find a regular expression for (L1 U L2) * L2.</w:t>
+      </w:r>
+    </w:p>
+    <w:p>
+      <w:pPr>
+        <w:contextualSpacing/>
+        <w:rPr>
+          <w:rFonts w:ascii="Times New Roman" w:hAnsi="Times New Roman" w:cs="Times New Roman"/>
+        </w:rPr>
+      </w:pPr>
+    </w:p>
+    <w:p>
+      <w:pPr>
+        <w:contextualSpacing/>
+        <w:rPr>
+          <w:rFonts w:ascii="Times New Roman" w:hAnsi="Times New Roman" w:cs="Times New Roman"/>
+        </w:rPr>
+      </w:pPr>
+      <w:r>
+        <w:rPr>
+          <w:rFonts w:ascii="Times New Roman" w:hAnsi="Times New Roman" w:cs="Times New Roman"/>
+        </w:rPr>
+        <w:t>(ab*aa + a*</w:t>
+      </w:r>
+      <w:proofErr w:type="spellStart"/>
+      <w:r>
+        <w:rPr>
+          <w:rFonts w:ascii="Times New Roman" w:hAnsi="Times New Roman" w:cs="Times New Roman"/>
+        </w:rPr>
+        <w:t>bba</w:t>
+      </w:r>
+      <w:proofErr w:type="spellEnd"/>
+      <w:proofErr w:type="gramStart"/>
+      <w:r>
+        <w:rPr>
+          <w:rFonts w:ascii="Times New Roman" w:hAnsi="Times New Roman" w:cs="Times New Roman"/>
+        </w:rPr>
+        <w:t>*)*</w:t>
+      </w:r>
+      <w:proofErr w:type="gramEnd"/>
+      <w:r>
+        <w:rPr>
+          <w:rFonts w:ascii="Times New Roman" w:hAnsi="Times New Roman" w:cs="Times New Roman"/>
+        </w:rPr>
+        <w:t>(a*</w:t>
+      </w:r>
+      <w:proofErr w:type="spellStart"/>
+      <w:r>
+        <w:rPr>
+          <w:rFonts w:ascii="Times New Roman" w:hAnsi="Times New Roman" w:cs="Times New Roman"/>
+        </w:rPr>
+        <w:t>bba</w:t>
+      </w:r>
+      <w:proofErr w:type="spellEnd"/>
+      <w:r>
+        <w:rPr>
+          <w:rFonts w:ascii="Times New Roman" w:hAnsi="Times New Roman" w:cs="Times New Roman"/>
+        </w:rPr>
+        <w:t>*)</w:t>
+      </w:r>
+    </w:p>
+    <w:p>
+      <w:pPr>
+        <w:contextualSpacing/>
+        <w:rPr>
+          <w:rFonts w:ascii="Times New Roman" w:hAnsi="Times New Roman" w:cs="Times New Roman"/>
+        </w:rPr>
+      </w:pPr>
+    </w:p>
+    <w:p>
+      <w:pPr>
+        <w:contextualSpacing/>
+        <w:rPr>
+          <w:rFonts w:ascii="Times New Roman" w:hAnsi="Times New Roman" w:cs="Times New Roman"/>
+          <w:b/>
+          <w:bCs/>
+        </w:rPr>
+      </w:pPr>
+      <w:r>
+        <w:rPr>
+          <w:rFonts w:ascii="Times New Roman" w:hAnsi="Times New Roman" w:cs="Times New Roman"/>
+        </w:rPr>
+        <w:lastRenderedPageBreak/>
         <w:t xml:space="preserve">3) </w:t>
       </w:r>
       <w:r>
@@ -2774,7 +3725,43 @@
           <w:b/>
           <w:bCs/>
         </w:rPr>
-        <w:t>Show how from a DFA for L, one can construct a finite automata for complementL*.</w:t>
+        <w:t xml:space="preserve">Show how from a DFA for L, one can construct a </w:t>
+      </w:r>
+      <w:proofErr w:type="gramStart"/>
+      <w:r>
+        <w:rPr>
+          <w:rFonts w:ascii="Times New Roman" w:hAnsi="Times New Roman" w:cs="Times New Roman"/>
+          <w:b/>
+          <w:bCs/>
+        </w:rPr>
+        <w:t>finite automata</w:t>
+      </w:r>
+      <w:proofErr w:type="gramEnd"/>
+      <w:r>
+        <w:rPr>
+          <w:rFonts w:ascii="Times New Roman" w:hAnsi="Times New Roman" w:cs="Times New Roman"/>
+          <w:b/>
+          <w:bCs/>
+        </w:rPr>
+        <w:t xml:space="preserve"> for </w:t>
+      </w:r>
+      <w:proofErr w:type="spellStart"/>
+      <w:r>
+        <w:rPr>
+          <w:rFonts w:ascii="Times New Roman" w:hAnsi="Times New Roman" w:cs="Times New Roman"/>
+          <w:b/>
+          <w:bCs/>
+        </w:rPr>
+        <w:t>complementL</w:t>
+      </w:r>
+      <w:proofErr w:type="spellEnd"/>
+      <w:r>
+        <w:rPr>
+          <w:rFonts w:ascii="Times New Roman" w:hAnsi="Times New Roman" w:cs="Times New Roman"/>
+          <w:b/>
+          <w:bCs/>
+        </w:rPr>
+        <w:t>*.</w:t>
       </w:r>
     </w:p>
     <w:p>
@@ -2789,7 +3776,6 @@
           <w:rFonts w:ascii="Times New Roman" w:hAnsi="Times New Roman" w:cs="Times New Roman"/>
           <w:noProof/>
         </w:rPr>
-        <w:lastRenderedPageBreak/>
         <w:drawing>
           <wp:inline distT="0" distB="0" distL="0" distR="0" wp14:anchorId="5BB8D7C4" wp14:editId="5E5C0E00">
             <wp:extent cx="3064259" cy="2729345"/>
@@ -2808,7 +3794,7 @@
                     </pic:cNvPicPr>
                   </pic:nvPicPr>
                   <pic:blipFill>
-                    <a:blip r:embed="rId11" cstate="print">
+                    <a:blip r:embed="rId12" cstate="print">
                       <a:extLst>
                         <a:ext uri="{28A0092B-C50C-407E-A947-70E740481C1C}">
                           <a14:useLocalDpi xmlns:a14="http://schemas.microsoft.com/office/drawing/2010/main" val="0"/>
@@ -2847,10 +3833,251 @@
           <w:rFonts w:ascii="Times New Roman" w:hAnsi="Times New Roman" w:cs="Times New Roman"/>
         </w:rPr>
       </w:pPr>
-      <w:r>
-        <w:rPr>
-          <w:rFonts w:ascii="Times New Roman" w:hAnsi="Times New Roman" w:cs="Times New Roman"/>
-        </w:rPr>
+    </w:p>
+    <w:p>
+      <w:pPr>
+        <w:contextualSpacing/>
+        <w:rPr>
+          <w:rFonts w:ascii="Times New Roman" w:hAnsi="Times New Roman" w:cs="Times New Roman"/>
+        </w:rPr>
+      </w:pPr>
+    </w:p>
+    <w:p>
+      <w:pPr>
+        <w:contextualSpacing/>
+        <w:rPr>
+          <w:rFonts w:ascii="Times New Roman" w:hAnsi="Times New Roman" w:cs="Times New Roman"/>
+        </w:rPr>
+      </w:pPr>
+    </w:p>
+    <w:p>
+      <w:pPr>
+        <w:contextualSpacing/>
+        <w:rPr>
+          <w:rFonts w:ascii="Times New Roman" w:hAnsi="Times New Roman" w:cs="Times New Roman"/>
+        </w:rPr>
+      </w:pPr>
+    </w:p>
+    <w:p>
+      <w:pPr>
+        <w:contextualSpacing/>
+        <w:rPr>
+          <w:rFonts w:ascii="Times New Roman" w:hAnsi="Times New Roman" w:cs="Times New Roman"/>
+        </w:rPr>
+      </w:pPr>
+    </w:p>
+    <w:p>
+      <w:pPr>
+        <w:contextualSpacing/>
+        <w:rPr>
+          <w:rFonts w:ascii="Times New Roman" w:hAnsi="Times New Roman" w:cs="Times New Roman"/>
+        </w:rPr>
+      </w:pPr>
+    </w:p>
+    <w:p>
+      <w:pPr>
+        <w:contextualSpacing/>
+        <w:rPr>
+          <w:rFonts w:ascii="Times New Roman" w:hAnsi="Times New Roman" w:cs="Times New Roman"/>
+        </w:rPr>
+      </w:pPr>
+    </w:p>
+    <w:p>
+      <w:pPr>
+        <w:contextualSpacing/>
+        <w:rPr>
+          <w:rFonts w:ascii="Times New Roman" w:hAnsi="Times New Roman" w:cs="Times New Roman"/>
+        </w:rPr>
+      </w:pPr>
+    </w:p>
+    <w:p>
+      <w:pPr>
+        <w:contextualSpacing/>
+        <w:rPr>
+          <w:rFonts w:ascii="Times New Roman" w:hAnsi="Times New Roman" w:cs="Times New Roman"/>
+        </w:rPr>
+      </w:pPr>
+    </w:p>
+    <w:p>
+      <w:pPr>
+        <w:contextualSpacing/>
+        <w:rPr>
+          <w:rFonts w:ascii="Times New Roman" w:hAnsi="Times New Roman" w:cs="Times New Roman"/>
+        </w:rPr>
+      </w:pPr>
+    </w:p>
+    <w:p>
+      <w:pPr>
+        <w:contextualSpacing/>
+        <w:rPr>
+          <w:rFonts w:ascii="Times New Roman" w:hAnsi="Times New Roman" w:cs="Times New Roman"/>
+        </w:rPr>
+      </w:pPr>
+    </w:p>
+    <w:p>
+      <w:pPr>
+        <w:contextualSpacing/>
+        <w:rPr>
+          <w:rFonts w:ascii="Times New Roman" w:hAnsi="Times New Roman" w:cs="Times New Roman"/>
+        </w:rPr>
+      </w:pPr>
+    </w:p>
+    <w:p>
+      <w:pPr>
+        <w:contextualSpacing/>
+        <w:rPr>
+          <w:rFonts w:ascii="Times New Roman" w:hAnsi="Times New Roman" w:cs="Times New Roman"/>
+        </w:rPr>
+      </w:pPr>
+    </w:p>
+    <w:p>
+      <w:pPr>
+        <w:contextualSpacing/>
+        <w:rPr>
+          <w:rFonts w:ascii="Times New Roman" w:hAnsi="Times New Roman" w:cs="Times New Roman"/>
+        </w:rPr>
+      </w:pPr>
+    </w:p>
+    <w:p>
+      <w:pPr>
+        <w:contextualSpacing/>
+        <w:rPr>
+          <w:rFonts w:ascii="Times New Roman" w:hAnsi="Times New Roman" w:cs="Times New Roman"/>
+        </w:rPr>
+      </w:pPr>
+    </w:p>
+    <w:p>
+      <w:pPr>
+        <w:contextualSpacing/>
+        <w:rPr>
+          <w:rFonts w:ascii="Times New Roman" w:hAnsi="Times New Roman" w:cs="Times New Roman"/>
+        </w:rPr>
+      </w:pPr>
+    </w:p>
+    <w:p>
+      <w:pPr>
+        <w:contextualSpacing/>
+        <w:rPr>
+          <w:rFonts w:ascii="Times New Roman" w:hAnsi="Times New Roman" w:cs="Times New Roman"/>
+        </w:rPr>
+      </w:pPr>
+    </w:p>
+    <w:p>
+      <w:pPr>
+        <w:contextualSpacing/>
+        <w:rPr>
+          <w:rFonts w:ascii="Times New Roman" w:hAnsi="Times New Roman" w:cs="Times New Roman"/>
+        </w:rPr>
+      </w:pPr>
+    </w:p>
+    <w:p>
+      <w:pPr>
+        <w:contextualSpacing/>
+        <w:rPr>
+          <w:rFonts w:ascii="Times New Roman" w:hAnsi="Times New Roman" w:cs="Times New Roman"/>
+        </w:rPr>
+      </w:pPr>
+    </w:p>
+    <w:p>
+      <w:pPr>
+        <w:contextualSpacing/>
+        <w:rPr>
+          <w:rFonts w:ascii="Times New Roman" w:hAnsi="Times New Roman" w:cs="Times New Roman"/>
+        </w:rPr>
+      </w:pPr>
+    </w:p>
+    <w:p>
+      <w:pPr>
+        <w:contextualSpacing/>
+        <w:rPr>
+          <w:rFonts w:ascii="Times New Roman" w:hAnsi="Times New Roman" w:cs="Times New Roman"/>
+        </w:rPr>
+      </w:pPr>
+    </w:p>
+    <w:p>
+      <w:pPr>
+        <w:contextualSpacing/>
+        <w:rPr>
+          <w:rFonts w:ascii="Times New Roman" w:hAnsi="Times New Roman" w:cs="Times New Roman"/>
+        </w:rPr>
+      </w:pPr>
+    </w:p>
+    <w:p>
+      <w:pPr>
+        <w:contextualSpacing/>
+        <w:rPr>
+          <w:rFonts w:ascii="Times New Roman" w:hAnsi="Times New Roman" w:cs="Times New Roman"/>
+        </w:rPr>
+      </w:pPr>
+    </w:p>
+    <w:p>
+      <w:pPr>
+        <w:contextualSpacing/>
+        <w:rPr>
+          <w:rFonts w:ascii="Times New Roman" w:hAnsi="Times New Roman" w:cs="Times New Roman"/>
+        </w:rPr>
+      </w:pPr>
+    </w:p>
+    <w:p>
+      <w:pPr>
+        <w:contextualSpacing/>
+        <w:rPr>
+          <w:rFonts w:ascii="Times New Roman" w:hAnsi="Times New Roman" w:cs="Times New Roman"/>
+        </w:rPr>
+      </w:pPr>
+    </w:p>
+    <w:p>
+      <w:pPr>
+        <w:contextualSpacing/>
+        <w:rPr>
+          <w:rFonts w:ascii="Times New Roman" w:hAnsi="Times New Roman" w:cs="Times New Roman"/>
+        </w:rPr>
+      </w:pPr>
+    </w:p>
+    <w:p>
+      <w:pPr>
+        <w:contextualSpacing/>
+        <w:rPr>
+          <w:rFonts w:ascii="Times New Roman" w:hAnsi="Times New Roman" w:cs="Times New Roman"/>
+        </w:rPr>
+      </w:pPr>
+    </w:p>
+    <w:p>
+      <w:pPr>
+        <w:contextualSpacing/>
+        <w:rPr>
+          <w:rFonts w:ascii="Times New Roman" w:hAnsi="Times New Roman" w:cs="Times New Roman"/>
+        </w:rPr>
+      </w:pPr>
+    </w:p>
+    <w:p>
+      <w:pPr>
+        <w:contextualSpacing/>
+        <w:rPr>
+          <w:rFonts w:ascii="Times New Roman" w:hAnsi="Times New Roman" w:cs="Times New Roman"/>
+        </w:rPr>
+      </w:pPr>
+    </w:p>
+    <w:p>
+      <w:pPr>
+        <w:contextualSpacing/>
+        <w:rPr>
+          <w:rFonts w:ascii="Times New Roman" w:hAnsi="Times New Roman" w:cs="Times New Roman"/>
+        </w:rPr>
+      </w:pPr>
+    </w:p>
+    <w:p>
+      <w:pPr>
+        <w:contextualSpacing/>
+        <w:rPr>
+          <w:rFonts w:ascii="Times New Roman" w:hAnsi="Times New Roman" w:cs="Times New Roman"/>
+        </w:rPr>
+      </w:pPr>
+      <w:r>
+        <w:rPr>
+          <w:rFonts w:ascii="Times New Roman" w:hAnsi="Times New Roman" w:cs="Times New Roman"/>
+        </w:rPr>
+        <w:lastRenderedPageBreak/>
         <w:t xml:space="preserve">6)b) </w:t>
       </w:r>
       <w:r>
@@ -2885,20 +4112,11 @@
           <w:rFonts w:ascii="Times New Roman" w:hAnsi="Times New Roman" w:cs="Times New Roman"/>
         </w:rPr>
       </w:pPr>
-    </w:p>
-    <w:p>
-      <w:pPr>
-        <w:contextualSpacing/>
-        <w:rPr>
-          <w:rFonts w:ascii="Times New Roman" w:hAnsi="Times New Roman" w:cs="Times New Roman"/>
-        </w:rPr>
-      </w:pPr>
       <w:r>
         <w:rPr>
           <w:rFonts w:ascii="Times New Roman" w:hAnsi="Times New Roman" w:cs="Times New Roman"/>
           <w:noProof/>
         </w:rPr>
-        <w:lastRenderedPageBreak/>
         <w:drawing>
           <wp:inline distT="0" distB="0" distL="0" distR="0" wp14:anchorId="4AEC138B" wp14:editId="6DF15D6E">
             <wp:extent cx="5936615" cy="7682230"/>
@@ -2917,7 +4135,7 @@
                     </pic:cNvPicPr>
                   </pic:nvPicPr>
                   <pic:blipFill>
-                    <a:blip r:embed="rId12" cstate="print">
+                    <a:blip r:embed="rId13" cstate="print">
                       <a:extLst>
                         <a:ext uri="{28A0092B-C50C-407E-A947-70E740481C1C}">
                           <a14:useLocalDpi xmlns:a14="http://schemas.microsoft.com/office/drawing/2010/main" val="0"/>
@@ -2962,6 +4180,14 @@
         <w:contextualSpacing/>
         <w:rPr>
           <w:rFonts w:ascii="Times New Roman" w:hAnsi="Times New Roman" w:cs="Times New Roman"/>
+        </w:rPr>
+      </w:pPr>
+    </w:p>
+    <w:p>
+      <w:pPr>
+        <w:contextualSpacing/>
+        <w:rPr>
+          <w:rFonts w:ascii="Times New Roman" w:hAnsi="Times New Roman" w:cs="Times New Roman"/>
           <w:b/>
           <w:bCs/>
           <w:u w:val="single"/>
@@ -2974,6 +4200,7 @@
           <w:bCs/>
           <w:u w:val="single"/>
         </w:rPr>
+        <w:lastRenderedPageBreak/>
         <w:t>Section 4.2:</w:t>
       </w:r>
     </w:p>
@@ -2998,7 +4225,6 @@
         <w:rPr>
           <w:rFonts w:ascii="Times New Roman" w:hAnsi="Times New Roman" w:cs="Times New Roman"/>
         </w:rPr>
-        <w:lastRenderedPageBreak/>
         <w:t xml:space="preserve">2) </w:t>
       </w:r>
       <w:r>
@@ -3007,7 +4233,52 @@
           <w:b/>
           <w:bCs/>
         </w:rPr>
-        <w:t>Exhibit an algorithm to determine whether or not a regular language L contains any strings w such that w</w:t>
+        <w:t xml:space="preserve">Exhibit an algorithm to determine </w:t>
+      </w:r>
+      <w:proofErr w:type="gramStart"/>
+      <w:r>
+        <w:rPr>
+          <w:rFonts w:ascii="Times New Roman" w:hAnsi="Times New Roman" w:cs="Times New Roman"/>
+          <w:b/>
+          <w:bCs/>
+        </w:rPr>
+        <w:t>whether or not</w:t>
+      </w:r>
+      <w:proofErr w:type="gramEnd"/>
+      <w:r>
+        <w:rPr>
+          <w:rFonts w:ascii="Times New Roman" w:hAnsi="Times New Roman" w:cs="Times New Roman"/>
+          <w:b/>
+          <w:bCs/>
+        </w:rPr>
+        <w:t xml:space="preserve"> a regular language L contains any </w:t>
+      </w:r>
+      <w:proofErr w:type="gramStart"/>
+      <w:r>
+        <w:rPr>
+          <w:rFonts w:ascii="Times New Roman" w:hAnsi="Times New Roman" w:cs="Times New Roman"/>
+          <w:b/>
+          <w:bCs/>
+        </w:rPr>
+        <w:t>strings w</w:t>
+      </w:r>
+      <w:proofErr w:type="gramEnd"/>
+      <w:r>
+        <w:rPr>
+          <w:rFonts w:ascii="Times New Roman" w:hAnsi="Times New Roman" w:cs="Times New Roman"/>
+          <w:b/>
+          <w:bCs/>
+        </w:rPr>
+        <w:t xml:space="preserve"> such that </w:t>
+      </w:r>
+      <w:proofErr w:type="spellStart"/>
+      <w:r>
+        <w:rPr>
+          <w:rFonts w:ascii="Times New Roman" w:hAnsi="Times New Roman" w:cs="Times New Roman"/>
+          <w:b/>
+          <w:bCs/>
+        </w:rPr>
+        <w:t>w</w:t>
       </w:r>
       <w:r>
         <w:rPr>
@@ -3018,6 +4289,7 @@
         </w:rPr>
         <w:t>R</w:t>
       </w:r>
+      <w:proofErr w:type="spellEnd"/>
       <w:r>
         <w:rPr>
           <w:rFonts w:ascii="Times New Roman" w:hAnsi="Times New Roman" w:cs="Times New Roman"/>
@@ -3089,12 +4361,6 @@
           <w:rFonts w:ascii="Times New Roman" w:hAnsi="Times New Roman" w:cs="Times New Roman"/>
         </w:rPr>
       </w:pPr>
-      <w:r>
-        <w:rPr>
-          <w:rFonts w:ascii="Times New Roman" w:hAnsi="Times New Roman" w:cs="Times New Roman"/>
-        </w:rPr>
-        <w:t>Turn L into DFA M so that L = L(M)</w:t>
-      </w:r>
     </w:p>
     <w:p>
       <w:pPr>
@@ -3111,40 +4377,7 @@
         <w:rPr>
           <w:rFonts w:ascii="Times New Roman" w:hAnsi="Times New Roman" w:cs="Times New Roman"/>
         </w:rPr>
-        <w:t>Make NFA M</w:t>
-      </w:r>
-      <w:r>
-        <w:rPr>
-          <w:rFonts w:ascii="Times New Roman" w:hAnsi="Times New Roman" w:cs="Times New Roman"/>
-          <w:vertAlign w:val="subscript"/>
-        </w:rPr>
-        <w:t>R</w:t>
-      </w:r>
-      <w:r>
-        <w:rPr>
-          <w:rFonts w:ascii="Times New Roman" w:hAnsi="Times New Roman" w:cs="Times New Roman"/>
-        </w:rPr>
-        <w:t xml:space="preserve"> from DFA M so that [L(M)]</w:t>
-      </w:r>
-      <w:r>
-        <w:rPr>
-          <w:rFonts w:ascii="Times New Roman" w:hAnsi="Times New Roman" w:cs="Times New Roman"/>
-          <w:vertAlign w:val="superscript"/>
-        </w:rPr>
-        <w:t>R</w:t>
-      </w:r>
-      <w:r>
-        <w:rPr>
-          <w:rFonts w:ascii="Times New Roman" w:hAnsi="Times New Roman" w:cs="Times New Roman"/>
-        </w:rPr>
-        <w:t xml:space="preserve"> = L</w:t>
-      </w:r>
-      <w:r>
-        <w:rPr>
-          <w:rFonts w:ascii="Times New Roman" w:hAnsi="Times New Roman" w:cs="Times New Roman"/>
-          <w:vertAlign w:val="superscript"/>
-        </w:rPr>
-        <w:t>R</w:t>
+        <w:t>Turn L into DFA M so that L = L(M)</w:t>
       </w:r>
     </w:p>
     <w:p>
@@ -3162,7 +4395,41 @@
         <w:rPr>
           <w:rFonts w:ascii="Times New Roman" w:hAnsi="Times New Roman" w:cs="Times New Roman"/>
         </w:rPr>
-        <w:t>Search the NFA for accepting state of w</w:t>
+        <w:t>Make NFA M</w:t>
+      </w:r>
+      <w:r>
+        <w:rPr>
+          <w:rFonts w:ascii="Times New Roman" w:hAnsi="Times New Roman" w:cs="Times New Roman"/>
+          <w:vertAlign w:val="subscript"/>
+        </w:rPr>
+        <w:t>R</w:t>
+      </w:r>
+      <w:r>
+        <w:rPr>
+          <w:rFonts w:ascii="Times New Roman" w:hAnsi="Times New Roman" w:cs="Times New Roman"/>
+        </w:rPr>
+        <w:t xml:space="preserve"> from DFA M so that [L(M</w:t>
+      </w:r>
+      <w:proofErr w:type="gramStart"/>
+      <w:r>
+        <w:rPr>
+          <w:rFonts w:ascii="Times New Roman" w:hAnsi="Times New Roman" w:cs="Times New Roman"/>
+        </w:rPr>
+        <w:t>)]</w:t>
+      </w:r>
+      <w:r>
+        <w:rPr>
+          <w:rFonts w:ascii="Times New Roman" w:hAnsi="Times New Roman" w:cs="Times New Roman"/>
+          <w:vertAlign w:val="superscript"/>
+        </w:rPr>
+        <w:t>R</w:t>
+      </w:r>
+      <w:proofErr w:type="gramEnd"/>
+      <w:r>
+        <w:rPr>
+          <w:rFonts w:ascii="Times New Roman" w:hAnsi="Times New Roman" w:cs="Times New Roman"/>
+        </w:rPr>
+        <w:t xml:space="preserve"> = L</w:t>
       </w:r>
       <w:r>
         <w:rPr>
@@ -3187,77 +4454,23 @@
         <w:rPr>
           <w:rFonts w:ascii="Times New Roman" w:hAnsi="Times New Roman" w:cs="Times New Roman"/>
         </w:rPr>
-        <w:t xml:space="preserve">If </w:t>
-      </w:r>
-      <w:r>
-        <w:rPr>
-          <w:rFonts w:ascii="Times New Roman" w:hAnsi="Times New Roman" w:cs="Times New Roman"/>
-        </w:rPr>
-        <w:t>an</w:t>
-      </w:r>
-      <w:r>
-        <w:rPr>
-          <w:rFonts w:ascii="Times New Roman" w:hAnsi="Times New Roman" w:cs="Times New Roman"/>
-        </w:rPr>
-        <w:t xml:space="preserve"> accepting state is found, return “yes”</w:t>
-      </w:r>
-    </w:p>
-    <w:p>
-      <w:pPr>
-        <w:contextualSpacing/>
-        <w:rPr>
-          <w:rFonts w:ascii="Times New Roman" w:hAnsi="Times New Roman" w:cs="Times New Roman"/>
-        </w:rPr>
-      </w:pPr>
-    </w:p>
-    <w:p>
-      <w:pPr>
-        <w:contextualSpacing/>
-        <w:rPr>
-          <w:rFonts w:ascii="Times New Roman" w:hAnsi="Times New Roman" w:cs="Times New Roman"/>
-          <w:b/>
-          <w:bCs/>
-        </w:rPr>
-      </w:pPr>
-      <w:r>
-        <w:rPr>
-          <w:rFonts w:ascii="Times New Roman" w:hAnsi="Times New Roman" w:cs="Times New Roman"/>
-        </w:rPr>
-        <w:t xml:space="preserve">3) </w:t>
-      </w:r>
-      <w:r>
-        <w:rPr>
-          <w:rFonts w:ascii="Times New Roman" w:hAnsi="Times New Roman" w:cs="Times New Roman"/>
-          <w:b/>
-          <w:bCs/>
-        </w:rPr>
-        <w:t>A language is said to be a palindrome language if L = L</w:t>
-      </w:r>
-      <w:r>
-        <w:rPr>
-          <w:rFonts w:ascii="Times New Roman" w:hAnsi="Times New Roman" w:cs="Times New Roman"/>
-          <w:b/>
-          <w:bCs/>
+        <w:t xml:space="preserve">Search the NFA for accepting state of </w:t>
+      </w:r>
+      <w:proofErr w:type="spellStart"/>
+      <w:r>
+        <w:rPr>
+          <w:rFonts w:ascii="Times New Roman" w:hAnsi="Times New Roman" w:cs="Times New Roman"/>
+        </w:rPr>
+        <w:t>w</w:t>
+      </w:r>
+      <w:r>
+        <w:rPr>
+          <w:rFonts w:ascii="Times New Roman" w:hAnsi="Times New Roman" w:cs="Times New Roman"/>
           <w:vertAlign w:val="superscript"/>
         </w:rPr>
         <w:t>R</w:t>
       </w:r>
-      <w:r>
-        <w:rPr>
-          <w:rFonts w:ascii="Times New Roman" w:hAnsi="Times New Roman" w:cs="Times New Roman"/>
-          <w:b/>
-          <w:bCs/>
-        </w:rPr>
-        <w:t>.  Find an algorithm to determine whether a given regular language is a palindrome language.</w:t>
-      </w:r>
-    </w:p>
-    <w:p>
-      <w:pPr>
-        <w:contextualSpacing/>
-        <w:rPr>
-          <w:rFonts w:ascii="Times New Roman" w:hAnsi="Times New Roman" w:cs="Times New Roman"/>
-        </w:rPr>
-      </w:pPr>
+      <w:proofErr w:type="spellEnd"/>
     </w:p>
     <w:p>
       <w:pPr>
@@ -3274,8 +4487,77 @@
         <w:rPr>
           <w:rFonts w:ascii="Times New Roman" w:hAnsi="Times New Roman" w:cs="Times New Roman"/>
         </w:rPr>
-        <w:t>Turn L into DFA M so that L = L(M)</w:t>
-      </w:r>
+        <w:t xml:space="preserve">If </w:t>
+      </w:r>
+      <w:r>
+        <w:rPr>
+          <w:rFonts w:ascii="Times New Roman" w:hAnsi="Times New Roman" w:cs="Times New Roman"/>
+        </w:rPr>
+        <w:t>an</w:t>
+      </w:r>
+      <w:r>
+        <w:rPr>
+          <w:rFonts w:ascii="Times New Roman" w:hAnsi="Times New Roman" w:cs="Times New Roman"/>
+        </w:rPr>
+        <w:t xml:space="preserve"> accepting state is found, return “yes”</w:t>
+      </w:r>
+    </w:p>
+    <w:p>
+      <w:pPr>
+        <w:contextualSpacing/>
+        <w:rPr>
+          <w:rFonts w:ascii="Times New Roman" w:hAnsi="Times New Roman" w:cs="Times New Roman"/>
+        </w:rPr>
+      </w:pPr>
+    </w:p>
+    <w:p>
+      <w:pPr>
+        <w:contextualSpacing/>
+        <w:rPr>
+          <w:rFonts w:ascii="Times New Roman" w:hAnsi="Times New Roman" w:cs="Times New Roman"/>
+          <w:b/>
+          <w:bCs/>
+        </w:rPr>
+      </w:pPr>
+      <w:r>
+        <w:rPr>
+          <w:rFonts w:ascii="Times New Roman" w:hAnsi="Times New Roman" w:cs="Times New Roman"/>
+        </w:rPr>
+        <w:t xml:space="preserve">3) </w:t>
+      </w:r>
+      <w:r>
+        <w:rPr>
+          <w:rFonts w:ascii="Times New Roman" w:hAnsi="Times New Roman" w:cs="Times New Roman"/>
+          <w:b/>
+          <w:bCs/>
+        </w:rPr>
+        <w:t>A language is said to be a palindrome language if L = L</w:t>
+      </w:r>
+      <w:r>
+        <w:rPr>
+          <w:rFonts w:ascii="Times New Roman" w:hAnsi="Times New Roman" w:cs="Times New Roman"/>
+          <w:b/>
+          <w:bCs/>
+          <w:vertAlign w:val="superscript"/>
+        </w:rPr>
+        <w:t>R</w:t>
+      </w:r>
+      <w:r>
+        <w:rPr>
+          <w:rFonts w:ascii="Times New Roman" w:hAnsi="Times New Roman" w:cs="Times New Roman"/>
+          <w:b/>
+          <w:bCs/>
+        </w:rPr>
+        <w:t>.  Find an algorithm to determine whether a given regular language is a palindrome language.</w:t>
+      </w:r>
+    </w:p>
+    <w:p>
+      <w:pPr>
+        <w:contextualSpacing/>
+        <w:rPr>
+          <w:rFonts w:ascii="Times New Roman" w:hAnsi="Times New Roman" w:cs="Times New Roman"/>
+        </w:rPr>
+      </w:pPr>
     </w:p>
     <w:p>
       <w:pPr>
@@ -3292,40 +4574,7 @@
         <w:rPr>
           <w:rFonts w:ascii="Times New Roman" w:hAnsi="Times New Roman" w:cs="Times New Roman"/>
         </w:rPr>
-        <w:t>Make NFA M</w:t>
-      </w:r>
-      <w:r>
-        <w:rPr>
-          <w:rFonts w:ascii="Times New Roman" w:hAnsi="Times New Roman" w:cs="Times New Roman"/>
-          <w:vertAlign w:val="subscript"/>
-        </w:rPr>
-        <w:t>R</w:t>
-      </w:r>
-      <w:r>
-        <w:rPr>
-          <w:rFonts w:ascii="Times New Roman" w:hAnsi="Times New Roman" w:cs="Times New Roman"/>
-        </w:rPr>
-        <w:t xml:space="preserve"> from DFA M so that [L(M)]</w:t>
-      </w:r>
-      <w:r>
-        <w:rPr>
-          <w:rFonts w:ascii="Times New Roman" w:hAnsi="Times New Roman" w:cs="Times New Roman"/>
-          <w:vertAlign w:val="superscript"/>
-        </w:rPr>
-        <w:t>R</w:t>
-      </w:r>
-      <w:r>
-        <w:rPr>
-          <w:rFonts w:ascii="Times New Roman" w:hAnsi="Times New Roman" w:cs="Times New Roman"/>
-        </w:rPr>
-        <w:t xml:space="preserve"> = L</w:t>
-      </w:r>
-      <w:r>
-        <w:rPr>
-          <w:rFonts w:ascii="Times New Roman" w:hAnsi="Times New Roman" w:cs="Times New Roman"/>
-          <w:vertAlign w:val="superscript"/>
-        </w:rPr>
-        <w:t>R</w:t>
+        <w:t>Turn L into DFA M so that L = L(M)</w:t>
       </w:r>
     </w:p>
     <w:p>
@@ -3343,19 +4592,41 @@
         <w:rPr>
           <w:rFonts w:ascii="Times New Roman" w:hAnsi="Times New Roman" w:cs="Times New Roman"/>
         </w:rPr>
-        <w:t>Search the NFA for accepting state</w:t>
-      </w:r>
-      <w:r>
-        <w:rPr>
-          <w:rFonts w:ascii="Times New Roman" w:hAnsi="Times New Roman" w:cs="Times New Roman"/>
-        </w:rPr>
-        <w:t>s</w:t>
-      </w:r>
-      <w:r>
-        <w:rPr>
-          <w:rFonts w:ascii="Times New Roman" w:hAnsi="Times New Roman" w:cs="Times New Roman"/>
-        </w:rPr>
-        <w:t xml:space="preserve"> of w</w:t>
+        <w:t>Make NFA M</w:t>
+      </w:r>
+      <w:r>
+        <w:rPr>
+          <w:rFonts w:ascii="Times New Roman" w:hAnsi="Times New Roman" w:cs="Times New Roman"/>
+          <w:vertAlign w:val="subscript"/>
+        </w:rPr>
+        <w:t>R</w:t>
+      </w:r>
+      <w:r>
+        <w:rPr>
+          <w:rFonts w:ascii="Times New Roman" w:hAnsi="Times New Roman" w:cs="Times New Roman"/>
+        </w:rPr>
+        <w:t xml:space="preserve"> from DFA M so that [L(M</w:t>
+      </w:r>
+      <w:proofErr w:type="gramStart"/>
+      <w:r>
+        <w:rPr>
+          <w:rFonts w:ascii="Times New Roman" w:hAnsi="Times New Roman" w:cs="Times New Roman"/>
+        </w:rPr>
+        <w:t>)]</w:t>
+      </w:r>
+      <w:r>
+        <w:rPr>
+          <w:rFonts w:ascii="Times New Roman" w:hAnsi="Times New Roman" w:cs="Times New Roman"/>
+          <w:vertAlign w:val="superscript"/>
+        </w:rPr>
+        <w:t>R</w:t>
+      </w:r>
+      <w:proofErr w:type="gramEnd"/>
+      <w:r>
+        <w:rPr>
+          <w:rFonts w:ascii="Times New Roman" w:hAnsi="Times New Roman" w:cs="Times New Roman"/>
+        </w:rPr>
+        <w:t xml:space="preserve"> = L</w:t>
       </w:r>
       <w:r>
         <w:rPr>
@@ -3380,6 +4651,51 @@
         <w:rPr>
           <w:rFonts w:ascii="Times New Roman" w:hAnsi="Times New Roman" w:cs="Times New Roman"/>
         </w:rPr>
+        <w:t>Search the NFA for accepting state</w:t>
+      </w:r>
+      <w:r>
+        <w:rPr>
+          <w:rFonts w:ascii="Times New Roman" w:hAnsi="Times New Roman" w:cs="Times New Roman"/>
+        </w:rPr>
+        <w:t>s</w:t>
+      </w:r>
+      <w:r>
+        <w:rPr>
+          <w:rFonts w:ascii="Times New Roman" w:hAnsi="Times New Roman" w:cs="Times New Roman"/>
+        </w:rPr>
+        <w:t xml:space="preserve"> of </w:t>
+      </w:r>
+      <w:proofErr w:type="spellStart"/>
+      <w:r>
+        <w:rPr>
+          <w:rFonts w:ascii="Times New Roman" w:hAnsi="Times New Roman" w:cs="Times New Roman"/>
+        </w:rPr>
+        <w:t>w</w:t>
+      </w:r>
+      <w:r>
+        <w:rPr>
+          <w:rFonts w:ascii="Times New Roman" w:hAnsi="Times New Roman" w:cs="Times New Roman"/>
+          <w:vertAlign w:val="superscript"/>
+        </w:rPr>
+        <w:t>R</w:t>
+      </w:r>
+      <w:proofErr w:type="spellEnd"/>
+    </w:p>
+    <w:p>
+      <w:pPr>
+        <w:pStyle w:val="ListParagraph"/>
+        <w:numPr>
+          <w:ilvl w:val="0"/>
+          <w:numId w:val="2"/>
+        </w:numPr>
+        <w:rPr>
+          <w:rFonts w:ascii="Times New Roman" w:hAnsi="Times New Roman" w:cs="Times New Roman"/>
+        </w:rPr>
+      </w:pPr>
+      <w:r>
+        <w:rPr>
+          <w:rFonts w:ascii="Times New Roman" w:hAnsi="Times New Roman" w:cs="Times New Roman"/>
+        </w:rPr>
         <w:t xml:space="preserve">If </w:t>
       </w:r>
       <w:r>
@@ -3424,7 +4740,25 @@
           <w:b/>
           <w:bCs/>
         </w:rPr>
-        <w:t>Show that there exists an algorithm to determine whether or not w ϵ L1 – L2 for any given w and any regular language L1 and L2.</w:t>
+        <w:t xml:space="preserve">Show that there exists an algorithm to determine </w:t>
+      </w:r>
+      <w:proofErr w:type="gramStart"/>
+      <w:r>
+        <w:rPr>
+          <w:rFonts w:ascii="Times New Roman" w:hAnsi="Times New Roman" w:cs="Times New Roman"/>
+          <w:b/>
+          <w:bCs/>
+        </w:rPr>
+        <w:t>whether or not</w:t>
+      </w:r>
+      <w:proofErr w:type="gramEnd"/>
+      <w:r>
+        <w:rPr>
+          <w:rFonts w:ascii="Times New Roman" w:hAnsi="Times New Roman" w:cs="Times New Roman"/>
+          <w:b/>
+          <w:bCs/>
+        </w:rPr>
+        <w:t xml:space="preserve"> w ϵ L1 – L2 for any given w and any regular language L1 and L2.</w:t>
       </w:r>
     </w:p>
     <w:p>
@@ -3536,7 +4870,25 @@
           <w:b/>
           <w:bCs/>
         </w:rPr>
-        <w:t>Exhibit an algorithm that, given any three regular languages, L, L1, L2, determines whether or not L = L1L2.</w:t>
+        <w:t xml:space="preserve">Exhibit an algorithm that, given any three regular languages, L, L1, L2, determines </w:t>
+      </w:r>
+      <w:proofErr w:type="gramStart"/>
+      <w:r>
+        <w:rPr>
+          <w:rFonts w:ascii="Times New Roman" w:hAnsi="Times New Roman" w:cs="Times New Roman"/>
+          <w:b/>
+          <w:bCs/>
+        </w:rPr>
+        <w:t>whether or not</w:t>
+      </w:r>
+      <w:proofErr w:type="gramEnd"/>
+      <w:r>
+        <w:rPr>
+          <w:rFonts w:ascii="Times New Roman" w:hAnsi="Times New Roman" w:cs="Times New Roman"/>
+          <w:b/>
+          <w:bCs/>
+        </w:rPr>
+        <w:t xml:space="preserve"> L = L1L2.</w:t>
       </w:r>
     </w:p>
     <w:p>

--- a/CS3185/HW2/HW doc.docx
+++ b/CS3185/HW2/HW doc.docx
@@ -2215,10 +2215,10 @@
           <w:noProof/>
         </w:rPr>
         <w:drawing>
-          <wp:inline distT="0" distB="0" distL="0" distR="0" wp14:anchorId="5D39DC92" wp14:editId="2C95778F">
+          <wp:inline distT="0" distB="0" distL="0" distR="0" wp14:anchorId="152C3E32" wp14:editId="237F1449">
             <wp:extent cx="4572000" cy="3048000"/>
             <wp:effectExtent l="0" t="0" r="0" b="0"/>
-            <wp:docPr id="1668870723" name="Picture 6"/>
+            <wp:docPr id="988817394" name="Picture 12"/>
             <wp:cNvGraphicFramePr>
               <a:graphicFrameLocks xmlns:a="http://schemas.openxmlformats.org/drawingml/2006/main" noChangeAspect="1"/>
             </wp:cNvGraphicFramePr>
@@ -2226,7 +2226,7 @@
               <a:graphicData uri="http://schemas.openxmlformats.org/drawingml/2006/picture">
                 <pic:pic xmlns:pic="http://schemas.openxmlformats.org/drawingml/2006/picture">
                   <pic:nvPicPr>
-                    <pic:cNvPr id="0" name="Picture 6"/>
+                    <pic:cNvPr id="0" name="Picture 12"/>
                     <pic:cNvPicPr>
                       <a:picLocks noChangeAspect="1" noChangeArrowheads="1"/>
                     </pic:cNvPicPr>
@@ -2787,14 +2787,26 @@
         <w:rPr>
           <w:rFonts w:ascii="Times New Roman" w:hAnsi="Times New Roman" w:cs="Times New Roman"/>
         </w:rPr>
-        <w:t xml:space="preserve">(aa + </w:t>
+        <w:t>(</w:t>
+      </w:r>
+      <w:r>
+        <w:rPr>
+          <w:rFonts w:ascii="Times New Roman" w:hAnsi="Times New Roman" w:cs="Times New Roman"/>
+        </w:rPr>
+        <w:t xml:space="preserve">bb + </w:t>
       </w:r>
       <w:proofErr w:type="gramStart"/>
       <w:r>
         <w:rPr>
           <w:rFonts w:ascii="Times New Roman" w:hAnsi="Times New Roman" w:cs="Times New Roman"/>
         </w:rPr>
-        <w:t>bb)*</w:t>
+        <w:t>aa</w:t>
+      </w:r>
+      <w:r>
+        <w:rPr>
+          <w:rFonts w:ascii="Times New Roman" w:hAnsi="Times New Roman" w:cs="Times New Roman"/>
+        </w:rPr>
+        <w:t>)*</w:t>
       </w:r>
       <w:proofErr w:type="gramEnd"/>
       <w:r>
@@ -3217,6 +3229,20 @@
         <w:tab/>
         <w:t xml:space="preserve">A -&gt; </w:t>
       </w:r>
+      <w:proofErr w:type="spellStart"/>
+      <w:r>
+        <w:rPr>
+          <w:rFonts w:ascii="Times New Roman" w:hAnsi="Times New Roman" w:cs="Times New Roman"/>
+        </w:rPr>
+        <w:t>aA</w:t>
+      </w:r>
+      <w:proofErr w:type="spellEnd"/>
+      <w:r>
+        <w:rPr>
+          <w:rFonts w:ascii="Times New Roman" w:hAnsi="Times New Roman" w:cs="Times New Roman"/>
+        </w:rPr>
+        <w:t xml:space="preserve"> | B</w:t>
+      </w:r>
     </w:p>
     <w:p>
       <w:pPr>
@@ -3230,8 +3256,64 @@
           <w:rFonts w:ascii="Times New Roman" w:hAnsi="Times New Roman" w:cs="Times New Roman"/>
         </w:rPr>
         <w:tab/>
-        <w:t>T -&gt; ab | a | λ</w:t>
-      </w:r>
+      </w:r>
+      <w:r>
+        <w:rPr>
+          <w:rFonts w:ascii="Times New Roman" w:hAnsi="Times New Roman" w:cs="Times New Roman"/>
+        </w:rPr>
+        <w:t xml:space="preserve">B -&gt; </w:t>
+      </w:r>
+      <w:proofErr w:type="spellStart"/>
+      <w:r>
+        <w:rPr>
+          <w:rFonts w:ascii="Times New Roman" w:hAnsi="Times New Roman" w:cs="Times New Roman"/>
+        </w:rPr>
+        <w:t>aB</w:t>
+      </w:r>
+      <w:proofErr w:type="spellEnd"/>
+      <w:r>
+        <w:rPr>
+          <w:rFonts w:ascii="Times New Roman" w:hAnsi="Times New Roman" w:cs="Times New Roman"/>
+        </w:rPr>
+        <w:t xml:space="preserve"> | </w:t>
+      </w:r>
+      <w:proofErr w:type="spellStart"/>
+      <w:r>
+        <w:rPr>
+          <w:rFonts w:ascii="Times New Roman" w:hAnsi="Times New Roman" w:cs="Times New Roman"/>
+        </w:rPr>
+        <w:t>aU</w:t>
+      </w:r>
+      <w:proofErr w:type="spellEnd"/>
+      <w:r>
+        <w:rPr>
+          <w:rFonts w:ascii="Times New Roman" w:hAnsi="Times New Roman" w:cs="Times New Roman"/>
+        </w:rPr>
+        <w:t xml:space="preserve"> | λ</w:t>
+      </w:r>
+    </w:p>
+    <w:p>
+      <w:pPr>
+        <w:contextualSpacing/>
+        <w:rPr>
+          <w:rFonts w:ascii="Times New Roman" w:hAnsi="Times New Roman" w:cs="Times New Roman"/>
+        </w:rPr>
+      </w:pPr>
+      <w:r>
+        <w:rPr>
+          <w:rFonts w:ascii="Times New Roman" w:hAnsi="Times New Roman" w:cs="Times New Roman"/>
+        </w:rPr>
+        <w:tab/>
+        <w:t xml:space="preserve">U -&gt; </w:t>
+      </w:r>
+      <w:proofErr w:type="spellStart"/>
+      <w:r>
+        <w:rPr>
+          <w:rFonts w:ascii="Times New Roman" w:hAnsi="Times New Roman" w:cs="Times New Roman"/>
+        </w:rPr>
+        <w:t>bB</w:t>
+      </w:r>
+      <w:proofErr w:type="spellEnd"/>
     </w:p>
     <w:p>
       <w:pPr>
@@ -3716,7 +3798,6 @@
         <w:rPr>
           <w:rFonts w:ascii="Times New Roman" w:hAnsi="Times New Roman" w:cs="Times New Roman"/>
         </w:rPr>
-        <w:lastRenderedPageBreak/>
         <w:t xml:space="preserve">3) </w:t>
       </w:r>
       <w:r>
@@ -4077,7 +4158,6 @@
         <w:rPr>
           <w:rFonts w:ascii="Times New Roman" w:hAnsi="Times New Roman" w:cs="Times New Roman"/>
         </w:rPr>
-        <w:lastRenderedPageBreak/>
         <w:t xml:space="preserve">6)b) </w:t>
       </w:r>
       <w:r>
@@ -4118,7 +4198,7 @@
           <w:noProof/>
         </w:rPr>
         <w:drawing>
-          <wp:inline distT="0" distB="0" distL="0" distR="0" wp14:anchorId="4AEC138B" wp14:editId="6DF15D6E">
+          <wp:inline distT="0" distB="0" distL="0" distR="0" wp14:anchorId="4AEC138B" wp14:editId="46BED7E8">
             <wp:extent cx="5936615" cy="7682230"/>
             <wp:effectExtent l="0" t="0" r="6985" b="0"/>
             <wp:docPr id="1752636597" name="Picture 7"/>
@@ -4180,14 +4260,6 @@
         <w:contextualSpacing/>
         <w:rPr>
           <w:rFonts w:ascii="Times New Roman" w:hAnsi="Times New Roman" w:cs="Times New Roman"/>
-        </w:rPr>
-      </w:pPr>
-    </w:p>
-    <w:p>
-      <w:pPr>
-        <w:contextualSpacing/>
-        <w:rPr>
-          <w:rFonts w:ascii="Times New Roman" w:hAnsi="Times New Roman" w:cs="Times New Roman"/>
           <w:b/>
           <w:bCs/>
           <w:u w:val="single"/>
@@ -4322,14 +4394,7 @@
         <w:rPr>
           <w:rFonts w:ascii="Times New Roman" w:hAnsi="Times New Roman" w:cs="Times New Roman"/>
         </w:rPr>
-        <w:t>Use an intersection of L and L</w:t>
-      </w:r>
-      <w:r>
-        <w:rPr>
-          <w:rFonts w:ascii="Times New Roman" w:hAnsi="Times New Roman" w:cs="Times New Roman"/>
-          <w:vertAlign w:val="superscript"/>
-        </w:rPr>
-        <w:t>R</w:t>
+        <w:t>Turn L into DFA M so that L = L(M)</w:t>
       </w:r>
       <w:r>
         <w:rPr>
@@ -4349,6 +4414,25 @@
           <w:rFonts w:ascii="Times New Roman" w:hAnsi="Times New Roman" w:cs="Times New Roman"/>
         </w:rPr>
       </w:pPr>
+      <w:r>
+        <w:rPr>
+          <w:rFonts w:ascii="Times New Roman" w:hAnsi="Times New Roman" w:cs="Times New Roman"/>
+        </w:rPr>
+        <w:t>Construct NFA L(M)</w:t>
+      </w:r>
+      <w:r>
+        <w:rPr>
+          <w:rFonts w:ascii="Times New Roman" w:hAnsi="Times New Roman" w:cs="Times New Roman"/>
+          <w:vertAlign w:val="superscript"/>
+        </w:rPr>
+        <w:t>R</w:t>
+      </w:r>
+      <w:r>
+        <w:rPr>
+          <w:rFonts w:ascii="Times New Roman" w:hAnsi="Times New Roman" w:cs="Times New Roman"/>
+        </w:rPr>
+        <w:t xml:space="preserve"> by reversing the transitions of L(M).</w:t>
+      </w:r>
     </w:p>
     <w:p>
       <w:pPr>
@@ -4361,6 +4445,25 @@
           <w:rFonts w:ascii="Times New Roman" w:hAnsi="Times New Roman" w:cs="Times New Roman"/>
         </w:rPr>
       </w:pPr>
+      <w:r>
+        <w:rPr>
+          <w:rFonts w:ascii="Times New Roman" w:hAnsi="Times New Roman" w:cs="Times New Roman"/>
+        </w:rPr>
+        <w:t>Construct the intersection of L(M) ∩ L(M)</w:t>
+      </w:r>
+      <w:r>
+        <w:rPr>
+          <w:rFonts w:ascii="Times New Roman" w:hAnsi="Times New Roman" w:cs="Times New Roman"/>
+          <w:vertAlign w:val="superscript"/>
+        </w:rPr>
+        <w:t>R</w:t>
+      </w:r>
+      <w:r>
+        <w:rPr>
+          <w:rFonts w:ascii="Times New Roman" w:hAnsi="Times New Roman" w:cs="Times New Roman"/>
+        </w:rPr>
+        <w:t>.</w:t>
+      </w:r>
     </w:p>
     <w:p>
       <w:pPr>
@@ -4377,7 +4480,40 @@
         <w:rPr>
           <w:rFonts w:ascii="Times New Roman" w:hAnsi="Times New Roman" w:cs="Times New Roman"/>
         </w:rPr>
-        <w:t>Turn L into DFA M so that L = L(M)</w:t>
+        <w:t xml:space="preserve">Search the </w:t>
+      </w:r>
+      <w:r>
+        <w:rPr>
+          <w:rFonts w:ascii="Times New Roman" w:hAnsi="Times New Roman" w:cs="Times New Roman"/>
+        </w:rPr>
+        <w:t xml:space="preserve">intersection </w:t>
+      </w:r>
+      <w:r>
+        <w:rPr>
+          <w:rFonts w:ascii="Times New Roman" w:hAnsi="Times New Roman" w:cs="Times New Roman"/>
+        </w:rPr>
+        <w:t xml:space="preserve">NFA for accepting state of </w:t>
+      </w:r>
+      <w:proofErr w:type="spellStart"/>
+      <w:r>
+        <w:rPr>
+          <w:rFonts w:ascii="Times New Roman" w:hAnsi="Times New Roman" w:cs="Times New Roman"/>
+        </w:rPr>
+        <w:t>w</w:t>
+      </w:r>
+      <w:r>
+        <w:rPr>
+          <w:rFonts w:ascii="Times New Roman" w:hAnsi="Times New Roman" w:cs="Times New Roman"/>
+          <w:vertAlign w:val="superscript"/>
+        </w:rPr>
+        <w:t>R</w:t>
+      </w:r>
+      <w:proofErr w:type="spellEnd"/>
+      <w:r>
+        <w:rPr>
+          <w:rFonts w:ascii="Times New Roman" w:hAnsi="Times New Roman" w:cs="Times New Roman"/>
+        </w:rPr>
+        <w:t>.</w:t>
       </w:r>
     </w:p>
     <w:p>
@@ -4395,49 +4531,83 @@
         <w:rPr>
           <w:rFonts w:ascii="Times New Roman" w:hAnsi="Times New Roman" w:cs="Times New Roman"/>
         </w:rPr>
-        <w:t>Make NFA M</w:t>
-      </w:r>
-      <w:r>
-        <w:rPr>
-          <w:rFonts w:ascii="Times New Roman" w:hAnsi="Times New Roman" w:cs="Times New Roman"/>
-          <w:vertAlign w:val="subscript"/>
+        <w:t xml:space="preserve">If </w:t>
+      </w:r>
+      <w:r>
+        <w:rPr>
+          <w:rFonts w:ascii="Times New Roman" w:hAnsi="Times New Roman" w:cs="Times New Roman"/>
+        </w:rPr>
+        <w:t>an</w:t>
+      </w:r>
+      <w:r>
+        <w:rPr>
+          <w:rFonts w:ascii="Times New Roman" w:hAnsi="Times New Roman" w:cs="Times New Roman"/>
+        </w:rPr>
+        <w:t xml:space="preserve"> accepting state is found, return “yes</w:t>
+      </w:r>
+      <w:r>
+        <w:rPr>
+          <w:rFonts w:ascii="Times New Roman" w:hAnsi="Times New Roman" w:cs="Times New Roman"/>
+        </w:rPr>
+        <w:t>,” otherwise if no accepting state is found, return “no.”</w:t>
+      </w:r>
+    </w:p>
+    <w:p>
+      <w:pPr>
+        <w:contextualSpacing/>
+        <w:rPr>
+          <w:rFonts w:ascii="Times New Roman" w:hAnsi="Times New Roman" w:cs="Times New Roman"/>
+        </w:rPr>
+      </w:pPr>
+    </w:p>
+    <w:p>
+      <w:pPr>
+        <w:contextualSpacing/>
+        <w:rPr>
+          <w:rFonts w:ascii="Times New Roman" w:hAnsi="Times New Roman" w:cs="Times New Roman"/>
+          <w:b/>
+          <w:bCs/>
+        </w:rPr>
+      </w:pPr>
+      <w:r>
+        <w:rPr>
+          <w:rFonts w:ascii="Times New Roman" w:hAnsi="Times New Roman" w:cs="Times New Roman"/>
+        </w:rPr>
+        <w:t xml:space="preserve">3) </w:t>
+      </w:r>
+      <w:r>
+        <w:rPr>
+          <w:rFonts w:ascii="Times New Roman" w:hAnsi="Times New Roman" w:cs="Times New Roman"/>
+          <w:b/>
+          <w:bCs/>
+        </w:rPr>
+        <w:t>A language is said to be a palindrome language if L = L</w:t>
+      </w:r>
+      <w:r>
+        <w:rPr>
+          <w:rFonts w:ascii="Times New Roman" w:hAnsi="Times New Roman" w:cs="Times New Roman"/>
+          <w:b/>
+          <w:bCs/>
+          <w:vertAlign w:val="superscript"/>
         </w:rPr>
         <w:t>R</w:t>
       </w:r>
       <w:r>
         <w:rPr>
           <w:rFonts w:ascii="Times New Roman" w:hAnsi="Times New Roman" w:cs="Times New Roman"/>
-        </w:rPr>
-        <w:t xml:space="preserve"> from DFA M so that [L(M</w:t>
-      </w:r>
-      <w:proofErr w:type="gramStart"/>
-      <w:r>
-        <w:rPr>
-          <w:rFonts w:ascii="Times New Roman" w:hAnsi="Times New Roman" w:cs="Times New Roman"/>
-        </w:rPr>
-        <w:t>)]</w:t>
-      </w:r>
-      <w:r>
-        <w:rPr>
-          <w:rFonts w:ascii="Times New Roman" w:hAnsi="Times New Roman" w:cs="Times New Roman"/>
-          <w:vertAlign w:val="superscript"/>
-        </w:rPr>
-        <w:t>R</w:t>
-      </w:r>
-      <w:proofErr w:type="gramEnd"/>
-      <w:r>
-        <w:rPr>
-          <w:rFonts w:ascii="Times New Roman" w:hAnsi="Times New Roman" w:cs="Times New Roman"/>
-        </w:rPr>
-        <w:t xml:space="preserve"> = L</w:t>
-      </w:r>
-      <w:r>
-        <w:rPr>
-          <w:rFonts w:ascii="Times New Roman" w:hAnsi="Times New Roman" w:cs="Times New Roman"/>
-          <w:vertAlign w:val="superscript"/>
-        </w:rPr>
-        <w:t>R</w:t>
-      </w:r>
+          <w:b/>
+          <w:bCs/>
+        </w:rPr>
+        <w:t>.  Find an algorithm to determine whether a given regular language is a palindrome language.</w:t>
+      </w:r>
+    </w:p>
+    <w:p>
+      <w:pPr>
+        <w:contextualSpacing/>
+        <w:rPr>
+          <w:rFonts w:ascii="Times New Roman" w:hAnsi="Times New Roman" w:cs="Times New Roman"/>
+        </w:rPr>
+      </w:pPr>
     </w:p>
     <w:p>
       <w:pPr>
@@ -4454,23 +4624,8 @@
         <w:rPr>
           <w:rFonts w:ascii="Times New Roman" w:hAnsi="Times New Roman" w:cs="Times New Roman"/>
         </w:rPr>
-        <w:t xml:space="preserve">Search the NFA for accepting state of </w:t>
-      </w:r>
-      <w:proofErr w:type="spellStart"/>
-      <w:r>
-        <w:rPr>
-          <w:rFonts w:ascii="Times New Roman" w:hAnsi="Times New Roman" w:cs="Times New Roman"/>
-        </w:rPr>
-        <w:t>w</w:t>
-      </w:r>
-      <w:r>
-        <w:rPr>
-          <w:rFonts w:ascii="Times New Roman" w:hAnsi="Times New Roman" w:cs="Times New Roman"/>
-          <w:vertAlign w:val="superscript"/>
-        </w:rPr>
-        <w:t>R</w:t>
-      </w:r>
-      <w:proofErr w:type="spellEnd"/>
+        <w:t>Turn L into DFA M so that L = L(M).</w:t>
+      </w:r>
     </w:p>
     <w:p>
       <w:pPr>
@@ -4487,57 +4642,11 @@
         <w:rPr>
           <w:rFonts w:ascii="Times New Roman" w:hAnsi="Times New Roman" w:cs="Times New Roman"/>
         </w:rPr>
-        <w:t xml:space="preserve">If </w:t>
-      </w:r>
-      <w:r>
-        <w:rPr>
-          <w:rFonts w:ascii="Times New Roman" w:hAnsi="Times New Roman" w:cs="Times New Roman"/>
-        </w:rPr>
-        <w:t>an</w:t>
-      </w:r>
-      <w:r>
-        <w:rPr>
-          <w:rFonts w:ascii="Times New Roman" w:hAnsi="Times New Roman" w:cs="Times New Roman"/>
-        </w:rPr>
-        <w:t xml:space="preserve"> accepting state is found, return “yes”</w:t>
-      </w:r>
-    </w:p>
-    <w:p>
-      <w:pPr>
-        <w:contextualSpacing/>
-        <w:rPr>
-          <w:rFonts w:ascii="Times New Roman" w:hAnsi="Times New Roman" w:cs="Times New Roman"/>
-        </w:rPr>
-      </w:pPr>
-    </w:p>
-    <w:p>
-      <w:pPr>
-        <w:contextualSpacing/>
-        <w:rPr>
-          <w:rFonts w:ascii="Times New Roman" w:hAnsi="Times New Roman" w:cs="Times New Roman"/>
-          <w:b/>
-          <w:bCs/>
-        </w:rPr>
-      </w:pPr>
-      <w:r>
-        <w:rPr>
-          <w:rFonts w:ascii="Times New Roman" w:hAnsi="Times New Roman" w:cs="Times New Roman"/>
-        </w:rPr>
-        <w:t xml:space="preserve">3) </w:t>
-      </w:r>
-      <w:r>
-        <w:rPr>
-          <w:rFonts w:ascii="Times New Roman" w:hAnsi="Times New Roman" w:cs="Times New Roman"/>
-          <w:b/>
-          <w:bCs/>
-        </w:rPr>
-        <w:t>A language is said to be a palindrome language if L = L</w:t>
-      </w:r>
-      <w:r>
-        <w:rPr>
-          <w:rFonts w:ascii="Times New Roman" w:hAnsi="Times New Roman" w:cs="Times New Roman"/>
-          <w:b/>
-          <w:bCs/>
+        <w:t>Construct NFA L(M)</w:t>
+      </w:r>
+      <w:r>
+        <w:rPr>
+          <w:rFonts w:ascii="Times New Roman" w:hAnsi="Times New Roman" w:cs="Times New Roman"/>
           <w:vertAlign w:val="superscript"/>
         </w:rPr>
         <w:t>R</w:t>
@@ -4545,19 +4654,9 @@
       <w:r>
         <w:rPr>
           <w:rFonts w:ascii="Times New Roman" w:hAnsi="Times New Roman" w:cs="Times New Roman"/>
-          <w:b/>
-          <w:bCs/>
-        </w:rPr>
-        <w:t>.  Find an algorithm to determine whether a given regular language is a palindrome language.</w:t>
-      </w:r>
-    </w:p>
-    <w:p>
-      <w:pPr>
-        <w:contextualSpacing/>
-        <w:rPr>
-          <w:rFonts w:ascii="Times New Roman" w:hAnsi="Times New Roman" w:cs="Times New Roman"/>
-        </w:rPr>
-      </w:pPr>
+        </w:rPr>
+        <w:t xml:space="preserve"> by reversing the transitions of L(M).</w:t>
+      </w:r>
     </w:p>
     <w:p>
       <w:pPr>
@@ -4574,7 +4673,20 @@
         <w:rPr>
           <w:rFonts w:ascii="Times New Roman" w:hAnsi="Times New Roman" w:cs="Times New Roman"/>
         </w:rPr>
-        <w:t>Turn L into DFA M so that L = L(M)</w:t>
+        <w:t>Construct the intersection of L(M) ∩ L(M)</w:t>
+      </w:r>
+      <w:r>
+        <w:rPr>
+          <w:rFonts w:ascii="Times New Roman" w:hAnsi="Times New Roman" w:cs="Times New Roman"/>
+          <w:vertAlign w:val="superscript"/>
+        </w:rPr>
+        <w:t>R</w:t>
+      </w:r>
+      <w:r>
+        <w:rPr>
+          <w:rFonts w:ascii="Times New Roman" w:hAnsi="Times New Roman" w:cs="Times New Roman"/>
+        </w:rPr>
+        <w:t>.</w:t>
       </w:r>
     </w:p>
     <w:p>
@@ -4592,48 +4704,13 @@
         <w:rPr>
           <w:rFonts w:ascii="Times New Roman" w:hAnsi="Times New Roman" w:cs="Times New Roman"/>
         </w:rPr>
-        <w:t>Make NFA M</w:t>
-      </w:r>
-      <w:r>
-        <w:rPr>
-          <w:rFonts w:ascii="Times New Roman" w:hAnsi="Times New Roman" w:cs="Times New Roman"/>
-          <w:vertAlign w:val="subscript"/>
-        </w:rPr>
-        <w:t>R</w:t>
-      </w:r>
-      <w:r>
-        <w:rPr>
-          <w:rFonts w:ascii="Times New Roman" w:hAnsi="Times New Roman" w:cs="Times New Roman"/>
-        </w:rPr>
-        <w:t xml:space="preserve"> from DFA M so that [L(M</w:t>
-      </w:r>
-      <w:proofErr w:type="gramStart"/>
-      <w:r>
-        <w:rPr>
-          <w:rFonts w:ascii="Times New Roman" w:hAnsi="Times New Roman" w:cs="Times New Roman"/>
-        </w:rPr>
-        <w:t>)]</w:t>
-      </w:r>
-      <w:r>
-        <w:rPr>
-          <w:rFonts w:ascii="Times New Roman" w:hAnsi="Times New Roman" w:cs="Times New Roman"/>
-          <w:vertAlign w:val="superscript"/>
-        </w:rPr>
-        <w:t>R</w:t>
-      </w:r>
-      <w:proofErr w:type="gramEnd"/>
-      <w:r>
-        <w:rPr>
-          <w:rFonts w:ascii="Times New Roman" w:hAnsi="Times New Roman" w:cs="Times New Roman"/>
-        </w:rPr>
-        <w:t xml:space="preserve"> = L</w:t>
-      </w:r>
-      <w:r>
-        <w:rPr>
-          <w:rFonts w:ascii="Times New Roman" w:hAnsi="Times New Roman" w:cs="Times New Roman"/>
-          <w:vertAlign w:val="superscript"/>
-        </w:rPr>
-        <w:t>R</w:t>
+        <w:t>Search the intersection NFA for a</w:t>
+      </w:r>
+      <w:r>
+        <w:rPr>
+          <w:rFonts w:ascii="Times New Roman" w:hAnsi="Times New Roman" w:cs="Times New Roman"/>
+        </w:rPr>
+        <w:t>ccepting states.</w:t>
       </w:r>
     </w:p>
     <w:p>
@@ -4651,64 +4728,13 @@
         <w:rPr>
           <w:rFonts w:ascii="Times New Roman" w:hAnsi="Times New Roman" w:cs="Times New Roman"/>
         </w:rPr>
-        <w:t>Search the NFA for accepting state</w:t>
-      </w:r>
-      <w:r>
-        <w:rPr>
-          <w:rFonts w:ascii="Times New Roman" w:hAnsi="Times New Roman" w:cs="Times New Roman"/>
-        </w:rPr>
-        <w:t>s</w:t>
-      </w:r>
-      <w:r>
-        <w:rPr>
-          <w:rFonts w:ascii="Times New Roman" w:hAnsi="Times New Roman" w:cs="Times New Roman"/>
-        </w:rPr>
-        <w:t xml:space="preserve"> of </w:t>
-      </w:r>
-      <w:proofErr w:type="spellStart"/>
-      <w:r>
-        <w:rPr>
-          <w:rFonts w:ascii="Times New Roman" w:hAnsi="Times New Roman" w:cs="Times New Roman"/>
-        </w:rPr>
-        <w:t>w</w:t>
-      </w:r>
-      <w:r>
-        <w:rPr>
-          <w:rFonts w:ascii="Times New Roman" w:hAnsi="Times New Roman" w:cs="Times New Roman"/>
-          <w:vertAlign w:val="superscript"/>
-        </w:rPr>
-        <w:t>R</w:t>
-      </w:r>
-      <w:proofErr w:type="spellEnd"/>
-    </w:p>
-    <w:p>
-      <w:pPr>
-        <w:pStyle w:val="ListParagraph"/>
-        <w:numPr>
-          <w:ilvl w:val="0"/>
-          <w:numId w:val="2"/>
-        </w:numPr>
-        <w:rPr>
-          <w:rFonts w:ascii="Times New Roman" w:hAnsi="Times New Roman" w:cs="Times New Roman"/>
-        </w:rPr>
-      </w:pPr>
-      <w:r>
-        <w:rPr>
-          <w:rFonts w:ascii="Times New Roman" w:hAnsi="Times New Roman" w:cs="Times New Roman"/>
-        </w:rPr>
         <w:t xml:space="preserve">If </w:t>
       </w:r>
       <w:r>
         <w:rPr>
           <w:rFonts w:ascii="Times New Roman" w:hAnsi="Times New Roman" w:cs="Times New Roman"/>
         </w:rPr>
-        <w:t>equivalent state of NFA to the start state of the DFA is accepting</w:t>
-      </w:r>
-      <w:r>
-        <w:rPr>
-          <w:rFonts w:ascii="Times New Roman" w:hAnsi="Times New Roman" w:cs="Times New Roman"/>
-        </w:rPr>
-        <w:t>, return “yes”</w:t>
+        <w:t>all states are accepting, return “yes.”  If a non-accepting state is found, return “no.”</w:t>
       </w:r>
     </w:p>
     <w:p>
@@ -4780,54 +4806,34 @@
           <w:rFonts w:ascii="Times New Roman" w:hAnsi="Times New Roman" w:cs="Times New Roman"/>
         </w:rPr>
       </w:pPr>
-    </w:p>
-    <w:p>
-      <w:pPr>
-        <w:contextualSpacing/>
-        <w:rPr>
-          <w:rFonts w:ascii="Times New Roman" w:hAnsi="Times New Roman" w:cs="Times New Roman"/>
-        </w:rPr>
-      </w:pPr>
-    </w:p>
-    <w:p>
-      <w:pPr>
-        <w:contextualSpacing/>
-        <w:rPr>
-          <w:rFonts w:ascii="Times New Roman" w:hAnsi="Times New Roman" w:cs="Times New Roman"/>
-        </w:rPr>
-      </w:pPr>
-    </w:p>
-    <w:p>
-      <w:pPr>
-        <w:contextualSpacing/>
-        <w:rPr>
-          <w:rFonts w:ascii="Times New Roman" w:hAnsi="Times New Roman" w:cs="Times New Roman"/>
-          <w:b/>
-          <w:bCs/>
-        </w:rPr>
-      </w:pPr>
-      <w:r>
-        <w:rPr>
-          <w:rFonts w:ascii="Times New Roman" w:hAnsi="Times New Roman" w:cs="Times New Roman"/>
-        </w:rPr>
-        <w:t xml:space="preserve">8) </w:t>
-      </w:r>
-      <w:r>
-        <w:rPr>
-          <w:rFonts w:ascii="Times New Roman" w:hAnsi="Times New Roman" w:cs="Times New Roman"/>
-          <w:b/>
-          <w:bCs/>
-        </w:rPr>
-        <w:t>Show there exists an algorithm to determine whether L = Σ* for any regular language L.</w:t>
-      </w:r>
-    </w:p>
-    <w:p>
-      <w:pPr>
-        <w:contextualSpacing/>
-        <w:rPr>
-          <w:rFonts w:ascii="Times New Roman" w:hAnsi="Times New Roman" w:cs="Times New Roman"/>
-        </w:rPr>
-      </w:pPr>
+      <w:proofErr w:type="gramStart"/>
+      <w:r>
+        <w:rPr>
+          <w:rFonts w:ascii="Times New Roman" w:hAnsi="Times New Roman" w:cs="Times New Roman"/>
+        </w:rPr>
+        <w:t>By definition, L1</w:t>
+      </w:r>
+      <w:proofErr w:type="gramEnd"/>
+      <w:r>
+        <w:rPr>
+          <w:rFonts w:ascii="Times New Roman" w:hAnsi="Times New Roman" w:cs="Times New Roman"/>
+        </w:rPr>
+        <w:t xml:space="preserve"> – L2 = L1 ∩ complement L2, so </w:t>
+      </w:r>
+      <w:proofErr w:type="spellStart"/>
+      <w:r>
+        <w:rPr>
+          <w:rFonts w:ascii="Times New Roman" w:hAnsi="Times New Roman" w:cs="Times New Roman"/>
+        </w:rPr>
+        <w:t>w</w:t>
+      </w:r>
+      <w:proofErr w:type="spellEnd"/>
+      <w:r>
+        <w:rPr>
+          <w:rFonts w:ascii="Times New Roman" w:hAnsi="Times New Roman" w:cs="Times New Roman"/>
+        </w:rPr>
+        <w:t xml:space="preserve"> must exist in both.</w:t>
+      </w:r>
     </w:p>
     <w:p>
       <w:pPr>
@@ -4840,64 +4846,12 @@
           <w:rFonts w:ascii="Times New Roman" w:hAnsi="Times New Roman" w:cs="Times New Roman"/>
         </w:rPr>
       </w:pPr>
-    </w:p>
-    <w:p>
-      <w:pPr>
-        <w:contextualSpacing/>
-        <w:rPr>
-          <w:rFonts w:ascii="Times New Roman" w:hAnsi="Times New Roman" w:cs="Times New Roman"/>
-        </w:rPr>
-      </w:pPr>
-    </w:p>
-    <w:p>
-      <w:pPr>
-        <w:contextualSpacing/>
-        <w:rPr>
-          <w:rFonts w:ascii="Times New Roman" w:hAnsi="Times New Roman" w:cs="Times New Roman"/>
-          <w:b/>
-          <w:bCs/>
-        </w:rPr>
-      </w:pPr>
-      <w:r>
-        <w:rPr>
-          <w:rFonts w:ascii="Times New Roman" w:hAnsi="Times New Roman" w:cs="Times New Roman"/>
-        </w:rPr>
-        <w:t xml:space="preserve">9) </w:t>
-      </w:r>
-      <w:r>
-        <w:rPr>
-          <w:rFonts w:ascii="Times New Roman" w:hAnsi="Times New Roman" w:cs="Times New Roman"/>
-          <w:b/>
-          <w:bCs/>
-        </w:rPr>
-        <w:t xml:space="preserve">Exhibit an algorithm that, given any three regular languages, L, L1, L2, determines </w:t>
-      </w:r>
-      <w:proofErr w:type="gramStart"/>
-      <w:r>
-        <w:rPr>
-          <w:rFonts w:ascii="Times New Roman" w:hAnsi="Times New Roman" w:cs="Times New Roman"/>
-          <w:b/>
-          <w:bCs/>
-        </w:rPr>
-        <w:t>whether or not</w:t>
-      </w:r>
-      <w:proofErr w:type="gramEnd"/>
-      <w:r>
-        <w:rPr>
-          <w:rFonts w:ascii="Times New Roman" w:hAnsi="Times New Roman" w:cs="Times New Roman"/>
-          <w:b/>
-          <w:bCs/>
-        </w:rPr>
-        <w:t xml:space="preserve"> L = L1L2.</w:t>
-      </w:r>
-    </w:p>
-    <w:p>
-      <w:pPr>
-        <w:contextualSpacing/>
-        <w:rPr>
-          <w:rFonts w:ascii="Times New Roman" w:hAnsi="Times New Roman" w:cs="Times New Roman"/>
-        </w:rPr>
-      </w:pPr>
+      <w:r>
+        <w:rPr>
+          <w:rFonts w:ascii="Times New Roman" w:hAnsi="Times New Roman" w:cs="Times New Roman"/>
+        </w:rPr>
+        <w:t>Construct a DFA for each L1 and L2.</w:t>
+      </w:r>
     </w:p>
     <w:p>
       <w:pPr>
@@ -4910,6 +4864,387 @@
           <w:rFonts w:ascii="Times New Roman" w:hAnsi="Times New Roman" w:cs="Times New Roman"/>
         </w:rPr>
       </w:pPr>
+      <w:r>
+        <w:rPr>
+          <w:rFonts w:ascii="Times New Roman" w:hAnsi="Times New Roman" w:cs="Times New Roman"/>
+        </w:rPr>
+        <w:t>Find the complement of L2 by reversing the accepting and non-accepting states.</w:t>
+      </w:r>
+    </w:p>
+    <w:p>
+      <w:pPr>
+        <w:pStyle w:val="ListParagraph"/>
+        <w:numPr>
+          <w:ilvl w:val="0"/>
+          <w:numId w:val="3"/>
+        </w:numPr>
+        <w:rPr>
+          <w:rFonts w:ascii="Times New Roman" w:hAnsi="Times New Roman" w:cs="Times New Roman"/>
+        </w:rPr>
+      </w:pPr>
+      <w:r>
+        <w:rPr>
+          <w:rFonts w:ascii="Times New Roman" w:hAnsi="Times New Roman" w:cs="Times New Roman"/>
+        </w:rPr>
+        <w:t>Construct the intersection of L1 and the complement of L2.</w:t>
+      </w:r>
+    </w:p>
+    <w:p>
+      <w:pPr>
+        <w:pStyle w:val="ListParagraph"/>
+        <w:numPr>
+          <w:ilvl w:val="0"/>
+          <w:numId w:val="3"/>
+        </w:numPr>
+        <w:rPr>
+          <w:rFonts w:ascii="Times New Roman" w:hAnsi="Times New Roman" w:cs="Times New Roman"/>
+        </w:rPr>
+      </w:pPr>
+      <w:r>
+        <w:rPr>
+          <w:rFonts w:ascii="Times New Roman" w:hAnsi="Times New Roman" w:cs="Times New Roman"/>
+        </w:rPr>
+        <w:t>Search the intersection NFA for accepting states.</w:t>
+      </w:r>
+    </w:p>
+    <w:p>
+      <w:pPr>
+        <w:pStyle w:val="ListParagraph"/>
+        <w:numPr>
+          <w:ilvl w:val="0"/>
+          <w:numId w:val="3"/>
+        </w:numPr>
+        <w:rPr>
+          <w:rFonts w:ascii="Times New Roman" w:hAnsi="Times New Roman" w:cs="Times New Roman"/>
+        </w:rPr>
+      </w:pPr>
+      <w:r>
+        <w:rPr>
+          <w:rFonts w:ascii="Times New Roman" w:hAnsi="Times New Roman" w:cs="Times New Roman"/>
+        </w:rPr>
+        <w:t>If an accepting state is found, return “yes.”  Otherwise, return “no.”</w:t>
+      </w:r>
+    </w:p>
+    <w:p>
+      <w:pPr>
+        <w:contextualSpacing/>
+        <w:rPr>
+          <w:rFonts w:ascii="Times New Roman" w:hAnsi="Times New Roman" w:cs="Times New Roman"/>
+        </w:rPr>
+      </w:pPr>
+    </w:p>
+    <w:p>
+      <w:pPr>
+        <w:contextualSpacing/>
+        <w:rPr>
+          <w:rFonts w:ascii="Times New Roman" w:hAnsi="Times New Roman" w:cs="Times New Roman"/>
+        </w:rPr>
+      </w:pPr>
+    </w:p>
+    <w:p>
+      <w:pPr>
+        <w:contextualSpacing/>
+        <w:rPr>
+          <w:rFonts w:ascii="Times New Roman" w:hAnsi="Times New Roman" w:cs="Times New Roman"/>
+          <w:b/>
+          <w:bCs/>
+        </w:rPr>
+      </w:pPr>
+      <w:r>
+        <w:rPr>
+          <w:rFonts w:ascii="Times New Roman" w:hAnsi="Times New Roman" w:cs="Times New Roman"/>
+        </w:rPr>
+        <w:t xml:space="preserve">8) </w:t>
+      </w:r>
+      <w:r>
+        <w:rPr>
+          <w:rFonts w:ascii="Times New Roman" w:hAnsi="Times New Roman" w:cs="Times New Roman"/>
+          <w:b/>
+          <w:bCs/>
+        </w:rPr>
+        <w:t>Show there exists an algorithm to determine whether L = Σ* for any regular language L.</w:t>
+      </w:r>
+    </w:p>
+    <w:p>
+      <w:pPr>
+        <w:contextualSpacing/>
+        <w:rPr>
+          <w:rFonts w:ascii="Times New Roman" w:hAnsi="Times New Roman" w:cs="Times New Roman"/>
+        </w:rPr>
+      </w:pPr>
+    </w:p>
+    <w:p>
+      <w:pPr>
+        <w:pStyle w:val="ListParagraph"/>
+        <w:numPr>
+          <w:ilvl w:val="0"/>
+          <w:numId w:val="3"/>
+        </w:numPr>
+        <w:rPr>
+          <w:rFonts w:ascii="Times New Roman" w:hAnsi="Times New Roman" w:cs="Times New Roman"/>
+        </w:rPr>
+      </w:pPr>
+      <w:r>
+        <w:rPr>
+          <w:rFonts w:ascii="Times New Roman" w:hAnsi="Times New Roman" w:cs="Times New Roman"/>
+        </w:rPr>
+        <w:t>Construct a DFA M for L</w:t>
+      </w:r>
+    </w:p>
+    <w:p>
+      <w:pPr>
+        <w:pStyle w:val="ListParagraph"/>
+        <w:numPr>
+          <w:ilvl w:val="0"/>
+          <w:numId w:val="3"/>
+        </w:numPr>
+        <w:rPr>
+          <w:rFonts w:ascii="Times New Roman" w:hAnsi="Times New Roman" w:cs="Times New Roman"/>
+        </w:rPr>
+      </w:pPr>
+      <w:proofErr w:type="gramStart"/>
+      <w:r>
+        <w:rPr>
+          <w:rFonts w:ascii="Times New Roman" w:hAnsi="Times New Roman" w:cs="Times New Roman"/>
+        </w:rPr>
+        <w:t>Search M</w:t>
+      </w:r>
+      <w:proofErr w:type="gramEnd"/>
+      <w:r>
+        <w:rPr>
+          <w:rFonts w:ascii="Times New Roman" w:hAnsi="Times New Roman" w:cs="Times New Roman"/>
+        </w:rPr>
+        <w:t xml:space="preserve"> for non-accepting states.</w:t>
+      </w:r>
+    </w:p>
+    <w:p>
+      <w:pPr>
+        <w:pStyle w:val="ListParagraph"/>
+        <w:numPr>
+          <w:ilvl w:val="0"/>
+          <w:numId w:val="3"/>
+        </w:numPr>
+        <w:rPr>
+          <w:rFonts w:ascii="Times New Roman" w:hAnsi="Times New Roman" w:cs="Times New Roman"/>
+        </w:rPr>
+      </w:pPr>
+      <w:r>
+        <w:rPr>
+          <w:rFonts w:ascii="Times New Roman" w:hAnsi="Times New Roman" w:cs="Times New Roman"/>
+        </w:rPr>
+        <w:t xml:space="preserve">If only accepting states are found, then there are no repeated variables, </w:t>
+      </w:r>
+      <w:proofErr w:type="gramStart"/>
+      <w:r>
+        <w:rPr>
+          <w:rFonts w:ascii="Times New Roman" w:hAnsi="Times New Roman" w:cs="Times New Roman"/>
+        </w:rPr>
+        <w:t xml:space="preserve">and  </w:t>
+      </w:r>
+      <w:r>
+        <w:rPr>
+          <w:rFonts w:ascii="Times New Roman" w:hAnsi="Times New Roman" w:cs="Times New Roman"/>
+        </w:rPr>
+        <w:t>L</w:t>
+      </w:r>
+      <w:proofErr w:type="gramEnd"/>
+      <w:r>
+        <w:rPr>
+          <w:rFonts w:ascii="Times New Roman" w:hAnsi="Times New Roman" w:cs="Times New Roman"/>
+        </w:rPr>
+        <w:t xml:space="preserve"> = Σ*</w:t>
+      </w:r>
+      <w:r>
+        <w:rPr>
+          <w:rFonts w:ascii="Times New Roman" w:hAnsi="Times New Roman" w:cs="Times New Roman"/>
+        </w:rPr>
+        <w:t xml:space="preserve">, so return “yes.”  </w:t>
+      </w:r>
+    </w:p>
+    <w:p>
+      <w:pPr>
+        <w:pStyle w:val="ListParagraph"/>
+        <w:numPr>
+          <w:ilvl w:val="0"/>
+          <w:numId w:val="3"/>
+        </w:numPr>
+        <w:rPr>
+          <w:rFonts w:ascii="Times New Roman" w:hAnsi="Times New Roman" w:cs="Times New Roman"/>
+        </w:rPr>
+      </w:pPr>
+      <w:r>
+        <w:rPr>
+          <w:rFonts w:ascii="Times New Roman" w:hAnsi="Times New Roman" w:cs="Times New Roman"/>
+        </w:rPr>
+        <w:t>If non-accepting states are found, there are repeated variables which means L ≠ Σ*, so return “no.”</w:t>
+      </w:r>
+    </w:p>
+    <w:p>
+      <w:pPr>
+        <w:contextualSpacing/>
+        <w:rPr>
+          <w:rFonts w:ascii="Times New Roman" w:hAnsi="Times New Roman" w:cs="Times New Roman"/>
+        </w:rPr>
+      </w:pPr>
+    </w:p>
+    <w:p>
+      <w:pPr>
+        <w:contextualSpacing/>
+        <w:rPr>
+          <w:rFonts w:ascii="Times New Roman" w:hAnsi="Times New Roman" w:cs="Times New Roman"/>
+          <w:b/>
+          <w:bCs/>
+        </w:rPr>
+      </w:pPr>
+      <w:r>
+        <w:rPr>
+          <w:rFonts w:ascii="Times New Roman" w:hAnsi="Times New Roman" w:cs="Times New Roman"/>
+        </w:rPr>
+        <w:lastRenderedPageBreak/>
+        <w:t xml:space="preserve">9) </w:t>
+      </w:r>
+      <w:r>
+        <w:rPr>
+          <w:rFonts w:ascii="Times New Roman" w:hAnsi="Times New Roman" w:cs="Times New Roman"/>
+          <w:b/>
+          <w:bCs/>
+        </w:rPr>
+        <w:t xml:space="preserve">Exhibit an algorithm that, given any three regular languages, L, L1, L2, determines </w:t>
+      </w:r>
+      <w:proofErr w:type="gramStart"/>
+      <w:r>
+        <w:rPr>
+          <w:rFonts w:ascii="Times New Roman" w:hAnsi="Times New Roman" w:cs="Times New Roman"/>
+          <w:b/>
+          <w:bCs/>
+        </w:rPr>
+        <w:t>whether or not</w:t>
+      </w:r>
+      <w:proofErr w:type="gramEnd"/>
+      <w:r>
+        <w:rPr>
+          <w:rFonts w:ascii="Times New Roman" w:hAnsi="Times New Roman" w:cs="Times New Roman"/>
+          <w:b/>
+          <w:bCs/>
+        </w:rPr>
+        <w:t xml:space="preserve"> L = L1L2.</w:t>
+      </w:r>
+    </w:p>
+    <w:p>
+      <w:pPr>
+        <w:contextualSpacing/>
+        <w:rPr>
+          <w:rFonts w:ascii="Times New Roman" w:hAnsi="Times New Roman" w:cs="Times New Roman"/>
+        </w:rPr>
+      </w:pPr>
+    </w:p>
+    <w:p>
+      <w:pPr>
+        <w:pStyle w:val="ListParagraph"/>
+        <w:numPr>
+          <w:ilvl w:val="0"/>
+          <w:numId w:val="3"/>
+        </w:numPr>
+        <w:rPr>
+          <w:rFonts w:ascii="Times New Roman" w:hAnsi="Times New Roman" w:cs="Times New Roman"/>
+        </w:rPr>
+      </w:pPr>
+      <w:r>
+        <w:rPr>
+          <w:rFonts w:ascii="Times New Roman" w:hAnsi="Times New Roman" w:cs="Times New Roman"/>
+        </w:rPr>
+        <w:t>First produce a regular expression for the concatenation of L1 and L2.</w:t>
+      </w:r>
+    </w:p>
+    <w:p>
+      <w:pPr>
+        <w:pStyle w:val="ListParagraph"/>
+        <w:numPr>
+          <w:ilvl w:val="0"/>
+          <w:numId w:val="3"/>
+        </w:numPr>
+        <w:rPr>
+          <w:rFonts w:ascii="Times New Roman" w:hAnsi="Times New Roman" w:cs="Times New Roman"/>
+        </w:rPr>
+      </w:pPr>
+      <w:r>
+        <w:rPr>
+          <w:rFonts w:ascii="Times New Roman" w:hAnsi="Times New Roman" w:cs="Times New Roman"/>
+        </w:rPr>
+        <w:t>Construct an NFA from the regular expression of L1L2.</w:t>
+      </w:r>
+    </w:p>
+    <w:p>
+      <w:pPr>
+        <w:pStyle w:val="ListParagraph"/>
+        <w:numPr>
+          <w:ilvl w:val="0"/>
+          <w:numId w:val="3"/>
+        </w:numPr>
+        <w:rPr>
+          <w:rFonts w:ascii="Times New Roman" w:hAnsi="Times New Roman" w:cs="Times New Roman"/>
+        </w:rPr>
+      </w:pPr>
+      <w:r>
+        <w:rPr>
+          <w:rFonts w:ascii="Times New Roman" w:hAnsi="Times New Roman" w:cs="Times New Roman"/>
+        </w:rPr>
+        <w:t>Build a DFA M1 from the NFA of L1L2.</w:t>
+      </w:r>
+    </w:p>
+    <w:p>
+      <w:pPr>
+        <w:pStyle w:val="ListParagraph"/>
+        <w:numPr>
+          <w:ilvl w:val="0"/>
+          <w:numId w:val="3"/>
+        </w:numPr>
+        <w:rPr>
+          <w:rFonts w:ascii="Times New Roman" w:hAnsi="Times New Roman" w:cs="Times New Roman"/>
+        </w:rPr>
+      </w:pPr>
+      <w:r>
+        <w:rPr>
+          <w:rFonts w:ascii="Times New Roman" w:hAnsi="Times New Roman" w:cs="Times New Roman"/>
+        </w:rPr>
+        <w:t>Construct a DFA as M2 from L.</w:t>
+      </w:r>
+    </w:p>
+    <w:p>
+      <w:pPr>
+        <w:pStyle w:val="ListParagraph"/>
+        <w:numPr>
+          <w:ilvl w:val="0"/>
+          <w:numId w:val="3"/>
+        </w:numPr>
+        <w:rPr>
+          <w:rFonts w:ascii="Times New Roman" w:hAnsi="Times New Roman" w:cs="Times New Roman"/>
+        </w:rPr>
+      </w:pPr>
+      <w:r>
+        <w:rPr>
+          <w:rFonts w:ascii="Times New Roman" w:hAnsi="Times New Roman" w:cs="Times New Roman"/>
+        </w:rPr>
+        <w:t>Construct the intersection of L(M1) ∩ L(M2).</w:t>
+      </w:r>
+    </w:p>
+    <w:p>
+      <w:pPr>
+        <w:pStyle w:val="ListParagraph"/>
+        <w:numPr>
+          <w:ilvl w:val="0"/>
+          <w:numId w:val="3"/>
+        </w:numPr>
+        <w:rPr>
+          <w:rFonts w:ascii="Times New Roman" w:hAnsi="Times New Roman" w:cs="Times New Roman"/>
+        </w:rPr>
+      </w:pPr>
+      <w:r>
+        <w:rPr>
+          <w:rFonts w:ascii="Times New Roman" w:hAnsi="Times New Roman" w:cs="Times New Roman"/>
+        </w:rPr>
+        <w:t>Search the intersection NFA for accepting states.  If non-accepting states are found, return “no.”  If only accepting states are found, return “yes.”</w:t>
+      </w:r>
     </w:p>
     <w:sectPr>
       <w:pgSz w:w="12240" w:h="15840"/>

--- a/CS3185/HW2/HW doc.docx
+++ b/CS3185/HW2/HW doc.docx
@@ -3182,686 +3182,13 @@
       <w:r>
         <w:rPr>
           <w:rFonts w:ascii="Times New Roman" w:hAnsi="Times New Roman" w:cs="Times New Roman"/>
-        </w:rPr>
-        <w:t>Grammar:</w:t>
-      </w:r>
-    </w:p>
-    <w:p>
-      <w:pPr>
-        <w:contextualSpacing/>
-        <w:rPr>
-          <w:rFonts w:ascii="Times New Roman" w:hAnsi="Times New Roman" w:cs="Times New Roman"/>
-        </w:rPr>
-      </w:pPr>
-      <w:r>
-        <w:rPr>
-          <w:rFonts w:ascii="Times New Roman" w:hAnsi="Times New Roman" w:cs="Times New Roman"/>
-        </w:rPr>
-        <w:tab/>
-        <w:t xml:space="preserve">S -&gt; </w:t>
-      </w:r>
-      <w:proofErr w:type="spellStart"/>
-      <w:r>
-        <w:rPr>
-          <w:rFonts w:ascii="Times New Roman" w:hAnsi="Times New Roman" w:cs="Times New Roman"/>
-        </w:rPr>
-        <w:t>a</w:t>
-      </w:r>
-      <w:r>
-        <w:rPr>
-          <w:rFonts w:ascii="Times New Roman" w:hAnsi="Times New Roman" w:cs="Times New Roman"/>
-        </w:rPr>
-        <w:t>A</w:t>
-      </w:r>
-      <w:proofErr w:type="spellEnd"/>
-    </w:p>
-    <w:p>
-      <w:pPr>
-        <w:contextualSpacing/>
-        <w:rPr>
-          <w:rFonts w:ascii="Times New Roman" w:hAnsi="Times New Roman" w:cs="Times New Roman"/>
-        </w:rPr>
-      </w:pPr>
-      <w:r>
-        <w:rPr>
-          <w:rFonts w:ascii="Times New Roman" w:hAnsi="Times New Roman" w:cs="Times New Roman"/>
-        </w:rPr>
-        <w:tab/>
-        <w:t xml:space="preserve">A -&gt; </w:t>
-      </w:r>
-      <w:proofErr w:type="spellStart"/>
-      <w:r>
-        <w:rPr>
-          <w:rFonts w:ascii="Times New Roman" w:hAnsi="Times New Roman" w:cs="Times New Roman"/>
-        </w:rPr>
-        <w:t>aA</w:t>
-      </w:r>
-      <w:proofErr w:type="spellEnd"/>
-      <w:r>
-        <w:rPr>
-          <w:rFonts w:ascii="Times New Roman" w:hAnsi="Times New Roman" w:cs="Times New Roman"/>
-        </w:rPr>
-        <w:t xml:space="preserve"> | B</w:t>
-      </w:r>
-    </w:p>
-    <w:p>
-      <w:pPr>
-        <w:contextualSpacing/>
-        <w:rPr>
-          <w:rFonts w:ascii="Times New Roman" w:hAnsi="Times New Roman" w:cs="Times New Roman"/>
-        </w:rPr>
-      </w:pPr>
-      <w:r>
-        <w:rPr>
-          <w:rFonts w:ascii="Times New Roman" w:hAnsi="Times New Roman" w:cs="Times New Roman"/>
-        </w:rPr>
-        <w:tab/>
-      </w:r>
-      <w:r>
-        <w:rPr>
-          <w:rFonts w:ascii="Times New Roman" w:hAnsi="Times New Roman" w:cs="Times New Roman"/>
-        </w:rPr>
-        <w:t xml:space="preserve">B -&gt; </w:t>
-      </w:r>
-      <w:proofErr w:type="spellStart"/>
-      <w:r>
-        <w:rPr>
-          <w:rFonts w:ascii="Times New Roman" w:hAnsi="Times New Roman" w:cs="Times New Roman"/>
-        </w:rPr>
-        <w:t>aB</w:t>
-      </w:r>
-      <w:proofErr w:type="spellEnd"/>
-      <w:r>
-        <w:rPr>
-          <w:rFonts w:ascii="Times New Roman" w:hAnsi="Times New Roman" w:cs="Times New Roman"/>
-        </w:rPr>
-        <w:t xml:space="preserve"> | </w:t>
-      </w:r>
-      <w:proofErr w:type="spellStart"/>
-      <w:r>
-        <w:rPr>
-          <w:rFonts w:ascii="Times New Roman" w:hAnsi="Times New Roman" w:cs="Times New Roman"/>
-        </w:rPr>
-        <w:t>aU</w:t>
-      </w:r>
-      <w:proofErr w:type="spellEnd"/>
-      <w:r>
-        <w:rPr>
-          <w:rFonts w:ascii="Times New Roman" w:hAnsi="Times New Roman" w:cs="Times New Roman"/>
-        </w:rPr>
-        <w:t xml:space="preserve"> | λ</w:t>
-      </w:r>
-    </w:p>
-    <w:p>
-      <w:pPr>
-        <w:contextualSpacing/>
-        <w:rPr>
-          <w:rFonts w:ascii="Times New Roman" w:hAnsi="Times New Roman" w:cs="Times New Roman"/>
-        </w:rPr>
-      </w:pPr>
-      <w:r>
-        <w:rPr>
-          <w:rFonts w:ascii="Times New Roman" w:hAnsi="Times New Roman" w:cs="Times New Roman"/>
-        </w:rPr>
-        <w:tab/>
-        <w:t xml:space="preserve">U -&gt; </w:t>
-      </w:r>
-      <w:proofErr w:type="spellStart"/>
-      <w:r>
-        <w:rPr>
-          <w:rFonts w:ascii="Times New Roman" w:hAnsi="Times New Roman" w:cs="Times New Roman"/>
-        </w:rPr>
-        <w:t>bB</w:t>
-      </w:r>
-      <w:proofErr w:type="spellEnd"/>
-    </w:p>
-    <w:p>
-      <w:pPr>
-        <w:contextualSpacing/>
-        <w:rPr>
-          <w:rFonts w:ascii="Times New Roman" w:hAnsi="Times New Roman" w:cs="Times New Roman"/>
-        </w:rPr>
-      </w:pPr>
-    </w:p>
-    <w:p>
-      <w:pPr>
-        <w:contextualSpacing/>
-        <w:rPr>
-          <w:rFonts w:ascii="Times New Roman" w:hAnsi="Times New Roman" w:cs="Times New Roman"/>
-        </w:rPr>
-      </w:pPr>
-    </w:p>
-    <w:p>
-      <w:pPr>
-        <w:contextualSpacing/>
-        <w:rPr>
-          <w:rFonts w:ascii="Times New Roman" w:hAnsi="Times New Roman" w:cs="Times New Roman"/>
-          <w:b/>
-          <w:bCs/>
-        </w:rPr>
-      </w:pPr>
-      <w:r>
-        <w:rPr>
-          <w:rFonts w:ascii="Times New Roman" w:hAnsi="Times New Roman" w:cs="Times New Roman"/>
-        </w:rPr>
-        <w:t xml:space="preserve">7) </w:t>
-      </w:r>
-      <w:r>
-        <w:rPr>
-          <w:rFonts w:ascii="Times New Roman" w:hAnsi="Times New Roman" w:cs="Times New Roman"/>
-          <w:b/>
-          <w:bCs/>
-        </w:rPr>
-        <w:t xml:space="preserve">Find a regular grammar that generates the language on Σ = {a, b} consisting of all strings with no more than two </w:t>
-      </w:r>
-      <w:proofErr w:type="gramStart"/>
-      <w:r>
-        <w:rPr>
-          <w:rFonts w:ascii="Times New Roman" w:hAnsi="Times New Roman" w:cs="Times New Roman"/>
-          <w:b/>
-          <w:bCs/>
-        </w:rPr>
-        <w:t>a’s</w:t>
-      </w:r>
-      <w:proofErr w:type="gramEnd"/>
-      <w:r>
-        <w:rPr>
-          <w:rFonts w:ascii="Times New Roman" w:hAnsi="Times New Roman" w:cs="Times New Roman"/>
-          <w:b/>
-          <w:bCs/>
-        </w:rPr>
-        <w:t>.</w:t>
-      </w:r>
-    </w:p>
-    <w:p>
-      <w:pPr>
-        <w:contextualSpacing/>
-        <w:rPr>
-          <w:rFonts w:ascii="Times New Roman" w:hAnsi="Times New Roman" w:cs="Times New Roman"/>
-        </w:rPr>
-      </w:pPr>
-    </w:p>
-    <w:p>
-      <w:pPr>
-        <w:contextualSpacing/>
-        <w:rPr>
-          <w:rFonts w:ascii="Times New Roman" w:hAnsi="Times New Roman" w:cs="Times New Roman"/>
-        </w:rPr>
-      </w:pPr>
-      <w:r>
-        <w:rPr>
-          <w:rFonts w:ascii="Times New Roman" w:hAnsi="Times New Roman" w:cs="Times New Roman"/>
-        </w:rPr>
-        <w:t>Grammar:</w:t>
-      </w:r>
-    </w:p>
-    <w:p>
-      <w:pPr>
-        <w:contextualSpacing/>
-        <w:rPr>
-          <w:rFonts w:ascii="Times New Roman" w:hAnsi="Times New Roman" w:cs="Times New Roman"/>
-        </w:rPr>
-      </w:pPr>
-      <w:r>
-        <w:rPr>
-          <w:rFonts w:ascii="Times New Roman" w:hAnsi="Times New Roman" w:cs="Times New Roman"/>
-        </w:rPr>
-        <w:tab/>
-        <w:t xml:space="preserve">S -&gt; a | aa | </w:t>
-      </w:r>
-      <w:proofErr w:type="spellStart"/>
-      <w:r>
-        <w:rPr>
-          <w:rFonts w:ascii="Times New Roman" w:hAnsi="Times New Roman" w:cs="Times New Roman"/>
-        </w:rPr>
-        <w:t>TaT</w:t>
-      </w:r>
-      <w:proofErr w:type="spellEnd"/>
-      <w:r>
-        <w:rPr>
-          <w:rFonts w:ascii="Times New Roman" w:hAnsi="Times New Roman" w:cs="Times New Roman"/>
-        </w:rPr>
-        <w:t xml:space="preserve"> | TaTaT | λ</w:t>
-      </w:r>
-    </w:p>
-    <w:p>
-      <w:pPr>
-        <w:contextualSpacing/>
-        <w:rPr>
-          <w:rFonts w:ascii="Times New Roman" w:hAnsi="Times New Roman" w:cs="Times New Roman"/>
-        </w:rPr>
-      </w:pPr>
-      <w:r>
-        <w:rPr>
-          <w:rFonts w:ascii="Times New Roman" w:hAnsi="Times New Roman" w:cs="Times New Roman"/>
-        </w:rPr>
-        <w:tab/>
-        <w:t xml:space="preserve">T -&gt; </w:t>
-      </w:r>
-      <w:proofErr w:type="spellStart"/>
-      <w:r>
-        <w:rPr>
-          <w:rFonts w:ascii="Times New Roman" w:hAnsi="Times New Roman" w:cs="Times New Roman"/>
-        </w:rPr>
-        <w:t>bT</w:t>
-      </w:r>
-      <w:proofErr w:type="spellEnd"/>
-      <w:r>
-        <w:rPr>
-          <w:rFonts w:ascii="Times New Roman" w:hAnsi="Times New Roman" w:cs="Times New Roman"/>
-        </w:rPr>
-        <w:t xml:space="preserve"> | λ</w:t>
-      </w:r>
-    </w:p>
-    <w:p>
-      <w:pPr>
-        <w:contextualSpacing/>
-        <w:rPr>
-          <w:rFonts w:ascii="Times New Roman" w:hAnsi="Times New Roman" w:cs="Times New Roman"/>
-        </w:rPr>
-      </w:pPr>
-    </w:p>
-    <w:p>
-      <w:pPr>
-        <w:contextualSpacing/>
-        <w:rPr>
-          <w:rFonts w:ascii="Times New Roman" w:hAnsi="Times New Roman" w:cs="Times New Roman"/>
-        </w:rPr>
-      </w:pPr>
-    </w:p>
-    <w:p>
-      <w:pPr>
-        <w:contextualSpacing/>
-        <w:rPr>
-          <w:rFonts w:ascii="Times New Roman" w:hAnsi="Times New Roman" w:cs="Times New Roman"/>
-          <w:b/>
-          <w:bCs/>
-          <w:u w:val="single"/>
-        </w:rPr>
-      </w:pPr>
-      <w:r>
-        <w:rPr>
-          <w:rFonts w:ascii="Times New Roman" w:hAnsi="Times New Roman" w:cs="Times New Roman"/>
-          <w:b/>
-          <w:bCs/>
-          <w:u w:val="single"/>
-        </w:rPr>
-        <w:t>Section 4.1:</w:t>
-      </w:r>
-    </w:p>
-    <w:p>
-      <w:pPr>
-        <w:contextualSpacing/>
-        <w:rPr>
-          <w:rFonts w:ascii="Times New Roman" w:hAnsi="Times New Roman" w:cs="Times New Roman"/>
-        </w:rPr>
-      </w:pPr>
-    </w:p>
-    <w:p>
-      <w:pPr>
-        <w:contextualSpacing/>
-        <w:rPr>
-          <w:rFonts w:ascii="Times New Roman" w:hAnsi="Times New Roman" w:cs="Times New Roman"/>
-        </w:rPr>
-      </w:pPr>
-      <w:r>
-        <w:rPr>
-          <w:rFonts w:ascii="Times New Roman" w:hAnsi="Times New Roman" w:cs="Times New Roman"/>
-        </w:rPr>
-        <w:t xml:space="preserve">1) a) </w:t>
-      </w:r>
-      <w:r>
-        <w:rPr>
-          <w:rFonts w:ascii="Times New Roman" w:hAnsi="Times New Roman" w:cs="Times New Roman"/>
-          <w:b/>
-          <w:bCs/>
-        </w:rPr>
-        <w:t>For Σ = {</w:t>
-      </w:r>
-      <w:proofErr w:type="spellStart"/>
-      <w:proofErr w:type="gramStart"/>
-      <w:r>
-        <w:rPr>
-          <w:rFonts w:ascii="Times New Roman" w:hAnsi="Times New Roman" w:cs="Times New Roman"/>
-          <w:b/>
-          <w:bCs/>
-        </w:rPr>
-        <w:t>a,b</w:t>
-      </w:r>
-      <w:proofErr w:type="spellEnd"/>
-      <w:proofErr w:type="gramEnd"/>
-      <w:r>
-        <w:rPr>
-          <w:rFonts w:ascii="Times New Roman" w:hAnsi="Times New Roman" w:cs="Times New Roman"/>
-          <w:b/>
-          <w:bCs/>
-        </w:rPr>
-        <w:t>}, find a regular expression for the complement of the language: L = L(aa*bb*).</w:t>
-      </w:r>
-    </w:p>
-    <w:p>
-      <w:pPr>
-        <w:contextualSpacing/>
-        <w:rPr>
-          <w:rFonts w:ascii="Times New Roman" w:hAnsi="Times New Roman" w:cs="Times New Roman"/>
-        </w:rPr>
-      </w:pPr>
-    </w:p>
-    <w:p>
-      <w:pPr>
-        <w:contextualSpacing/>
-        <w:rPr>
-          <w:rFonts w:ascii="Times New Roman" w:hAnsi="Times New Roman" w:cs="Times New Roman"/>
-        </w:rPr>
-      </w:pPr>
-      <w:r>
-        <w:rPr>
-          <w:rFonts w:ascii="Times New Roman" w:hAnsi="Times New Roman" w:cs="Times New Roman"/>
-        </w:rPr>
-        <w:t xml:space="preserve">L(M) = </w:t>
-      </w:r>
-      <w:r>
-        <w:rPr>
-          <w:rFonts w:ascii="Times New Roman" w:hAnsi="Times New Roman" w:cs="Times New Roman"/>
-        </w:rPr>
-        <w:t xml:space="preserve">(a + </w:t>
-      </w:r>
-      <w:proofErr w:type="gramStart"/>
-      <w:r>
-        <w:rPr>
-          <w:rFonts w:ascii="Times New Roman" w:hAnsi="Times New Roman" w:cs="Times New Roman"/>
-        </w:rPr>
-        <w:t>b)*</w:t>
-      </w:r>
-      <w:proofErr w:type="spellStart"/>
-      <w:r>
-        <w:rPr>
-          <w:rFonts w:ascii="Times New Roman" w:hAnsi="Times New Roman" w:cs="Times New Roman"/>
-        </w:rPr>
-        <w:t>b</w:t>
-      </w:r>
-      <w:r>
-        <w:rPr>
-          <w:rFonts w:ascii="Times New Roman" w:hAnsi="Times New Roman" w:cs="Times New Roman"/>
-        </w:rPr>
-        <w:t>a</w:t>
-      </w:r>
-      <w:proofErr w:type="spellEnd"/>
-      <w:r>
-        <w:rPr>
-          <w:rFonts w:ascii="Times New Roman" w:hAnsi="Times New Roman" w:cs="Times New Roman"/>
-        </w:rPr>
-        <w:t>(</w:t>
-      </w:r>
-      <w:proofErr w:type="gramEnd"/>
-      <w:r>
-        <w:rPr>
-          <w:rFonts w:ascii="Times New Roman" w:hAnsi="Times New Roman" w:cs="Times New Roman"/>
-        </w:rPr>
-        <w:t>a</w:t>
-      </w:r>
-      <w:r>
-        <w:rPr>
-          <w:rFonts w:ascii="Times New Roman" w:hAnsi="Times New Roman" w:cs="Times New Roman"/>
-        </w:rPr>
-        <w:t xml:space="preserve"> + </w:t>
-      </w:r>
-      <w:proofErr w:type="gramStart"/>
-      <w:r>
-        <w:rPr>
-          <w:rFonts w:ascii="Times New Roman" w:hAnsi="Times New Roman" w:cs="Times New Roman"/>
-        </w:rPr>
-        <w:t>b</w:t>
-      </w:r>
-      <w:r>
-        <w:rPr>
-          <w:rFonts w:ascii="Times New Roman" w:hAnsi="Times New Roman" w:cs="Times New Roman"/>
-        </w:rPr>
-        <w:t>)</w:t>
-      </w:r>
-      <w:r>
-        <w:rPr>
-          <w:rFonts w:ascii="Times New Roman" w:hAnsi="Times New Roman" w:cs="Times New Roman"/>
-        </w:rPr>
-        <w:t>*</w:t>
-      </w:r>
-      <w:proofErr w:type="gramEnd"/>
-      <w:r>
-        <w:rPr>
-          <w:rFonts w:ascii="Times New Roman" w:hAnsi="Times New Roman" w:cs="Times New Roman"/>
-        </w:rPr>
-        <w:t xml:space="preserve"> + </w:t>
-      </w:r>
-      <w:r>
-        <w:rPr>
-          <w:rFonts w:ascii="Times New Roman" w:hAnsi="Times New Roman" w:cs="Times New Roman"/>
-        </w:rPr>
-        <w:t>a</w:t>
-      </w:r>
-      <w:r>
-        <w:rPr>
-          <w:rFonts w:ascii="Times New Roman" w:hAnsi="Times New Roman" w:cs="Times New Roman"/>
-        </w:rPr>
-        <w:t xml:space="preserve">a* + </w:t>
-      </w:r>
-      <w:r>
-        <w:rPr>
-          <w:rFonts w:ascii="Times New Roman" w:hAnsi="Times New Roman" w:cs="Times New Roman"/>
-        </w:rPr>
-        <w:t>b</w:t>
-      </w:r>
-      <w:r>
-        <w:rPr>
-          <w:rFonts w:ascii="Times New Roman" w:hAnsi="Times New Roman" w:cs="Times New Roman"/>
-        </w:rPr>
-        <w:t>b*</w:t>
-      </w:r>
-      <w:r>
-        <w:rPr>
-          <w:rFonts w:ascii="Times New Roman" w:hAnsi="Times New Roman" w:cs="Times New Roman"/>
-        </w:rPr>
-        <w:t xml:space="preserve"> + λ</w:t>
-      </w:r>
-    </w:p>
-    <w:p>
-      <w:pPr>
-        <w:contextualSpacing/>
-        <w:rPr>
-          <w:rFonts w:ascii="Times New Roman" w:hAnsi="Times New Roman" w:cs="Times New Roman"/>
-        </w:rPr>
-      </w:pPr>
-    </w:p>
-    <w:p>
-      <w:pPr>
-        <w:contextualSpacing/>
-        <w:rPr>
-          <w:rFonts w:ascii="Times New Roman" w:hAnsi="Times New Roman" w:cs="Times New Roman"/>
-        </w:rPr>
-      </w:pPr>
-    </w:p>
-    <w:p>
-      <w:pPr>
-        <w:contextualSpacing/>
-        <w:rPr>
-          <w:rFonts w:ascii="Times New Roman" w:hAnsi="Times New Roman" w:cs="Times New Roman"/>
-        </w:rPr>
-      </w:pPr>
-      <w:r>
-        <w:rPr>
-          <w:rFonts w:ascii="Times New Roman" w:hAnsi="Times New Roman" w:cs="Times New Roman"/>
-        </w:rPr>
-        <w:t xml:space="preserve">2) </w:t>
-      </w:r>
-      <w:r>
-        <w:rPr>
-          <w:rFonts w:ascii="Times New Roman" w:hAnsi="Times New Roman" w:cs="Times New Roman"/>
-          <w:b/>
-          <w:bCs/>
-        </w:rPr>
-        <w:t>Let L1 = L(ab*aa), L2 = L(a*</w:t>
-      </w:r>
-      <w:proofErr w:type="spellStart"/>
-      <w:r>
-        <w:rPr>
-          <w:rFonts w:ascii="Times New Roman" w:hAnsi="Times New Roman" w:cs="Times New Roman"/>
-          <w:b/>
-          <w:bCs/>
-        </w:rPr>
-        <w:t>bba</w:t>
-      </w:r>
-      <w:proofErr w:type="spellEnd"/>
-      <w:r>
-        <w:rPr>
-          <w:rFonts w:ascii="Times New Roman" w:hAnsi="Times New Roman" w:cs="Times New Roman"/>
-          <w:b/>
-          <w:bCs/>
-        </w:rPr>
-        <w:t>*).  Find a regular expression for (L1 U L2) * L2.</w:t>
-      </w:r>
-    </w:p>
-    <w:p>
-      <w:pPr>
-        <w:contextualSpacing/>
-        <w:rPr>
-          <w:rFonts w:ascii="Times New Roman" w:hAnsi="Times New Roman" w:cs="Times New Roman"/>
-        </w:rPr>
-      </w:pPr>
-    </w:p>
-    <w:p>
-      <w:pPr>
-        <w:contextualSpacing/>
-        <w:rPr>
-          <w:rFonts w:ascii="Times New Roman" w:hAnsi="Times New Roman" w:cs="Times New Roman"/>
-        </w:rPr>
-      </w:pPr>
-      <w:r>
-        <w:rPr>
-          <w:rFonts w:ascii="Times New Roman" w:hAnsi="Times New Roman" w:cs="Times New Roman"/>
-        </w:rPr>
-        <w:t>(ab*aa + a*</w:t>
-      </w:r>
-      <w:proofErr w:type="spellStart"/>
-      <w:r>
-        <w:rPr>
-          <w:rFonts w:ascii="Times New Roman" w:hAnsi="Times New Roman" w:cs="Times New Roman"/>
-        </w:rPr>
-        <w:t>bba</w:t>
-      </w:r>
-      <w:proofErr w:type="spellEnd"/>
-      <w:proofErr w:type="gramStart"/>
-      <w:r>
-        <w:rPr>
-          <w:rFonts w:ascii="Times New Roman" w:hAnsi="Times New Roman" w:cs="Times New Roman"/>
-        </w:rPr>
-        <w:t>*)*</w:t>
-      </w:r>
-      <w:proofErr w:type="gramEnd"/>
-      <w:r>
-        <w:rPr>
-          <w:rFonts w:ascii="Times New Roman" w:hAnsi="Times New Roman" w:cs="Times New Roman"/>
-        </w:rPr>
-        <w:t>(a*</w:t>
-      </w:r>
-      <w:proofErr w:type="spellStart"/>
-      <w:r>
-        <w:rPr>
-          <w:rFonts w:ascii="Times New Roman" w:hAnsi="Times New Roman" w:cs="Times New Roman"/>
-        </w:rPr>
-        <w:t>bba</w:t>
-      </w:r>
-      <w:proofErr w:type="spellEnd"/>
-      <w:r>
-        <w:rPr>
-          <w:rFonts w:ascii="Times New Roman" w:hAnsi="Times New Roman" w:cs="Times New Roman"/>
-        </w:rPr>
-        <w:t>*)</w:t>
-      </w:r>
-    </w:p>
-    <w:p>
-      <w:pPr>
-        <w:contextualSpacing/>
-        <w:rPr>
-          <w:rFonts w:ascii="Times New Roman" w:hAnsi="Times New Roman" w:cs="Times New Roman"/>
-        </w:rPr>
-      </w:pPr>
-    </w:p>
-    <w:p>
-      <w:pPr>
-        <w:contextualSpacing/>
-        <w:rPr>
-          <w:rFonts w:ascii="Times New Roman" w:hAnsi="Times New Roman" w:cs="Times New Roman"/>
-          <w:b/>
-          <w:bCs/>
-        </w:rPr>
-      </w:pPr>
-      <w:r>
-        <w:rPr>
-          <w:rFonts w:ascii="Times New Roman" w:hAnsi="Times New Roman" w:cs="Times New Roman"/>
-        </w:rPr>
-        <w:t xml:space="preserve">3) </w:t>
-      </w:r>
-      <w:r>
-        <w:rPr>
-          <w:rFonts w:ascii="Times New Roman" w:hAnsi="Times New Roman" w:cs="Times New Roman"/>
-          <w:b/>
-          <w:bCs/>
-        </w:rPr>
-        <w:t xml:space="preserve">Show how from a DFA for L, one can construct a </w:t>
-      </w:r>
-      <w:proofErr w:type="gramStart"/>
-      <w:r>
-        <w:rPr>
-          <w:rFonts w:ascii="Times New Roman" w:hAnsi="Times New Roman" w:cs="Times New Roman"/>
-          <w:b/>
-          <w:bCs/>
-        </w:rPr>
-        <w:t>finite automata</w:t>
-      </w:r>
-      <w:proofErr w:type="gramEnd"/>
-      <w:r>
-        <w:rPr>
-          <w:rFonts w:ascii="Times New Roman" w:hAnsi="Times New Roman" w:cs="Times New Roman"/>
-          <w:b/>
-          <w:bCs/>
-        </w:rPr>
-        <w:t xml:space="preserve"> for </w:t>
-      </w:r>
-      <w:proofErr w:type="spellStart"/>
-      <w:r>
-        <w:rPr>
-          <w:rFonts w:ascii="Times New Roman" w:hAnsi="Times New Roman" w:cs="Times New Roman"/>
-          <w:b/>
-          <w:bCs/>
-        </w:rPr>
-        <w:t>complementL</w:t>
-      </w:r>
-      <w:proofErr w:type="spellEnd"/>
-      <w:r>
-        <w:rPr>
-          <w:rFonts w:ascii="Times New Roman" w:hAnsi="Times New Roman" w:cs="Times New Roman"/>
-          <w:b/>
-          <w:bCs/>
-        </w:rPr>
-        <w:t>*.</w:t>
-      </w:r>
-    </w:p>
-    <w:p>
-      <w:pPr>
-        <w:contextualSpacing/>
-        <w:rPr>
-          <w:rFonts w:ascii="Times New Roman" w:hAnsi="Times New Roman" w:cs="Times New Roman"/>
-        </w:rPr>
-      </w:pPr>
-      <w:r>
-        <w:rPr>
-          <w:rFonts w:ascii="Times New Roman" w:hAnsi="Times New Roman" w:cs="Times New Roman"/>
           <w:noProof/>
         </w:rPr>
         <w:drawing>
-          <wp:inline distT="0" distB="0" distL="0" distR="0" wp14:anchorId="5BB8D7C4" wp14:editId="5E5C0E00">
-            <wp:extent cx="3064259" cy="2729345"/>
-            <wp:effectExtent l="0" t="0" r="3175" b="0"/>
-            <wp:docPr id="1911725369" name="Picture 8"/>
+          <wp:inline distT="0" distB="0" distL="0" distR="0" wp14:anchorId="20BE3E1C" wp14:editId="5CC9E3F5">
+            <wp:extent cx="2524991" cy="1683327"/>
+            <wp:effectExtent l="0" t="0" r="8890" b="0"/>
+            <wp:docPr id="660015693" name="Picture 14"/>
             <wp:cNvGraphicFramePr>
               <a:graphicFrameLocks xmlns:a="http://schemas.openxmlformats.org/drawingml/2006/main" noChangeAspect="1"/>
             </wp:cNvGraphicFramePr>
@@ -3869,7 +3196,7 @@
               <a:graphicData uri="http://schemas.openxmlformats.org/drawingml/2006/picture">
                 <pic:pic xmlns:pic="http://schemas.openxmlformats.org/drawingml/2006/picture">
                   <pic:nvPicPr>
-                    <pic:cNvPr id="0" name="Picture 8"/>
+                    <pic:cNvPr id="0" name="Picture 14"/>
                     <pic:cNvPicPr>
                       <a:picLocks noChangeAspect="1" noChangeArrowheads="1"/>
                     </pic:cNvPicPr>
@@ -3890,7 +3217,7 @@
                   <pic:spPr bwMode="auto">
                     <a:xfrm>
                       <a:off x="0" y="0"/>
-                      <a:ext cx="3084042" cy="2746966"/>
+                      <a:ext cx="2530315" cy="1686876"/>
                     </a:xfrm>
                     <a:prstGeom prst="rect">
                       <a:avLst/>
@@ -3922,242 +3249,1251 @@
           <w:rFonts w:ascii="Times New Roman" w:hAnsi="Times New Roman" w:cs="Times New Roman"/>
         </w:rPr>
       </w:pPr>
-    </w:p>
-    <w:p>
-      <w:pPr>
-        <w:contextualSpacing/>
-        <w:rPr>
-          <w:rFonts w:ascii="Times New Roman" w:hAnsi="Times New Roman" w:cs="Times New Roman"/>
-        </w:rPr>
-      </w:pPr>
-    </w:p>
-    <w:p>
-      <w:pPr>
-        <w:contextualSpacing/>
-        <w:rPr>
-          <w:rFonts w:ascii="Times New Roman" w:hAnsi="Times New Roman" w:cs="Times New Roman"/>
-        </w:rPr>
-      </w:pPr>
-    </w:p>
-    <w:p>
-      <w:pPr>
-        <w:contextualSpacing/>
-        <w:rPr>
-          <w:rFonts w:ascii="Times New Roman" w:hAnsi="Times New Roman" w:cs="Times New Roman"/>
-        </w:rPr>
-      </w:pPr>
-    </w:p>
-    <w:p>
-      <w:pPr>
-        <w:contextualSpacing/>
-        <w:rPr>
-          <w:rFonts w:ascii="Times New Roman" w:hAnsi="Times New Roman" w:cs="Times New Roman"/>
-        </w:rPr>
-      </w:pPr>
-    </w:p>
-    <w:p>
-      <w:pPr>
-        <w:contextualSpacing/>
-        <w:rPr>
-          <w:rFonts w:ascii="Times New Roman" w:hAnsi="Times New Roman" w:cs="Times New Roman"/>
-        </w:rPr>
-      </w:pPr>
-    </w:p>
-    <w:p>
-      <w:pPr>
-        <w:contextualSpacing/>
-        <w:rPr>
-          <w:rFonts w:ascii="Times New Roman" w:hAnsi="Times New Roman" w:cs="Times New Roman"/>
-        </w:rPr>
-      </w:pPr>
-    </w:p>
-    <w:p>
-      <w:pPr>
-        <w:contextualSpacing/>
-        <w:rPr>
-          <w:rFonts w:ascii="Times New Roman" w:hAnsi="Times New Roman" w:cs="Times New Roman"/>
-        </w:rPr>
-      </w:pPr>
-    </w:p>
-    <w:p>
-      <w:pPr>
-        <w:contextualSpacing/>
-        <w:rPr>
-          <w:rFonts w:ascii="Times New Roman" w:hAnsi="Times New Roman" w:cs="Times New Roman"/>
-        </w:rPr>
-      </w:pPr>
-    </w:p>
-    <w:p>
-      <w:pPr>
-        <w:contextualSpacing/>
-        <w:rPr>
-          <w:rFonts w:ascii="Times New Roman" w:hAnsi="Times New Roman" w:cs="Times New Roman"/>
-        </w:rPr>
-      </w:pPr>
-    </w:p>
-    <w:p>
-      <w:pPr>
-        <w:contextualSpacing/>
-        <w:rPr>
-          <w:rFonts w:ascii="Times New Roman" w:hAnsi="Times New Roman" w:cs="Times New Roman"/>
-        </w:rPr>
-      </w:pPr>
-    </w:p>
-    <w:p>
-      <w:pPr>
-        <w:contextualSpacing/>
-        <w:rPr>
-          <w:rFonts w:ascii="Times New Roman" w:hAnsi="Times New Roman" w:cs="Times New Roman"/>
-        </w:rPr>
-      </w:pPr>
-    </w:p>
-    <w:p>
-      <w:pPr>
-        <w:contextualSpacing/>
-        <w:rPr>
-          <w:rFonts w:ascii="Times New Roman" w:hAnsi="Times New Roman" w:cs="Times New Roman"/>
-        </w:rPr>
-      </w:pPr>
-    </w:p>
-    <w:p>
-      <w:pPr>
-        <w:contextualSpacing/>
-        <w:rPr>
-          <w:rFonts w:ascii="Times New Roman" w:hAnsi="Times New Roman" w:cs="Times New Roman"/>
-        </w:rPr>
-      </w:pPr>
-    </w:p>
-    <w:p>
-      <w:pPr>
-        <w:contextualSpacing/>
-        <w:rPr>
-          <w:rFonts w:ascii="Times New Roman" w:hAnsi="Times New Roman" w:cs="Times New Roman"/>
-        </w:rPr>
-      </w:pPr>
-    </w:p>
-    <w:p>
-      <w:pPr>
-        <w:contextualSpacing/>
-        <w:rPr>
-          <w:rFonts w:ascii="Times New Roman" w:hAnsi="Times New Roman" w:cs="Times New Roman"/>
-        </w:rPr>
-      </w:pPr>
-    </w:p>
-    <w:p>
-      <w:pPr>
-        <w:contextualSpacing/>
-        <w:rPr>
-          <w:rFonts w:ascii="Times New Roman" w:hAnsi="Times New Roman" w:cs="Times New Roman"/>
-        </w:rPr>
-      </w:pPr>
-    </w:p>
-    <w:p>
-      <w:pPr>
-        <w:contextualSpacing/>
-        <w:rPr>
-          <w:rFonts w:ascii="Times New Roman" w:hAnsi="Times New Roman" w:cs="Times New Roman"/>
-        </w:rPr>
-      </w:pPr>
-    </w:p>
-    <w:p>
-      <w:pPr>
-        <w:contextualSpacing/>
-        <w:rPr>
-          <w:rFonts w:ascii="Times New Roman" w:hAnsi="Times New Roman" w:cs="Times New Roman"/>
-        </w:rPr>
-      </w:pPr>
-    </w:p>
-    <w:p>
-      <w:pPr>
-        <w:contextualSpacing/>
-        <w:rPr>
-          <w:rFonts w:ascii="Times New Roman" w:hAnsi="Times New Roman" w:cs="Times New Roman"/>
-        </w:rPr>
-      </w:pPr>
-    </w:p>
-    <w:p>
-      <w:pPr>
-        <w:contextualSpacing/>
-        <w:rPr>
-          <w:rFonts w:ascii="Times New Roman" w:hAnsi="Times New Roman" w:cs="Times New Roman"/>
-        </w:rPr>
-      </w:pPr>
-    </w:p>
-    <w:p>
-      <w:pPr>
-        <w:contextualSpacing/>
-        <w:rPr>
-          <w:rFonts w:ascii="Times New Roman" w:hAnsi="Times New Roman" w:cs="Times New Roman"/>
-        </w:rPr>
-      </w:pPr>
-    </w:p>
-    <w:p>
-      <w:pPr>
-        <w:contextualSpacing/>
-        <w:rPr>
-          <w:rFonts w:ascii="Times New Roman" w:hAnsi="Times New Roman" w:cs="Times New Roman"/>
-        </w:rPr>
-      </w:pPr>
-    </w:p>
-    <w:p>
-      <w:pPr>
-        <w:contextualSpacing/>
-        <w:rPr>
-          <w:rFonts w:ascii="Times New Roman" w:hAnsi="Times New Roman" w:cs="Times New Roman"/>
-        </w:rPr>
-      </w:pPr>
-    </w:p>
-    <w:p>
-      <w:pPr>
-        <w:contextualSpacing/>
-        <w:rPr>
-          <w:rFonts w:ascii="Times New Roman" w:hAnsi="Times New Roman" w:cs="Times New Roman"/>
-        </w:rPr>
-      </w:pPr>
-    </w:p>
-    <w:p>
-      <w:pPr>
-        <w:contextualSpacing/>
-        <w:rPr>
-          <w:rFonts w:ascii="Times New Roman" w:hAnsi="Times New Roman" w:cs="Times New Roman"/>
-        </w:rPr>
-      </w:pPr>
-    </w:p>
-    <w:p>
-      <w:pPr>
-        <w:contextualSpacing/>
-        <w:rPr>
-          <w:rFonts w:ascii="Times New Roman" w:hAnsi="Times New Roman" w:cs="Times New Roman"/>
-        </w:rPr>
-      </w:pPr>
-    </w:p>
-    <w:p>
-      <w:pPr>
-        <w:contextualSpacing/>
-        <w:rPr>
-          <w:rFonts w:ascii="Times New Roman" w:hAnsi="Times New Roman" w:cs="Times New Roman"/>
-        </w:rPr>
-      </w:pPr>
-    </w:p>
-    <w:p>
-      <w:pPr>
-        <w:contextualSpacing/>
-        <w:rPr>
-          <w:rFonts w:ascii="Times New Roman" w:hAnsi="Times New Roman" w:cs="Times New Roman"/>
-        </w:rPr>
-      </w:pPr>
-    </w:p>
-    <w:p>
-      <w:pPr>
-        <w:contextualSpacing/>
-        <w:rPr>
-          <w:rFonts w:ascii="Times New Roman" w:hAnsi="Times New Roman" w:cs="Times New Roman"/>
-        </w:rPr>
-      </w:pPr>
-      <w:r>
-        <w:rPr>
-          <w:rFonts w:ascii="Times New Roman" w:hAnsi="Times New Roman" w:cs="Times New Roman"/>
-        </w:rPr>
+      <w:r>
+        <w:rPr>
+          <w:rFonts w:ascii="Times New Roman" w:hAnsi="Times New Roman" w:cs="Times New Roman"/>
+        </w:rPr>
+        <w:t>Grammar:</w:t>
+      </w:r>
+    </w:p>
+    <w:p>
+      <w:pPr>
+        <w:contextualSpacing/>
+        <w:rPr>
+          <w:rFonts w:ascii="Times New Roman" w:hAnsi="Times New Roman" w:cs="Times New Roman"/>
+        </w:rPr>
+      </w:pPr>
+      <w:r>
+        <w:rPr>
+          <w:rFonts w:ascii="Times New Roman" w:hAnsi="Times New Roman" w:cs="Times New Roman"/>
+        </w:rPr>
+        <w:tab/>
+        <w:t xml:space="preserve">S -&gt; </w:t>
+      </w:r>
+      <w:proofErr w:type="spellStart"/>
+      <w:r>
+        <w:rPr>
+          <w:rFonts w:ascii="Times New Roman" w:hAnsi="Times New Roman" w:cs="Times New Roman"/>
+        </w:rPr>
+        <w:t>a</w:t>
+      </w:r>
+      <w:r>
+        <w:rPr>
+          <w:rFonts w:ascii="Times New Roman" w:hAnsi="Times New Roman" w:cs="Times New Roman"/>
+        </w:rPr>
+        <w:t>A</w:t>
+      </w:r>
+      <w:proofErr w:type="spellEnd"/>
+    </w:p>
+    <w:p>
+      <w:pPr>
+        <w:contextualSpacing/>
+        <w:rPr>
+          <w:rFonts w:ascii="Times New Roman" w:hAnsi="Times New Roman" w:cs="Times New Roman"/>
+        </w:rPr>
+      </w:pPr>
+      <w:r>
+        <w:rPr>
+          <w:rFonts w:ascii="Times New Roman" w:hAnsi="Times New Roman" w:cs="Times New Roman"/>
+        </w:rPr>
+        <w:tab/>
+        <w:t xml:space="preserve">A -&gt; </w:t>
+      </w:r>
+      <w:proofErr w:type="spellStart"/>
+      <w:r>
+        <w:rPr>
+          <w:rFonts w:ascii="Times New Roman" w:hAnsi="Times New Roman" w:cs="Times New Roman"/>
+        </w:rPr>
+        <w:t>aA</w:t>
+      </w:r>
+      <w:proofErr w:type="spellEnd"/>
+      <w:r>
+        <w:rPr>
+          <w:rFonts w:ascii="Times New Roman" w:hAnsi="Times New Roman" w:cs="Times New Roman"/>
+        </w:rPr>
+        <w:t xml:space="preserve"> | B</w:t>
+      </w:r>
+    </w:p>
+    <w:p>
+      <w:pPr>
+        <w:contextualSpacing/>
+        <w:rPr>
+          <w:rFonts w:ascii="Times New Roman" w:hAnsi="Times New Roman" w:cs="Times New Roman"/>
+        </w:rPr>
+      </w:pPr>
+      <w:r>
+        <w:rPr>
+          <w:rFonts w:ascii="Times New Roman" w:hAnsi="Times New Roman" w:cs="Times New Roman"/>
+        </w:rPr>
+        <w:tab/>
+      </w:r>
+      <w:r>
+        <w:rPr>
+          <w:rFonts w:ascii="Times New Roman" w:hAnsi="Times New Roman" w:cs="Times New Roman"/>
+        </w:rPr>
+        <w:t xml:space="preserve">B -&gt; </w:t>
+      </w:r>
+      <w:proofErr w:type="spellStart"/>
+      <w:r>
+        <w:rPr>
+          <w:rFonts w:ascii="Times New Roman" w:hAnsi="Times New Roman" w:cs="Times New Roman"/>
+        </w:rPr>
+        <w:t>aB</w:t>
+      </w:r>
+      <w:proofErr w:type="spellEnd"/>
+      <w:r>
+        <w:rPr>
+          <w:rFonts w:ascii="Times New Roman" w:hAnsi="Times New Roman" w:cs="Times New Roman"/>
+        </w:rPr>
+        <w:t xml:space="preserve"> | </w:t>
+      </w:r>
+      <w:proofErr w:type="spellStart"/>
+      <w:r>
+        <w:rPr>
+          <w:rFonts w:ascii="Times New Roman" w:hAnsi="Times New Roman" w:cs="Times New Roman"/>
+        </w:rPr>
+        <w:t>aU</w:t>
+      </w:r>
+      <w:proofErr w:type="spellEnd"/>
+      <w:r>
+        <w:rPr>
+          <w:rFonts w:ascii="Times New Roman" w:hAnsi="Times New Roman" w:cs="Times New Roman"/>
+        </w:rPr>
+        <w:t xml:space="preserve"> | λ</w:t>
+      </w:r>
+    </w:p>
+    <w:p>
+      <w:pPr>
+        <w:contextualSpacing/>
+        <w:rPr>
+          <w:rFonts w:ascii="Times New Roman" w:hAnsi="Times New Roman" w:cs="Times New Roman"/>
+        </w:rPr>
+      </w:pPr>
+      <w:r>
+        <w:rPr>
+          <w:rFonts w:ascii="Times New Roman" w:hAnsi="Times New Roman" w:cs="Times New Roman"/>
+        </w:rPr>
+        <w:tab/>
+        <w:t xml:space="preserve">U -&gt; </w:t>
+      </w:r>
+      <w:proofErr w:type="spellStart"/>
+      <w:r>
+        <w:rPr>
+          <w:rFonts w:ascii="Times New Roman" w:hAnsi="Times New Roman" w:cs="Times New Roman"/>
+        </w:rPr>
+        <w:t>bB</w:t>
+      </w:r>
+      <w:proofErr w:type="spellEnd"/>
+    </w:p>
+    <w:p>
+      <w:pPr>
+        <w:contextualSpacing/>
+        <w:rPr>
+          <w:rFonts w:ascii="Times New Roman" w:hAnsi="Times New Roman" w:cs="Times New Roman"/>
+        </w:rPr>
+      </w:pPr>
+    </w:p>
+    <w:p>
+      <w:pPr>
+        <w:contextualSpacing/>
+        <w:rPr>
+          <w:rFonts w:ascii="Times New Roman" w:hAnsi="Times New Roman" w:cs="Times New Roman"/>
+        </w:rPr>
+      </w:pPr>
+    </w:p>
+    <w:p>
+      <w:pPr>
+        <w:contextualSpacing/>
+        <w:rPr>
+          <w:rFonts w:ascii="Times New Roman" w:hAnsi="Times New Roman" w:cs="Times New Roman"/>
+        </w:rPr>
+      </w:pPr>
+    </w:p>
+    <w:p>
+      <w:pPr>
+        <w:contextualSpacing/>
+        <w:rPr>
+          <w:rFonts w:ascii="Times New Roman" w:hAnsi="Times New Roman" w:cs="Times New Roman"/>
+        </w:rPr>
+      </w:pPr>
+    </w:p>
+    <w:p>
+      <w:pPr>
+        <w:contextualSpacing/>
+        <w:rPr>
+          <w:rFonts w:ascii="Times New Roman" w:hAnsi="Times New Roman" w:cs="Times New Roman"/>
+        </w:rPr>
+      </w:pPr>
+    </w:p>
+    <w:p>
+      <w:pPr>
+        <w:contextualSpacing/>
+        <w:rPr>
+          <w:rFonts w:ascii="Times New Roman" w:hAnsi="Times New Roman" w:cs="Times New Roman"/>
+        </w:rPr>
+      </w:pPr>
+    </w:p>
+    <w:p>
+      <w:pPr>
+        <w:contextualSpacing/>
+        <w:rPr>
+          <w:rFonts w:ascii="Times New Roman" w:hAnsi="Times New Roman" w:cs="Times New Roman"/>
+        </w:rPr>
+      </w:pPr>
+    </w:p>
+    <w:p>
+      <w:pPr>
+        <w:contextualSpacing/>
+        <w:rPr>
+          <w:rFonts w:ascii="Times New Roman" w:hAnsi="Times New Roman" w:cs="Times New Roman"/>
+        </w:rPr>
+      </w:pPr>
+    </w:p>
+    <w:p>
+      <w:pPr>
+        <w:contextualSpacing/>
+        <w:rPr>
+          <w:rFonts w:ascii="Times New Roman" w:hAnsi="Times New Roman" w:cs="Times New Roman"/>
+        </w:rPr>
+      </w:pPr>
+    </w:p>
+    <w:p>
+      <w:pPr>
+        <w:contextualSpacing/>
+        <w:rPr>
+          <w:rFonts w:ascii="Times New Roman" w:hAnsi="Times New Roman" w:cs="Times New Roman"/>
+        </w:rPr>
+      </w:pPr>
+      <w:r>
+        <w:rPr>
+          <w:rFonts w:ascii="Times New Roman" w:hAnsi="Times New Roman" w:cs="Times New Roman"/>
+        </w:rPr>
+        <w:lastRenderedPageBreak/>
+        <w:t xml:space="preserve">7) </w:t>
+      </w:r>
+      <w:r>
+        <w:rPr>
+          <w:rFonts w:ascii="Times New Roman" w:hAnsi="Times New Roman" w:cs="Times New Roman"/>
+          <w:b/>
+          <w:bCs/>
+        </w:rPr>
+        <w:t xml:space="preserve">Find a regular grammar that generates the language on Σ = {a, b} consisting of all strings with no more than two </w:t>
+      </w:r>
+      <w:proofErr w:type="gramStart"/>
+      <w:r>
+        <w:rPr>
+          <w:rFonts w:ascii="Times New Roman" w:hAnsi="Times New Roman" w:cs="Times New Roman"/>
+          <w:b/>
+          <w:bCs/>
+        </w:rPr>
+        <w:t>a’s</w:t>
+      </w:r>
+      <w:proofErr w:type="gramEnd"/>
+      <w:r>
+        <w:rPr>
+          <w:rFonts w:ascii="Times New Roman" w:hAnsi="Times New Roman" w:cs="Times New Roman"/>
+          <w:b/>
+          <w:bCs/>
+        </w:rPr>
+        <w:t>.</w:t>
+      </w:r>
+    </w:p>
+    <w:p>
+      <w:pPr>
+        <w:contextualSpacing/>
+        <w:rPr>
+          <w:rFonts w:ascii="Times New Roman" w:hAnsi="Times New Roman" w:cs="Times New Roman"/>
+        </w:rPr>
+      </w:pPr>
+      <w:r>
+        <w:rPr>
+          <w:rFonts w:ascii="Times New Roman" w:hAnsi="Times New Roman" w:cs="Times New Roman"/>
+          <w:noProof/>
+        </w:rPr>
+        <w:drawing>
+          <wp:inline distT="0" distB="0" distL="0" distR="0" wp14:anchorId="1A62BFBF" wp14:editId="3761F8CE">
+            <wp:extent cx="3740785" cy="1807845"/>
+            <wp:effectExtent l="0" t="0" r="0" b="1905"/>
+            <wp:docPr id="1556347265" name="Picture 17"/>
+            <wp:cNvGraphicFramePr>
+              <a:graphicFrameLocks xmlns:a="http://schemas.openxmlformats.org/drawingml/2006/main" noChangeAspect="1"/>
+            </wp:cNvGraphicFramePr>
+            <a:graphic xmlns:a="http://schemas.openxmlformats.org/drawingml/2006/main">
+              <a:graphicData uri="http://schemas.openxmlformats.org/drawingml/2006/picture">
+                <pic:pic xmlns:pic="http://schemas.openxmlformats.org/drawingml/2006/picture">
+                  <pic:nvPicPr>
+                    <pic:cNvPr id="0" name="Picture 17"/>
+                    <pic:cNvPicPr>
+                      <a:picLocks noChangeAspect="1" noChangeArrowheads="1"/>
+                    </pic:cNvPicPr>
+                  </pic:nvPicPr>
+                  <pic:blipFill>
+                    <a:blip r:embed="rId13" cstate="print">
+                      <a:extLst>
+                        <a:ext uri="{28A0092B-C50C-407E-A947-70E740481C1C}">
+                          <a14:useLocalDpi xmlns:a14="http://schemas.microsoft.com/office/drawing/2010/main" val="0"/>
+                        </a:ext>
+                      </a:extLst>
+                    </a:blip>
+                    <a:srcRect/>
+                    <a:stretch>
+                      <a:fillRect/>
+                    </a:stretch>
+                  </pic:blipFill>
+                  <pic:spPr bwMode="auto">
+                    <a:xfrm>
+                      <a:off x="0" y="0"/>
+                      <a:ext cx="3740785" cy="1807845"/>
+                    </a:xfrm>
+                    <a:prstGeom prst="rect">
+                      <a:avLst/>
+                    </a:prstGeom>
+                    <a:noFill/>
+                    <a:ln>
+                      <a:noFill/>
+                    </a:ln>
+                  </pic:spPr>
+                </pic:pic>
+              </a:graphicData>
+            </a:graphic>
+          </wp:inline>
+        </w:drawing>
+      </w:r>
+    </w:p>
+    <w:p>
+      <w:pPr>
+        <w:contextualSpacing/>
+        <w:rPr>
+          <w:rFonts w:ascii="Times New Roman" w:hAnsi="Times New Roman" w:cs="Times New Roman"/>
+        </w:rPr>
+      </w:pPr>
+      <w:r>
+        <w:rPr>
+          <w:rFonts w:ascii="Times New Roman" w:hAnsi="Times New Roman" w:cs="Times New Roman"/>
+        </w:rPr>
+        <w:t>Grammar:</w:t>
+      </w:r>
+    </w:p>
+    <w:p>
+      <w:pPr>
+        <w:contextualSpacing/>
+        <w:rPr>
+          <w:rFonts w:ascii="Times New Roman" w:hAnsi="Times New Roman" w:cs="Times New Roman"/>
+        </w:rPr>
+      </w:pPr>
+      <w:r>
+        <w:rPr>
+          <w:rFonts w:ascii="Times New Roman" w:hAnsi="Times New Roman" w:cs="Times New Roman"/>
+        </w:rPr>
+        <w:tab/>
+        <w:t xml:space="preserve">S -&gt; </w:t>
+      </w:r>
+      <w:proofErr w:type="spellStart"/>
+      <w:r>
+        <w:rPr>
+          <w:rFonts w:ascii="Times New Roman" w:hAnsi="Times New Roman" w:cs="Times New Roman"/>
+        </w:rPr>
+        <w:t>bS</w:t>
+      </w:r>
+      <w:proofErr w:type="spellEnd"/>
+      <w:r>
+        <w:rPr>
+          <w:rFonts w:ascii="Times New Roman" w:hAnsi="Times New Roman" w:cs="Times New Roman"/>
+        </w:rPr>
+        <w:t xml:space="preserve"> | </w:t>
+      </w:r>
+      <w:proofErr w:type="spellStart"/>
+      <w:r>
+        <w:rPr>
+          <w:rFonts w:ascii="Times New Roman" w:hAnsi="Times New Roman" w:cs="Times New Roman"/>
+        </w:rPr>
+        <w:t>aT</w:t>
+      </w:r>
+      <w:proofErr w:type="spellEnd"/>
+      <w:r>
+        <w:rPr>
+          <w:rFonts w:ascii="Times New Roman" w:hAnsi="Times New Roman" w:cs="Times New Roman"/>
+        </w:rPr>
+        <w:t xml:space="preserve"> | λ</w:t>
+      </w:r>
+    </w:p>
+    <w:p>
+      <w:pPr>
+        <w:contextualSpacing/>
+        <w:rPr>
+          <w:rFonts w:ascii="Times New Roman" w:hAnsi="Times New Roman" w:cs="Times New Roman"/>
+        </w:rPr>
+      </w:pPr>
+      <w:r>
+        <w:rPr>
+          <w:rFonts w:ascii="Times New Roman" w:hAnsi="Times New Roman" w:cs="Times New Roman"/>
+        </w:rPr>
+        <w:tab/>
+        <w:t xml:space="preserve">T -&gt; </w:t>
+      </w:r>
+      <w:proofErr w:type="spellStart"/>
+      <w:r>
+        <w:rPr>
+          <w:rFonts w:ascii="Times New Roman" w:hAnsi="Times New Roman" w:cs="Times New Roman"/>
+        </w:rPr>
+        <w:t>bT</w:t>
+      </w:r>
+      <w:proofErr w:type="spellEnd"/>
+      <w:r>
+        <w:rPr>
+          <w:rFonts w:ascii="Times New Roman" w:hAnsi="Times New Roman" w:cs="Times New Roman"/>
+        </w:rPr>
+        <w:t xml:space="preserve"> | </w:t>
+      </w:r>
+      <w:proofErr w:type="spellStart"/>
+      <w:r>
+        <w:rPr>
+          <w:rFonts w:ascii="Times New Roman" w:hAnsi="Times New Roman" w:cs="Times New Roman"/>
+        </w:rPr>
+        <w:t>aU</w:t>
+      </w:r>
+      <w:proofErr w:type="spellEnd"/>
+      <w:r>
+        <w:rPr>
+          <w:rFonts w:ascii="Times New Roman" w:hAnsi="Times New Roman" w:cs="Times New Roman"/>
+        </w:rPr>
+        <w:t xml:space="preserve"> | λ</w:t>
+      </w:r>
+    </w:p>
+    <w:p>
+      <w:pPr>
+        <w:contextualSpacing/>
+        <w:rPr>
+          <w:rFonts w:ascii="Times New Roman" w:hAnsi="Times New Roman" w:cs="Times New Roman"/>
+        </w:rPr>
+      </w:pPr>
+      <w:r>
+        <w:rPr>
+          <w:rFonts w:ascii="Times New Roman" w:hAnsi="Times New Roman" w:cs="Times New Roman"/>
+        </w:rPr>
+        <w:tab/>
+        <w:t xml:space="preserve">U -&gt; </w:t>
+      </w:r>
+      <w:proofErr w:type="spellStart"/>
+      <w:r>
+        <w:rPr>
+          <w:rFonts w:ascii="Times New Roman" w:hAnsi="Times New Roman" w:cs="Times New Roman"/>
+        </w:rPr>
+        <w:t>bU</w:t>
+      </w:r>
+      <w:proofErr w:type="spellEnd"/>
+      <w:r>
+        <w:rPr>
+          <w:rFonts w:ascii="Times New Roman" w:hAnsi="Times New Roman" w:cs="Times New Roman"/>
+        </w:rPr>
+        <w:t xml:space="preserve"> | </w:t>
+      </w:r>
+      <w:proofErr w:type="spellStart"/>
+      <w:r>
+        <w:rPr>
+          <w:rFonts w:ascii="Times New Roman" w:hAnsi="Times New Roman" w:cs="Times New Roman"/>
+        </w:rPr>
+        <w:t>aV</w:t>
+      </w:r>
+      <w:proofErr w:type="spellEnd"/>
+      <w:r>
+        <w:rPr>
+          <w:rFonts w:ascii="Times New Roman" w:hAnsi="Times New Roman" w:cs="Times New Roman"/>
+        </w:rPr>
+        <w:t xml:space="preserve"> | λ</w:t>
+      </w:r>
+    </w:p>
+    <w:p>
+      <w:pPr>
+        <w:contextualSpacing/>
+        <w:rPr>
+          <w:rFonts w:ascii="Times New Roman" w:hAnsi="Times New Roman" w:cs="Times New Roman"/>
+        </w:rPr>
+      </w:pPr>
+      <w:r>
+        <w:rPr>
+          <w:rFonts w:ascii="Times New Roman" w:hAnsi="Times New Roman" w:cs="Times New Roman"/>
+        </w:rPr>
+        <w:tab/>
+        <w:t xml:space="preserve">V -&gt; </w:t>
+      </w:r>
+      <w:proofErr w:type="spellStart"/>
+      <w:r>
+        <w:rPr>
+          <w:rFonts w:ascii="Times New Roman" w:hAnsi="Times New Roman" w:cs="Times New Roman"/>
+        </w:rPr>
+        <w:t>aV</w:t>
+      </w:r>
+      <w:proofErr w:type="spellEnd"/>
+      <w:r>
+        <w:rPr>
+          <w:rFonts w:ascii="Times New Roman" w:hAnsi="Times New Roman" w:cs="Times New Roman"/>
+        </w:rPr>
+        <w:t xml:space="preserve"> | </w:t>
+      </w:r>
+      <w:proofErr w:type="spellStart"/>
+      <w:r>
+        <w:rPr>
+          <w:rFonts w:ascii="Times New Roman" w:hAnsi="Times New Roman" w:cs="Times New Roman"/>
+        </w:rPr>
+        <w:t>bV</w:t>
+      </w:r>
+      <w:proofErr w:type="spellEnd"/>
+    </w:p>
+    <w:p>
+      <w:pPr>
+        <w:contextualSpacing/>
+        <w:rPr>
+          <w:rFonts w:ascii="Times New Roman" w:hAnsi="Times New Roman" w:cs="Times New Roman"/>
+        </w:rPr>
+      </w:pPr>
+    </w:p>
+    <w:p>
+      <w:pPr>
+        <w:contextualSpacing/>
+        <w:rPr>
+          <w:rFonts w:ascii="Times New Roman" w:hAnsi="Times New Roman" w:cs="Times New Roman"/>
+        </w:rPr>
+      </w:pPr>
+    </w:p>
+    <w:p>
+      <w:pPr>
+        <w:contextualSpacing/>
+        <w:rPr>
+          <w:rFonts w:ascii="Times New Roman" w:hAnsi="Times New Roman" w:cs="Times New Roman"/>
+          <w:b/>
+          <w:bCs/>
+          <w:u w:val="single"/>
+        </w:rPr>
+      </w:pPr>
+      <w:r>
+        <w:rPr>
+          <w:rFonts w:ascii="Times New Roman" w:hAnsi="Times New Roman" w:cs="Times New Roman"/>
+          <w:b/>
+          <w:bCs/>
+          <w:u w:val="single"/>
+        </w:rPr>
+        <w:t>Section 4.1:</w:t>
+      </w:r>
+    </w:p>
+    <w:p>
+      <w:pPr>
+        <w:contextualSpacing/>
+        <w:rPr>
+          <w:rFonts w:ascii="Times New Roman" w:hAnsi="Times New Roman" w:cs="Times New Roman"/>
+        </w:rPr>
+      </w:pPr>
+    </w:p>
+    <w:p>
+      <w:pPr>
+        <w:contextualSpacing/>
+        <w:rPr>
+          <w:rFonts w:ascii="Times New Roman" w:hAnsi="Times New Roman" w:cs="Times New Roman"/>
+        </w:rPr>
+      </w:pPr>
+      <w:r>
+        <w:rPr>
+          <w:rFonts w:ascii="Times New Roman" w:hAnsi="Times New Roman" w:cs="Times New Roman"/>
+        </w:rPr>
+        <w:t xml:space="preserve">1) a) </w:t>
+      </w:r>
+      <w:r>
+        <w:rPr>
+          <w:rFonts w:ascii="Times New Roman" w:hAnsi="Times New Roman" w:cs="Times New Roman"/>
+          <w:b/>
+          <w:bCs/>
+        </w:rPr>
+        <w:t>For Σ = {</w:t>
+      </w:r>
+      <w:proofErr w:type="spellStart"/>
+      <w:proofErr w:type="gramStart"/>
+      <w:r>
+        <w:rPr>
+          <w:rFonts w:ascii="Times New Roman" w:hAnsi="Times New Roman" w:cs="Times New Roman"/>
+          <w:b/>
+          <w:bCs/>
+        </w:rPr>
+        <w:t>a,b</w:t>
+      </w:r>
+      <w:proofErr w:type="spellEnd"/>
+      <w:proofErr w:type="gramEnd"/>
+      <w:r>
+        <w:rPr>
+          <w:rFonts w:ascii="Times New Roman" w:hAnsi="Times New Roman" w:cs="Times New Roman"/>
+          <w:b/>
+          <w:bCs/>
+        </w:rPr>
+        <w:t>}, find a regular expression for the complement of the language: L = L(aa*bb*).</w:t>
+      </w:r>
+    </w:p>
+    <w:p>
+      <w:pPr>
+        <w:contextualSpacing/>
+        <w:rPr>
+          <w:rFonts w:ascii="Times New Roman" w:hAnsi="Times New Roman" w:cs="Times New Roman"/>
+        </w:rPr>
+      </w:pPr>
+    </w:p>
+    <w:p>
+      <w:pPr>
+        <w:contextualSpacing/>
+        <w:rPr>
+          <w:rFonts w:ascii="Times New Roman" w:hAnsi="Times New Roman" w:cs="Times New Roman"/>
+        </w:rPr>
+      </w:pPr>
+      <w:r>
+        <w:rPr>
+          <w:rFonts w:ascii="Times New Roman" w:hAnsi="Times New Roman" w:cs="Times New Roman"/>
+        </w:rPr>
+        <w:t xml:space="preserve">L(M) = </w:t>
+      </w:r>
+      <w:r>
+        <w:rPr>
+          <w:rFonts w:ascii="Times New Roman" w:hAnsi="Times New Roman" w:cs="Times New Roman"/>
+        </w:rPr>
+        <w:t xml:space="preserve">(a + </w:t>
+      </w:r>
+      <w:proofErr w:type="gramStart"/>
+      <w:r>
+        <w:rPr>
+          <w:rFonts w:ascii="Times New Roman" w:hAnsi="Times New Roman" w:cs="Times New Roman"/>
+        </w:rPr>
+        <w:t>b)*</w:t>
+      </w:r>
+      <w:proofErr w:type="spellStart"/>
+      <w:r>
+        <w:rPr>
+          <w:rFonts w:ascii="Times New Roman" w:hAnsi="Times New Roman" w:cs="Times New Roman"/>
+        </w:rPr>
+        <w:t>b</w:t>
+      </w:r>
+      <w:r>
+        <w:rPr>
+          <w:rFonts w:ascii="Times New Roman" w:hAnsi="Times New Roman" w:cs="Times New Roman"/>
+        </w:rPr>
+        <w:t>a</w:t>
+      </w:r>
+      <w:proofErr w:type="spellEnd"/>
+      <w:r>
+        <w:rPr>
+          <w:rFonts w:ascii="Times New Roman" w:hAnsi="Times New Roman" w:cs="Times New Roman"/>
+        </w:rPr>
+        <w:t>(</w:t>
+      </w:r>
+      <w:proofErr w:type="gramEnd"/>
+      <w:r>
+        <w:rPr>
+          <w:rFonts w:ascii="Times New Roman" w:hAnsi="Times New Roman" w:cs="Times New Roman"/>
+        </w:rPr>
+        <w:t>a</w:t>
+      </w:r>
+      <w:r>
+        <w:rPr>
+          <w:rFonts w:ascii="Times New Roman" w:hAnsi="Times New Roman" w:cs="Times New Roman"/>
+        </w:rPr>
+        <w:t xml:space="preserve"> + </w:t>
+      </w:r>
+      <w:proofErr w:type="gramStart"/>
+      <w:r>
+        <w:rPr>
+          <w:rFonts w:ascii="Times New Roman" w:hAnsi="Times New Roman" w:cs="Times New Roman"/>
+        </w:rPr>
+        <w:t>b</w:t>
+      </w:r>
+      <w:r>
+        <w:rPr>
+          <w:rFonts w:ascii="Times New Roman" w:hAnsi="Times New Roman" w:cs="Times New Roman"/>
+        </w:rPr>
+        <w:t>)</w:t>
+      </w:r>
+      <w:r>
+        <w:rPr>
+          <w:rFonts w:ascii="Times New Roman" w:hAnsi="Times New Roman" w:cs="Times New Roman"/>
+        </w:rPr>
+        <w:t>*</w:t>
+      </w:r>
+      <w:proofErr w:type="gramEnd"/>
+      <w:r>
+        <w:rPr>
+          <w:rFonts w:ascii="Times New Roman" w:hAnsi="Times New Roman" w:cs="Times New Roman"/>
+        </w:rPr>
+        <w:t xml:space="preserve"> + </w:t>
+      </w:r>
+      <w:r>
+        <w:rPr>
+          <w:rFonts w:ascii="Times New Roman" w:hAnsi="Times New Roman" w:cs="Times New Roman"/>
+        </w:rPr>
+        <w:t>a</w:t>
+      </w:r>
+      <w:r>
+        <w:rPr>
+          <w:rFonts w:ascii="Times New Roman" w:hAnsi="Times New Roman" w:cs="Times New Roman"/>
+        </w:rPr>
+        <w:t xml:space="preserve">a* + </w:t>
+      </w:r>
+      <w:r>
+        <w:rPr>
+          <w:rFonts w:ascii="Times New Roman" w:hAnsi="Times New Roman" w:cs="Times New Roman"/>
+        </w:rPr>
+        <w:t>b</w:t>
+      </w:r>
+      <w:r>
+        <w:rPr>
+          <w:rFonts w:ascii="Times New Roman" w:hAnsi="Times New Roman" w:cs="Times New Roman"/>
+        </w:rPr>
+        <w:t>b*</w:t>
+      </w:r>
+      <w:r>
+        <w:rPr>
+          <w:rFonts w:ascii="Times New Roman" w:hAnsi="Times New Roman" w:cs="Times New Roman"/>
+        </w:rPr>
+        <w:t xml:space="preserve"> + λ</w:t>
+      </w:r>
+    </w:p>
+    <w:p>
+      <w:pPr>
+        <w:contextualSpacing/>
+        <w:rPr>
+          <w:rFonts w:ascii="Times New Roman" w:hAnsi="Times New Roman" w:cs="Times New Roman"/>
+        </w:rPr>
+      </w:pPr>
+    </w:p>
+    <w:p>
+      <w:pPr>
+        <w:contextualSpacing/>
+        <w:rPr>
+          <w:rFonts w:ascii="Times New Roman" w:hAnsi="Times New Roman" w:cs="Times New Roman"/>
+        </w:rPr>
+      </w:pPr>
+    </w:p>
+    <w:p>
+      <w:pPr>
+        <w:contextualSpacing/>
+        <w:rPr>
+          <w:rFonts w:ascii="Times New Roman" w:hAnsi="Times New Roman" w:cs="Times New Roman"/>
+        </w:rPr>
+      </w:pPr>
+      <w:r>
+        <w:rPr>
+          <w:rFonts w:ascii="Times New Roman" w:hAnsi="Times New Roman" w:cs="Times New Roman"/>
+        </w:rPr>
+        <w:t xml:space="preserve">2) </w:t>
+      </w:r>
+      <w:r>
+        <w:rPr>
+          <w:rFonts w:ascii="Times New Roman" w:hAnsi="Times New Roman" w:cs="Times New Roman"/>
+          <w:b/>
+          <w:bCs/>
+        </w:rPr>
+        <w:t>Let L1 = L(ab*aa), L2 = L(a*</w:t>
+      </w:r>
+      <w:proofErr w:type="spellStart"/>
+      <w:r>
+        <w:rPr>
+          <w:rFonts w:ascii="Times New Roman" w:hAnsi="Times New Roman" w:cs="Times New Roman"/>
+          <w:b/>
+          <w:bCs/>
+        </w:rPr>
+        <w:t>bba</w:t>
+      </w:r>
+      <w:proofErr w:type="spellEnd"/>
+      <w:r>
+        <w:rPr>
+          <w:rFonts w:ascii="Times New Roman" w:hAnsi="Times New Roman" w:cs="Times New Roman"/>
+          <w:b/>
+          <w:bCs/>
+        </w:rPr>
+        <w:t>*).  Find a regular expression for (L1 U L2) * L2.</w:t>
+      </w:r>
+    </w:p>
+    <w:p>
+      <w:pPr>
+        <w:contextualSpacing/>
+        <w:rPr>
+          <w:rFonts w:ascii="Times New Roman" w:hAnsi="Times New Roman" w:cs="Times New Roman"/>
+        </w:rPr>
+      </w:pPr>
+    </w:p>
+    <w:p>
+      <w:pPr>
+        <w:contextualSpacing/>
+        <w:rPr>
+          <w:rFonts w:ascii="Times New Roman" w:hAnsi="Times New Roman" w:cs="Times New Roman"/>
+        </w:rPr>
+      </w:pPr>
+      <w:r>
+        <w:rPr>
+          <w:rFonts w:ascii="Times New Roman" w:hAnsi="Times New Roman" w:cs="Times New Roman"/>
+        </w:rPr>
+        <w:t>(ab*aa + a*</w:t>
+      </w:r>
+      <w:proofErr w:type="spellStart"/>
+      <w:r>
+        <w:rPr>
+          <w:rFonts w:ascii="Times New Roman" w:hAnsi="Times New Roman" w:cs="Times New Roman"/>
+        </w:rPr>
+        <w:t>bba</w:t>
+      </w:r>
+      <w:proofErr w:type="spellEnd"/>
+      <w:proofErr w:type="gramStart"/>
+      <w:r>
+        <w:rPr>
+          <w:rFonts w:ascii="Times New Roman" w:hAnsi="Times New Roman" w:cs="Times New Roman"/>
+        </w:rPr>
+        <w:t>*)*</w:t>
+      </w:r>
+      <w:proofErr w:type="gramEnd"/>
+      <w:r>
+        <w:rPr>
+          <w:rFonts w:ascii="Times New Roman" w:hAnsi="Times New Roman" w:cs="Times New Roman"/>
+        </w:rPr>
+        <w:t>(a*</w:t>
+      </w:r>
+      <w:proofErr w:type="spellStart"/>
+      <w:r>
+        <w:rPr>
+          <w:rFonts w:ascii="Times New Roman" w:hAnsi="Times New Roman" w:cs="Times New Roman"/>
+        </w:rPr>
+        <w:t>bba</w:t>
+      </w:r>
+      <w:proofErr w:type="spellEnd"/>
+      <w:r>
+        <w:rPr>
+          <w:rFonts w:ascii="Times New Roman" w:hAnsi="Times New Roman" w:cs="Times New Roman"/>
+        </w:rPr>
+        <w:t>*)</w:t>
+      </w:r>
+    </w:p>
+    <w:p>
+      <w:pPr>
+        <w:contextualSpacing/>
+        <w:rPr>
+          <w:rFonts w:ascii="Times New Roman" w:hAnsi="Times New Roman" w:cs="Times New Roman"/>
+        </w:rPr>
+      </w:pPr>
+    </w:p>
+    <w:p>
+      <w:pPr>
+        <w:contextualSpacing/>
+        <w:rPr>
+          <w:rFonts w:ascii="Times New Roman" w:hAnsi="Times New Roman" w:cs="Times New Roman"/>
+        </w:rPr>
+      </w:pPr>
+    </w:p>
+    <w:p>
+      <w:pPr>
+        <w:contextualSpacing/>
+        <w:rPr>
+          <w:rFonts w:ascii="Times New Roman" w:hAnsi="Times New Roman" w:cs="Times New Roman"/>
+        </w:rPr>
+      </w:pPr>
+    </w:p>
+    <w:p>
+      <w:pPr>
+        <w:contextualSpacing/>
+        <w:rPr>
+          <w:rFonts w:ascii="Times New Roman" w:hAnsi="Times New Roman" w:cs="Times New Roman"/>
+        </w:rPr>
+      </w:pPr>
+    </w:p>
+    <w:p>
+      <w:pPr>
+        <w:contextualSpacing/>
+        <w:rPr>
+          <w:rFonts w:ascii="Times New Roman" w:hAnsi="Times New Roman" w:cs="Times New Roman"/>
+        </w:rPr>
+      </w:pPr>
+    </w:p>
+    <w:p>
+      <w:pPr>
+        <w:contextualSpacing/>
+        <w:rPr>
+          <w:rFonts w:ascii="Times New Roman" w:hAnsi="Times New Roman" w:cs="Times New Roman"/>
+        </w:rPr>
+      </w:pPr>
+    </w:p>
+    <w:p>
+      <w:pPr>
+        <w:contextualSpacing/>
+        <w:rPr>
+          <w:rFonts w:ascii="Times New Roman" w:hAnsi="Times New Roman" w:cs="Times New Roman"/>
+        </w:rPr>
+      </w:pPr>
+    </w:p>
+    <w:p>
+      <w:pPr>
+        <w:contextualSpacing/>
+        <w:rPr>
+          <w:rFonts w:ascii="Times New Roman" w:hAnsi="Times New Roman" w:cs="Times New Roman"/>
+        </w:rPr>
+      </w:pPr>
+    </w:p>
+    <w:p>
+      <w:pPr>
+        <w:contextualSpacing/>
+        <w:rPr>
+          <w:rFonts w:ascii="Times New Roman" w:hAnsi="Times New Roman" w:cs="Times New Roman"/>
+        </w:rPr>
+      </w:pPr>
+    </w:p>
+    <w:p>
+      <w:pPr>
+        <w:contextualSpacing/>
+        <w:rPr>
+          <w:rFonts w:ascii="Times New Roman" w:hAnsi="Times New Roman" w:cs="Times New Roman"/>
+        </w:rPr>
+      </w:pPr>
+    </w:p>
+    <w:p>
+      <w:pPr>
+        <w:contextualSpacing/>
+        <w:rPr>
+          <w:rFonts w:ascii="Times New Roman" w:hAnsi="Times New Roman" w:cs="Times New Roman"/>
+        </w:rPr>
+      </w:pPr>
+    </w:p>
+    <w:p>
+      <w:pPr>
+        <w:contextualSpacing/>
+        <w:rPr>
+          <w:rFonts w:ascii="Times New Roman" w:hAnsi="Times New Roman" w:cs="Times New Roman"/>
+        </w:rPr>
+      </w:pPr>
+    </w:p>
+    <w:p>
+      <w:pPr>
+        <w:contextualSpacing/>
+        <w:rPr>
+          <w:rFonts w:ascii="Times New Roman" w:hAnsi="Times New Roman" w:cs="Times New Roman"/>
+        </w:rPr>
+      </w:pPr>
+    </w:p>
+    <w:p>
+      <w:pPr>
+        <w:contextualSpacing/>
+        <w:rPr>
+          <w:rFonts w:ascii="Times New Roman" w:hAnsi="Times New Roman" w:cs="Times New Roman"/>
+        </w:rPr>
+      </w:pPr>
+    </w:p>
+    <w:p>
+      <w:pPr>
+        <w:contextualSpacing/>
+        <w:rPr>
+          <w:rFonts w:ascii="Times New Roman" w:hAnsi="Times New Roman" w:cs="Times New Roman"/>
+        </w:rPr>
+      </w:pPr>
+    </w:p>
+    <w:p>
+      <w:pPr>
+        <w:contextualSpacing/>
+        <w:rPr>
+          <w:rFonts w:ascii="Times New Roman" w:hAnsi="Times New Roman" w:cs="Times New Roman"/>
+        </w:rPr>
+      </w:pPr>
+    </w:p>
+    <w:p>
+      <w:pPr>
+        <w:contextualSpacing/>
+        <w:rPr>
+          <w:rFonts w:ascii="Times New Roman" w:hAnsi="Times New Roman" w:cs="Times New Roman"/>
+          <w:b/>
+          <w:bCs/>
+        </w:rPr>
+      </w:pPr>
+      <w:r>
+        <w:rPr>
+          <w:rFonts w:ascii="Times New Roman" w:hAnsi="Times New Roman" w:cs="Times New Roman"/>
+        </w:rPr>
+        <w:lastRenderedPageBreak/>
+        <w:t xml:space="preserve">3) </w:t>
+      </w:r>
+      <w:r>
+        <w:rPr>
+          <w:rFonts w:ascii="Times New Roman" w:hAnsi="Times New Roman" w:cs="Times New Roman"/>
+          <w:b/>
+          <w:bCs/>
+        </w:rPr>
+        <w:t xml:space="preserve">Show how from a DFA for L, one can construct a </w:t>
+      </w:r>
+      <w:proofErr w:type="gramStart"/>
+      <w:r>
+        <w:rPr>
+          <w:rFonts w:ascii="Times New Roman" w:hAnsi="Times New Roman" w:cs="Times New Roman"/>
+          <w:b/>
+          <w:bCs/>
+        </w:rPr>
+        <w:t>finite automata</w:t>
+      </w:r>
+      <w:proofErr w:type="gramEnd"/>
+      <w:r>
+        <w:rPr>
+          <w:rFonts w:ascii="Times New Roman" w:hAnsi="Times New Roman" w:cs="Times New Roman"/>
+          <w:b/>
+          <w:bCs/>
+        </w:rPr>
+        <w:t xml:space="preserve"> for complement</w:t>
+      </w:r>
+      <w:r>
+        <w:rPr>
+          <w:rFonts w:ascii="Times New Roman" w:hAnsi="Times New Roman" w:cs="Times New Roman"/>
+          <w:b/>
+          <w:bCs/>
+        </w:rPr>
+        <w:t xml:space="preserve"> </w:t>
+      </w:r>
+      <w:r>
+        <w:rPr>
+          <w:rFonts w:ascii="Times New Roman" w:hAnsi="Times New Roman" w:cs="Times New Roman"/>
+          <w:b/>
+          <w:bCs/>
+        </w:rPr>
+        <w:t>L*.</w:t>
+      </w:r>
+    </w:p>
+    <w:p>
+      <w:pPr>
+        <w:contextualSpacing/>
+        <w:rPr>
+          <w:rFonts w:ascii="Times New Roman" w:hAnsi="Times New Roman" w:cs="Times New Roman"/>
+          <w:noProof/>
+        </w:rPr>
+      </w:pPr>
+    </w:p>
+    <w:p>
+      <w:pPr>
+        <w:contextualSpacing/>
+        <w:rPr>
+          <w:rFonts w:ascii="Times New Roman" w:hAnsi="Times New Roman" w:cs="Times New Roman"/>
+        </w:rPr>
+      </w:pPr>
+      <w:r>
+        <w:rPr>
+          <w:rFonts w:ascii="Times New Roman" w:hAnsi="Times New Roman" w:cs="Times New Roman"/>
+          <w:noProof/>
+        </w:rPr>
+        <w:drawing>
+          <wp:inline distT="0" distB="0" distL="0" distR="0" wp14:anchorId="46920BE9" wp14:editId="02DFBFB3">
+            <wp:extent cx="3387725" cy="4322445"/>
+            <wp:effectExtent l="0" t="0" r="3175" b="1905"/>
+            <wp:docPr id="227092215" name="Picture 15"/>
+            <wp:cNvGraphicFramePr>
+              <a:graphicFrameLocks xmlns:a="http://schemas.openxmlformats.org/drawingml/2006/main" noChangeAspect="1"/>
+            </wp:cNvGraphicFramePr>
+            <a:graphic xmlns:a="http://schemas.openxmlformats.org/drawingml/2006/main">
+              <a:graphicData uri="http://schemas.openxmlformats.org/drawingml/2006/picture">
+                <pic:pic xmlns:pic="http://schemas.openxmlformats.org/drawingml/2006/picture">
+                  <pic:nvPicPr>
+                    <pic:cNvPr id="0" name="Picture 15"/>
+                    <pic:cNvPicPr>
+                      <a:picLocks noChangeAspect="1" noChangeArrowheads="1"/>
+                    </pic:cNvPicPr>
+                  </pic:nvPicPr>
+                  <pic:blipFill>
+                    <a:blip r:embed="rId14" cstate="print">
+                      <a:extLst>
+                        <a:ext uri="{28A0092B-C50C-407E-A947-70E740481C1C}">
+                          <a14:useLocalDpi xmlns:a14="http://schemas.microsoft.com/office/drawing/2010/main" val="0"/>
+                        </a:ext>
+                      </a:extLst>
+                    </a:blip>
+                    <a:srcRect/>
+                    <a:stretch>
+                      <a:fillRect/>
+                    </a:stretch>
+                  </pic:blipFill>
+                  <pic:spPr bwMode="auto">
+                    <a:xfrm>
+                      <a:off x="0" y="0"/>
+                      <a:ext cx="3387725" cy="4322445"/>
+                    </a:xfrm>
+                    <a:prstGeom prst="rect">
+                      <a:avLst/>
+                    </a:prstGeom>
+                    <a:noFill/>
+                    <a:ln>
+                      <a:noFill/>
+                    </a:ln>
+                  </pic:spPr>
+                </pic:pic>
+              </a:graphicData>
+            </a:graphic>
+          </wp:inline>
+        </w:drawing>
+      </w:r>
+    </w:p>
+    <w:p>
+      <w:pPr>
+        <w:contextualSpacing/>
+        <w:rPr>
+          <w:rFonts w:ascii="Times New Roman" w:hAnsi="Times New Roman" w:cs="Times New Roman"/>
+        </w:rPr>
+      </w:pPr>
+    </w:p>
+    <w:p>
+      <w:pPr>
+        <w:contextualSpacing/>
+        <w:rPr>
+          <w:rFonts w:ascii="Times New Roman" w:hAnsi="Times New Roman" w:cs="Times New Roman"/>
+        </w:rPr>
+      </w:pPr>
+    </w:p>
+    <w:p>
+      <w:pPr>
+        <w:contextualSpacing/>
+        <w:rPr>
+          <w:rFonts w:ascii="Times New Roman" w:hAnsi="Times New Roman" w:cs="Times New Roman"/>
+        </w:rPr>
+      </w:pPr>
+    </w:p>
+    <w:p>
+      <w:pPr>
+        <w:contextualSpacing/>
+        <w:rPr>
+          <w:rFonts w:ascii="Times New Roman" w:hAnsi="Times New Roman" w:cs="Times New Roman"/>
+        </w:rPr>
+      </w:pPr>
+    </w:p>
+    <w:p>
+      <w:pPr>
+        <w:contextualSpacing/>
+        <w:rPr>
+          <w:rFonts w:ascii="Times New Roman" w:hAnsi="Times New Roman" w:cs="Times New Roman"/>
+        </w:rPr>
+      </w:pPr>
+    </w:p>
+    <w:p>
+      <w:pPr>
+        <w:contextualSpacing/>
+        <w:rPr>
+          <w:rFonts w:ascii="Times New Roman" w:hAnsi="Times New Roman" w:cs="Times New Roman"/>
+        </w:rPr>
+      </w:pPr>
+    </w:p>
+    <w:p>
+      <w:pPr>
+        <w:contextualSpacing/>
+        <w:rPr>
+          <w:rFonts w:ascii="Times New Roman" w:hAnsi="Times New Roman" w:cs="Times New Roman"/>
+        </w:rPr>
+      </w:pPr>
+    </w:p>
+    <w:p>
+      <w:pPr>
+        <w:contextualSpacing/>
+        <w:rPr>
+          <w:rFonts w:ascii="Times New Roman" w:hAnsi="Times New Roman" w:cs="Times New Roman"/>
+        </w:rPr>
+      </w:pPr>
+    </w:p>
+    <w:p>
+      <w:pPr>
+        <w:contextualSpacing/>
+        <w:rPr>
+          <w:rFonts w:ascii="Times New Roman" w:hAnsi="Times New Roman" w:cs="Times New Roman"/>
+        </w:rPr>
+      </w:pPr>
+    </w:p>
+    <w:p>
+      <w:pPr>
+        <w:contextualSpacing/>
+        <w:rPr>
+          <w:rFonts w:ascii="Times New Roman" w:hAnsi="Times New Roman" w:cs="Times New Roman"/>
+        </w:rPr>
+      </w:pPr>
+    </w:p>
+    <w:p>
+      <w:pPr>
+        <w:contextualSpacing/>
+        <w:rPr>
+          <w:rFonts w:ascii="Times New Roman" w:hAnsi="Times New Roman" w:cs="Times New Roman"/>
+        </w:rPr>
+      </w:pPr>
+    </w:p>
+    <w:p>
+      <w:pPr>
+        <w:contextualSpacing/>
+        <w:rPr>
+          <w:rFonts w:ascii="Times New Roman" w:hAnsi="Times New Roman" w:cs="Times New Roman"/>
+        </w:rPr>
+      </w:pPr>
+    </w:p>
+    <w:p>
+      <w:pPr>
+        <w:contextualSpacing/>
+        <w:rPr>
+          <w:rFonts w:ascii="Times New Roman" w:hAnsi="Times New Roman" w:cs="Times New Roman"/>
+        </w:rPr>
+      </w:pPr>
+    </w:p>
+    <w:p>
+      <w:pPr>
+        <w:contextualSpacing/>
+        <w:rPr>
+          <w:rFonts w:ascii="Times New Roman" w:hAnsi="Times New Roman" w:cs="Times New Roman"/>
+        </w:rPr>
+      </w:pPr>
+    </w:p>
+    <w:p>
+      <w:pPr>
+        <w:contextualSpacing/>
+        <w:rPr>
+          <w:rFonts w:ascii="Times New Roman" w:hAnsi="Times New Roman" w:cs="Times New Roman"/>
+        </w:rPr>
+      </w:pPr>
+    </w:p>
+    <w:p>
+      <w:pPr>
+        <w:contextualSpacing/>
+        <w:rPr>
+          <w:rFonts w:ascii="Times New Roman" w:hAnsi="Times New Roman" w:cs="Times New Roman"/>
+        </w:rPr>
+      </w:pPr>
+    </w:p>
+    <w:p>
+      <w:pPr>
+        <w:contextualSpacing/>
+        <w:rPr>
+          <w:rFonts w:ascii="Times New Roman" w:hAnsi="Times New Roman" w:cs="Times New Roman"/>
+        </w:rPr>
+      </w:pPr>
+    </w:p>
+    <w:p>
+      <w:pPr>
+        <w:contextualSpacing/>
+        <w:rPr>
+          <w:rFonts w:ascii="Times New Roman" w:hAnsi="Times New Roman" w:cs="Times New Roman"/>
+        </w:rPr>
+      </w:pPr>
+    </w:p>
+    <w:p>
+      <w:pPr>
+        <w:contextualSpacing/>
+        <w:rPr>
+          <w:rFonts w:ascii="Times New Roman" w:hAnsi="Times New Roman" w:cs="Times New Roman"/>
+        </w:rPr>
+      </w:pPr>
+    </w:p>
+    <w:p>
+      <w:pPr>
+        <w:contextualSpacing/>
+        <w:rPr>
+          <w:rFonts w:ascii="Times New Roman" w:hAnsi="Times New Roman" w:cs="Times New Roman"/>
+        </w:rPr>
+      </w:pPr>
+    </w:p>
+    <w:p>
+      <w:pPr>
+        <w:contextualSpacing/>
+        <w:rPr>
+          <w:rFonts w:ascii="Times New Roman" w:hAnsi="Times New Roman" w:cs="Times New Roman"/>
+        </w:rPr>
+      </w:pPr>
+      <w:r>
+        <w:rPr>
+          <w:rFonts w:ascii="Times New Roman" w:hAnsi="Times New Roman" w:cs="Times New Roman"/>
+        </w:rPr>
+        <w:lastRenderedPageBreak/>
         <w:t xml:space="preserve">6)b) </w:t>
       </w:r>
       <w:r>
@@ -4215,7 +4551,7 @@
                     </pic:cNvPicPr>
                   </pic:nvPicPr>
                   <pic:blipFill>
-                    <a:blip r:embed="rId13" cstate="print">
+                    <a:blip r:embed="rId15" cstate="print">
                       <a:extLst>
                         <a:ext uri="{28A0092B-C50C-407E-A947-70E740481C1C}">
                           <a14:useLocalDpi xmlns:a14="http://schemas.microsoft.com/office/drawing/2010/main" val="0"/>
@@ -4260,6 +4596,14 @@
         <w:contextualSpacing/>
         <w:rPr>
           <w:rFonts w:ascii="Times New Roman" w:hAnsi="Times New Roman" w:cs="Times New Roman"/>
+        </w:rPr>
+      </w:pPr>
+    </w:p>
+    <w:p>
+      <w:pPr>
+        <w:contextualSpacing/>
+        <w:rPr>
+          <w:rFonts w:ascii="Times New Roman" w:hAnsi="Times New Roman" w:cs="Times New Roman"/>
           <w:b/>
           <w:bCs/>
           <w:u w:val="single"/>
@@ -4904,7 +5248,19 @@
         <w:rPr>
           <w:rFonts w:ascii="Times New Roman" w:hAnsi="Times New Roman" w:cs="Times New Roman"/>
         </w:rPr>
-        <w:t>Search the intersection NFA for accepting states.</w:t>
+        <w:t>Search the intersecti</w:t>
+      </w:r>
+      <w:r>
+        <w:rPr>
+          <w:rFonts w:ascii="Times New Roman" w:hAnsi="Times New Roman" w:cs="Times New Roman"/>
+        </w:rPr>
+        <w:t>ng</w:t>
+      </w:r>
+      <w:r>
+        <w:rPr>
+          <w:rFonts w:ascii="Times New Roman" w:hAnsi="Times New Roman" w:cs="Times New Roman"/>
+        </w:rPr>
+        <w:t xml:space="preserve"> NFA for accepting states.</w:t>
       </w:r>
     </w:p>
     <w:p>

--- a/CS3185/HW2/HW doc.docx
+++ b/CS3185/HW2/HW doc.docx
@@ -121,61 +121,7 @@
           <w:b/>
           <w:bCs/>
         </w:rPr>
-        <w:t xml:space="preserve">Find all strings in </w:t>
-      </w:r>
-      <w:proofErr w:type="gramStart"/>
-      <w:r>
-        <w:rPr>
-          <w:rFonts w:ascii="Times New Roman" w:hAnsi="Times New Roman" w:cs="Times New Roman"/>
-          <w:b/>
-          <w:bCs/>
-        </w:rPr>
-        <w:t>L(</w:t>
-      </w:r>
-      <w:proofErr w:type="gramEnd"/>
-      <w:r>
-        <w:rPr>
-          <w:rFonts w:ascii="Times New Roman" w:hAnsi="Times New Roman" w:cs="Times New Roman"/>
-          <w:b/>
-          <w:bCs/>
-        </w:rPr>
-        <w:t xml:space="preserve">ab + </w:t>
-      </w:r>
-      <w:proofErr w:type="gramStart"/>
-      <w:r>
-        <w:rPr>
-          <w:rFonts w:ascii="Times New Roman" w:hAnsi="Times New Roman" w:cs="Times New Roman"/>
-          <w:b/>
-          <w:bCs/>
-        </w:rPr>
-        <w:t>b)*b(</w:t>
-      </w:r>
-      <w:proofErr w:type="gramEnd"/>
-      <w:r>
-        <w:rPr>
-          <w:rFonts w:ascii="Times New Roman" w:hAnsi="Times New Roman" w:cs="Times New Roman"/>
-          <w:b/>
-          <w:bCs/>
-        </w:rPr>
-        <w:t xml:space="preserve">a + </w:t>
-      </w:r>
-      <w:proofErr w:type="gramStart"/>
-      <w:r>
-        <w:rPr>
-          <w:rFonts w:ascii="Times New Roman" w:hAnsi="Times New Roman" w:cs="Times New Roman"/>
-          <w:b/>
-          <w:bCs/>
-        </w:rPr>
-        <w:t>ab)*</w:t>
-      </w:r>
-      <w:proofErr w:type="gramEnd"/>
-      <w:r>
-        <w:rPr>
-          <w:rFonts w:ascii="Times New Roman" w:hAnsi="Times New Roman" w:cs="Times New Roman"/>
-          <w:b/>
-          <w:bCs/>
-        </w:rPr>
-        <w:t>) of length less than 4.</w:t>
+        <w:t>Find all strings in L(ab + b)*b(a + ab)*) of length less than 4.</w:t>
       </w:r>
     </w:p>
     <w:p>
@@ -359,14 +305,12 @@
                 <w:rFonts w:ascii="Times New Roman" w:hAnsi="Times New Roman" w:cs="Times New Roman"/>
               </w:rPr>
             </w:pPr>
-            <w:proofErr w:type="spellStart"/>
             <w:r>
               <w:rPr>
                 <w:rFonts w:ascii="Times New Roman" w:hAnsi="Times New Roman" w:cs="Times New Roman"/>
               </w:rPr>
               <w:t>ba</w:t>
             </w:r>
-            <w:proofErr w:type="spellEnd"/>
           </w:p>
         </w:tc>
         <w:tc>
@@ -477,14 +421,12 @@
                 <w:rFonts w:ascii="Times New Roman" w:hAnsi="Times New Roman" w:cs="Times New Roman"/>
               </w:rPr>
             </w:pPr>
-            <w:proofErr w:type="spellStart"/>
             <w:r>
               <w:rPr>
                 <w:rFonts w:ascii="Times New Roman" w:hAnsi="Times New Roman" w:cs="Times New Roman"/>
               </w:rPr>
               <w:t>bab</w:t>
             </w:r>
-            <w:proofErr w:type="spellEnd"/>
           </w:p>
         </w:tc>
       </w:tr>
@@ -660,14 +602,12 @@
                 <w:rFonts w:ascii="Times New Roman" w:hAnsi="Times New Roman" w:cs="Times New Roman"/>
               </w:rPr>
             </w:pPr>
-            <w:proofErr w:type="spellStart"/>
             <w:r>
               <w:rPr>
                 <w:rFonts w:ascii="Times New Roman" w:hAnsi="Times New Roman" w:cs="Times New Roman"/>
               </w:rPr>
               <w:t>bba</w:t>
             </w:r>
-            <w:proofErr w:type="spellEnd"/>
           </w:p>
         </w:tc>
         <w:tc>
@@ -784,14 +724,12 @@
                 <w:rFonts w:ascii="Times New Roman" w:hAnsi="Times New Roman" w:cs="Times New Roman"/>
               </w:rPr>
             </w:pPr>
-            <w:proofErr w:type="spellStart"/>
             <w:r>
               <w:rPr>
                 <w:rFonts w:ascii="Times New Roman" w:hAnsi="Times New Roman" w:cs="Times New Roman"/>
               </w:rPr>
               <w:t>bbb</w:t>
             </w:r>
-            <w:proofErr w:type="spellEnd"/>
           </w:p>
         </w:tc>
       </w:tr>
@@ -815,77 +753,7 @@
         <w:rPr>
           <w:rFonts w:ascii="Times New Roman" w:hAnsi="Times New Roman" w:cs="Times New Roman"/>
         </w:rPr>
-        <w:t xml:space="preserve">All strings </w:t>
-      </w:r>
-      <w:proofErr w:type="gramStart"/>
-      <w:r>
-        <w:rPr>
-          <w:rFonts w:ascii="Times New Roman" w:hAnsi="Times New Roman" w:cs="Times New Roman"/>
-        </w:rPr>
-        <w:t>are:</w:t>
-      </w:r>
-      <w:proofErr w:type="gramEnd"/>
-      <w:r>
-        <w:rPr>
-          <w:rFonts w:ascii="Times New Roman" w:hAnsi="Times New Roman" w:cs="Times New Roman"/>
-        </w:rPr>
-        <w:t xml:space="preserve">  b, </w:t>
-      </w:r>
-      <w:proofErr w:type="spellStart"/>
-      <w:r>
-        <w:rPr>
-          <w:rFonts w:ascii="Times New Roman" w:hAnsi="Times New Roman" w:cs="Times New Roman"/>
-        </w:rPr>
-        <w:t>ba</w:t>
-      </w:r>
-      <w:proofErr w:type="spellEnd"/>
-      <w:r>
-        <w:rPr>
-          <w:rFonts w:ascii="Times New Roman" w:hAnsi="Times New Roman" w:cs="Times New Roman"/>
-        </w:rPr>
-        <w:t xml:space="preserve">, baa, </w:t>
-      </w:r>
-      <w:proofErr w:type="spellStart"/>
-      <w:r>
-        <w:rPr>
-          <w:rFonts w:ascii="Times New Roman" w:hAnsi="Times New Roman" w:cs="Times New Roman"/>
-        </w:rPr>
-        <w:t>bab</w:t>
-      </w:r>
-      <w:proofErr w:type="spellEnd"/>
-      <w:r>
-        <w:rPr>
-          <w:rFonts w:ascii="Times New Roman" w:hAnsi="Times New Roman" w:cs="Times New Roman"/>
-        </w:rPr>
-        <w:t xml:space="preserve">, bb, </w:t>
-      </w:r>
-      <w:proofErr w:type="spellStart"/>
-      <w:r>
-        <w:rPr>
-          <w:rFonts w:ascii="Times New Roman" w:hAnsi="Times New Roman" w:cs="Times New Roman"/>
-        </w:rPr>
-        <w:t>bba</w:t>
-      </w:r>
-      <w:proofErr w:type="spellEnd"/>
-      <w:r>
-        <w:rPr>
-          <w:rFonts w:ascii="Times New Roman" w:hAnsi="Times New Roman" w:cs="Times New Roman"/>
-        </w:rPr>
-        <w:t xml:space="preserve">, abb, and </w:t>
-      </w:r>
-      <w:proofErr w:type="spellStart"/>
-      <w:r>
-        <w:rPr>
-          <w:rFonts w:ascii="Times New Roman" w:hAnsi="Times New Roman" w:cs="Times New Roman"/>
-        </w:rPr>
-        <w:t>bbb</w:t>
-      </w:r>
-      <w:proofErr w:type="spellEnd"/>
-      <w:r>
-        <w:rPr>
-          <w:rFonts w:ascii="Times New Roman" w:hAnsi="Times New Roman" w:cs="Times New Roman"/>
-        </w:rPr>
-        <w:t>.</w:t>
+        <w:t>All strings are:  b, ba, baa, bab, bb, bba, abb, and bbb.</w:t>
       </w:r>
     </w:p>
     <w:p>
@@ -923,25 +791,7 @@
           <w:b/>
           <w:bCs/>
         </w:rPr>
-        <w:t xml:space="preserve">Find an NFA that accepts the language </w:t>
-      </w:r>
-      <w:proofErr w:type="gramStart"/>
-      <w:r>
-        <w:rPr>
-          <w:rFonts w:ascii="Times New Roman" w:hAnsi="Times New Roman" w:cs="Times New Roman"/>
-          <w:b/>
-          <w:bCs/>
-        </w:rPr>
-        <w:t>L(</w:t>
-      </w:r>
-      <w:proofErr w:type="gramEnd"/>
-      <w:r>
-        <w:rPr>
-          <w:rFonts w:ascii="Times New Roman" w:hAnsi="Times New Roman" w:cs="Times New Roman"/>
-          <w:b/>
-          <w:bCs/>
-        </w:rPr>
-        <w:t>aa*(ab + b)).</w:t>
+        <w:t>Find an NFA that accepts the language L(aa*(ab + b)).</w:t>
       </w:r>
     </w:p>
     <w:p>
@@ -1049,17 +899,7 @@
           <w:b/>
           <w:bCs/>
         </w:rPr>
-        <w:t>Find a regular expression for the set {</w:t>
-      </w:r>
-      <w:proofErr w:type="spellStart"/>
-      <w:proofErr w:type="gramStart"/>
-      <w:r>
-        <w:rPr>
-          <w:rFonts w:ascii="Times New Roman" w:hAnsi="Times New Roman" w:cs="Times New Roman"/>
-          <w:b/>
-          <w:bCs/>
-        </w:rPr>
-        <w:t>a</w:t>
+        <w:t>Find a regular expression for the set {a</w:t>
       </w:r>
       <w:r>
         <w:rPr>
@@ -1087,34 +927,14 @@
         </w:rPr>
         <w:t>m</w:t>
       </w:r>
-      <w:proofErr w:type="spellEnd"/>
-      <w:r>
-        <w:rPr>
-          <w:rFonts w:ascii="Times New Roman" w:hAnsi="Times New Roman" w:cs="Times New Roman"/>
-          <w:b/>
-          <w:bCs/>
-        </w:rPr>
-        <w:t xml:space="preserve"> :</w:t>
-      </w:r>
-      <w:proofErr w:type="gramEnd"/>
-      <w:r>
-        <w:rPr>
-          <w:rFonts w:ascii="Times New Roman" w:hAnsi="Times New Roman" w:cs="Times New Roman"/>
-          <w:b/>
-          <w:bCs/>
-        </w:rPr>
-        <w:t xml:space="preserve"> (n + m) is </w:t>
-      </w:r>
-      <w:proofErr w:type="gramStart"/>
-      <w:r>
-        <w:rPr>
-          <w:rFonts w:ascii="Times New Roman" w:hAnsi="Times New Roman" w:cs="Times New Roman"/>
-          <w:b/>
-          <w:bCs/>
-        </w:rPr>
-        <w:t>odd}.</w:t>
-      </w:r>
-      <w:proofErr w:type="gramEnd"/>
+      <w:r>
+        <w:rPr>
+          <w:rFonts w:ascii="Times New Roman" w:hAnsi="Times New Roman" w:cs="Times New Roman"/>
+          <w:b/>
+          <w:bCs/>
+        </w:rPr>
+        <w:t xml:space="preserve"> : (n + m) is odd}.</w:t>
+      </w:r>
     </w:p>
     <w:p>
       <w:pPr>
@@ -1252,17 +1072,7 @@
           <w:b/>
           <w:bCs/>
         </w:rPr>
-        <w:t>L1 = {</w:t>
-      </w:r>
-      <w:proofErr w:type="spellStart"/>
-      <w:proofErr w:type="gramStart"/>
-      <w:r>
-        <w:rPr>
-          <w:rFonts w:ascii="Times New Roman" w:hAnsi="Times New Roman" w:cs="Times New Roman"/>
-          <w:b/>
-          <w:bCs/>
-        </w:rPr>
-        <w:t>a</w:t>
+        <w:t>L1 = {a</w:t>
       </w:r>
       <w:r>
         <w:rPr>
@@ -1290,62 +1100,42 @@
         </w:rPr>
         <w:t>m</w:t>
       </w:r>
-      <w:proofErr w:type="spellEnd"/>
-      <w:r>
-        <w:rPr>
-          <w:rFonts w:ascii="Times New Roman" w:hAnsi="Times New Roman" w:cs="Times New Roman"/>
-          <w:b/>
-          <w:bCs/>
-        </w:rPr>
-        <w:t xml:space="preserve"> ,</w:t>
-      </w:r>
-      <w:proofErr w:type="gramEnd"/>
-      <w:r>
-        <w:rPr>
-          <w:rFonts w:ascii="Times New Roman" w:hAnsi="Times New Roman" w:cs="Times New Roman"/>
-          <w:b/>
-          <w:bCs/>
-        </w:rPr>
-        <w:t xml:space="preserve"> n &gt;= 3, m &lt;= 4}</w:t>
-      </w:r>
-    </w:p>
-    <w:p>
-      <w:pPr>
-        <w:contextualSpacing/>
-        <w:rPr>
-          <w:rFonts w:ascii="Times New Roman" w:hAnsi="Times New Roman" w:cs="Times New Roman"/>
-        </w:rPr>
-      </w:pPr>
-    </w:p>
-    <w:p>
-      <w:pPr>
-        <w:contextualSpacing/>
-        <w:rPr>
-          <w:rFonts w:ascii="Times New Roman" w:hAnsi="Times New Roman" w:cs="Times New Roman"/>
-        </w:rPr>
-      </w:pPr>
-      <w:proofErr w:type="spellStart"/>
-      <w:r>
-        <w:rPr>
-          <w:rFonts w:ascii="Times New Roman" w:hAnsi="Times New Roman" w:cs="Times New Roman"/>
-        </w:rPr>
-        <w:t>aaaa</w:t>
-      </w:r>
-      <w:proofErr w:type="spellEnd"/>
-      <w:r>
-        <w:rPr>
-          <w:rFonts w:ascii="Times New Roman" w:hAnsi="Times New Roman" w:cs="Times New Roman"/>
-        </w:rPr>
-        <w:t xml:space="preserve">*(λ + b + bb + </w:t>
-      </w:r>
-      <w:proofErr w:type="spellStart"/>
-      <w:r>
-        <w:rPr>
-          <w:rFonts w:ascii="Times New Roman" w:hAnsi="Times New Roman" w:cs="Times New Roman"/>
-        </w:rPr>
-        <w:t>bbb</w:t>
-      </w:r>
-      <w:proofErr w:type="spellEnd"/>
+      <w:r>
+        <w:rPr>
+          <w:rFonts w:ascii="Times New Roman" w:hAnsi="Times New Roman" w:cs="Times New Roman"/>
+          <w:b/>
+          <w:bCs/>
+        </w:rPr>
+        <w:t xml:space="preserve"> , n &gt;= 3, m &lt;= 4}</w:t>
+      </w:r>
+    </w:p>
+    <w:p>
+      <w:pPr>
+        <w:contextualSpacing/>
+        <w:rPr>
+          <w:rFonts w:ascii="Times New Roman" w:hAnsi="Times New Roman" w:cs="Times New Roman"/>
+        </w:rPr>
+      </w:pPr>
+    </w:p>
+    <w:p>
+      <w:pPr>
+        <w:contextualSpacing/>
+        <w:rPr>
+          <w:rFonts w:ascii="Times New Roman" w:hAnsi="Times New Roman" w:cs="Times New Roman"/>
+        </w:rPr>
+      </w:pPr>
+      <w:r>
+        <w:rPr>
+          <w:rFonts w:ascii="Times New Roman" w:hAnsi="Times New Roman" w:cs="Times New Roman"/>
+        </w:rPr>
+        <w:t>aaaa*(λ + b + bb + bbb</w:t>
+      </w:r>
+      <w:r>
+        <w:rPr>
+          <w:rFonts w:ascii="Times New Roman" w:hAnsi="Times New Roman" w:cs="Times New Roman"/>
+        </w:rPr>
+        <w:t xml:space="preserve"> + bbbb</w:t>
+      </w:r>
       <w:r>
         <w:rPr>
           <w:rFonts w:ascii="Times New Roman" w:hAnsi="Times New Roman" w:cs="Times New Roman"/>
@@ -1412,125 +1202,29 @@
         <w:rPr>
           <w:rFonts w:ascii="Times New Roman" w:hAnsi="Times New Roman" w:cs="Times New Roman"/>
         </w:rPr>
-        <w:t xml:space="preserve">{strings that contain </w:t>
-      </w:r>
-      <w:proofErr w:type="spellStart"/>
-      <w:r>
-        <w:rPr>
-          <w:rFonts w:ascii="Times New Roman" w:hAnsi="Times New Roman" w:cs="Times New Roman"/>
-        </w:rPr>
-        <w:t>ba</w:t>
-      </w:r>
-      <w:proofErr w:type="spellEnd"/>
-      <w:r>
-        <w:rPr>
-          <w:rFonts w:ascii="Times New Roman" w:hAnsi="Times New Roman" w:cs="Times New Roman"/>
-        </w:rPr>
-        <w:t>} U {too few a’s} U {too many b’s}</w:t>
-      </w:r>
-    </w:p>
-    <w:p>
-      <w:pPr>
-        <w:contextualSpacing/>
-        <w:rPr>
-          <w:rFonts w:ascii="Times New Roman" w:hAnsi="Times New Roman" w:cs="Times New Roman"/>
-        </w:rPr>
-      </w:pPr>
-    </w:p>
-    <w:p>
-      <w:pPr>
-        <w:contextualSpacing/>
-        <w:rPr>
-          <w:rFonts w:ascii="Times New Roman" w:hAnsi="Times New Roman" w:cs="Times New Roman"/>
-        </w:rPr>
-      </w:pPr>
-      <w:r>
-        <w:rPr>
-          <w:rFonts w:ascii="Times New Roman" w:hAnsi="Times New Roman" w:cs="Times New Roman"/>
-        </w:rPr>
-        <w:t xml:space="preserve">(a + </w:t>
-      </w:r>
-      <w:proofErr w:type="gramStart"/>
-      <w:r>
-        <w:rPr>
-          <w:rFonts w:ascii="Times New Roman" w:hAnsi="Times New Roman" w:cs="Times New Roman"/>
-        </w:rPr>
-        <w:t>b)*</w:t>
-      </w:r>
-      <w:proofErr w:type="spellStart"/>
-      <w:r>
-        <w:rPr>
-          <w:rFonts w:ascii="Times New Roman" w:hAnsi="Times New Roman" w:cs="Times New Roman"/>
-        </w:rPr>
-        <w:t>ba</w:t>
-      </w:r>
-      <w:proofErr w:type="spellEnd"/>
-      <w:r>
-        <w:rPr>
-          <w:rFonts w:ascii="Times New Roman" w:hAnsi="Times New Roman" w:cs="Times New Roman"/>
-        </w:rPr>
-        <w:t>(</w:t>
-      </w:r>
-      <w:proofErr w:type="gramEnd"/>
-      <w:r>
-        <w:rPr>
-          <w:rFonts w:ascii="Times New Roman" w:hAnsi="Times New Roman" w:cs="Times New Roman"/>
-        </w:rPr>
-        <w:t xml:space="preserve">a + </w:t>
-      </w:r>
-      <w:proofErr w:type="gramStart"/>
-      <w:r>
-        <w:rPr>
-          <w:rFonts w:ascii="Times New Roman" w:hAnsi="Times New Roman" w:cs="Times New Roman"/>
-        </w:rPr>
-        <w:t>b)*</w:t>
-      </w:r>
-      <w:proofErr w:type="gramEnd"/>
-      <w:r>
-        <w:rPr>
-          <w:rFonts w:ascii="Times New Roman" w:hAnsi="Times New Roman" w:cs="Times New Roman"/>
-        </w:rPr>
-        <w:t xml:space="preserve"> + (</w:t>
-      </w:r>
-      <w:r>
-        <w:rPr>
-          <w:rFonts w:ascii="Times New Roman" w:hAnsi="Times New Roman" w:cs="Times New Roman"/>
-        </w:rPr>
-        <w:t>λ</w:t>
-      </w:r>
-      <w:r>
-        <w:rPr>
-          <w:rFonts w:ascii="Times New Roman" w:hAnsi="Times New Roman" w:cs="Times New Roman"/>
-        </w:rPr>
-        <w:t xml:space="preserve"> + a + </w:t>
-      </w:r>
-      <w:proofErr w:type="gramStart"/>
-      <w:r>
-        <w:rPr>
-          <w:rFonts w:ascii="Times New Roman" w:hAnsi="Times New Roman" w:cs="Times New Roman"/>
-        </w:rPr>
-        <w:t>aa)b</w:t>
-      </w:r>
-      <w:proofErr w:type="gramEnd"/>
-      <w:r>
-        <w:rPr>
-          <w:rFonts w:ascii="Times New Roman" w:hAnsi="Times New Roman" w:cs="Times New Roman"/>
-        </w:rPr>
-        <w:t>* + a*</w:t>
-      </w:r>
-      <w:proofErr w:type="spellStart"/>
-      <w:r>
-        <w:rPr>
-          <w:rFonts w:ascii="Times New Roman" w:hAnsi="Times New Roman" w:cs="Times New Roman"/>
-        </w:rPr>
-        <w:t>bbbbbb</w:t>
-      </w:r>
-      <w:proofErr w:type="spellEnd"/>
-      <w:r>
-        <w:rPr>
-          <w:rFonts w:ascii="Times New Roman" w:hAnsi="Times New Roman" w:cs="Times New Roman"/>
-        </w:rPr>
-        <w:t>*</w:t>
+        <w:t>{strings that contain ba} U {too few a’s} U {too many b’s}</w:t>
+      </w:r>
+    </w:p>
+    <w:p>
+      <w:pPr>
+        <w:contextualSpacing/>
+        <w:rPr>
+          <w:rFonts w:ascii="Times New Roman" w:hAnsi="Times New Roman" w:cs="Times New Roman"/>
+        </w:rPr>
+      </w:pPr>
+    </w:p>
+    <w:p>
+      <w:pPr>
+        <w:contextualSpacing/>
+        <w:rPr>
+          <w:rFonts w:ascii="Times New Roman" w:hAnsi="Times New Roman" w:cs="Times New Roman"/>
+        </w:rPr>
+      </w:pPr>
+      <w:r>
+        <w:rPr>
+          <w:rFonts w:ascii="Times New Roman" w:hAnsi="Times New Roman" w:cs="Times New Roman"/>
+        </w:rPr>
+        <w:t>(a + b)*ba(a + b)* + (λ + a + aa)b* + a*bbbbbb*</w:t>
       </w:r>
     </w:p>
     <w:p>
@@ -1576,16 +1270,7 @@
           <w:b/>
           <w:bCs/>
         </w:rPr>
-        <w:t>Find a regular expression for L = {</w:t>
-      </w:r>
-      <w:proofErr w:type="spellStart"/>
-      <w:r>
-        <w:rPr>
-          <w:rFonts w:ascii="Times New Roman" w:hAnsi="Times New Roman" w:cs="Times New Roman"/>
-          <w:b/>
-          <w:bCs/>
-        </w:rPr>
-        <w:t>ab</w:t>
+        <w:t>Find a regular expression for L = {ab</w:t>
       </w:r>
       <w:r>
         <w:rPr>
@@ -1596,50 +1281,13 @@
         </w:rPr>
         <w:t>n</w:t>
       </w:r>
-      <w:proofErr w:type="spellEnd"/>
-      <w:r>
-        <w:rPr>
-          <w:rFonts w:ascii="Times New Roman" w:hAnsi="Times New Roman" w:cs="Times New Roman"/>
-          <w:b/>
-          <w:bCs/>
-        </w:rPr>
-        <w:t xml:space="preserve"> </w:t>
-      </w:r>
-      <w:proofErr w:type="gramStart"/>
-      <w:r>
-        <w:rPr>
-          <w:rFonts w:ascii="Times New Roman" w:hAnsi="Times New Roman" w:cs="Times New Roman"/>
-          <w:b/>
-          <w:bCs/>
-        </w:rPr>
-        <w:t>w :</w:t>
-      </w:r>
-      <w:proofErr w:type="gramEnd"/>
-      <w:r>
-        <w:rPr>
-          <w:rFonts w:ascii="Times New Roman" w:hAnsi="Times New Roman" w:cs="Times New Roman"/>
-          <w:b/>
-          <w:bCs/>
-        </w:rPr>
-        <w:t xml:space="preserve"> n &gt;= 4, w ϵ {a, b} </w:t>
-      </w:r>
-      <w:proofErr w:type="gramStart"/>
-      <w:r>
-        <w:rPr>
-          <w:rFonts w:ascii="Times New Roman" w:hAnsi="Times New Roman" w:cs="Times New Roman"/>
-          <w:b/>
-          <w:bCs/>
-        </w:rPr>
-        <w:t>+ }</w:t>
-      </w:r>
-      <w:proofErr w:type="gramEnd"/>
-      <w:r>
-        <w:rPr>
-          <w:rFonts w:ascii="Times New Roman" w:hAnsi="Times New Roman" w:cs="Times New Roman"/>
-          <w:b/>
-          <w:bCs/>
-        </w:rPr>
-        <w:t>.</w:t>
+      <w:r>
+        <w:rPr>
+          <w:rFonts w:ascii="Times New Roman" w:hAnsi="Times New Roman" w:cs="Times New Roman"/>
+          <w:b/>
+          <w:bCs/>
+        </w:rPr>
+        <w:t xml:space="preserve"> w : n &gt;= 4, w ϵ {a, b} + }.</w:t>
       </w:r>
     </w:p>
     <w:p>
@@ -1658,26 +1306,11 @@
           <w:vertAlign w:val="superscript"/>
         </w:rPr>
       </w:pPr>
-      <w:proofErr w:type="spellStart"/>
-      <w:r>
-        <w:rPr>
-          <w:rFonts w:ascii="Times New Roman" w:hAnsi="Times New Roman" w:cs="Times New Roman"/>
-        </w:rPr>
-        <w:t>abbbbb</w:t>
-      </w:r>
-      <w:proofErr w:type="spellEnd"/>
-      <w:r>
-        <w:rPr>
-          <w:rFonts w:ascii="Times New Roman" w:hAnsi="Times New Roman" w:cs="Times New Roman"/>
-        </w:rPr>
-        <w:t xml:space="preserve">*(a + </w:t>
-      </w:r>
-      <w:proofErr w:type="gramStart"/>
-      <w:r>
-        <w:rPr>
-          <w:rFonts w:ascii="Times New Roman" w:hAnsi="Times New Roman" w:cs="Times New Roman"/>
-        </w:rPr>
-        <w:t>b)</w:t>
+      <w:r>
+        <w:rPr>
+          <w:rFonts w:ascii="Times New Roman" w:hAnsi="Times New Roman" w:cs="Times New Roman"/>
+        </w:rPr>
+        <w:t>abbbbb*(a + b)</w:t>
       </w:r>
       <w:r>
         <w:rPr>
@@ -1686,7 +1319,6 @@
         </w:rPr>
         <w:t>+</w:t>
       </w:r>
-      <w:proofErr w:type="gramEnd"/>
     </w:p>
     <w:p>
       <w:pPr>
@@ -1739,88 +1371,30 @@
           <w:b/>
           <w:bCs/>
         </w:rPr>
-        <w:t>ϵ</w:t>
-      </w:r>
-      <w:r>
-        <w:rPr>
-          <w:rFonts w:ascii="Times New Roman" w:hAnsi="Times New Roman" w:cs="Times New Roman"/>
-          <w:b/>
-          <w:bCs/>
-        </w:rPr>
-        <w:t xml:space="preserve"> {0, </w:t>
-      </w:r>
-      <w:proofErr w:type="gramStart"/>
-      <w:r>
-        <w:rPr>
-          <w:rFonts w:ascii="Times New Roman" w:hAnsi="Times New Roman" w:cs="Times New Roman"/>
-          <w:b/>
-          <w:bCs/>
-        </w:rPr>
-        <w:t>1}*</w:t>
-      </w:r>
-      <w:proofErr w:type="gramEnd"/>
-      <w:r>
-        <w:rPr>
-          <w:rFonts w:ascii="Times New Roman" w:hAnsi="Times New Roman" w:cs="Times New Roman"/>
-          <w:b/>
-          <w:bCs/>
-        </w:rPr>
-        <w:t xml:space="preserve"> : w has exactly one pair of consecutive </w:t>
-      </w:r>
-      <w:proofErr w:type="gramStart"/>
-      <w:r>
-        <w:rPr>
-          <w:rFonts w:ascii="Times New Roman" w:hAnsi="Times New Roman" w:cs="Times New Roman"/>
-          <w:b/>
-          <w:bCs/>
-        </w:rPr>
-        <w:t>zeros.}</w:t>
-      </w:r>
-      <w:proofErr w:type="gramEnd"/>
-    </w:p>
-    <w:p>
-      <w:pPr>
-        <w:contextualSpacing/>
-        <w:rPr>
-          <w:rFonts w:ascii="Times New Roman" w:hAnsi="Times New Roman" w:cs="Times New Roman"/>
-        </w:rPr>
-      </w:pPr>
-    </w:p>
-    <w:p>
-      <w:pPr>
-        <w:contextualSpacing/>
-        <w:rPr>
-          <w:rFonts w:ascii="Times New Roman" w:hAnsi="Times New Roman" w:cs="Times New Roman"/>
-        </w:rPr>
-      </w:pPr>
-      <w:r>
-        <w:rPr>
-          <w:rFonts w:ascii="Times New Roman" w:hAnsi="Times New Roman" w:cs="Times New Roman"/>
-        </w:rPr>
-        <w:t xml:space="preserve">(1 + </w:t>
-      </w:r>
-      <w:proofErr w:type="gramStart"/>
-      <w:r>
-        <w:rPr>
-          <w:rFonts w:ascii="Times New Roman" w:hAnsi="Times New Roman" w:cs="Times New Roman"/>
-        </w:rPr>
-        <w:t>01)*</w:t>
-      </w:r>
-      <w:proofErr w:type="gramEnd"/>
-      <w:r>
-        <w:rPr>
-          <w:rFonts w:ascii="Times New Roman" w:hAnsi="Times New Roman" w:cs="Times New Roman"/>
-        </w:rPr>
-        <w:t xml:space="preserve">00(1 + </w:t>
-      </w:r>
-      <w:proofErr w:type="gramStart"/>
-      <w:r>
-        <w:rPr>
-          <w:rFonts w:ascii="Times New Roman" w:hAnsi="Times New Roman" w:cs="Times New Roman"/>
-        </w:rPr>
-        <w:t>10)*</w:t>
-      </w:r>
-      <w:proofErr w:type="gramEnd"/>
+        <w:t>ϵ {0, 1}* : w has exactly one pair of consecutive zeros.}</w:t>
+      </w:r>
+    </w:p>
+    <w:p>
+      <w:pPr>
+        <w:contextualSpacing/>
+        <w:rPr>
+          <w:rFonts w:ascii="Times New Roman" w:hAnsi="Times New Roman" w:cs="Times New Roman"/>
+        </w:rPr>
+      </w:pPr>
+    </w:p>
+    <w:p>
+      <w:pPr>
+        <w:contextualSpacing/>
+        <w:rPr>
+          <w:rFonts w:ascii="Times New Roman" w:hAnsi="Times New Roman" w:cs="Times New Roman"/>
+        </w:rPr>
+      </w:pPr>
+      <w:r>
+        <w:rPr>
+          <w:rFonts w:ascii="Times New Roman" w:hAnsi="Times New Roman" w:cs="Times New Roman"/>
+        </w:rPr>
+        <w:t>(1 + 01)*00(1 + 10)*</w:t>
+      </w:r>
     </w:p>
     <w:p>
       <w:pPr>
@@ -1887,31 +1461,15 @@
         <w:rPr>
           <w:rFonts w:ascii="Times New Roman" w:hAnsi="Times New Roman" w:cs="Times New Roman"/>
         </w:rPr>
-        <w:t>3</w:t>
-      </w:r>
-      <w:proofErr w:type="gramStart"/>
-      <w:r>
-        <w:rPr>
-          <w:rFonts w:ascii="Times New Roman" w:hAnsi="Times New Roman" w:cs="Times New Roman"/>
-        </w:rPr>
-        <w:t xml:space="preserve">)  </w:t>
-      </w:r>
-      <w:r>
-        <w:rPr>
-          <w:rFonts w:ascii="Times New Roman" w:hAnsi="Times New Roman" w:cs="Times New Roman"/>
-          <w:b/>
-          <w:bCs/>
-        </w:rPr>
-        <w:t>Use</w:t>
-      </w:r>
-      <w:proofErr w:type="gramEnd"/>
-      <w:r>
-        <w:rPr>
-          <w:rFonts w:ascii="Times New Roman" w:hAnsi="Times New Roman" w:cs="Times New Roman"/>
-          <w:b/>
-          <w:bCs/>
-        </w:rPr>
-        <w:t xml:space="preserve"> the construction in Theorem 3.1 to find an NFA that accepts the language </w:t>
+        <w:t xml:space="preserve">3)  </w:t>
+      </w:r>
+      <w:r>
+        <w:rPr>
+          <w:rFonts w:ascii="Times New Roman" w:hAnsi="Times New Roman" w:cs="Times New Roman"/>
+          <w:b/>
+          <w:bCs/>
+        </w:rPr>
+        <w:t xml:space="preserve">Use the construction in Theorem 3.1 to find an NFA that accepts the language </w:t>
       </w:r>
     </w:p>
     <w:p>
@@ -1924,41 +1482,13 @@
           <w:noProof/>
         </w:rPr>
       </w:pPr>
-      <w:proofErr w:type="gramStart"/>
-      <w:r>
-        <w:rPr>
-          <w:rFonts w:ascii="Times New Roman" w:hAnsi="Times New Roman" w:cs="Times New Roman"/>
-          <w:b/>
-          <w:bCs/>
-        </w:rPr>
-        <w:t>L(</w:t>
-      </w:r>
-      <w:proofErr w:type="gramEnd"/>
-      <w:r>
-        <w:rPr>
-          <w:rFonts w:ascii="Times New Roman" w:hAnsi="Times New Roman" w:cs="Times New Roman"/>
-          <w:b/>
-          <w:bCs/>
-        </w:rPr>
-        <w:t xml:space="preserve">ab*aa + </w:t>
-      </w:r>
-      <w:proofErr w:type="spellStart"/>
-      <w:r>
-        <w:rPr>
-          <w:rFonts w:ascii="Times New Roman" w:hAnsi="Times New Roman" w:cs="Times New Roman"/>
-          <w:b/>
-          <w:bCs/>
-        </w:rPr>
-        <w:t>bba</w:t>
-      </w:r>
-      <w:proofErr w:type="spellEnd"/>
-      <w:r>
-        <w:rPr>
-          <w:rFonts w:ascii="Times New Roman" w:hAnsi="Times New Roman" w:cs="Times New Roman"/>
-          <w:b/>
-          <w:bCs/>
-        </w:rPr>
-        <w:t>*ab).</w:t>
+      <w:r>
+        <w:rPr>
+          <w:rFonts w:ascii="Times New Roman" w:hAnsi="Times New Roman" w:cs="Times New Roman"/>
+          <w:b/>
+          <w:bCs/>
+        </w:rPr>
+        <w:t>L(ab*aa + bba*ab).</w:t>
       </w:r>
     </w:p>
     <w:p>
@@ -2053,84 +1583,6 @@
           <w:rFonts w:ascii="Times New Roman" w:hAnsi="Times New Roman" w:cs="Times New Roman"/>
         </w:rPr>
         <w:lastRenderedPageBreak/>
-        <w:t>4</w:t>
-      </w:r>
-      <w:proofErr w:type="gramStart"/>
-      <w:r>
-        <w:rPr>
-          <w:rFonts w:ascii="Times New Roman" w:hAnsi="Times New Roman" w:cs="Times New Roman"/>
-        </w:rPr>
-        <w:t xml:space="preserve">)  </w:t>
-      </w:r>
-      <w:r>
-        <w:rPr>
-          <w:rFonts w:ascii="Times New Roman" w:hAnsi="Times New Roman" w:cs="Times New Roman"/>
-          <w:b/>
-          <w:bCs/>
-        </w:rPr>
-        <w:t>Find</w:t>
-      </w:r>
-      <w:proofErr w:type="gramEnd"/>
-      <w:r>
-        <w:rPr>
-          <w:rFonts w:ascii="Times New Roman" w:hAnsi="Times New Roman" w:cs="Times New Roman"/>
-          <w:b/>
-          <w:bCs/>
-        </w:rPr>
-        <w:t xml:space="preserve"> an NFA for the complement of the language in exercise 3.</w:t>
-      </w:r>
-    </w:p>
-    <w:p>
-      <w:pPr>
-        <w:contextualSpacing/>
-        <w:rPr>
-          <w:rFonts w:ascii="Times New Roman" w:hAnsi="Times New Roman" w:cs="Times New Roman"/>
-        </w:rPr>
-      </w:pPr>
-    </w:p>
-    <w:p>
-      <w:pPr>
-        <w:contextualSpacing/>
-        <w:rPr>
-          <w:rFonts w:ascii="Times New Roman" w:hAnsi="Times New Roman" w:cs="Times New Roman"/>
-        </w:rPr>
-      </w:pPr>
-      <w:proofErr w:type="gramStart"/>
-      <w:r>
-        <w:rPr>
-          <w:rFonts w:ascii="Times New Roman" w:hAnsi="Times New Roman" w:cs="Times New Roman"/>
-        </w:rPr>
-        <w:t>Don’t</w:t>
-      </w:r>
-      <w:proofErr w:type="gramEnd"/>
-      <w:r>
-        <w:rPr>
-          <w:rFonts w:ascii="Times New Roman" w:hAnsi="Times New Roman" w:cs="Times New Roman"/>
-        </w:rPr>
-        <w:t xml:space="preserve"> have to do this one?</w:t>
-      </w:r>
-    </w:p>
-    <w:p>
-      <w:pPr>
-        <w:contextualSpacing/>
-        <w:rPr>
-          <w:rFonts w:ascii="Times New Roman" w:hAnsi="Times New Roman" w:cs="Times New Roman"/>
-        </w:rPr>
-      </w:pPr>
-    </w:p>
-    <w:p>
-      <w:pPr>
-        <w:contextualSpacing/>
-        <w:rPr>
-          <w:rFonts w:ascii="Times New Roman" w:hAnsi="Times New Roman" w:cs="Times New Roman"/>
-          <w:b/>
-          <w:bCs/>
-        </w:rPr>
-      </w:pPr>
-      <w:r>
-        <w:rPr>
-          <w:rFonts w:ascii="Times New Roman" w:hAnsi="Times New Roman" w:cs="Times New Roman"/>
-        </w:rPr>
         <w:t>6)</w:t>
       </w:r>
       <w:r>
@@ -2155,43 +1607,7 @@
           <w:b/>
           <w:bCs/>
         </w:rPr>
-        <w:t xml:space="preserve">b) </w:t>
-      </w:r>
-      <w:proofErr w:type="gramStart"/>
-      <w:r>
-        <w:rPr>
-          <w:rFonts w:ascii="Times New Roman" w:hAnsi="Times New Roman" w:cs="Times New Roman"/>
-          <w:b/>
-          <w:bCs/>
-        </w:rPr>
-        <w:t>L(ab(</w:t>
-      </w:r>
-      <w:proofErr w:type="gramEnd"/>
-      <w:r>
-        <w:rPr>
-          <w:rFonts w:ascii="Times New Roman" w:hAnsi="Times New Roman" w:cs="Times New Roman"/>
-          <w:b/>
-          <w:bCs/>
-        </w:rPr>
-        <w:t xml:space="preserve">a + </w:t>
-      </w:r>
-      <w:proofErr w:type="gramStart"/>
-      <w:r>
-        <w:rPr>
-          <w:rFonts w:ascii="Times New Roman" w:hAnsi="Times New Roman" w:cs="Times New Roman"/>
-          <w:b/>
-          <w:bCs/>
-        </w:rPr>
-        <w:t>ab)*</w:t>
-      </w:r>
-      <w:proofErr w:type="gramEnd"/>
-      <w:r>
-        <w:rPr>
-          <w:rFonts w:ascii="Times New Roman" w:hAnsi="Times New Roman" w:cs="Times New Roman"/>
-          <w:b/>
-          <w:bCs/>
-        </w:rPr>
-        <w:t>(a + aa))</w:t>
+        <w:t>b) L(ab(a + ab)*(a + aa))</w:t>
       </w:r>
     </w:p>
     <w:p>
@@ -2215,10 +1631,10 @@
           <w:noProof/>
         </w:rPr>
         <w:drawing>
-          <wp:inline distT="0" distB="0" distL="0" distR="0" wp14:anchorId="152C3E32" wp14:editId="237F1449">
+          <wp:inline distT="0" distB="0" distL="0" distR="0" wp14:anchorId="59C1EC01" wp14:editId="479FDB91">
             <wp:extent cx="4572000" cy="3048000"/>
             <wp:effectExtent l="0" t="0" r="0" b="0"/>
-            <wp:docPr id="988817394" name="Picture 12"/>
+            <wp:docPr id="401332153" name="Picture 1"/>
             <wp:cNvGraphicFramePr>
               <a:graphicFrameLocks xmlns:a="http://schemas.openxmlformats.org/drawingml/2006/main" noChangeAspect="1"/>
             </wp:cNvGraphicFramePr>
@@ -2226,7 +1642,7 @@
               <a:graphicData uri="http://schemas.openxmlformats.org/drawingml/2006/picture">
                 <pic:pic xmlns:pic="http://schemas.openxmlformats.org/drawingml/2006/picture">
                   <pic:nvPicPr>
-                    <pic:cNvPr id="0" name="Picture 12"/>
+                    <pic:cNvPr id="0" name="Picture 1"/>
                     <pic:cNvPicPr>
                       <a:picLocks noChangeAspect="1" noChangeArrowheads="1"/>
                     </pic:cNvPicPr>
@@ -2426,6 +1842,38 @@
         <w:contextualSpacing/>
         <w:rPr>
           <w:rFonts w:ascii="Times New Roman" w:hAnsi="Times New Roman" w:cs="Times New Roman"/>
+        </w:rPr>
+      </w:pPr>
+    </w:p>
+    <w:p>
+      <w:pPr>
+        <w:contextualSpacing/>
+        <w:rPr>
+          <w:rFonts w:ascii="Times New Roman" w:hAnsi="Times New Roman" w:cs="Times New Roman"/>
+        </w:rPr>
+      </w:pPr>
+    </w:p>
+    <w:p>
+      <w:pPr>
+        <w:contextualSpacing/>
+        <w:rPr>
+          <w:rFonts w:ascii="Times New Roman" w:hAnsi="Times New Roman" w:cs="Times New Roman"/>
+        </w:rPr>
+      </w:pPr>
+    </w:p>
+    <w:p>
+      <w:pPr>
+        <w:contextualSpacing/>
+        <w:rPr>
+          <w:rFonts w:ascii="Times New Roman" w:hAnsi="Times New Roman" w:cs="Times New Roman"/>
+        </w:rPr>
+      </w:pPr>
+    </w:p>
+    <w:p>
+      <w:pPr>
+        <w:contextualSpacing/>
+        <w:rPr>
+          <w:rFonts w:ascii="Times New Roman" w:hAnsi="Times New Roman" w:cs="Times New Roman"/>
           <w:b/>
           <w:bCs/>
         </w:rPr>
@@ -2541,48 +1989,38 @@
         <w:rPr>
           <w:rFonts w:ascii="Times New Roman" w:hAnsi="Times New Roman" w:cs="Times New Roman"/>
         </w:rPr>
+        <w:t>(</w:t>
+      </w:r>
+      <w:r>
+        <w:rPr>
+          <w:rFonts w:ascii="Times New Roman" w:hAnsi="Times New Roman" w:cs="Times New Roman"/>
+        </w:rPr>
         <w:t xml:space="preserve">ab + </w:t>
       </w:r>
       <w:r>
         <w:rPr>
           <w:rFonts w:ascii="Times New Roman" w:hAnsi="Times New Roman" w:cs="Times New Roman"/>
         </w:rPr>
-        <w:t xml:space="preserve">(b + </w:t>
-      </w:r>
-      <w:proofErr w:type="gramStart"/>
-      <w:r>
-        <w:rPr>
-          <w:rFonts w:ascii="Times New Roman" w:hAnsi="Times New Roman" w:cs="Times New Roman"/>
-        </w:rPr>
-        <w:t>aa)</w:t>
-      </w:r>
-      <w:r>
-        <w:rPr>
-          <w:rFonts w:ascii="Times New Roman" w:hAnsi="Times New Roman" w:cs="Times New Roman"/>
-        </w:rPr>
-        <w:t>(</w:t>
-      </w:r>
-      <w:proofErr w:type="spellStart"/>
-      <w:proofErr w:type="gramEnd"/>
-      <w:r>
-        <w:rPr>
-          <w:rFonts w:ascii="Times New Roman" w:hAnsi="Times New Roman" w:cs="Times New Roman"/>
-        </w:rPr>
-        <w:t>ba</w:t>
-      </w:r>
-      <w:proofErr w:type="spellEnd"/>
+        <w:t>(b + aa)</w:t>
+      </w:r>
+      <w:r>
+        <w:rPr>
+          <w:rFonts w:ascii="Times New Roman" w:hAnsi="Times New Roman" w:cs="Times New Roman"/>
+        </w:rPr>
+        <w:t>(ba)*</w:t>
+      </w:r>
+      <w:r>
+        <w:rPr>
+          <w:rFonts w:ascii="Times New Roman" w:hAnsi="Times New Roman" w:cs="Times New Roman"/>
+        </w:rPr>
+        <w:t>(bb)</w:t>
+      </w:r>
       <w:r>
         <w:rPr>
           <w:rFonts w:ascii="Times New Roman" w:hAnsi="Times New Roman" w:cs="Times New Roman"/>
         </w:rPr>
         <w:t>)*</w:t>
       </w:r>
-      <w:r>
-        <w:rPr>
-          <w:rFonts w:ascii="Times New Roman" w:hAnsi="Times New Roman" w:cs="Times New Roman"/>
-        </w:rPr>
-        <w:t>(bb)</w:t>
-      </w:r>
     </w:p>
     <w:p>
       <w:pPr>
@@ -2633,28 +2071,7 @@
         <w:rPr>
           <w:rFonts w:ascii="Times New Roman" w:hAnsi="Times New Roman" w:cs="Times New Roman"/>
         </w:rPr>
-        <w:t>a) L = {</w:t>
-      </w:r>
-      <w:proofErr w:type="gramStart"/>
-      <w:r>
-        <w:rPr>
-          <w:rFonts w:ascii="Times New Roman" w:hAnsi="Times New Roman" w:cs="Times New Roman"/>
-        </w:rPr>
-        <w:t>w :</w:t>
-      </w:r>
-      <w:proofErr w:type="gramEnd"/>
-      <w:r>
-        <w:rPr>
-          <w:rFonts w:ascii="Times New Roman" w:hAnsi="Times New Roman" w:cs="Times New Roman"/>
-        </w:rPr>
-        <w:t xml:space="preserve"> </w:t>
-      </w:r>
-      <w:proofErr w:type="spellStart"/>
-      <w:r>
-        <w:rPr>
-          <w:rFonts w:ascii="Times New Roman" w:hAnsi="Times New Roman" w:cs="Times New Roman"/>
-        </w:rPr>
-        <w:t>n</w:t>
+        <w:t>a) L = {w : n</w:t>
       </w:r>
       <w:r>
         <w:rPr>
@@ -2663,19 +2080,11 @@
         </w:rPr>
         <w:t>a</w:t>
       </w:r>
-      <w:proofErr w:type="spellEnd"/>
-      <w:r>
-        <w:rPr>
-          <w:rFonts w:ascii="Times New Roman" w:hAnsi="Times New Roman" w:cs="Times New Roman"/>
-        </w:rPr>
-        <w:t xml:space="preserve">(w) and </w:t>
-      </w:r>
-      <w:proofErr w:type="spellStart"/>
-      <w:r>
-        <w:rPr>
-          <w:rFonts w:ascii="Times New Roman" w:hAnsi="Times New Roman" w:cs="Times New Roman"/>
-        </w:rPr>
-        <w:t>n</w:t>
+      <w:r>
+        <w:rPr>
+          <w:rFonts w:ascii="Times New Roman" w:hAnsi="Times New Roman" w:cs="Times New Roman"/>
+        </w:rPr>
+        <w:t>(w) and n</w:t>
       </w:r>
       <w:r>
         <w:rPr>
@@ -2684,7 +2093,6 @@
         </w:rPr>
         <w:t>b</w:t>
       </w:r>
-      <w:proofErr w:type="spellEnd"/>
       <w:r>
         <w:rPr>
           <w:rFonts w:ascii="Times New Roman" w:hAnsi="Times New Roman" w:cs="Times New Roman"/>
@@ -2787,20 +2195,37 @@
         <w:rPr>
           <w:rFonts w:ascii="Times New Roman" w:hAnsi="Times New Roman" w:cs="Times New Roman"/>
         </w:rPr>
-        <w:t>(</w:t>
-      </w:r>
-      <w:r>
-        <w:rPr>
-          <w:rFonts w:ascii="Times New Roman" w:hAnsi="Times New Roman" w:cs="Times New Roman"/>
-        </w:rPr>
-        <w:t xml:space="preserve">bb + </w:t>
-      </w:r>
-      <w:proofErr w:type="gramStart"/>
-      <w:r>
-        <w:rPr>
-          <w:rFonts w:ascii="Times New Roman" w:hAnsi="Times New Roman" w:cs="Times New Roman"/>
-        </w:rPr>
-        <w:t>aa</w:t>
+        <w:t>((</w:t>
+      </w:r>
+      <w:r>
+        <w:rPr>
+          <w:rFonts w:ascii="Times New Roman" w:hAnsi="Times New Roman" w:cs="Times New Roman"/>
+        </w:rPr>
+        <w:t>ab + ba)</w:t>
+      </w:r>
+      <w:r>
+        <w:rPr>
+          <w:rFonts w:ascii="Times New Roman" w:hAnsi="Times New Roman" w:cs="Times New Roman"/>
+        </w:rPr>
+        <w:t xml:space="preserve"> </w:t>
+      </w:r>
+      <w:r>
+        <w:rPr>
+          <w:rFonts w:ascii="Times New Roman" w:hAnsi="Times New Roman" w:cs="Times New Roman"/>
+        </w:rPr>
+        <w:t>(bb + aa)*</w:t>
+      </w:r>
+      <w:r>
+        <w:rPr>
+          <w:rFonts w:ascii="Times New Roman" w:hAnsi="Times New Roman" w:cs="Times New Roman"/>
+        </w:rPr>
+        <w:t>(ba + ab)</w:t>
+      </w:r>
+      <w:r>
+        <w:rPr>
+          <w:rFonts w:ascii="Times New Roman" w:hAnsi="Times New Roman" w:cs="Times New Roman"/>
+        </w:rPr>
+        <w:t>(aa + bb)*</w:t>
       </w:r>
       <w:r>
         <w:rPr>
@@ -2808,49 +2233,18 @@
         </w:rPr>
         <w:t>)*</w:t>
       </w:r>
-      <w:proofErr w:type="gramEnd"/>
-      <w:r>
-        <w:rPr>
-          <w:rFonts w:ascii="Times New Roman" w:hAnsi="Times New Roman" w:cs="Times New Roman"/>
-        </w:rPr>
-        <w:t>(</w:t>
-      </w:r>
-      <w:proofErr w:type="spellStart"/>
-      <w:r>
-        <w:rPr>
-          <w:rFonts w:ascii="Times New Roman" w:hAnsi="Times New Roman" w:cs="Times New Roman"/>
-        </w:rPr>
-        <w:t>ba</w:t>
-      </w:r>
-      <w:proofErr w:type="spellEnd"/>
       <w:r>
         <w:rPr>
           <w:rFonts w:ascii="Times New Roman" w:hAnsi="Times New Roman" w:cs="Times New Roman"/>
         </w:rPr>
         <w:t xml:space="preserve"> + </w:t>
       </w:r>
-      <w:proofErr w:type="gramStart"/>
-      <w:r>
-        <w:rPr>
-          <w:rFonts w:ascii="Times New Roman" w:hAnsi="Times New Roman" w:cs="Times New Roman"/>
-        </w:rPr>
-        <w:t>ab)(</w:t>
-      </w:r>
-      <w:proofErr w:type="gramEnd"/>
-      <w:r>
-        <w:rPr>
-          <w:rFonts w:ascii="Times New Roman" w:hAnsi="Times New Roman" w:cs="Times New Roman"/>
-        </w:rPr>
-        <w:t xml:space="preserve">aa + </w:t>
-      </w:r>
-      <w:proofErr w:type="gramStart"/>
-      <w:r>
-        <w:rPr>
-          <w:rFonts w:ascii="Times New Roman" w:hAnsi="Times New Roman" w:cs="Times New Roman"/>
-        </w:rPr>
-        <w:t>bb)*</w:t>
-      </w:r>
-      <w:proofErr w:type="gramEnd"/>
+      <w:r>
+        <w:rPr>
+          <w:rFonts w:ascii="Times New Roman" w:hAnsi="Times New Roman" w:cs="Times New Roman"/>
+        </w:rPr>
+        <w:t>(aa + bb)*</w:t>
+      </w:r>
     </w:p>
     <w:p>
       <w:pPr>
@@ -2965,16 +2359,8 @@
           <w:rFonts w:ascii="Times New Roman" w:hAnsi="Times New Roman" w:cs="Times New Roman"/>
         </w:rPr>
         <w:tab/>
-        <w:t xml:space="preserve">S -&gt; </w:t>
-      </w:r>
-      <w:proofErr w:type="spellStart"/>
-      <w:r>
-        <w:rPr>
-          <w:rFonts w:ascii="Times New Roman" w:hAnsi="Times New Roman" w:cs="Times New Roman"/>
-        </w:rPr>
-        <w:t>abA</w:t>
-      </w:r>
-      <w:proofErr w:type="spellEnd"/>
+        <w:t>S -&gt; abA</w:t>
+      </w:r>
     </w:p>
     <w:p>
       <w:pPr>
@@ -2988,16 +2374,8 @@
           <w:rFonts w:ascii="Times New Roman" w:hAnsi="Times New Roman" w:cs="Times New Roman"/>
         </w:rPr>
         <w:tab/>
-        <w:t xml:space="preserve">A -&gt; </w:t>
-      </w:r>
-      <w:proofErr w:type="spellStart"/>
-      <w:r>
-        <w:rPr>
-          <w:rFonts w:ascii="Times New Roman" w:hAnsi="Times New Roman" w:cs="Times New Roman"/>
-        </w:rPr>
-        <w:t>baB</w:t>
-      </w:r>
-      <w:proofErr w:type="spellEnd"/>
+        <w:t>A -&gt; baB</w:t>
+      </w:r>
     </w:p>
     <w:p>
       <w:pPr>
@@ -3011,21 +2389,7 @@
           <w:rFonts w:ascii="Times New Roman" w:hAnsi="Times New Roman" w:cs="Times New Roman"/>
         </w:rPr>
         <w:tab/>
-        <w:t xml:space="preserve">B -&gt; </w:t>
-      </w:r>
-      <w:proofErr w:type="spellStart"/>
-      <w:r>
-        <w:rPr>
-          <w:rFonts w:ascii="Times New Roman" w:hAnsi="Times New Roman" w:cs="Times New Roman"/>
-        </w:rPr>
-        <w:t>aA</w:t>
-      </w:r>
-      <w:proofErr w:type="spellEnd"/>
-      <w:r>
-        <w:rPr>
-          <w:rFonts w:ascii="Times New Roman" w:hAnsi="Times New Roman" w:cs="Times New Roman"/>
-        </w:rPr>
-        <w:t xml:space="preserve"> | bb</w:t>
+        <w:t>B -&gt; aA | bb</w:t>
       </w:r>
     </w:p>
     <w:p>
@@ -3125,43 +2489,7 @@
           <w:b/>
           <w:bCs/>
         </w:rPr>
-        <w:t xml:space="preserve">Find a regular grammar that generates the language </w:t>
-      </w:r>
-      <w:proofErr w:type="gramStart"/>
-      <w:r>
-        <w:rPr>
-          <w:rFonts w:ascii="Times New Roman" w:hAnsi="Times New Roman" w:cs="Times New Roman"/>
-          <w:b/>
-          <w:bCs/>
-        </w:rPr>
-        <w:t>L(</w:t>
-      </w:r>
-      <w:proofErr w:type="gramEnd"/>
-      <w:r>
-        <w:rPr>
-          <w:rFonts w:ascii="Times New Roman" w:hAnsi="Times New Roman" w:cs="Times New Roman"/>
-          <w:b/>
-          <w:bCs/>
-        </w:rPr>
-        <w:t xml:space="preserve">aa*(ab + </w:t>
-      </w:r>
-      <w:proofErr w:type="gramStart"/>
-      <w:r>
-        <w:rPr>
-          <w:rFonts w:ascii="Times New Roman" w:hAnsi="Times New Roman" w:cs="Times New Roman"/>
-          <w:b/>
-          <w:bCs/>
-        </w:rPr>
-        <w:t>a)*</w:t>
-      </w:r>
-      <w:proofErr w:type="gramEnd"/>
-      <w:r>
-        <w:rPr>
-          <w:rFonts w:ascii="Times New Roman" w:hAnsi="Times New Roman" w:cs="Times New Roman"/>
-          <w:b/>
-          <w:bCs/>
-        </w:rPr>
-        <w:t>).</w:t>
+        <w:t>Find a regular grammar that generates the language L(aa*(ab + a)*).</w:t>
       </w:r>
     </w:p>
     <w:p>
@@ -3268,14 +2596,7 @@
           <w:rFonts w:ascii="Times New Roman" w:hAnsi="Times New Roman" w:cs="Times New Roman"/>
         </w:rPr>
         <w:tab/>
-        <w:t xml:space="preserve">S -&gt; </w:t>
-      </w:r>
-      <w:proofErr w:type="spellStart"/>
-      <w:r>
-        <w:rPr>
-          <w:rFonts w:ascii="Times New Roman" w:hAnsi="Times New Roman" w:cs="Times New Roman"/>
-        </w:rPr>
-        <w:t>a</w:t>
+        <w:t>S -&gt; a</w:t>
       </w:r>
       <w:r>
         <w:rPr>
@@ -3283,7 +2604,6 @@
         </w:rPr>
         <w:t>A</w:t>
       </w:r>
-      <w:proofErr w:type="spellEnd"/>
     </w:p>
     <w:p>
       <w:pPr>
@@ -3299,19 +2619,11 @@
         <w:tab/>
         <w:t xml:space="preserve">A -&gt; </w:t>
       </w:r>
-      <w:proofErr w:type="spellStart"/>
-      <w:r>
-        <w:rPr>
-          <w:rFonts w:ascii="Times New Roman" w:hAnsi="Times New Roman" w:cs="Times New Roman"/>
-        </w:rPr>
-        <w:t>aA</w:t>
-      </w:r>
-      <w:proofErr w:type="spellEnd"/>
-      <w:r>
-        <w:rPr>
-          <w:rFonts w:ascii="Times New Roman" w:hAnsi="Times New Roman" w:cs="Times New Roman"/>
-        </w:rPr>
-        <w:t xml:space="preserve"> | B</w:t>
+      <w:r>
+        <w:rPr>
+          <w:rFonts w:ascii="Times New Roman" w:hAnsi="Times New Roman" w:cs="Times New Roman"/>
+        </w:rPr>
+        <w:t>aA | B</w:t>
       </w:r>
     </w:p>
     <w:p>
@@ -3331,35 +2643,7 @@
         <w:rPr>
           <w:rFonts w:ascii="Times New Roman" w:hAnsi="Times New Roman" w:cs="Times New Roman"/>
         </w:rPr>
-        <w:t xml:space="preserve">B -&gt; </w:t>
-      </w:r>
-      <w:proofErr w:type="spellStart"/>
-      <w:r>
-        <w:rPr>
-          <w:rFonts w:ascii="Times New Roman" w:hAnsi="Times New Roman" w:cs="Times New Roman"/>
-        </w:rPr>
-        <w:t>aB</w:t>
-      </w:r>
-      <w:proofErr w:type="spellEnd"/>
-      <w:r>
-        <w:rPr>
-          <w:rFonts w:ascii="Times New Roman" w:hAnsi="Times New Roman" w:cs="Times New Roman"/>
-        </w:rPr>
-        <w:t xml:space="preserve"> | </w:t>
-      </w:r>
-      <w:proofErr w:type="spellStart"/>
-      <w:r>
-        <w:rPr>
-          <w:rFonts w:ascii="Times New Roman" w:hAnsi="Times New Roman" w:cs="Times New Roman"/>
-        </w:rPr>
-        <w:t>aU</w:t>
-      </w:r>
-      <w:proofErr w:type="spellEnd"/>
-      <w:r>
-        <w:rPr>
-          <w:rFonts w:ascii="Times New Roman" w:hAnsi="Times New Roman" w:cs="Times New Roman"/>
-        </w:rPr>
-        <w:t xml:space="preserve"> | λ</w:t>
+        <w:t>B -&gt; aB | aU | λ</w:t>
       </w:r>
     </w:p>
     <w:p>
@@ -3374,16 +2658,8 @@
           <w:rFonts w:ascii="Times New Roman" w:hAnsi="Times New Roman" w:cs="Times New Roman"/>
         </w:rPr>
         <w:tab/>
-        <w:t xml:space="preserve">U -&gt; </w:t>
-      </w:r>
-      <w:proofErr w:type="spellStart"/>
-      <w:r>
-        <w:rPr>
-          <w:rFonts w:ascii="Times New Roman" w:hAnsi="Times New Roman" w:cs="Times New Roman"/>
-        </w:rPr>
-        <w:t>bB</w:t>
-      </w:r>
-      <w:proofErr w:type="spellEnd"/>
+        <w:t>U -&gt; bB</w:t>
+      </w:r>
     </w:p>
     <w:p>
       <w:pPr>
@@ -3477,25 +2753,7 @@
           <w:b/>
           <w:bCs/>
         </w:rPr>
-        <w:t xml:space="preserve">Find a regular grammar that generates the language on Σ = {a, b} consisting of all strings with no more than two </w:t>
-      </w:r>
-      <w:proofErr w:type="gramStart"/>
-      <w:r>
-        <w:rPr>
-          <w:rFonts w:ascii="Times New Roman" w:hAnsi="Times New Roman" w:cs="Times New Roman"/>
-          <w:b/>
-          <w:bCs/>
-        </w:rPr>
-        <w:t>a’s</w:t>
-      </w:r>
-      <w:proofErr w:type="gramEnd"/>
-      <w:r>
-        <w:rPr>
-          <w:rFonts w:ascii="Times New Roman" w:hAnsi="Times New Roman" w:cs="Times New Roman"/>
-          <w:b/>
-          <w:bCs/>
-        </w:rPr>
-        <w:t>.</w:t>
+        <w:t>Find a regular grammar that generates the language on Σ = {a, b} consisting of all strings with no more than two a’s.</w:t>
       </w:r>
     </w:p>
     <w:p>
@@ -3588,33 +2846,11 @@
         <w:tab/>
         <w:t xml:space="preserve">S -&gt; </w:t>
       </w:r>
-      <w:proofErr w:type="spellStart"/>
-      <w:r>
-        <w:rPr>
-          <w:rFonts w:ascii="Times New Roman" w:hAnsi="Times New Roman" w:cs="Times New Roman"/>
-        </w:rPr>
-        <w:t>bS</w:t>
-      </w:r>
-      <w:proofErr w:type="spellEnd"/>
-      <w:r>
-        <w:rPr>
-          <w:rFonts w:ascii="Times New Roman" w:hAnsi="Times New Roman" w:cs="Times New Roman"/>
-        </w:rPr>
-        <w:t xml:space="preserve"> | </w:t>
-      </w:r>
-      <w:proofErr w:type="spellStart"/>
-      <w:r>
-        <w:rPr>
-          <w:rFonts w:ascii="Times New Roman" w:hAnsi="Times New Roman" w:cs="Times New Roman"/>
-        </w:rPr>
-        <w:t>aT</w:t>
-      </w:r>
-      <w:proofErr w:type="spellEnd"/>
-      <w:r>
-        <w:rPr>
-          <w:rFonts w:ascii="Times New Roman" w:hAnsi="Times New Roman" w:cs="Times New Roman"/>
-        </w:rPr>
-        <w:t xml:space="preserve"> | λ</w:t>
+      <w:r>
+        <w:rPr>
+          <w:rFonts w:ascii="Times New Roman" w:hAnsi="Times New Roman" w:cs="Times New Roman"/>
+        </w:rPr>
+        <w:t>bS | aT | λ</w:t>
       </w:r>
     </w:p>
     <w:p>
@@ -3631,33 +2867,11 @@
         <w:tab/>
         <w:t xml:space="preserve">T -&gt; </w:t>
       </w:r>
-      <w:proofErr w:type="spellStart"/>
-      <w:r>
-        <w:rPr>
-          <w:rFonts w:ascii="Times New Roman" w:hAnsi="Times New Roman" w:cs="Times New Roman"/>
-        </w:rPr>
-        <w:t>bT</w:t>
-      </w:r>
-      <w:proofErr w:type="spellEnd"/>
-      <w:r>
-        <w:rPr>
-          <w:rFonts w:ascii="Times New Roman" w:hAnsi="Times New Roman" w:cs="Times New Roman"/>
-        </w:rPr>
-        <w:t xml:space="preserve"> | </w:t>
-      </w:r>
-      <w:proofErr w:type="spellStart"/>
-      <w:r>
-        <w:rPr>
-          <w:rFonts w:ascii="Times New Roman" w:hAnsi="Times New Roman" w:cs="Times New Roman"/>
-        </w:rPr>
-        <w:t>aU</w:t>
-      </w:r>
-      <w:proofErr w:type="spellEnd"/>
-      <w:r>
-        <w:rPr>
-          <w:rFonts w:ascii="Times New Roman" w:hAnsi="Times New Roman" w:cs="Times New Roman"/>
-        </w:rPr>
-        <w:t xml:space="preserve"> | λ</w:t>
+      <w:r>
+        <w:rPr>
+          <w:rFonts w:ascii="Times New Roman" w:hAnsi="Times New Roman" w:cs="Times New Roman"/>
+        </w:rPr>
+        <w:t>bT | aU | λ</w:t>
       </w:r>
     </w:p>
     <w:p>
@@ -3672,35 +2886,7 @@
           <w:rFonts w:ascii="Times New Roman" w:hAnsi="Times New Roman" w:cs="Times New Roman"/>
         </w:rPr>
         <w:tab/>
-        <w:t xml:space="preserve">U -&gt; </w:t>
-      </w:r>
-      <w:proofErr w:type="spellStart"/>
-      <w:r>
-        <w:rPr>
-          <w:rFonts w:ascii="Times New Roman" w:hAnsi="Times New Roman" w:cs="Times New Roman"/>
-        </w:rPr>
-        <w:t>bU</w:t>
-      </w:r>
-      <w:proofErr w:type="spellEnd"/>
-      <w:r>
-        <w:rPr>
-          <w:rFonts w:ascii="Times New Roman" w:hAnsi="Times New Roman" w:cs="Times New Roman"/>
-        </w:rPr>
-        <w:t xml:space="preserve"> | </w:t>
-      </w:r>
-      <w:proofErr w:type="spellStart"/>
-      <w:r>
-        <w:rPr>
-          <w:rFonts w:ascii="Times New Roman" w:hAnsi="Times New Roman" w:cs="Times New Roman"/>
-        </w:rPr>
-        <w:t>aV</w:t>
-      </w:r>
-      <w:proofErr w:type="spellEnd"/>
-      <w:r>
-        <w:rPr>
-          <w:rFonts w:ascii="Times New Roman" w:hAnsi="Times New Roman" w:cs="Times New Roman"/>
-        </w:rPr>
-        <w:t xml:space="preserve"> | λ</w:t>
+        <w:t>U -&gt; bU | aV | λ</w:t>
       </w:r>
     </w:p>
     <w:p>
@@ -3715,30 +2901,8 @@
           <w:rFonts w:ascii="Times New Roman" w:hAnsi="Times New Roman" w:cs="Times New Roman"/>
         </w:rPr>
         <w:tab/>
-        <w:t xml:space="preserve">V -&gt; </w:t>
-      </w:r>
-      <w:proofErr w:type="spellStart"/>
-      <w:r>
-        <w:rPr>
-          <w:rFonts w:ascii="Times New Roman" w:hAnsi="Times New Roman" w:cs="Times New Roman"/>
-        </w:rPr>
-        <w:t>aV</w:t>
-      </w:r>
-      <w:proofErr w:type="spellEnd"/>
-      <w:r>
-        <w:rPr>
-          <w:rFonts w:ascii="Times New Roman" w:hAnsi="Times New Roman" w:cs="Times New Roman"/>
-        </w:rPr>
-        <w:t xml:space="preserve"> | </w:t>
-      </w:r>
-      <w:proofErr w:type="spellStart"/>
-      <w:r>
-        <w:rPr>
-          <w:rFonts w:ascii="Times New Roman" w:hAnsi="Times New Roman" w:cs="Times New Roman"/>
-        </w:rPr>
-        <w:t>bV</w:t>
-      </w:r>
-      <w:proofErr w:type="spellEnd"/>
+        <w:t>V -&gt; aV | bV</w:t>
+      </w:r>
     </w:p>
     <w:p>
       <w:pPr>
@@ -3803,27 +2967,7 @@
           <w:b/>
           <w:bCs/>
         </w:rPr>
-        <w:t>For Σ = {</w:t>
-      </w:r>
-      <w:proofErr w:type="spellStart"/>
-      <w:proofErr w:type="gramStart"/>
-      <w:r>
-        <w:rPr>
-          <w:rFonts w:ascii="Times New Roman" w:hAnsi="Times New Roman" w:cs="Times New Roman"/>
-          <w:b/>
-          <w:bCs/>
-        </w:rPr>
-        <w:t>a,b</w:t>
-      </w:r>
-      <w:proofErr w:type="spellEnd"/>
-      <w:proofErr w:type="gramEnd"/>
-      <w:r>
-        <w:rPr>
-          <w:rFonts w:ascii="Times New Roman" w:hAnsi="Times New Roman" w:cs="Times New Roman"/>
-          <w:b/>
-          <w:bCs/>
-        </w:rPr>
-        <w:t>}, find a regular expression for the complement of the language: L = L(aa*bb*).</w:t>
+        <w:t>For Σ = {a,b}, find a regular expression for the complement of the language: L = L(aa*bb*).</w:t>
       </w:r>
     </w:p>
     <w:p>
@@ -3851,16 +2995,32 @@
         <w:rPr>
           <w:rFonts w:ascii="Times New Roman" w:hAnsi="Times New Roman" w:cs="Times New Roman"/>
         </w:rPr>
-        <w:t xml:space="preserve">(a + </w:t>
-      </w:r>
-      <w:proofErr w:type="gramStart"/>
-      <w:r>
-        <w:rPr>
-          <w:rFonts w:ascii="Times New Roman" w:hAnsi="Times New Roman" w:cs="Times New Roman"/>
-        </w:rPr>
-        <w:t>b)*</w:t>
-      </w:r>
-      <w:proofErr w:type="spellStart"/>
+        <w:t>(a + b)*b</w:t>
+      </w:r>
+      <w:r>
+        <w:rPr>
+          <w:rFonts w:ascii="Times New Roman" w:hAnsi="Times New Roman" w:cs="Times New Roman"/>
+        </w:rPr>
+        <w:t>a</w:t>
+      </w:r>
+      <w:r>
+        <w:rPr>
+          <w:rFonts w:ascii="Times New Roman" w:hAnsi="Times New Roman" w:cs="Times New Roman"/>
+        </w:rPr>
+        <w:t>(</w:t>
+      </w:r>
+      <w:r>
+        <w:rPr>
+          <w:rFonts w:ascii="Times New Roman" w:hAnsi="Times New Roman" w:cs="Times New Roman"/>
+        </w:rPr>
+        <w:t>a</w:t>
+      </w:r>
+      <w:r>
+        <w:rPr>
+          <w:rFonts w:ascii="Times New Roman" w:hAnsi="Times New Roman" w:cs="Times New Roman"/>
+        </w:rPr>
+        <w:t xml:space="preserve"> + </w:t>
+      </w:r>
       <w:r>
         <w:rPr>
           <w:rFonts w:ascii="Times New Roman" w:hAnsi="Times New Roman" w:cs="Times New Roman"/>
@@ -3871,29 +3031,26 @@
         <w:rPr>
           <w:rFonts w:ascii="Times New Roman" w:hAnsi="Times New Roman" w:cs="Times New Roman"/>
         </w:rPr>
+        <w:t>)</w:t>
+      </w:r>
+      <w:r>
+        <w:rPr>
+          <w:rFonts w:ascii="Times New Roman" w:hAnsi="Times New Roman" w:cs="Times New Roman"/>
+        </w:rPr>
+        <w:t xml:space="preserve">* + </w:t>
+      </w:r>
+      <w:r>
+        <w:rPr>
+          <w:rFonts w:ascii="Times New Roman" w:hAnsi="Times New Roman" w:cs="Times New Roman"/>
+        </w:rPr>
         <w:t>a</w:t>
       </w:r>
-      <w:proofErr w:type="spellEnd"/>
-      <w:r>
-        <w:rPr>
-          <w:rFonts w:ascii="Times New Roman" w:hAnsi="Times New Roman" w:cs="Times New Roman"/>
-        </w:rPr>
-        <w:t>(</w:t>
-      </w:r>
-      <w:proofErr w:type="gramEnd"/>
-      <w:r>
-        <w:rPr>
-          <w:rFonts w:ascii="Times New Roman" w:hAnsi="Times New Roman" w:cs="Times New Roman"/>
-        </w:rPr>
-        <w:t>a</w:t>
-      </w:r>
-      <w:r>
-        <w:rPr>
-          <w:rFonts w:ascii="Times New Roman" w:hAnsi="Times New Roman" w:cs="Times New Roman"/>
-        </w:rPr>
-        <w:t xml:space="preserve"> + </w:t>
-      </w:r>
-      <w:proofErr w:type="gramStart"/>
+      <w:r>
+        <w:rPr>
+          <w:rFonts w:ascii="Times New Roman" w:hAnsi="Times New Roman" w:cs="Times New Roman"/>
+        </w:rPr>
+        <w:t xml:space="preserve">a* + </w:t>
+      </w:r>
       <w:r>
         <w:rPr>
           <w:rFonts w:ascii="Times New Roman" w:hAnsi="Times New Roman" w:cs="Times New Roman"/>
@@ -3904,43 +3061,6 @@
         <w:rPr>
           <w:rFonts w:ascii="Times New Roman" w:hAnsi="Times New Roman" w:cs="Times New Roman"/>
         </w:rPr>
-        <w:t>)</w:t>
-      </w:r>
-      <w:r>
-        <w:rPr>
-          <w:rFonts w:ascii="Times New Roman" w:hAnsi="Times New Roman" w:cs="Times New Roman"/>
-        </w:rPr>
-        <w:t>*</w:t>
-      </w:r>
-      <w:proofErr w:type="gramEnd"/>
-      <w:r>
-        <w:rPr>
-          <w:rFonts w:ascii="Times New Roman" w:hAnsi="Times New Roman" w:cs="Times New Roman"/>
-        </w:rPr>
-        <w:t xml:space="preserve"> + </w:t>
-      </w:r>
-      <w:r>
-        <w:rPr>
-          <w:rFonts w:ascii="Times New Roman" w:hAnsi="Times New Roman" w:cs="Times New Roman"/>
-        </w:rPr>
-        <w:t>a</w:t>
-      </w:r>
-      <w:r>
-        <w:rPr>
-          <w:rFonts w:ascii="Times New Roman" w:hAnsi="Times New Roman" w:cs="Times New Roman"/>
-        </w:rPr>
-        <w:t xml:space="preserve">a* + </w:t>
-      </w:r>
-      <w:r>
-        <w:rPr>
-          <w:rFonts w:ascii="Times New Roman" w:hAnsi="Times New Roman" w:cs="Times New Roman"/>
-        </w:rPr>
-        <w:t>b</w:t>
-      </w:r>
-      <w:r>
-        <w:rPr>
-          <w:rFonts w:ascii="Times New Roman" w:hAnsi="Times New Roman" w:cs="Times New Roman"/>
-        </w:rPr>
         <w:t>b*</w:t>
       </w:r>
       <w:r>
@@ -3985,83 +3105,29 @@
           <w:b/>
           <w:bCs/>
         </w:rPr>
-        <w:t>Let L1 = L(ab*aa), L2 = L(a*</w:t>
-      </w:r>
-      <w:proofErr w:type="spellStart"/>
-      <w:r>
-        <w:rPr>
-          <w:rFonts w:ascii="Times New Roman" w:hAnsi="Times New Roman" w:cs="Times New Roman"/>
-          <w:b/>
-          <w:bCs/>
-        </w:rPr>
-        <w:t>bba</w:t>
-      </w:r>
-      <w:proofErr w:type="spellEnd"/>
-      <w:r>
-        <w:rPr>
-          <w:rFonts w:ascii="Times New Roman" w:hAnsi="Times New Roman" w:cs="Times New Roman"/>
-          <w:b/>
-          <w:bCs/>
-        </w:rPr>
-        <w:t>*).  Find a regular expression for (L1 U L2) * L2.</w:t>
-      </w:r>
-    </w:p>
-    <w:p>
-      <w:pPr>
-        <w:contextualSpacing/>
-        <w:rPr>
-          <w:rFonts w:ascii="Times New Roman" w:hAnsi="Times New Roman" w:cs="Times New Roman"/>
-        </w:rPr>
-      </w:pPr>
-    </w:p>
-    <w:p>
-      <w:pPr>
-        <w:contextualSpacing/>
-        <w:rPr>
-          <w:rFonts w:ascii="Times New Roman" w:hAnsi="Times New Roman" w:cs="Times New Roman"/>
-        </w:rPr>
-      </w:pPr>
-      <w:r>
-        <w:rPr>
-          <w:rFonts w:ascii="Times New Roman" w:hAnsi="Times New Roman" w:cs="Times New Roman"/>
-        </w:rPr>
-        <w:t>(ab*aa + a*</w:t>
-      </w:r>
-      <w:proofErr w:type="spellStart"/>
-      <w:r>
-        <w:rPr>
-          <w:rFonts w:ascii="Times New Roman" w:hAnsi="Times New Roman" w:cs="Times New Roman"/>
-        </w:rPr>
-        <w:t>bba</w:t>
-      </w:r>
-      <w:proofErr w:type="spellEnd"/>
-      <w:proofErr w:type="gramStart"/>
-      <w:r>
-        <w:rPr>
-          <w:rFonts w:ascii="Times New Roman" w:hAnsi="Times New Roman" w:cs="Times New Roman"/>
-        </w:rPr>
-        <w:t>*)*</w:t>
-      </w:r>
-      <w:proofErr w:type="gramEnd"/>
-      <w:r>
-        <w:rPr>
-          <w:rFonts w:ascii="Times New Roman" w:hAnsi="Times New Roman" w:cs="Times New Roman"/>
-        </w:rPr>
-        <w:t>(a*</w:t>
-      </w:r>
-      <w:proofErr w:type="spellStart"/>
-      <w:r>
-        <w:rPr>
-          <w:rFonts w:ascii="Times New Roman" w:hAnsi="Times New Roman" w:cs="Times New Roman"/>
-        </w:rPr>
-        <w:t>bba</w:t>
-      </w:r>
-      <w:proofErr w:type="spellEnd"/>
-      <w:r>
-        <w:rPr>
-          <w:rFonts w:ascii="Times New Roman" w:hAnsi="Times New Roman" w:cs="Times New Roman"/>
-        </w:rPr>
-        <w:t>*)</w:t>
+        <w:t>Let L1 = L(ab*aa), L2 = L(a*bba*).  Find a regular expression for (L1 U L2) * L2.</w:t>
+      </w:r>
+    </w:p>
+    <w:p>
+      <w:pPr>
+        <w:contextualSpacing/>
+        <w:rPr>
+          <w:rFonts w:ascii="Times New Roman" w:hAnsi="Times New Roman" w:cs="Times New Roman"/>
+        </w:rPr>
+      </w:pPr>
+    </w:p>
+    <w:p>
+      <w:pPr>
+        <w:contextualSpacing/>
+        <w:rPr>
+          <w:rFonts w:ascii="Times New Roman" w:hAnsi="Times New Roman" w:cs="Times New Roman"/>
+        </w:rPr>
+      </w:pPr>
+      <w:r>
+        <w:rPr>
+          <w:rFonts w:ascii="Times New Roman" w:hAnsi="Times New Roman" w:cs="Times New Roman"/>
+        </w:rPr>
+        <w:t>(ab*aa + a*bba*)*(a*bba*)</w:t>
       </w:r>
     </w:p>
     <w:p>
@@ -4214,25 +3280,7 @@
           <w:b/>
           <w:bCs/>
         </w:rPr>
-        <w:t xml:space="preserve">Show how from a DFA for L, one can construct a </w:t>
-      </w:r>
-      <w:proofErr w:type="gramStart"/>
-      <w:r>
-        <w:rPr>
-          <w:rFonts w:ascii="Times New Roman" w:hAnsi="Times New Roman" w:cs="Times New Roman"/>
-          <w:b/>
-          <w:bCs/>
-        </w:rPr>
-        <w:t>finite automata</w:t>
-      </w:r>
-      <w:proofErr w:type="gramEnd"/>
-      <w:r>
-        <w:rPr>
-          <w:rFonts w:ascii="Times New Roman" w:hAnsi="Times New Roman" w:cs="Times New Roman"/>
-          <w:b/>
-          <w:bCs/>
-        </w:rPr>
-        <w:t xml:space="preserve"> for complement</w:t>
+        <w:t>Show how from a DFA for L, one can construct a finite automata for complement</w:t>
       </w:r>
       <w:r>
         <w:rPr>
@@ -4249,6 +3297,80 @@
           <w:bCs/>
         </w:rPr>
         <w:t>L*.</w:t>
+      </w:r>
+    </w:p>
+    <w:p>
+      <w:pPr>
+        <w:pStyle w:val="ListParagraph"/>
+        <w:numPr>
+          <w:ilvl w:val="0"/>
+          <w:numId w:val="4"/>
+        </w:numPr>
+        <w:rPr>
+          <w:rFonts w:ascii="Times New Roman" w:hAnsi="Times New Roman" w:cs="Times New Roman"/>
+          <w:noProof/>
+        </w:rPr>
+      </w:pPr>
+      <w:r>
+        <w:rPr>
+          <w:rFonts w:ascii="Times New Roman" w:hAnsi="Times New Roman" w:cs="Times New Roman"/>
+          <w:noProof/>
+        </w:rPr>
+        <w:t>Construct the original DFA as L(M).</w:t>
+      </w:r>
+    </w:p>
+    <w:p>
+      <w:pPr>
+        <w:pStyle w:val="ListParagraph"/>
+        <w:numPr>
+          <w:ilvl w:val="0"/>
+          <w:numId w:val="4"/>
+        </w:numPr>
+        <w:rPr>
+          <w:rFonts w:ascii="Times New Roman" w:hAnsi="Times New Roman" w:cs="Times New Roman"/>
+          <w:noProof/>
+        </w:rPr>
+      </w:pPr>
+      <w:r>
+        <w:rPr>
+          <w:rFonts w:ascii="Times New Roman" w:hAnsi="Times New Roman" w:cs="Times New Roman"/>
+          <w:noProof/>
+        </w:rPr>
+        <w:t>Find the complement of L(M) by reversing accepting and non-accepting states.</w:t>
+      </w:r>
+    </w:p>
+    <w:p>
+      <w:pPr>
+        <w:pStyle w:val="ListParagraph"/>
+        <w:numPr>
+          <w:ilvl w:val="0"/>
+          <w:numId w:val="4"/>
+        </w:numPr>
+        <w:rPr>
+          <w:rFonts w:ascii="Times New Roman" w:hAnsi="Times New Roman" w:cs="Times New Roman"/>
+          <w:noProof/>
+        </w:rPr>
+      </w:pPr>
+      <w:r>
+        <w:rPr>
+          <w:rFonts w:ascii="Times New Roman" w:hAnsi="Times New Roman" w:cs="Times New Roman"/>
+          <w:noProof/>
+        </w:rPr>
+        <w:t xml:space="preserve">Find the * operation by adding lambda transitions from accepting states back to </w:t>
+      </w:r>
+      <w:r>
+        <w:rPr>
+          <w:rFonts w:ascii="Times New Roman" w:hAnsi="Times New Roman" w:cs="Times New Roman"/>
+          <w:noProof/>
+        </w:rPr>
+        <w:t>original start state</w:t>
+      </w:r>
+      <w:r>
+        <w:rPr>
+          <w:rFonts w:ascii="Times New Roman" w:hAnsi="Times New Roman" w:cs="Times New Roman"/>
+          <w:noProof/>
+        </w:rPr>
+        <w:t>.</w:t>
       </w:r>
     </w:p>
     <w:p>
@@ -4449,46 +3571,6 @@
           <w:rFonts w:ascii="Times New Roman" w:hAnsi="Times New Roman" w:cs="Times New Roman"/>
         </w:rPr>
       </w:pPr>
-    </w:p>
-    <w:p>
-      <w:pPr>
-        <w:contextualSpacing/>
-        <w:rPr>
-          <w:rFonts w:ascii="Times New Roman" w:hAnsi="Times New Roman" w:cs="Times New Roman"/>
-        </w:rPr>
-      </w:pPr>
-    </w:p>
-    <w:p>
-      <w:pPr>
-        <w:contextualSpacing/>
-        <w:rPr>
-          <w:rFonts w:ascii="Times New Roman" w:hAnsi="Times New Roman" w:cs="Times New Roman"/>
-        </w:rPr>
-      </w:pPr>
-    </w:p>
-    <w:p>
-      <w:pPr>
-        <w:contextualSpacing/>
-        <w:rPr>
-          <w:rFonts w:ascii="Times New Roman" w:hAnsi="Times New Roman" w:cs="Times New Roman"/>
-        </w:rPr>
-      </w:pPr>
-    </w:p>
-    <w:p>
-      <w:pPr>
-        <w:contextualSpacing/>
-        <w:rPr>
-          <w:rFonts w:ascii="Times New Roman" w:hAnsi="Times New Roman" w:cs="Times New Roman"/>
-        </w:rPr>
-      </w:pPr>
-    </w:p>
-    <w:p>
-      <w:pPr>
-        <w:contextualSpacing/>
-        <w:rPr>
-          <w:rFonts w:ascii="Times New Roman" w:hAnsi="Times New Roman" w:cs="Times New Roman"/>
-        </w:rPr>
-      </w:pPr>
       <w:r>
         <w:rPr>
           <w:rFonts w:ascii="Times New Roman" w:hAnsi="Times New Roman" w:cs="Times New Roman"/>
@@ -4534,10 +3616,10 @@
           <w:noProof/>
         </w:rPr>
         <w:drawing>
-          <wp:inline distT="0" distB="0" distL="0" distR="0" wp14:anchorId="4AEC138B" wp14:editId="46BED7E8">
-            <wp:extent cx="5936615" cy="7682230"/>
-            <wp:effectExtent l="0" t="0" r="6985" b="0"/>
-            <wp:docPr id="1752636597" name="Picture 7"/>
+          <wp:inline distT="0" distB="0" distL="0" distR="0" wp14:anchorId="313F19A3" wp14:editId="579EB56C">
+            <wp:extent cx="5934075" cy="7686675"/>
+            <wp:effectExtent l="0" t="0" r="9525" b="9525"/>
+            <wp:docPr id="1120696568" name="Picture 2"/>
             <wp:cNvGraphicFramePr>
               <a:graphicFrameLocks xmlns:a="http://schemas.openxmlformats.org/drawingml/2006/main" noChangeAspect="1"/>
             </wp:cNvGraphicFramePr>
@@ -4545,7 +3627,7 @@
               <a:graphicData uri="http://schemas.openxmlformats.org/drawingml/2006/picture">
                 <pic:pic xmlns:pic="http://schemas.openxmlformats.org/drawingml/2006/picture">
                   <pic:nvPicPr>
-                    <pic:cNvPr id="0" name="Picture 7"/>
+                    <pic:cNvPr id="0" name="Picture 2"/>
                     <pic:cNvPicPr>
                       <a:picLocks noChangeAspect="1" noChangeArrowheads="1"/>
                     </pic:cNvPicPr>
@@ -4566,7 +3648,7 @@
                   <pic:spPr bwMode="auto">
                     <a:xfrm>
                       <a:off x="0" y="0"/>
-                      <a:ext cx="5936615" cy="7682230"/>
+                      <a:ext cx="5934075" cy="7686675"/>
                     </a:xfrm>
                     <a:prstGeom prst="rect">
                       <a:avLst/>
@@ -4649,52 +3731,7 @@
           <w:b/>
           <w:bCs/>
         </w:rPr>
-        <w:t xml:space="preserve">Exhibit an algorithm to determine </w:t>
-      </w:r>
-      <w:proofErr w:type="gramStart"/>
-      <w:r>
-        <w:rPr>
-          <w:rFonts w:ascii="Times New Roman" w:hAnsi="Times New Roman" w:cs="Times New Roman"/>
-          <w:b/>
-          <w:bCs/>
-        </w:rPr>
-        <w:t>whether or not</w:t>
-      </w:r>
-      <w:proofErr w:type="gramEnd"/>
-      <w:r>
-        <w:rPr>
-          <w:rFonts w:ascii="Times New Roman" w:hAnsi="Times New Roman" w:cs="Times New Roman"/>
-          <w:b/>
-          <w:bCs/>
-        </w:rPr>
-        <w:t xml:space="preserve"> a regular language L contains any </w:t>
-      </w:r>
-      <w:proofErr w:type="gramStart"/>
-      <w:r>
-        <w:rPr>
-          <w:rFonts w:ascii="Times New Roman" w:hAnsi="Times New Roman" w:cs="Times New Roman"/>
-          <w:b/>
-          <w:bCs/>
-        </w:rPr>
-        <w:t>strings w</w:t>
-      </w:r>
-      <w:proofErr w:type="gramEnd"/>
-      <w:r>
-        <w:rPr>
-          <w:rFonts w:ascii="Times New Roman" w:hAnsi="Times New Roman" w:cs="Times New Roman"/>
-          <w:b/>
-          <w:bCs/>
-        </w:rPr>
-        <w:t xml:space="preserve"> such that </w:t>
-      </w:r>
-      <w:proofErr w:type="spellStart"/>
-      <w:r>
-        <w:rPr>
-          <w:rFonts w:ascii="Times New Roman" w:hAnsi="Times New Roman" w:cs="Times New Roman"/>
-          <w:b/>
-          <w:bCs/>
-        </w:rPr>
-        <w:t>w</w:t>
+        <w:t>Exhibit an algorithm to determine whether or not a regular language L contains any strings w such that w</w:t>
       </w:r>
       <w:r>
         <w:rPr>
@@ -4705,7 +3742,6 @@
         </w:rPr>
         <w:t>R</w:t>
       </w:r>
-      <w:proofErr w:type="spellEnd"/>
       <w:r>
         <w:rPr>
           <w:rFonts w:ascii="Times New Roman" w:hAnsi="Times New Roman" w:cs="Times New Roman"/>
@@ -4830,20 +3866,25 @@
         <w:rPr>
           <w:rFonts w:ascii="Times New Roman" w:hAnsi="Times New Roman" w:cs="Times New Roman"/>
         </w:rPr>
-        <w:t xml:space="preserve">intersection </w:t>
-      </w:r>
-      <w:r>
-        <w:rPr>
-          <w:rFonts w:ascii="Times New Roman" w:hAnsi="Times New Roman" w:cs="Times New Roman"/>
-        </w:rPr>
-        <w:t xml:space="preserve">NFA for accepting state of </w:t>
-      </w:r>
-      <w:proofErr w:type="spellStart"/>
-      <w:r>
-        <w:rPr>
-          <w:rFonts w:ascii="Times New Roman" w:hAnsi="Times New Roman" w:cs="Times New Roman"/>
-        </w:rPr>
-        <w:t>w</w:t>
+        <w:t xml:space="preserve">transition </w:t>
+      </w:r>
+      <w:r>
+        <w:rPr>
+          <w:rFonts w:ascii="Times New Roman" w:hAnsi="Times New Roman" w:cs="Times New Roman"/>
+        </w:rPr>
+        <w:t>diagram</w:t>
+      </w:r>
+      <w:r>
+        <w:rPr>
+          <w:rFonts w:ascii="Times New Roman" w:hAnsi="Times New Roman" w:cs="Times New Roman"/>
+        </w:rPr>
+        <w:t xml:space="preserve"> </w:t>
+      </w:r>
+      <w:r>
+        <w:rPr>
+          <w:rFonts w:ascii="Times New Roman" w:hAnsi="Times New Roman" w:cs="Times New Roman"/>
+        </w:rPr>
+        <w:t>for accepting state of w</w:t>
       </w:r>
       <w:r>
         <w:rPr>
@@ -4852,7 +3893,6 @@
         </w:rPr>
         <w:t>R</w:t>
       </w:r>
-      <w:proofErr w:type="spellEnd"/>
       <w:r>
         <w:rPr>
           <w:rFonts w:ascii="Times New Roman" w:hAnsi="Times New Roman" w:cs="Times New Roman"/>
@@ -4986,7 +4026,19 @@
         <w:rPr>
           <w:rFonts w:ascii="Times New Roman" w:hAnsi="Times New Roman" w:cs="Times New Roman"/>
         </w:rPr>
-        <w:t>Construct NFA L(M)</w:t>
+        <w:t xml:space="preserve">Construct </w:t>
+      </w:r>
+      <w:r>
+        <w:rPr>
+          <w:rFonts w:ascii="Times New Roman" w:hAnsi="Times New Roman" w:cs="Times New Roman"/>
+        </w:rPr>
+        <w:t>the transition graph for</w:t>
+      </w:r>
+      <w:r>
+        <w:rPr>
+          <w:rFonts w:ascii="Times New Roman" w:hAnsi="Times New Roman" w:cs="Times New Roman"/>
+        </w:rPr>
+        <w:t xml:space="preserve"> L(M)</w:t>
       </w:r>
       <w:r>
         <w:rPr>
@@ -5048,7 +4100,25 @@
         <w:rPr>
           <w:rFonts w:ascii="Times New Roman" w:hAnsi="Times New Roman" w:cs="Times New Roman"/>
         </w:rPr>
-        <w:t>Search the intersection NFA for a</w:t>
+        <w:t xml:space="preserve">Search the intersection </w:t>
+      </w:r>
+      <w:r>
+        <w:rPr>
+          <w:rFonts w:ascii="Times New Roman" w:hAnsi="Times New Roman" w:cs="Times New Roman"/>
+        </w:rPr>
+        <w:t xml:space="preserve">transition </w:t>
+      </w:r>
+      <w:r>
+        <w:rPr>
+          <w:rFonts w:ascii="Times New Roman" w:hAnsi="Times New Roman" w:cs="Times New Roman"/>
+        </w:rPr>
+        <w:t xml:space="preserve">diagram </w:t>
+      </w:r>
+      <w:r>
+        <w:rPr>
+          <w:rFonts w:ascii="Times New Roman" w:hAnsi="Times New Roman" w:cs="Times New Roman"/>
+        </w:rPr>
+        <w:t>for a</w:t>
       </w:r>
       <w:r>
         <w:rPr>
@@ -5110,25 +4180,7 @@
           <w:b/>
           <w:bCs/>
         </w:rPr>
-        <w:t xml:space="preserve">Show that there exists an algorithm to determine </w:t>
-      </w:r>
-      <w:proofErr w:type="gramStart"/>
-      <w:r>
-        <w:rPr>
-          <w:rFonts w:ascii="Times New Roman" w:hAnsi="Times New Roman" w:cs="Times New Roman"/>
-          <w:b/>
-          <w:bCs/>
-        </w:rPr>
-        <w:t>whether or not</w:t>
-      </w:r>
-      <w:proofErr w:type="gramEnd"/>
-      <w:r>
-        <w:rPr>
-          <w:rFonts w:ascii="Times New Roman" w:hAnsi="Times New Roman" w:cs="Times New Roman"/>
-          <w:b/>
-          <w:bCs/>
-        </w:rPr>
-        <w:t xml:space="preserve"> w ϵ L1 – L2 for any given w and any regular language L1 and L2.</w:t>
+        <w:t>Show that there exists an algorithm to determine whether or not w ϵ L1 – L2 for any given w and any regular language L1 and L2.</w:t>
       </w:r>
     </w:p>
     <w:p>
@@ -5150,33 +4202,11 @@
           <w:rFonts w:ascii="Times New Roman" w:hAnsi="Times New Roman" w:cs="Times New Roman"/>
         </w:rPr>
       </w:pPr>
-      <w:proofErr w:type="gramStart"/>
-      <w:r>
-        <w:rPr>
-          <w:rFonts w:ascii="Times New Roman" w:hAnsi="Times New Roman" w:cs="Times New Roman"/>
-        </w:rPr>
-        <w:t>By definition, L1</w:t>
-      </w:r>
-      <w:proofErr w:type="gramEnd"/>
-      <w:r>
-        <w:rPr>
-          <w:rFonts w:ascii="Times New Roman" w:hAnsi="Times New Roman" w:cs="Times New Roman"/>
-        </w:rPr>
-        <w:t xml:space="preserve"> – L2 = L1 ∩ complement L2, so </w:t>
-      </w:r>
-      <w:proofErr w:type="spellStart"/>
-      <w:r>
-        <w:rPr>
-          <w:rFonts w:ascii="Times New Roman" w:hAnsi="Times New Roman" w:cs="Times New Roman"/>
-        </w:rPr>
-        <w:t>w</w:t>
-      </w:r>
-      <w:proofErr w:type="spellEnd"/>
-      <w:r>
-        <w:rPr>
-          <w:rFonts w:ascii="Times New Roman" w:hAnsi="Times New Roman" w:cs="Times New Roman"/>
-        </w:rPr>
-        <w:t xml:space="preserve"> must exist in both.</w:t>
+      <w:r>
+        <w:rPr>
+          <w:rFonts w:ascii="Times New Roman" w:hAnsi="Times New Roman" w:cs="Times New Roman"/>
+        </w:rPr>
+        <w:t>By definition, L1 – L2 = L1 ∩ complement L2, so w must exist in both.</w:t>
       </w:r>
     </w:p>
     <w:p>
@@ -5260,7 +4290,43 @@
         <w:rPr>
           <w:rFonts w:ascii="Times New Roman" w:hAnsi="Times New Roman" w:cs="Times New Roman"/>
         </w:rPr>
-        <w:t xml:space="preserve"> NFA for accepting states.</w:t>
+        <w:t xml:space="preserve"> </w:t>
+      </w:r>
+      <w:r>
+        <w:rPr>
+          <w:rFonts w:ascii="Times New Roman" w:hAnsi="Times New Roman" w:cs="Times New Roman"/>
+        </w:rPr>
+        <w:t xml:space="preserve">transition </w:t>
+      </w:r>
+      <w:r>
+        <w:rPr>
+          <w:rFonts w:ascii="Times New Roman" w:hAnsi="Times New Roman" w:cs="Times New Roman"/>
+        </w:rPr>
+        <w:t xml:space="preserve">diagram </w:t>
+      </w:r>
+      <w:r>
+        <w:rPr>
+          <w:rFonts w:ascii="Times New Roman" w:hAnsi="Times New Roman" w:cs="Times New Roman"/>
+        </w:rPr>
+        <w:t>for</w:t>
+      </w:r>
+      <w:r>
+        <w:rPr>
+          <w:rFonts w:ascii="Times New Roman" w:hAnsi="Times New Roman" w:cs="Times New Roman"/>
+        </w:rPr>
+        <w:t xml:space="preserve"> an</w:t>
+      </w:r>
+      <w:r>
+        <w:rPr>
+          <w:rFonts w:ascii="Times New Roman" w:hAnsi="Times New Roman" w:cs="Times New Roman"/>
+        </w:rPr>
+        <w:t xml:space="preserve"> accepting state</w:t>
+      </w:r>
+      <w:r>
+        <w:rPr>
+          <w:rFonts w:ascii="Times New Roman" w:hAnsi="Times New Roman" w:cs="Times New Roman"/>
+        </w:rPr>
+        <w:t xml:space="preserve"> for w.</w:t>
       </w:r>
     </w:p>
     <w:p>
@@ -5358,19 +4424,23 @@
           <w:rFonts w:ascii="Times New Roman" w:hAnsi="Times New Roman" w:cs="Times New Roman"/>
         </w:rPr>
       </w:pPr>
-      <w:proofErr w:type="gramStart"/>
-      <w:r>
-        <w:rPr>
-          <w:rFonts w:ascii="Times New Roman" w:hAnsi="Times New Roman" w:cs="Times New Roman"/>
-        </w:rPr>
-        <w:t>Search M</w:t>
-      </w:r>
-      <w:proofErr w:type="gramEnd"/>
-      <w:r>
-        <w:rPr>
-          <w:rFonts w:ascii="Times New Roman" w:hAnsi="Times New Roman" w:cs="Times New Roman"/>
-        </w:rPr>
-        <w:t xml:space="preserve"> for non-accepting states.</w:t>
+      <w:r>
+        <w:rPr>
+          <w:rFonts w:ascii="Times New Roman" w:hAnsi="Times New Roman" w:cs="Times New Roman"/>
+        </w:rPr>
+        <w:t>Search</w:t>
+      </w:r>
+      <w:r>
+        <w:rPr>
+          <w:rFonts w:ascii="Times New Roman" w:hAnsi="Times New Roman" w:cs="Times New Roman"/>
+        </w:rPr>
+        <w:t xml:space="preserve"> the transition diagram</w:t>
+      </w:r>
+      <w:r>
+        <w:rPr>
+          <w:rFonts w:ascii="Times New Roman" w:hAnsi="Times New Roman" w:cs="Times New Roman"/>
+        </w:rPr>
+        <w:t xml:space="preserve"> M for non-accepting states.</w:t>
       </w:r>
     </w:p>
     <w:p>
@@ -5388,27 +4458,13 @@
         <w:rPr>
           <w:rFonts w:ascii="Times New Roman" w:hAnsi="Times New Roman" w:cs="Times New Roman"/>
         </w:rPr>
-        <w:t xml:space="preserve">If only accepting states are found, then there are no repeated variables, </w:t>
-      </w:r>
-      <w:proofErr w:type="gramStart"/>
-      <w:r>
-        <w:rPr>
-          <w:rFonts w:ascii="Times New Roman" w:hAnsi="Times New Roman" w:cs="Times New Roman"/>
-        </w:rPr>
-        <w:t xml:space="preserve">and  </w:t>
-      </w:r>
-      <w:r>
-        <w:rPr>
-          <w:rFonts w:ascii="Times New Roman" w:hAnsi="Times New Roman" w:cs="Times New Roman"/>
-        </w:rPr>
-        <w:t>L</w:t>
-      </w:r>
-      <w:proofErr w:type="gramEnd"/>
-      <w:r>
-        <w:rPr>
-          <w:rFonts w:ascii="Times New Roman" w:hAnsi="Times New Roman" w:cs="Times New Roman"/>
-        </w:rPr>
-        <w:t xml:space="preserve"> = Σ*</w:t>
+        <w:t xml:space="preserve">If only accepting states are found, then there are no repeated variables and  </w:t>
+      </w:r>
+      <w:r>
+        <w:rPr>
+          <w:rFonts w:ascii="Times New Roman" w:hAnsi="Times New Roman" w:cs="Times New Roman"/>
+        </w:rPr>
+        <w:t>L = Σ*</w:t>
       </w:r>
       <w:r>
         <w:rPr>
@@ -5432,7 +4488,19 @@
         <w:rPr>
           <w:rFonts w:ascii="Times New Roman" w:hAnsi="Times New Roman" w:cs="Times New Roman"/>
         </w:rPr>
-        <w:t>If non-accepting states are found, there are repeated variables which means L ≠ Σ*, so return “no.”</w:t>
+        <w:t xml:space="preserve">If non-accepting states are found, there are repeated variables </w:t>
+      </w:r>
+      <w:r>
+        <w:rPr>
+          <w:rFonts w:ascii="Times New Roman" w:hAnsi="Times New Roman" w:cs="Times New Roman"/>
+        </w:rPr>
+        <w:t>or</w:t>
+      </w:r>
+      <w:r>
+        <w:rPr>
+          <w:rFonts w:ascii="Times New Roman" w:hAnsi="Times New Roman" w:cs="Times New Roman"/>
+        </w:rPr>
+        <w:t xml:space="preserve"> L ≠ Σ*, so return “no.”</w:t>
       </w:r>
     </w:p>
     <w:p>
@@ -5465,25 +4533,7 @@
           <w:b/>
           <w:bCs/>
         </w:rPr>
-        <w:t xml:space="preserve">Exhibit an algorithm that, given any three regular languages, L, L1, L2, determines </w:t>
-      </w:r>
-      <w:proofErr w:type="gramStart"/>
-      <w:r>
-        <w:rPr>
-          <w:rFonts w:ascii="Times New Roman" w:hAnsi="Times New Roman" w:cs="Times New Roman"/>
-          <w:b/>
-          <w:bCs/>
-        </w:rPr>
-        <w:t>whether or not</w:t>
-      </w:r>
-      <w:proofErr w:type="gramEnd"/>
-      <w:r>
-        <w:rPr>
-          <w:rFonts w:ascii="Times New Roman" w:hAnsi="Times New Roman" w:cs="Times New Roman"/>
-          <w:b/>
-          <w:bCs/>
-        </w:rPr>
-        <w:t xml:space="preserve"> L = L1L2.</w:t>
+        <w:t>Exhibit an algorithm that, given any three regular languages, L, L1, L2, determines whether or not L = L1L2.</w:t>
       </w:r>
     </w:p>
     <w:p>
@@ -5599,7 +4649,25 @@
         <w:rPr>
           <w:rFonts w:ascii="Times New Roman" w:hAnsi="Times New Roman" w:cs="Times New Roman"/>
         </w:rPr>
-        <w:t>Search the intersection NFA for accepting states.  If non-accepting states are found, return “no.”  If only accepting states are found, return “yes.”</w:t>
+        <w:t xml:space="preserve">Search the intersection </w:t>
+      </w:r>
+      <w:r>
+        <w:rPr>
+          <w:rFonts w:ascii="Times New Roman" w:hAnsi="Times New Roman" w:cs="Times New Roman"/>
+        </w:rPr>
+        <w:t xml:space="preserve">transition </w:t>
+      </w:r>
+      <w:r>
+        <w:rPr>
+          <w:rFonts w:ascii="Times New Roman" w:hAnsi="Times New Roman" w:cs="Times New Roman"/>
+        </w:rPr>
+        <w:t xml:space="preserve">diagram </w:t>
+      </w:r>
+      <w:r>
+        <w:rPr>
+          <w:rFonts w:ascii="Times New Roman" w:hAnsi="Times New Roman" w:cs="Times New Roman"/>
+        </w:rPr>
+        <w:t>for accepting states.  If non-accepting states are found, return “no.”  If only accepting states are found, return “yes.”</w:t>
       </w:r>
     </w:p>
     <w:sectPr>
@@ -5615,6 +4683,119 @@
 <file path=word/numbering.xml><?xml version="1.0" encoding="utf-8"?>
 <w:numbering xmlns:wpc="http://schemas.microsoft.com/office/word/2010/wordprocessingCanvas" xmlns:cx="http://schemas.microsoft.com/office/drawing/2014/chartex" xmlns:cx1="http://schemas.microsoft.com/office/drawing/2015/9/8/chartex" xmlns:cx2="http://schemas.microsoft.com/office/drawing/2015/10/21/chartex" xmlns:cx3="http://schemas.microsoft.com/office/drawing/2016/5/9/chartex" xmlns:cx4="http://schemas.microsoft.com/office/drawing/2016/5/10/chartex" xmlns:cx5="http://schemas.microsoft.com/office/drawing/2016/5/11/chartex" xmlns:cx6="http://schemas.microsoft.com/office/drawing/2016/5/12/chartex" xmlns:cx7="http://schemas.microsoft.com/office/drawing/2016/5/13/chartex" xmlns:cx8="http://schemas.microsoft.com/office/drawing/2016/5/14/chartex" xmlns:mc="http://schemas.openxmlformats.org/markup-compatibility/2006" xmlns:aink="http://schemas.microsoft.com/office/drawing/2016/ink" xmlns:am3d="http://schemas.microsoft.com/office/drawing/2017/model3d" xmlns:o="urn:schemas-microsoft-com:office:office" xmlns:oel="http://schemas.microsoft.com/office/2019/extlst" xmlns:r="http://schemas.openxmlformats.org/officeDocument/2006/relationships" xmlns:m="http://schemas.openxmlformats.org/officeDocument/2006/math" xmlns:v="urn:schemas-microsoft-com:vml" xmlns:wp14="http://schemas.microsoft.com/office/word/2010/wordprocessingDrawing" xmlns:wp="http://schemas.openxmlformats.org/drawingml/2006/wordprocessingDrawing" xmlns:w10="urn:schemas-microsoft-com:office:word" xmlns:w="http://schemas.openxmlformats.org/wordprocessingml/2006/main" xmlns:w14="http://schemas.microsoft.com/office/word/2010/wordml" xmlns:w15="http://schemas.microsoft.com/office/word/2012/wordml" xmlns:w16cex="http://schemas.microsoft.com/office/word/2018/wordml/cex" xmlns:w16cid="http://schemas.microsoft.com/office/word/2016/wordml/cid" xmlns:w16="http://schemas.microsoft.com/office/word/2018/wordml" xmlns:w16du="http://schemas.microsoft.com/office/word/2023/wordml/word16du" xmlns:w16sdtdh="http://schemas.microsoft.com/office/word/2020/wordml/sdtdatahash" xmlns:w16sdtfl="http://schemas.microsoft.com/office/word/2024/wordml/sdtformatlock" xmlns:w16se="http://schemas.microsoft.com/office/word/2015/wordml/symex" xmlns:wpg="http://schemas.microsoft.com/office/word/2010/wordprocessingGroup" xmlns:wpi="http://schemas.microsoft.com/office/word/2010/wordprocessingInk" xmlns:wne="http://schemas.microsoft.com/office/word/2006/wordml" xmlns:wps="http://schemas.microsoft.com/office/word/2010/wordprocessingShape" mc:Ignorable="w14 w15 w16se w16cid w16 w16cex w16sdtdh w16sdtfl w16du wp14">
   <w:abstractNum w:abstractNumId="0" w15:restartNumberingAfterBreak="0">
+    <w:nsid w:val="0BC944A1"/>
+    <w:multiLevelType w:val="hybridMultilevel"/>
+    <w:tmpl w:val="EB8E4432"/>
+    <w:lvl w:ilvl="0" w:tplc="45E84726">
+      <w:start w:val="3"/>
+      <w:numFmt w:val="bullet"/>
+      <w:lvlText w:val="-"/>
+      <w:lvlJc w:val="left"/>
+      <w:pPr>
+        <w:ind w:left="720" w:hanging="360"/>
+      </w:pPr>
+      <w:rPr>
+        <w:rFonts w:ascii="Times New Roman" w:eastAsiaTheme="minorHAnsi" w:hAnsi="Times New Roman" w:cs="Times New Roman" w:hint="default"/>
+      </w:rPr>
+    </w:lvl>
+    <w:lvl w:ilvl="1" w:tplc="04090003" w:tentative="1">
+      <w:start w:val="1"/>
+      <w:numFmt w:val="bullet"/>
+      <w:lvlText w:val="o"/>
+      <w:lvlJc w:val="left"/>
+      <w:pPr>
+        <w:ind w:left="1440" w:hanging="360"/>
+      </w:pPr>
+      <w:rPr>
+        <w:rFonts w:ascii="Courier New" w:hAnsi="Courier New" w:cs="Courier New" w:hint="default"/>
+      </w:rPr>
+    </w:lvl>
+    <w:lvl w:ilvl="2" w:tplc="04090005" w:tentative="1">
+      <w:start w:val="1"/>
+      <w:numFmt w:val="bullet"/>
+      <w:lvlText w:val=""/>
+      <w:lvlJc w:val="left"/>
+      <w:pPr>
+        <w:ind w:left="2160" w:hanging="360"/>
+      </w:pPr>
+      <w:rPr>
+        <w:rFonts w:ascii="Wingdings" w:hAnsi="Wingdings" w:hint="default"/>
+      </w:rPr>
+    </w:lvl>
+    <w:lvl w:ilvl="3" w:tplc="04090001" w:tentative="1">
+      <w:start w:val="1"/>
+      <w:numFmt w:val="bullet"/>
+      <w:lvlText w:val=""/>
+      <w:lvlJc w:val="left"/>
+      <w:pPr>
+        <w:ind w:left="2880" w:hanging="360"/>
+      </w:pPr>
+      <w:rPr>
+        <w:rFonts w:ascii="Symbol" w:hAnsi="Symbol" w:hint="default"/>
+      </w:rPr>
+    </w:lvl>
+    <w:lvl w:ilvl="4" w:tplc="04090003" w:tentative="1">
+      <w:start w:val="1"/>
+      <w:numFmt w:val="bullet"/>
+      <w:lvlText w:val="o"/>
+      <w:lvlJc w:val="left"/>
+      <w:pPr>
+        <w:ind w:left="3600" w:hanging="360"/>
+      </w:pPr>
+      <w:rPr>
+        <w:rFonts w:ascii="Courier New" w:hAnsi="Courier New" w:cs="Courier New" w:hint="default"/>
+      </w:rPr>
+    </w:lvl>
+    <w:lvl w:ilvl="5" w:tplc="04090005" w:tentative="1">
+      <w:start w:val="1"/>
+      <w:numFmt w:val="bullet"/>
+      <w:lvlText w:val=""/>
+      <w:lvlJc w:val="left"/>
+      <w:pPr>
+        <w:ind w:left="4320" w:hanging="360"/>
+      </w:pPr>
+      <w:rPr>
+        <w:rFonts w:ascii="Wingdings" w:hAnsi="Wingdings" w:hint="default"/>
+      </w:rPr>
+    </w:lvl>
+    <w:lvl w:ilvl="6" w:tplc="04090001" w:tentative="1">
+      <w:start w:val="1"/>
+      <w:numFmt w:val="bullet"/>
+      <w:lvlText w:val=""/>
+      <w:lvlJc w:val="left"/>
+      <w:pPr>
+        <w:ind w:left="5040" w:hanging="360"/>
+      </w:pPr>
+      <w:rPr>
+        <w:rFonts w:ascii="Symbol" w:hAnsi="Symbol" w:hint="default"/>
+      </w:rPr>
+    </w:lvl>
+    <w:lvl w:ilvl="7" w:tplc="04090003" w:tentative="1">
+      <w:start w:val="1"/>
+      <w:numFmt w:val="bullet"/>
+      <w:lvlText w:val="o"/>
+      <w:lvlJc w:val="left"/>
+      <w:pPr>
+        <w:ind w:left="5760" w:hanging="360"/>
+      </w:pPr>
+      <w:rPr>
+        <w:rFonts w:ascii="Courier New" w:hAnsi="Courier New" w:cs="Courier New" w:hint="default"/>
+      </w:rPr>
+    </w:lvl>
+    <w:lvl w:ilvl="8" w:tplc="04090005" w:tentative="1">
+      <w:start w:val="1"/>
+      <w:numFmt w:val="bullet"/>
+      <w:lvlText w:val=""/>
+      <w:lvlJc w:val="left"/>
+      <w:pPr>
+        <w:ind w:left="6480" w:hanging="360"/>
+      </w:pPr>
+      <w:rPr>
+        <w:rFonts w:ascii="Wingdings" w:hAnsi="Wingdings" w:hint="default"/>
+      </w:rPr>
+    </w:lvl>
+  </w:abstractNum>
+  <w:abstractNum w:abstractNumId="1" w15:restartNumberingAfterBreak="0">
     <w:nsid w:val="404A0BD7"/>
     <w:multiLevelType w:val="hybridMultilevel"/>
     <w:tmpl w:val="B9DCB026"/>
@@ -5727,7 +4908,7 @@
       </w:rPr>
     </w:lvl>
   </w:abstractNum>
-  <w:abstractNum w:abstractNumId="1" w15:restartNumberingAfterBreak="0">
+  <w:abstractNum w:abstractNumId="2" w15:restartNumberingAfterBreak="0">
     <w:nsid w:val="55903E67"/>
     <w:multiLevelType w:val="hybridMultilevel"/>
     <w:tmpl w:val="04626280"/>
@@ -5816,7 +4997,7 @@
       </w:pPr>
     </w:lvl>
   </w:abstractNum>
-  <w:abstractNum w:abstractNumId="2" w15:restartNumberingAfterBreak="0">
+  <w:abstractNum w:abstractNumId="3" w15:restartNumberingAfterBreak="0">
     <w:nsid w:val="561A74B8"/>
     <w:multiLevelType w:val="hybridMultilevel"/>
     <w:tmpl w:val="31002B02"/>
@@ -5930,12 +5111,15 @@
     </w:lvl>
   </w:abstractNum>
   <w:num w:numId="1" w16cid:durableId="467011367">
+    <w:abstractNumId w:val="2"/>
+  </w:num>
+  <w:num w:numId="2" w16cid:durableId="1673799474">
+    <w:abstractNumId w:val="3"/>
+  </w:num>
+  <w:num w:numId="3" w16cid:durableId="302975057">
     <w:abstractNumId w:val="1"/>
   </w:num>
-  <w:num w:numId="2" w16cid:durableId="1673799474">
-    <w:abstractNumId w:val="2"/>
-  </w:num>
-  <w:num w:numId="3" w16cid:durableId="302975057">
+  <w:num w:numId="4" w16cid:durableId="763646311">
     <w:abstractNumId w:val="0"/>
   </w:num>
 </w:numbering>
@@ -6544,7 +5728,6 @@
   <w:style w:type="character" w:default="1" w:styleId="DefaultParagraphFont">
     <w:name w:val="Default Paragraph Font"/>
     <w:uiPriority w:val="1"/>
-    <w:semiHidden/>
     <w:unhideWhenUsed/>
   </w:style>
   <w:style w:type="table" w:default="1" w:styleId="TableNormal">

--- a/CS3185/HW2/HW doc.docx
+++ b/CS3185/HW2/HW doc.docx
@@ -305,12 +305,14 @@
                 <w:rFonts w:ascii="Times New Roman" w:hAnsi="Times New Roman" w:cs="Times New Roman"/>
               </w:rPr>
             </w:pPr>
+            <w:proofErr w:type="spellStart"/>
             <w:r>
               <w:rPr>
                 <w:rFonts w:ascii="Times New Roman" w:hAnsi="Times New Roman" w:cs="Times New Roman"/>
               </w:rPr>
               <w:t>ba</w:t>
             </w:r>
+            <w:proofErr w:type="spellEnd"/>
           </w:p>
         </w:tc>
         <w:tc>
@@ -421,12 +423,14 @@
                 <w:rFonts w:ascii="Times New Roman" w:hAnsi="Times New Roman" w:cs="Times New Roman"/>
               </w:rPr>
             </w:pPr>
+            <w:proofErr w:type="spellStart"/>
             <w:r>
               <w:rPr>
                 <w:rFonts w:ascii="Times New Roman" w:hAnsi="Times New Roman" w:cs="Times New Roman"/>
               </w:rPr>
               <w:t>bab</w:t>
             </w:r>
+            <w:proofErr w:type="spellEnd"/>
           </w:p>
         </w:tc>
       </w:tr>
@@ -602,12 +606,14 @@
                 <w:rFonts w:ascii="Times New Roman" w:hAnsi="Times New Roman" w:cs="Times New Roman"/>
               </w:rPr>
             </w:pPr>
+            <w:proofErr w:type="spellStart"/>
             <w:r>
               <w:rPr>
                 <w:rFonts w:ascii="Times New Roman" w:hAnsi="Times New Roman" w:cs="Times New Roman"/>
               </w:rPr>
               <w:t>bba</w:t>
             </w:r>
+            <w:proofErr w:type="spellEnd"/>
           </w:p>
         </w:tc>
         <w:tc>
@@ -724,12 +730,14 @@
                 <w:rFonts w:ascii="Times New Roman" w:hAnsi="Times New Roman" w:cs="Times New Roman"/>
               </w:rPr>
             </w:pPr>
+            <w:proofErr w:type="spellStart"/>
             <w:r>
               <w:rPr>
                 <w:rFonts w:ascii="Times New Roman" w:hAnsi="Times New Roman" w:cs="Times New Roman"/>
               </w:rPr>
               <w:t>bbb</w:t>
             </w:r>
+            <w:proofErr w:type="spellEnd"/>
           </w:p>
         </w:tc>
       </w:tr>
@@ -753,7 +761,63 @@
         <w:rPr>
           <w:rFonts w:ascii="Times New Roman" w:hAnsi="Times New Roman" w:cs="Times New Roman"/>
         </w:rPr>
-        <w:t>All strings are:  b, ba, baa, bab, bb, bba, abb, and bbb.</w:t>
+        <w:t xml:space="preserve">All strings are:  b, </w:t>
+      </w:r>
+      <w:proofErr w:type="spellStart"/>
+      <w:r>
+        <w:rPr>
+          <w:rFonts w:ascii="Times New Roman" w:hAnsi="Times New Roman" w:cs="Times New Roman"/>
+        </w:rPr>
+        <w:t>ba</w:t>
+      </w:r>
+      <w:proofErr w:type="spellEnd"/>
+      <w:r>
+        <w:rPr>
+          <w:rFonts w:ascii="Times New Roman" w:hAnsi="Times New Roman" w:cs="Times New Roman"/>
+        </w:rPr>
+        <w:t xml:space="preserve">, baa, </w:t>
+      </w:r>
+      <w:proofErr w:type="spellStart"/>
+      <w:r>
+        <w:rPr>
+          <w:rFonts w:ascii="Times New Roman" w:hAnsi="Times New Roman" w:cs="Times New Roman"/>
+        </w:rPr>
+        <w:t>bab</w:t>
+      </w:r>
+      <w:proofErr w:type="spellEnd"/>
+      <w:r>
+        <w:rPr>
+          <w:rFonts w:ascii="Times New Roman" w:hAnsi="Times New Roman" w:cs="Times New Roman"/>
+        </w:rPr>
+        <w:t xml:space="preserve">, bb, </w:t>
+      </w:r>
+      <w:proofErr w:type="spellStart"/>
+      <w:r>
+        <w:rPr>
+          <w:rFonts w:ascii="Times New Roman" w:hAnsi="Times New Roman" w:cs="Times New Roman"/>
+        </w:rPr>
+        <w:t>bba</w:t>
+      </w:r>
+      <w:proofErr w:type="spellEnd"/>
+      <w:r>
+        <w:rPr>
+          <w:rFonts w:ascii="Times New Roman" w:hAnsi="Times New Roman" w:cs="Times New Roman"/>
+        </w:rPr>
+        <w:t xml:space="preserve">, abb, and </w:t>
+      </w:r>
+      <w:proofErr w:type="spellStart"/>
+      <w:r>
+        <w:rPr>
+          <w:rFonts w:ascii="Times New Roman" w:hAnsi="Times New Roman" w:cs="Times New Roman"/>
+        </w:rPr>
+        <w:t>bbb</w:t>
+      </w:r>
+      <w:proofErr w:type="spellEnd"/>
+      <w:r>
+        <w:rPr>
+          <w:rFonts w:ascii="Times New Roman" w:hAnsi="Times New Roman" w:cs="Times New Roman"/>
+        </w:rPr>
+        <w:t>.</w:t>
       </w:r>
     </w:p>
     <w:p>
@@ -899,7 +963,16 @@
           <w:b/>
           <w:bCs/>
         </w:rPr>
-        <w:t>Find a regular expression for the set {a</w:t>
+        <w:t>Find a regular expression for the set {</w:t>
+      </w:r>
+      <w:proofErr w:type="spellStart"/>
+      <w:r>
+        <w:rPr>
+          <w:rFonts w:ascii="Times New Roman" w:hAnsi="Times New Roman" w:cs="Times New Roman"/>
+          <w:b/>
+          <w:bCs/>
+        </w:rPr>
+        <w:t>a</w:t>
       </w:r>
       <w:r>
         <w:rPr>
@@ -927,6 +1000,7 @@
         </w:rPr>
         <w:t>m</w:t>
       </w:r>
+      <w:proofErr w:type="spellEnd"/>
       <w:r>
         <w:rPr>
           <w:rFonts w:ascii="Times New Roman" w:hAnsi="Times New Roman" w:cs="Times New Roman"/>
@@ -1072,7 +1146,16 @@
           <w:b/>
           <w:bCs/>
         </w:rPr>
-        <w:t>L1 = {a</w:t>
+        <w:t>L1 = {</w:t>
+      </w:r>
+      <w:proofErr w:type="spellStart"/>
+      <w:r>
+        <w:rPr>
+          <w:rFonts w:ascii="Times New Roman" w:hAnsi="Times New Roman" w:cs="Times New Roman"/>
+          <w:b/>
+          <w:bCs/>
+        </w:rPr>
+        <w:t>a</w:t>
       </w:r>
       <w:r>
         <w:rPr>
@@ -1100,6 +1183,7 @@
         </w:rPr>
         <w:t>m</w:t>
       </w:r>
+      <w:proofErr w:type="spellEnd"/>
       <w:r>
         <w:rPr>
           <w:rFonts w:ascii="Times New Roman" w:hAnsi="Times New Roman" w:cs="Times New Roman"/>
@@ -1124,18 +1208,42 @@
           <w:rFonts w:ascii="Times New Roman" w:hAnsi="Times New Roman" w:cs="Times New Roman"/>
         </w:rPr>
       </w:pPr>
-      <w:r>
-        <w:rPr>
-          <w:rFonts w:ascii="Times New Roman" w:hAnsi="Times New Roman" w:cs="Times New Roman"/>
-        </w:rPr>
-        <w:t>aaaa*(λ + b + bb + bbb</w:t>
-      </w:r>
-      <w:r>
-        <w:rPr>
-          <w:rFonts w:ascii="Times New Roman" w:hAnsi="Times New Roman" w:cs="Times New Roman"/>
-        </w:rPr>
-        <w:t xml:space="preserve"> + bbbb</w:t>
-      </w:r>
+      <w:proofErr w:type="spellStart"/>
+      <w:r>
+        <w:rPr>
+          <w:rFonts w:ascii="Times New Roman" w:hAnsi="Times New Roman" w:cs="Times New Roman"/>
+        </w:rPr>
+        <w:t>aaaa</w:t>
+      </w:r>
+      <w:proofErr w:type="spellEnd"/>
+      <w:r>
+        <w:rPr>
+          <w:rFonts w:ascii="Times New Roman" w:hAnsi="Times New Roman" w:cs="Times New Roman"/>
+        </w:rPr>
+        <w:t xml:space="preserve">*(λ + b + bb + </w:t>
+      </w:r>
+      <w:proofErr w:type="spellStart"/>
+      <w:r>
+        <w:rPr>
+          <w:rFonts w:ascii="Times New Roman" w:hAnsi="Times New Roman" w:cs="Times New Roman"/>
+        </w:rPr>
+        <w:t>bbb</w:t>
+      </w:r>
+      <w:proofErr w:type="spellEnd"/>
+      <w:r>
+        <w:rPr>
+          <w:rFonts w:ascii="Times New Roman" w:hAnsi="Times New Roman" w:cs="Times New Roman"/>
+        </w:rPr>
+        <w:t xml:space="preserve"> + </w:t>
+      </w:r>
+      <w:proofErr w:type="spellStart"/>
+      <w:r>
+        <w:rPr>
+          <w:rFonts w:ascii="Times New Roman" w:hAnsi="Times New Roman" w:cs="Times New Roman"/>
+        </w:rPr>
+        <w:t>bbbb</w:t>
+      </w:r>
+      <w:proofErr w:type="spellEnd"/>
       <w:r>
         <w:rPr>
           <w:rFonts w:ascii="Times New Roman" w:hAnsi="Times New Roman" w:cs="Times New Roman"/>
@@ -1202,29 +1310,71 @@
         <w:rPr>
           <w:rFonts w:ascii="Times New Roman" w:hAnsi="Times New Roman" w:cs="Times New Roman"/>
         </w:rPr>
-        <w:t>{strings that contain ba} U {too few a’s} U {too many b’s}</w:t>
-      </w:r>
-    </w:p>
-    <w:p>
-      <w:pPr>
-        <w:contextualSpacing/>
-        <w:rPr>
-          <w:rFonts w:ascii="Times New Roman" w:hAnsi="Times New Roman" w:cs="Times New Roman"/>
-        </w:rPr>
-      </w:pPr>
-    </w:p>
-    <w:p>
-      <w:pPr>
-        <w:contextualSpacing/>
-        <w:rPr>
-          <w:rFonts w:ascii="Times New Roman" w:hAnsi="Times New Roman" w:cs="Times New Roman"/>
-        </w:rPr>
-      </w:pPr>
-      <w:r>
-        <w:rPr>
-          <w:rFonts w:ascii="Times New Roman" w:hAnsi="Times New Roman" w:cs="Times New Roman"/>
-        </w:rPr>
-        <w:t>(a + b)*ba(a + b)* + (λ + a + aa)b* + a*bbbbbb*</w:t>
+        <w:t xml:space="preserve">{strings that contain </w:t>
+      </w:r>
+      <w:proofErr w:type="spellStart"/>
+      <w:r>
+        <w:rPr>
+          <w:rFonts w:ascii="Times New Roman" w:hAnsi="Times New Roman" w:cs="Times New Roman"/>
+        </w:rPr>
+        <w:t>ba</w:t>
+      </w:r>
+      <w:proofErr w:type="spellEnd"/>
+      <w:r>
+        <w:rPr>
+          <w:rFonts w:ascii="Times New Roman" w:hAnsi="Times New Roman" w:cs="Times New Roman"/>
+        </w:rPr>
+        <w:t>} U {too few a’s} U {too many b’s}</w:t>
+      </w:r>
+    </w:p>
+    <w:p>
+      <w:pPr>
+        <w:contextualSpacing/>
+        <w:rPr>
+          <w:rFonts w:ascii="Times New Roman" w:hAnsi="Times New Roman" w:cs="Times New Roman"/>
+        </w:rPr>
+      </w:pPr>
+    </w:p>
+    <w:p>
+      <w:pPr>
+        <w:contextualSpacing/>
+        <w:rPr>
+          <w:rFonts w:ascii="Times New Roman" w:hAnsi="Times New Roman" w:cs="Times New Roman"/>
+        </w:rPr>
+      </w:pPr>
+      <w:r>
+        <w:rPr>
+          <w:rFonts w:ascii="Times New Roman" w:hAnsi="Times New Roman" w:cs="Times New Roman"/>
+        </w:rPr>
+        <w:t>(a + b)*</w:t>
+      </w:r>
+      <w:proofErr w:type="spellStart"/>
+      <w:r>
+        <w:rPr>
+          <w:rFonts w:ascii="Times New Roman" w:hAnsi="Times New Roman" w:cs="Times New Roman"/>
+        </w:rPr>
+        <w:t>ba</w:t>
+      </w:r>
+      <w:proofErr w:type="spellEnd"/>
+      <w:r>
+        <w:rPr>
+          <w:rFonts w:ascii="Times New Roman" w:hAnsi="Times New Roman" w:cs="Times New Roman"/>
+        </w:rPr>
+        <w:t>(a + b)* + (λ + a + aa)b* + a*</w:t>
+      </w:r>
+      <w:proofErr w:type="spellStart"/>
+      <w:r>
+        <w:rPr>
+          <w:rFonts w:ascii="Times New Roman" w:hAnsi="Times New Roman" w:cs="Times New Roman"/>
+        </w:rPr>
+        <w:t>bbbbbb</w:t>
+      </w:r>
+      <w:proofErr w:type="spellEnd"/>
+      <w:r>
+        <w:rPr>
+          <w:rFonts w:ascii="Times New Roman" w:hAnsi="Times New Roman" w:cs="Times New Roman"/>
+        </w:rPr>
+        <w:t>*</w:t>
       </w:r>
     </w:p>
     <w:p>
@@ -1270,7 +1420,16 @@
           <w:b/>
           <w:bCs/>
         </w:rPr>
-        <w:t>Find a regular expression for L = {ab</w:t>
+        <w:t>Find a regular expression for L = {</w:t>
+      </w:r>
+      <w:proofErr w:type="spellStart"/>
+      <w:r>
+        <w:rPr>
+          <w:rFonts w:ascii="Times New Roman" w:hAnsi="Times New Roman" w:cs="Times New Roman"/>
+          <w:b/>
+          <w:bCs/>
+        </w:rPr>
+        <w:t>ab</w:t>
       </w:r>
       <w:r>
         <w:rPr>
@@ -1281,6 +1440,7 @@
         </w:rPr>
         <w:t>n</w:t>
       </w:r>
+      <w:proofErr w:type="spellEnd"/>
       <w:r>
         <w:rPr>
           <w:rFonts w:ascii="Times New Roman" w:hAnsi="Times New Roman" w:cs="Times New Roman"/>
@@ -1306,11 +1466,19 @@
           <w:vertAlign w:val="superscript"/>
         </w:rPr>
       </w:pPr>
-      <w:r>
-        <w:rPr>
-          <w:rFonts w:ascii="Times New Roman" w:hAnsi="Times New Roman" w:cs="Times New Roman"/>
-        </w:rPr>
-        <w:t>abbbbb*(a + b)</w:t>
+      <w:proofErr w:type="spellStart"/>
+      <w:r>
+        <w:rPr>
+          <w:rFonts w:ascii="Times New Roman" w:hAnsi="Times New Roman" w:cs="Times New Roman"/>
+        </w:rPr>
+        <w:t>abbbbb</w:t>
+      </w:r>
+      <w:proofErr w:type="spellEnd"/>
+      <w:r>
+        <w:rPr>
+          <w:rFonts w:ascii="Times New Roman" w:hAnsi="Times New Roman" w:cs="Times New Roman"/>
+        </w:rPr>
+        <w:t>*(a + b)</w:t>
       </w:r>
       <w:r>
         <w:rPr>
@@ -1488,7 +1656,25 @@
           <w:b/>
           <w:bCs/>
         </w:rPr>
-        <w:t>L(ab*aa + bba*ab).</w:t>
+        <w:t xml:space="preserve">L(ab*aa + </w:t>
+      </w:r>
+      <w:proofErr w:type="spellStart"/>
+      <w:r>
+        <w:rPr>
+          <w:rFonts w:ascii="Times New Roman" w:hAnsi="Times New Roman" w:cs="Times New Roman"/>
+          <w:b/>
+          <w:bCs/>
+        </w:rPr>
+        <w:t>bba</w:t>
+      </w:r>
+      <w:proofErr w:type="spellEnd"/>
+      <w:r>
+        <w:rPr>
+          <w:rFonts w:ascii="Times New Roman" w:hAnsi="Times New Roman" w:cs="Times New Roman"/>
+          <w:b/>
+          <w:bCs/>
+        </w:rPr>
+        <w:t>*ab).</w:t>
       </w:r>
     </w:p>
     <w:p>
@@ -1631,10 +1817,10 @@
           <w:noProof/>
         </w:rPr>
         <w:drawing>
-          <wp:inline distT="0" distB="0" distL="0" distR="0" wp14:anchorId="59C1EC01" wp14:editId="479FDB91">
-            <wp:extent cx="4572000" cy="3048000"/>
-            <wp:effectExtent l="0" t="0" r="0" b="0"/>
-            <wp:docPr id="401332153" name="Picture 1"/>
+          <wp:inline distT="0" distB="0" distL="0" distR="0" wp14:anchorId="6A39FE04" wp14:editId="3E270CED">
+            <wp:extent cx="4572000" cy="4829175"/>
+            <wp:effectExtent l="0" t="0" r="0" b="9525"/>
+            <wp:docPr id="1908999495" name="Picture 5"/>
             <wp:cNvGraphicFramePr>
               <a:graphicFrameLocks xmlns:a="http://schemas.openxmlformats.org/drawingml/2006/main" noChangeAspect="1"/>
             </wp:cNvGraphicFramePr>
@@ -1642,7 +1828,7 @@
               <a:graphicData uri="http://schemas.openxmlformats.org/drawingml/2006/picture">
                 <pic:pic xmlns:pic="http://schemas.openxmlformats.org/drawingml/2006/picture">
                   <pic:nvPicPr>
-                    <pic:cNvPr id="0" name="Picture 1"/>
+                    <pic:cNvPr id="0" name="Picture 5"/>
                     <pic:cNvPicPr>
                       <a:picLocks noChangeAspect="1" noChangeArrowheads="1"/>
                     </pic:cNvPicPr>
@@ -1663,7 +1849,7 @@
                   <pic:spPr bwMode="auto">
                     <a:xfrm>
                       <a:off x="0" y="0"/>
-                      <a:ext cx="4572000" cy="3048000"/>
+                      <a:ext cx="4572000" cy="4829175"/>
                     </a:xfrm>
                     <a:prstGeom prst="rect">
                       <a:avLst/>
@@ -1693,14 +1879,135 @@
         <w:contextualSpacing/>
         <w:rPr>
           <w:rFonts w:ascii="Times New Roman" w:hAnsi="Times New Roman" w:cs="Times New Roman"/>
-          <w:b/>
-          <w:bCs/>
-        </w:rPr>
-      </w:pPr>
-      <w:r>
-        <w:rPr>
-          <w:rFonts w:ascii="Times New Roman" w:hAnsi="Times New Roman" w:cs="Times New Roman"/>
-        </w:rPr>
+        </w:rPr>
+      </w:pPr>
+    </w:p>
+    <w:p>
+      <w:pPr>
+        <w:contextualSpacing/>
+        <w:rPr>
+          <w:rFonts w:ascii="Times New Roman" w:hAnsi="Times New Roman" w:cs="Times New Roman"/>
+        </w:rPr>
+      </w:pPr>
+    </w:p>
+    <w:p>
+      <w:pPr>
+        <w:contextualSpacing/>
+        <w:rPr>
+          <w:rFonts w:ascii="Times New Roman" w:hAnsi="Times New Roman" w:cs="Times New Roman"/>
+        </w:rPr>
+      </w:pPr>
+    </w:p>
+    <w:p>
+      <w:pPr>
+        <w:contextualSpacing/>
+        <w:rPr>
+          <w:rFonts w:ascii="Times New Roman" w:hAnsi="Times New Roman" w:cs="Times New Roman"/>
+        </w:rPr>
+      </w:pPr>
+    </w:p>
+    <w:p>
+      <w:pPr>
+        <w:contextualSpacing/>
+        <w:rPr>
+          <w:rFonts w:ascii="Times New Roman" w:hAnsi="Times New Roman" w:cs="Times New Roman"/>
+        </w:rPr>
+      </w:pPr>
+    </w:p>
+    <w:p>
+      <w:pPr>
+        <w:contextualSpacing/>
+        <w:rPr>
+          <w:rFonts w:ascii="Times New Roman" w:hAnsi="Times New Roman" w:cs="Times New Roman"/>
+        </w:rPr>
+      </w:pPr>
+    </w:p>
+    <w:p>
+      <w:pPr>
+        <w:contextualSpacing/>
+        <w:rPr>
+          <w:rFonts w:ascii="Times New Roman" w:hAnsi="Times New Roman" w:cs="Times New Roman"/>
+        </w:rPr>
+      </w:pPr>
+    </w:p>
+    <w:p>
+      <w:pPr>
+        <w:contextualSpacing/>
+        <w:rPr>
+          <w:rFonts w:ascii="Times New Roman" w:hAnsi="Times New Roman" w:cs="Times New Roman"/>
+        </w:rPr>
+      </w:pPr>
+    </w:p>
+    <w:p>
+      <w:pPr>
+        <w:contextualSpacing/>
+        <w:rPr>
+          <w:rFonts w:ascii="Times New Roman" w:hAnsi="Times New Roman" w:cs="Times New Roman"/>
+        </w:rPr>
+      </w:pPr>
+    </w:p>
+    <w:p>
+      <w:pPr>
+        <w:contextualSpacing/>
+        <w:rPr>
+          <w:rFonts w:ascii="Times New Roman" w:hAnsi="Times New Roman" w:cs="Times New Roman"/>
+        </w:rPr>
+      </w:pPr>
+    </w:p>
+    <w:p>
+      <w:pPr>
+        <w:contextualSpacing/>
+        <w:rPr>
+          <w:rFonts w:ascii="Times New Roman" w:hAnsi="Times New Roman" w:cs="Times New Roman"/>
+        </w:rPr>
+      </w:pPr>
+    </w:p>
+    <w:p>
+      <w:pPr>
+        <w:contextualSpacing/>
+        <w:rPr>
+          <w:rFonts w:ascii="Times New Roman" w:hAnsi="Times New Roman" w:cs="Times New Roman"/>
+        </w:rPr>
+      </w:pPr>
+    </w:p>
+    <w:p>
+      <w:pPr>
+        <w:contextualSpacing/>
+        <w:rPr>
+          <w:rFonts w:ascii="Times New Roman" w:hAnsi="Times New Roman" w:cs="Times New Roman"/>
+        </w:rPr>
+      </w:pPr>
+    </w:p>
+    <w:p>
+      <w:pPr>
+        <w:contextualSpacing/>
+        <w:rPr>
+          <w:rFonts w:ascii="Times New Roman" w:hAnsi="Times New Roman" w:cs="Times New Roman"/>
+        </w:rPr>
+      </w:pPr>
+    </w:p>
+    <w:p>
+      <w:pPr>
+        <w:contextualSpacing/>
+        <w:rPr>
+          <w:rFonts w:ascii="Times New Roman" w:hAnsi="Times New Roman" w:cs="Times New Roman"/>
+        </w:rPr>
+      </w:pPr>
+    </w:p>
+    <w:p>
+      <w:pPr>
+        <w:contextualSpacing/>
+        <w:rPr>
+          <w:rFonts w:ascii="Times New Roman" w:hAnsi="Times New Roman" w:cs="Times New Roman"/>
+          <w:b/>
+          <w:bCs/>
+        </w:rPr>
+      </w:pPr>
+      <w:r>
+        <w:rPr>
+          <w:rFonts w:ascii="Times New Roman" w:hAnsi="Times New Roman" w:cs="Times New Roman"/>
+        </w:rPr>
+        <w:lastRenderedPageBreak/>
         <w:t xml:space="preserve">12) </w:t>
       </w:r>
       <w:r>
@@ -1834,57 +2141,16 @@
         <w:contextualSpacing/>
         <w:rPr>
           <w:rFonts w:ascii="Times New Roman" w:hAnsi="Times New Roman" w:cs="Times New Roman"/>
-        </w:rPr>
-      </w:pPr>
-    </w:p>
-    <w:p>
-      <w:pPr>
-        <w:contextualSpacing/>
-        <w:rPr>
-          <w:rFonts w:ascii="Times New Roman" w:hAnsi="Times New Roman" w:cs="Times New Roman"/>
-        </w:rPr>
-      </w:pPr>
-    </w:p>
-    <w:p>
-      <w:pPr>
-        <w:contextualSpacing/>
-        <w:rPr>
-          <w:rFonts w:ascii="Times New Roman" w:hAnsi="Times New Roman" w:cs="Times New Roman"/>
-        </w:rPr>
-      </w:pPr>
-    </w:p>
-    <w:p>
-      <w:pPr>
-        <w:contextualSpacing/>
-        <w:rPr>
-          <w:rFonts w:ascii="Times New Roman" w:hAnsi="Times New Roman" w:cs="Times New Roman"/>
-        </w:rPr>
-      </w:pPr>
-    </w:p>
-    <w:p>
-      <w:pPr>
-        <w:contextualSpacing/>
-        <w:rPr>
-          <w:rFonts w:ascii="Times New Roman" w:hAnsi="Times New Roman" w:cs="Times New Roman"/>
-        </w:rPr>
-      </w:pPr>
-    </w:p>
-    <w:p>
-      <w:pPr>
-        <w:contextualSpacing/>
-        <w:rPr>
-          <w:rFonts w:ascii="Times New Roman" w:hAnsi="Times New Roman" w:cs="Times New Roman"/>
-          <w:b/>
-          <w:bCs/>
-        </w:rPr>
-      </w:pPr>
-      <w:r>
-        <w:rPr>
-          <w:rFonts w:ascii="Times New Roman" w:hAnsi="Times New Roman" w:cs="Times New Roman"/>
-          <w:b/>
-          <w:bCs/>
-        </w:rPr>
-        <w:lastRenderedPageBreak/>
+          <w:b/>
+          <w:bCs/>
+        </w:rPr>
+      </w:pPr>
+      <w:r>
+        <w:rPr>
+          <w:rFonts w:ascii="Times New Roman" w:hAnsi="Times New Roman" w:cs="Times New Roman"/>
+          <w:b/>
+          <w:bCs/>
+        </w:rPr>
         <w:t>b)</w:t>
       </w:r>
     </w:p>
@@ -2007,7 +2273,21 @@
         <w:rPr>
           <w:rFonts w:ascii="Times New Roman" w:hAnsi="Times New Roman" w:cs="Times New Roman"/>
         </w:rPr>
-        <w:t>(ba)*</w:t>
+        <w:t>(</w:t>
+      </w:r>
+      <w:proofErr w:type="spellStart"/>
+      <w:r>
+        <w:rPr>
+          <w:rFonts w:ascii="Times New Roman" w:hAnsi="Times New Roman" w:cs="Times New Roman"/>
+        </w:rPr>
+        <w:t>ba</w:t>
+      </w:r>
+      <w:proofErr w:type="spellEnd"/>
+      <w:r>
+        <w:rPr>
+          <w:rFonts w:ascii="Times New Roman" w:hAnsi="Times New Roman" w:cs="Times New Roman"/>
+        </w:rPr>
+        <w:t>)*</w:t>
       </w:r>
       <w:r>
         <w:rPr>
@@ -2045,10 +2325,35 @@
           <w:rFonts w:ascii="Times New Roman" w:hAnsi="Times New Roman" w:cs="Times New Roman"/>
         </w:rPr>
       </w:pPr>
-      <w:r>
-        <w:rPr>
-          <w:rFonts w:ascii="Times New Roman" w:hAnsi="Times New Roman" w:cs="Times New Roman"/>
-        </w:rPr>
+    </w:p>
+    <w:p>
+      <w:pPr>
+        <w:contextualSpacing/>
+        <w:rPr>
+          <w:rFonts w:ascii="Times New Roman" w:hAnsi="Times New Roman" w:cs="Times New Roman"/>
+        </w:rPr>
+      </w:pPr>
+    </w:p>
+    <w:p>
+      <w:pPr>
+        <w:contextualSpacing/>
+        <w:rPr>
+          <w:rFonts w:ascii="Times New Roman" w:hAnsi="Times New Roman" w:cs="Times New Roman"/>
+        </w:rPr>
+      </w:pPr>
+    </w:p>
+    <w:p>
+      <w:pPr>
+        <w:contextualSpacing/>
+        <w:rPr>
+          <w:rFonts w:ascii="Times New Roman" w:hAnsi="Times New Roman" w:cs="Times New Roman"/>
+        </w:rPr>
+      </w:pPr>
+      <w:r>
+        <w:rPr>
+          <w:rFonts w:ascii="Times New Roman" w:hAnsi="Times New Roman" w:cs="Times New Roman"/>
+        </w:rPr>
+        <w:lastRenderedPageBreak/>
         <w:t xml:space="preserve">15) </w:t>
       </w:r>
       <w:r>
@@ -2071,7 +2376,14 @@
         <w:rPr>
           <w:rFonts w:ascii="Times New Roman" w:hAnsi="Times New Roman" w:cs="Times New Roman"/>
         </w:rPr>
-        <w:t>a) L = {w : n</w:t>
+        <w:t xml:space="preserve">a) L = {w : </w:t>
+      </w:r>
+      <w:proofErr w:type="spellStart"/>
+      <w:r>
+        <w:rPr>
+          <w:rFonts w:ascii="Times New Roman" w:hAnsi="Times New Roman" w:cs="Times New Roman"/>
+        </w:rPr>
+        <w:t>n</w:t>
       </w:r>
       <w:r>
         <w:rPr>
@@ -2080,11 +2392,19 @@
         </w:rPr>
         <w:t>a</w:t>
       </w:r>
-      <w:r>
-        <w:rPr>
-          <w:rFonts w:ascii="Times New Roman" w:hAnsi="Times New Roman" w:cs="Times New Roman"/>
-        </w:rPr>
-        <w:t>(w) and n</w:t>
+      <w:proofErr w:type="spellEnd"/>
+      <w:r>
+        <w:rPr>
+          <w:rFonts w:ascii="Times New Roman" w:hAnsi="Times New Roman" w:cs="Times New Roman"/>
+        </w:rPr>
+        <w:t xml:space="preserve">(w) and </w:t>
+      </w:r>
+      <w:proofErr w:type="spellStart"/>
+      <w:r>
+        <w:rPr>
+          <w:rFonts w:ascii="Times New Roman" w:hAnsi="Times New Roman" w:cs="Times New Roman"/>
+        </w:rPr>
+        <w:t>n</w:t>
       </w:r>
       <w:r>
         <w:rPr>
@@ -2093,6 +2413,7 @@
         </w:rPr>
         <w:t>b</w:t>
       </w:r>
+      <w:proofErr w:type="spellEnd"/>
       <w:r>
         <w:rPr>
           <w:rFonts w:ascii="Times New Roman" w:hAnsi="Times New Roman" w:cs="Times New Roman"/>
@@ -2201,7 +2522,21 @@
         <w:rPr>
           <w:rFonts w:ascii="Times New Roman" w:hAnsi="Times New Roman" w:cs="Times New Roman"/>
         </w:rPr>
-        <w:t>ab + ba)</w:t>
+        <w:t xml:space="preserve">ab + </w:t>
+      </w:r>
+      <w:proofErr w:type="spellStart"/>
+      <w:r>
+        <w:rPr>
+          <w:rFonts w:ascii="Times New Roman" w:hAnsi="Times New Roman" w:cs="Times New Roman"/>
+        </w:rPr>
+        <w:t>ba</w:t>
+      </w:r>
+      <w:proofErr w:type="spellEnd"/>
+      <w:r>
+        <w:rPr>
+          <w:rFonts w:ascii="Times New Roman" w:hAnsi="Times New Roman" w:cs="Times New Roman"/>
+        </w:rPr>
+        <w:t>)</w:t>
       </w:r>
       <w:r>
         <w:rPr>
@@ -2219,7 +2554,21 @@
         <w:rPr>
           <w:rFonts w:ascii="Times New Roman" w:hAnsi="Times New Roman" w:cs="Times New Roman"/>
         </w:rPr>
-        <w:t>(ba + ab)</w:t>
+        <w:t>(</w:t>
+      </w:r>
+      <w:proofErr w:type="spellStart"/>
+      <w:r>
+        <w:rPr>
+          <w:rFonts w:ascii="Times New Roman" w:hAnsi="Times New Roman" w:cs="Times New Roman"/>
+        </w:rPr>
+        <w:t>ba</w:t>
+      </w:r>
+      <w:proofErr w:type="spellEnd"/>
+      <w:r>
+        <w:rPr>
+          <w:rFonts w:ascii="Times New Roman" w:hAnsi="Times New Roman" w:cs="Times New Roman"/>
+        </w:rPr>
+        <w:t xml:space="preserve"> + ab)</w:t>
       </w:r>
       <w:r>
         <w:rPr>
@@ -2267,38 +2616,6 @@
         <w:contextualSpacing/>
         <w:rPr>
           <w:rFonts w:ascii="Times New Roman" w:hAnsi="Times New Roman" w:cs="Times New Roman"/>
-        </w:rPr>
-      </w:pPr>
-    </w:p>
-    <w:p>
-      <w:pPr>
-        <w:contextualSpacing/>
-        <w:rPr>
-          <w:rFonts w:ascii="Times New Roman" w:hAnsi="Times New Roman" w:cs="Times New Roman"/>
-        </w:rPr>
-      </w:pPr>
-    </w:p>
-    <w:p>
-      <w:pPr>
-        <w:contextualSpacing/>
-        <w:rPr>
-          <w:rFonts w:ascii="Times New Roman" w:hAnsi="Times New Roman" w:cs="Times New Roman"/>
-        </w:rPr>
-      </w:pPr>
-    </w:p>
-    <w:p>
-      <w:pPr>
-        <w:contextualSpacing/>
-        <w:rPr>
-          <w:rFonts w:ascii="Times New Roman" w:hAnsi="Times New Roman" w:cs="Times New Roman"/>
-        </w:rPr>
-      </w:pPr>
-    </w:p>
-    <w:p>
-      <w:pPr>
-        <w:contextualSpacing/>
-        <w:rPr>
-          <w:rFonts w:ascii="Times New Roman" w:hAnsi="Times New Roman" w:cs="Times New Roman"/>
           <w:b/>
           <w:bCs/>
           <w:u w:val="single"/>
@@ -2311,7 +2628,6 @@
           <w:bCs/>
           <w:u w:val="single"/>
         </w:rPr>
-        <w:lastRenderedPageBreak/>
         <w:t>Section 3.3:</w:t>
       </w:r>
     </w:p>
@@ -2359,8 +2675,16 @@
           <w:rFonts w:ascii="Times New Roman" w:hAnsi="Times New Roman" w:cs="Times New Roman"/>
         </w:rPr>
         <w:tab/>
-        <w:t>S -&gt; abA</w:t>
-      </w:r>
+        <w:t xml:space="preserve">S -&gt; </w:t>
+      </w:r>
+      <w:proofErr w:type="spellStart"/>
+      <w:r>
+        <w:rPr>
+          <w:rFonts w:ascii="Times New Roman" w:hAnsi="Times New Roman" w:cs="Times New Roman"/>
+        </w:rPr>
+        <w:t>abA</w:t>
+      </w:r>
+      <w:proofErr w:type="spellEnd"/>
     </w:p>
     <w:p>
       <w:pPr>
@@ -2374,8 +2698,16 @@
           <w:rFonts w:ascii="Times New Roman" w:hAnsi="Times New Roman" w:cs="Times New Roman"/>
         </w:rPr>
         <w:tab/>
-        <w:t>A -&gt; baB</w:t>
-      </w:r>
+        <w:t xml:space="preserve">A -&gt; </w:t>
+      </w:r>
+      <w:proofErr w:type="spellStart"/>
+      <w:r>
+        <w:rPr>
+          <w:rFonts w:ascii="Times New Roman" w:hAnsi="Times New Roman" w:cs="Times New Roman"/>
+        </w:rPr>
+        <w:t>baB</w:t>
+      </w:r>
+      <w:proofErr w:type="spellEnd"/>
     </w:p>
     <w:p>
       <w:pPr>
@@ -2389,7 +2721,21 @@
           <w:rFonts w:ascii="Times New Roman" w:hAnsi="Times New Roman" w:cs="Times New Roman"/>
         </w:rPr>
         <w:tab/>
-        <w:t>B -&gt; aA | bb</w:t>
+        <w:t xml:space="preserve">B -&gt; </w:t>
+      </w:r>
+      <w:proofErr w:type="spellStart"/>
+      <w:r>
+        <w:rPr>
+          <w:rFonts w:ascii="Times New Roman" w:hAnsi="Times New Roman" w:cs="Times New Roman"/>
+        </w:rPr>
+        <w:t>aA</w:t>
+      </w:r>
+      <w:proofErr w:type="spellEnd"/>
+      <w:r>
+        <w:rPr>
+          <w:rFonts w:ascii="Times New Roman" w:hAnsi="Times New Roman" w:cs="Times New Roman"/>
+        </w:rPr>
+        <w:t xml:space="preserve"> | bb</w:t>
       </w:r>
     </w:p>
     <w:p>
@@ -2413,9 +2759,9 @@
           <w:noProof/>
         </w:rPr>
         <w:drawing>
-          <wp:inline distT="0" distB="0" distL="0" distR="0" wp14:anchorId="71E18294" wp14:editId="0C920127">
-            <wp:extent cx="2763983" cy="1842655"/>
-            <wp:effectExtent l="0" t="0" r="0" b="5715"/>
+          <wp:inline distT="0" distB="0" distL="0" distR="0" wp14:anchorId="71E18294" wp14:editId="635FE0F9">
+            <wp:extent cx="3757613" cy="2505075"/>
+            <wp:effectExtent l="0" t="0" r="0" b="0"/>
             <wp:docPr id="1905009930" name="Picture 5"/>
             <wp:cNvGraphicFramePr>
               <a:graphicFrameLocks xmlns:a="http://schemas.openxmlformats.org/drawingml/2006/main" noChangeAspect="1"/>
@@ -2445,7 +2791,7 @@
                   <pic:spPr bwMode="auto">
                     <a:xfrm>
                       <a:off x="0" y="0"/>
-                      <a:ext cx="2800028" cy="1866685"/>
+                      <a:ext cx="3810620" cy="2540413"/>
                     </a:xfrm>
                     <a:prstGeom prst="rect">
                       <a:avLst/>
@@ -2477,10 +2823,51 @@
           <w:rFonts w:ascii="Times New Roman" w:hAnsi="Times New Roman" w:cs="Times New Roman"/>
         </w:rPr>
       </w:pPr>
-      <w:r>
-        <w:rPr>
-          <w:rFonts w:ascii="Times New Roman" w:hAnsi="Times New Roman" w:cs="Times New Roman"/>
-        </w:rPr>
+    </w:p>
+    <w:p>
+      <w:pPr>
+        <w:contextualSpacing/>
+        <w:rPr>
+          <w:rFonts w:ascii="Times New Roman" w:hAnsi="Times New Roman" w:cs="Times New Roman"/>
+        </w:rPr>
+      </w:pPr>
+    </w:p>
+    <w:p>
+      <w:pPr>
+        <w:contextualSpacing/>
+        <w:rPr>
+          <w:rFonts w:ascii="Times New Roman" w:hAnsi="Times New Roman" w:cs="Times New Roman"/>
+        </w:rPr>
+      </w:pPr>
+    </w:p>
+    <w:p>
+      <w:pPr>
+        <w:contextualSpacing/>
+        <w:rPr>
+          <w:rFonts w:ascii="Times New Roman" w:hAnsi="Times New Roman" w:cs="Times New Roman"/>
+        </w:rPr>
+      </w:pPr>
+    </w:p>
+    <w:p>
+      <w:pPr>
+        <w:contextualSpacing/>
+        <w:rPr>
+          <w:rFonts w:ascii="Times New Roman" w:hAnsi="Times New Roman" w:cs="Times New Roman"/>
+        </w:rPr>
+      </w:pPr>
+    </w:p>
+    <w:p>
+      <w:pPr>
+        <w:contextualSpacing/>
+        <w:rPr>
+          <w:rFonts w:ascii="Times New Roman" w:hAnsi="Times New Roman" w:cs="Times New Roman"/>
+        </w:rPr>
+      </w:pPr>
+      <w:r>
+        <w:rPr>
+          <w:rFonts w:ascii="Times New Roman" w:hAnsi="Times New Roman" w:cs="Times New Roman"/>
+        </w:rPr>
+        <w:lastRenderedPageBreak/>
         <w:t xml:space="preserve">3) </w:t>
       </w:r>
       <w:r>
@@ -2596,7 +2983,14 @@
           <w:rFonts w:ascii="Times New Roman" w:hAnsi="Times New Roman" w:cs="Times New Roman"/>
         </w:rPr>
         <w:tab/>
-        <w:t>S -&gt; a</w:t>
+        <w:t xml:space="preserve">S -&gt; </w:t>
+      </w:r>
+      <w:proofErr w:type="spellStart"/>
+      <w:r>
+        <w:rPr>
+          <w:rFonts w:ascii="Times New Roman" w:hAnsi="Times New Roman" w:cs="Times New Roman"/>
+        </w:rPr>
+        <w:t>a</w:t>
       </w:r>
       <w:r>
         <w:rPr>
@@ -2604,6 +2998,7 @@
         </w:rPr>
         <w:t>A</w:t>
       </w:r>
+      <w:proofErr w:type="spellEnd"/>
     </w:p>
     <w:p>
       <w:pPr>
@@ -2619,11 +3014,19 @@
         <w:tab/>
         <w:t xml:space="preserve">A -&gt; </w:t>
       </w:r>
-      <w:r>
-        <w:rPr>
-          <w:rFonts w:ascii="Times New Roman" w:hAnsi="Times New Roman" w:cs="Times New Roman"/>
-        </w:rPr>
-        <w:t>aA | B</w:t>
+      <w:proofErr w:type="spellStart"/>
+      <w:r>
+        <w:rPr>
+          <w:rFonts w:ascii="Times New Roman" w:hAnsi="Times New Roman" w:cs="Times New Roman"/>
+        </w:rPr>
+        <w:t>aA</w:t>
+      </w:r>
+      <w:proofErr w:type="spellEnd"/>
+      <w:r>
+        <w:rPr>
+          <w:rFonts w:ascii="Times New Roman" w:hAnsi="Times New Roman" w:cs="Times New Roman"/>
+        </w:rPr>
+        <w:t xml:space="preserve"> | B</w:t>
       </w:r>
     </w:p>
     <w:p>
@@ -2643,7 +3046,35 @@
         <w:rPr>
           <w:rFonts w:ascii="Times New Roman" w:hAnsi="Times New Roman" w:cs="Times New Roman"/>
         </w:rPr>
-        <w:t>B -&gt; aB | aU | λ</w:t>
+        <w:t xml:space="preserve">B -&gt; </w:t>
+      </w:r>
+      <w:proofErr w:type="spellStart"/>
+      <w:r>
+        <w:rPr>
+          <w:rFonts w:ascii="Times New Roman" w:hAnsi="Times New Roman" w:cs="Times New Roman"/>
+        </w:rPr>
+        <w:t>aB</w:t>
+      </w:r>
+      <w:proofErr w:type="spellEnd"/>
+      <w:r>
+        <w:rPr>
+          <w:rFonts w:ascii="Times New Roman" w:hAnsi="Times New Roman" w:cs="Times New Roman"/>
+        </w:rPr>
+        <w:t xml:space="preserve"> | </w:t>
+      </w:r>
+      <w:proofErr w:type="spellStart"/>
+      <w:r>
+        <w:rPr>
+          <w:rFonts w:ascii="Times New Roman" w:hAnsi="Times New Roman" w:cs="Times New Roman"/>
+        </w:rPr>
+        <w:t>aU</w:t>
+      </w:r>
+      <w:proofErr w:type="spellEnd"/>
+      <w:r>
+        <w:rPr>
+          <w:rFonts w:ascii="Times New Roman" w:hAnsi="Times New Roman" w:cs="Times New Roman"/>
+        </w:rPr>
+        <w:t xml:space="preserve"> | λ</w:t>
       </w:r>
     </w:p>
     <w:p>
@@ -2658,93 +3089,36 @@
           <w:rFonts w:ascii="Times New Roman" w:hAnsi="Times New Roman" w:cs="Times New Roman"/>
         </w:rPr>
         <w:tab/>
-        <w:t>U -&gt; bB</w:t>
-      </w:r>
-    </w:p>
-    <w:p>
-      <w:pPr>
-        <w:contextualSpacing/>
-        <w:rPr>
-          <w:rFonts w:ascii="Times New Roman" w:hAnsi="Times New Roman" w:cs="Times New Roman"/>
-        </w:rPr>
-      </w:pPr>
-    </w:p>
-    <w:p>
-      <w:pPr>
-        <w:contextualSpacing/>
-        <w:rPr>
-          <w:rFonts w:ascii="Times New Roman" w:hAnsi="Times New Roman" w:cs="Times New Roman"/>
-        </w:rPr>
-      </w:pPr>
-    </w:p>
-    <w:p>
-      <w:pPr>
-        <w:contextualSpacing/>
-        <w:rPr>
-          <w:rFonts w:ascii="Times New Roman" w:hAnsi="Times New Roman" w:cs="Times New Roman"/>
-        </w:rPr>
-      </w:pPr>
-    </w:p>
-    <w:p>
-      <w:pPr>
-        <w:contextualSpacing/>
-        <w:rPr>
-          <w:rFonts w:ascii="Times New Roman" w:hAnsi="Times New Roman" w:cs="Times New Roman"/>
-        </w:rPr>
-      </w:pPr>
-    </w:p>
-    <w:p>
-      <w:pPr>
-        <w:contextualSpacing/>
-        <w:rPr>
-          <w:rFonts w:ascii="Times New Roman" w:hAnsi="Times New Roman" w:cs="Times New Roman"/>
-        </w:rPr>
-      </w:pPr>
-    </w:p>
-    <w:p>
-      <w:pPr>
-        <w:contextualSpacing/>
-        <w:rPr>
-          <w:rFonts w:ascii="Times New Roman" w:hAnsi="Times New Roman" w:cs="Times New Roman"/>
-        </w:rPr>
-      </w:pPr>
-    </w:p>
-    <w:p>
-      <w:pPr>
-        <w:contextualSpacing/>
-        <w:rPr>
-          <w:rFonts w:ascii="Times New Roman" w:hAnsi="Times New Roman" w:cs="Times New Roman"/>
-        </w:rPr>
-      </w:pPr>
-    </w:p>
-    <w:p>
-      <w:pPr>
-        <w:contextualSpacing/>
-        <w:rPr>
-          <w:rFonts w:ascii="Times New Roman" w:hAnsi="Times New Roman" w:cs="Times New Roman"/>
-        </w:rPr>
-      </w:pPr>
-    </w:p>
-    <w:p>
-      <w:pPr>
-        <w:contextualSpacing/>
-        <w:rPr>
-          <w:rFonts w:ascii="Times New Roman" w:hAnsi="Times New Roman" w:cs="Times New Roman"/>
-        </w:rPr>
-      </w:pPr>
-    </w:p>
-    <w:p>
-      <w:pPr>
-        <w:contextualSpacing/>
-        <w:rPr>
-          <w:rFonts w:ascii="Times New Roman" w:hAnsi="Times New Roman" w:cs="Times New Roman"/>
-        </w:rPr>
-      </w:pPr>
-      <w:r>
-        <w:rPr>
-          <w:rFonts w:ascii="Times New Roman" w:hAnsi="Times New Roman" w:cs="Times New Roman"/>
-        </w:rPr>
-        <w:lastRenderedPageBreak/>
+        <w:t xml:space="preserve">U -&gt; </w:t>
+      </w:r>
+      <w:proofErr w:type="spellStart"/>
+      <w:r>
+        <w:rPr>
+          <w:rFonts w:ascii="Times New Roman" w:hAnsi="Times New Roman" w:cs="Times New Roman"/>
+        </w:rPr>
+        <w:t>bB</w:t>
+      </w:r>
+      <w:proofErr w:type="spellEnd"/>
+    </w:p>
+    <w:p>
+      <w:pPr>
+        <w:contextualSpacing/>
+        <w:rPr>
+          <w:rFonts w:ascii="Times New Roman" w:hAnsi="Times New Roman" w:cs="Times New Roman"/>
+        </w:rPr>
+      </w:pPr>
+    </w:p>
+    <w:p>
+      <w:pPr>
+        <w:contextualSpacing/>
+        <w:rPr>
+          <w:rFonts w:ascii="Times New Roman" w:hAnsi="Times New Roman" w:cs="Times New Roman"/>
+        </w:rPr>
+      </w:pPr>
+      <w:r>
+        <w:rPr>
+          <w:rFonts w:ascii="Times New Roman" w:hAnsi="Times New Roman" w:cs="Times New Roman"/>
+        </w:rPr>
         <w:t xml:space="preserve">7) </w:t>
       </w:r>
       <w:r>
@@ -2846,11 +3220,33 @@
         <w:tab/>
         <w:t xml:space="preserve">S -&gt; </w:t>
       </w:r>
-      <w:r>
-        <w:rPr>
-          <w:rFonts w:ascii="Times New Roman" w:hAnsi="Times New Roman" w:cs="Times New Roman"/>
-        </w:rPr>
-        <w:t>bS | aT | λ</w:t>
+      <w:proofErr w:type="spellStart"/>
+      <w:r>
+        <w:rPr>
+          <w:rFonts w:ascii="Times New Roman" w:hAnsi="Times New Roman" w:cs="Times New Roman"/>
+        </w:rPr>
+        <w:t>bS</w:t>
+      </w:r>
+      <w:proofErr w:type="spellEnd"/>
+      <w:r>
+        <w:rPr>
+          <w:rFonts w:ascii="Times New Roman" w:hAnsi="Times New Roman" w:cs="Times New Roman"/>
+        </w:rPr>
+        <w:t xml:space="preserve"> | </w:t>
+      </w:r>
+      <w:proofErr w:type="spellStart"/>
+      <w:r>
+        <w:rPr>
+          <w:rFonts w:ascii="Times New Roman" w:hAnsi="Times New Roman" w:cs="Times New Roman"/>
+        </w:rPr>
+        <w:t>aT</w:t>
+      </w:r>
+      <w:proofErr w:type="spellEnd"/>
+      <w:r>
+        <w:rPr>
+          <w:rFonts w:ascii="Times New Roman" w:hAnsi="Times New Roman" w:cs="Times New Roman"/>
+        </w:rPr>
+        <w:t xml:space="preserve"> | λ</w:t>
       </w:r>
     </w:p>
     <w:p>
@@ -2867,11 +3263,33 @@
         <w:tab/>
         <w:t xml:space="preserve">T -&gt; </w:t>
       </w:r>
-      <w:r>
-        <w:rPr>
-          <w:rFonts w:ascii="Times New Roman" w:hAnsi="Times New Roman" w:cs="Times New Roman"/>
-        </w:rPr>
-        <w:t>bT | aU | λ</w:t>
+      <w:proofErr w:type="spellStart"/>
+      <w:r>
+        <w:rPr>
+          <w:rFonts w:ascii="Times New Roman" w:hAnsi="Times New Roman" w:cs="Times New Roman"/>
+        </w:rPr>
+        <w:t>bT</w:t>
+      </w:r>
+      <w:proofErr w:type="spellEnd"/>
+      <w:r>
+        <w:rPr>
+          <w:rFonts w:ascii="Times New Roman" w:hAnsi="Times New Roman" w:cs="Times New Roman"/>
+        </w:rPr>
+        <w:t xml:space="preserve"> | </w:t>
+      </w:r>
+      <w:proofErr w:type="spellStart"/>
+      <w:r>
+        <w:rPr>
+          <w:rFonts w:ascii="Times New Roman" w:hAnsi="Times New Roman" w:cs="Times New Roman"/>
+        </w:rPr>
+        <w:t>aU</w:t>
+      </w:r>
+      <w:proofErr w:type="spellEnd"/>
+      <w:r>
+        <w:rPr>
+          <w:rFonts w:ascii="Times New Roman" w:hAnsi="Times New Roman" w:cs="Times New Roman"/>
+        </w:rPr>
+        <w:t xml:space="preserve"> | λ</w:t>
       </w:r>
     </w:p>
     <w:p>
@@ -2886,7 +3304,35 @@
           <w:rFonts w:ascii="Times New Roman" w:hAnsi="Times New Roman" w:cs="Times New Roman"/>
         </w:rPr>
         <w:tab/>
-        <w:t>U -&gt; bU | aV | λ</w:t>
+        <w:t xml:space="preserve">U -&gt; </w:t>
+      </w:r>
+      <w:proofErr w:type="spellStart"/>
+      <w:r>
+        <w:rPr>
+          <w:rFonts w:ascii="Times New Roman" w:hAnsi="Times New Roman" w:cs="Times New Roman"/>
+        </w:rPr>
+        <w:t>bU</w:t>
+      </w:r>
+      <w:proofErr w:type="spellEnd"/>
+      <w:r>
+        <w:rPr>
+          <w:rFonts w:ascii="Times New Roman" w:hAnsi="Times New Roman" w:cs="Times New Roman"/>
+        </w:rPr>
+        <w:t xml:space="preserve"> | </w:t>
+      </w:r>
+      <w:proofErr w:type="spellStart"/>
+      <w:r>
+        <w:rPr>
+          <w:rFonts w:ascii="Times New Roman" w:hAnsi="Times New Roman" w:cs="Times New Roman"/>
+        </w:rPr>
+        <w:t>aV</w:t>
+      </w:r>
+      <w:proofErr w:type="spellEnd"/>
+      <w:r>
+        <w:rPr>
+          <w:rFonts w:ascii="Times New Roman" w:hAnsi="Times New Roman" w:cs="Times New Roman"/>
+        </w:rPr>
+        <w:t xml:space="preserve"> | λ</w:t>
       </w:r>
     </w:p>
     <w:p>
@@ -2901,8 +3347,102 @@
           <w:rFonts w:ascii="Times New Roman" w:hAnsi="Times New Roman" w:cs="Times New Roman"/>
         </w:rPr>
         <w:tab/>
-        <w:t>V -&gt; aV | bV</w:t>
-      </w:r>
+        <w:t xml:space="preserve">V -&gt; </w:t>
+      </w:r>
+      <w:proofErr w:type="spellStart"/>
+      <w:r>
+        <w:rPr>
+          <w:rFonts w:ascii="Times New Roman" w:hAnsi="Times New Roman" w:cs="Times New Roman"/>
+        </w:rPr>
+        <w:t>aV</w:t>
+      </w:r>
+      <w:proofErr w:type="spellEnd"/>
+      <w:r>
+        <w:rPr>
+          <w:rFonts w:ascii="Times New Roman" w:hAnsi="Times New Roman" w:cs="Times New Roman"/>
+        </w:rPr>
+        <w:t xml:space="preserve"> | </w:t>
+      </w:r>
+      <w:proofErr w:type="spellStart"/>
+      <w:r>
+        <w:rPr>
+          <w:rFonts w:ascii="Times New Roman" w:hAnsi="Times New Roman" w:cs="Times New Roman"/>
+        </w:rPr>
+        <w:t>bV</w:t>
+      </w:r>
+      <w:proofErr w:type="spellEnd"/>
+    </w:p>
+    <w:p>
+      <w:pPr>
+        <w:contextualSpacing/>
+        <w:rPr>
+          <w:rFonts w:ascii="Times New Roman" w:hAnsi="Times New Roman" w:cs="Times New Roman"/>
+        </w:rPr>
+      </w:pPr>
+    </w:p>
+    <w:p>
+      <w:pPr>
+        <w:contextualSpacing/>
+        <w:rPr>
+          <w:rFonts w:ascii="Times New Roman" w:hAnsi="Times New Roman" w:cs="Times New Roman"/>
+        </w:rPr>
+      </w:pPr>
+    </w:p>
+    <w:p>
+      <w:pPr>
+        <w:contextualSpacing/>
+        <w:rPr>
+          <w:rFonts w:ascii="Times New Roman" w:hAnsi="Times New Roman" w:cs="Times New Roman"/>
+        </w:rPr>
+      </w:pPr>
+    </w:p>
+    <w:p>
+      <w:pPr>
+        <w:contextualSpacing/>
+        <w:rPr>
+          <w:rFonts w:ascii="Times New Roman" w:hAnsi="Times New Roman" w:cs="Times New Roman"/>
+        </w:rPr>
+      </w:pPr>
+    </w:p>
+    <w:p>
+      <w:pPr>
+        <w:contextualSpacing/>
+        <w:rPr>
+          <w:rFonts w:ascii="Times New Roman" w:hAnsi="Times New Roman" w:cs="Times New Roman"/>
+        </w:rPr>
+      </w:pPr>
+    </w:p>
+    <w:p>
+      <w:pPr>
+        <w:contextualSpacing/>
+        <w:rPr>
+          <w:rFonts w:ascii="Times New Roman" w:hAnsi="Times New Roman" w:cs="Times New Roman"/>
+        </w:rPr>
+      </w:pPr>
+    </w:p>
+    <w:p>
+      <w:pPr>
+        <w:contextualSpacing/>
+        <w:rPr>
+          <w:rFonts w:ascii="Times New Roman" w:hAnsi="Times New Roman" w:cs="Times New Roman"/>
+        </w:rPr>
+      </w:pPr>
+    </w:p>
+    <w:p>
+      <w:pPr>
+        <w:contextualSpacing/>
+        <w:rPr>
+          <w:rFonts w:ascii="Times New Roman" w:hAnsi="Times New Roman" w:cs="Times New Roman"/>
+        </w:rPr>
+      </w:pPr>
+    </w:p>
+    <w:p>
+      <w:pPr>
+        <w:contextualSpacing/>
+        <w:rPr>
+          <w:rFonts w:ascii="Times New Roman" w:hAnsi="Times New Roman" w:cs="Times New Roman"/>
+        </w:rPr>
+      </w:pPr>
     </w:p>
     <w:p>
       <w:pPr>
@@ -2937,6 +3477,7 @@
           <w:bCs/>
           <w:u w:val="single"/>
         </w:rPr>
+        <w:lastRenderedPageBreak/>
         <w:t>Section 4.1:</w:t>
       </w:r>
     </w:p>
@@ -2967,7 +3508,25 @@
           <w:b/>
           <w:bCs/>
         </w:rPr>
-        <w:t>For Σ = {a,b}, find a regular expression for the complement of the language: L = L(aa*bb*).</w:t>
+        <w:t>For Σ = {</w:t>
+      </w:r>
+      <w:proofErr w:type="spellStart"/>
+      <w:r>
+        <w:rPr>
+          <w:rFonts w:ascii="Times New Roman" w:hAnsi="Times New Roman" w:cs="Times New Roman"/>
+          <w:b/>
+          <w:bCs/>
+        </w:rPr>
+        <w:t>a,b</w:t>
+      </w:r>
+      <w:proofErr w:type="spellEnd"/>
+      <w:r>
+        <w:rPr>
+          <w:rFonts w:ascii="Times New Roman" w:hAnsi="Times New Roman" w:cs="Times New Roman"/>
+          <w:b/>
+          <w:bCs/>
+        </w:rPr>
+        <w:t>}, find a regular expression for the complement of the language: L = L(aa*bb*).</w:t>
       </w:r>
     </w:p>
     <w:p>
@@ -2995,7 +3554,14 @@
         <w:rPr>
           <w:rFonts w:ascii="Times New Roman" w:hAnsi="Times New Roman" w:cs="Times New Roman"/>
         </w:rPr>
-        <w:t>(a + b)*b</w:t>
+        <w:t>(a + b)*</w:t>
+      </w:r>
+      <w:proofErr w:type="spellStart"/>
+      <w:r>
+        <w:rPr>
+          <w:rFonts w:ascii="Times New Roman" w:hAnsi="Times New Roman" w:cs="Times New Roman"/>
+        </w:rPr>
+        <w:t>b</w:t>
       </w:r>
       <w:r>
         <w:rPr>
@@ -3003,6 +3569,7 @@
         </w:rPr>
         <w:t>a</w:t>
       </w:r>
+      <w:proofErr w:type="spellEnd"/>
       <w:r>
         <w:rPr>
           <w:rFonts w:ascii="Times New Roman" w:hAnsi="Times New Roman" w:cs="Times New Roman"/>
@@ -3105,173 +3672,106 @@
           <w:b/>
           <w:bCs/>
         </w:rPr>
-        <w:t>Let L1 = L(ab*aa), L2 = L(a*bba*).  Find a regular expression for (L1 U L2) * L2.</w:t>
-      </w:r>
-    </w:p>
-    <w:p>
-      <w:pPr>
-        <w:contextualSpacing/>
-        <w:rPr>
-          <w:rFonts w:ascii="Times New Roman" w:hAnsi="Times New Roman" w:cs="Times New Roman"/>
-        </w:rPr>
-      </w:pPr>
-    </w:p>
-    <w:p>
-      <w:pPr>
-        <w:contextualSpacing/>
-        <w:rPr>
-          <w:rFonts w:ascii="Times New Roman" w:hAnsi="Times New Roman" w:cs="Times New Roman"/>
-        </w:rPr>
-      </w:pPr>
-      <w:r>
-        <w:rPr>
-          <w:rFonts w:ascii="Times New Roman" w:hAnsi="Times New Roman" w:cs="Times New Roman"/>
-        </w:rPr>
-        <w:t>(ab*aa + a*bba*)*(a*bba*)</w:t>
-      </w:r>
-    </w:p>
-    <w:p>
-      <w:pPr>
-        <w:contextualSpacing/>
-        <w:rPr>
-          <w:rFonts w:ascii="Times New Roman" w:hAnsi="Times New Roman" w:cs="Times New Roman"/>
-        </w:rPr>
-      </w:pPr>
-    </w:p>
-    <w:p>
-      <w:pPr>
-        <w:contextualSpacing/>
-        <w:rPr>
-          <w:rFonts w:ascii="Times New Roman" w:hAnsi="Times New Roman" w:cs="Times New Roman"/>
-        </w:rPr>
-      </w:pPr>
-    </w:p>
-    <w:p>
-      <w:pPr>
-        <w:contextualSpacing/>
-        <w:rPr>
-          <w:rFonts w:ascii="Times New Roman" w:hAnsi="Times New Roman" w:cs="Times New Roman"/>
-        </w:rPr>
-      </w:pPr>
-    </w:p>
-    <w:p>
-      <w:pPr>
-        <w:contextualSpacing/>
-        <w:rPr>
-          <w:rFonts w:ascii="Times New Roman" w:hAnsi="Times New Roman" w:cs="Times New Roman"/>
-        </w:rPr>
-      </w:pPr>
-    </w:p>
-    <w:p>
-      <w:pPr>
-        <w:contextualSpacing/>
-        <w:rPr>
-          <w:rFonts w:ascii="Times New Roman" w:hAnsi="Times New Roman" w:cs="Times New Roman"/>
-        </w:rPr>
-      </w:pPr>
-    </w:p>
-    <w:p>
-      <w:pPr>
-        <w:contextualSpacing/>
-        <w:rPr>
-          <w:rFonts w:ascii="Times New Roman" w:hAnsi="Times New Roman" w:cs="Times New Roman"/>
-        </w:rPr>
-      </w:pPr>
-    </w:p>
-    <w:p>
-      <w:pPr>
-        <w:contextualSpacing/>
-        <w:rPr>
-          <w:rFonts w:ascii="Times New Roman" w:hAnsi="Times New Roman" w:cs="Times New Roman"/>
-        </w:rPr>
-      </w:pPr>
-    </w:p>
-    <w:p>
-      <w:pPr>
-        <w:contextualSpacing/>
-        <w:rPr>
-          <w:rFonts w:ascii="Times New Roman" w:hAnsi="Times New Roman" w:cs="Times New Roman"/>
-        </w:rPr>
-      </w:pPr>
-    </w:p>
-    <w:p>
-      <w:pPr>
-        <w:contextualSpacing/>
-        <w:rPr>
-          <w:rFonts w:ascii="Times New Roman" w:hAnsi="Times New Roman" w:cs="Times New Roman"/>
-        </w:rPr>
-      </w:pPr>
-    </w:p>
-    <w:p>
-      <w:pPr>
-        <w:contextualSpacing/>
-        <w:rPr>
-          <w:rFonts w:ascii="Times New Roman" w:hAnsi="Times New Roman" w:cs="Times New Roman"/>
-        </w:rPr>
-      </w:pPr>
-    </w:p>
-    <w:p>
-      <w:pPr>
-        <w:contextualSpacing/>
-        <w:rPr>
-          <w:rFonts w:ascii="Times New Roman" w:hAnsi="Times New Roman" w:cs="Times New Roman"/>
-        </w:rPr>
-      </w:pPr>
-    </w:p>
-    <w:p>
-      <w:pPr>
-        <w:contextualSpacing/>
-        <w:rPr>
-          <w:rFonts w:ascii="Times New Roman" w:hAnsi="Times New Roman" w:cs="Times New Roman"/>
-        </w:rPr>
-      </w:pPr>
-    </w:p>
-    <w:p>
-      <w:pPr>
-        <w:contextualSpacing/>
-        <w:rPr>
-          <w:rFonts w:ascii="Times New Roman" w:hAnsi="Times New Roman" w:cs="Times New Roman"/>
-        </w:rPr>
-      </w:pPr>
-    </w:p>
-    <w:p>
-      <w:pPr>
-        <w:contextualSpacing/>
-        <w:rPr>
-          <w:rFonts w:ascii="Times New Roman" w:hAnsi="Times New Roman" w:cs="Times New Roman"/>
-        </w:rPr>
-      </w:pPr>
-    </w:p>
-    <w:p>
-      <w:pPr>
-        <w:contextualSpacing/>
-        <w:rPr>
-          <w:rFonts w:ascii="Times New Roman" w:hAnsi="Times New Roman" w:cs="Times New Roman"/>
-        </w:rPr>
-      </w:pPr>
-    </w:p>
-    <w:p>
-      <w:pPr>
-        <w:contextualSpacing/>
-        <w:rPr>
-          <w:rFonts w:ascii="Times New Roman" w:hAnsi="Times New Roman" w:cs="Times New Roman"/>
-        </w:rPr>
-      </w:pPr>
-    </w:p>
-    <w:p>
-      <w:pPr>
-        <w:contextualSpacing/>
-        <w:rPr>
-          <w:rFonts w:ascii="Times New Roman" w:hAnsi="Times New Roman" w:cs="Times New Roman"/>
-          <w:b/>
-          <w:bCs/>
-        </w:rPr>
-      </w:pPr>
-      <w:r>
-        <w:rPr>
-          <w:rFonts w:ascii="Times New Roman" w:hAnsi="Times New Roman" w:cs="Times New Roman"/>
-        </w:rPr>
-        <w:lastRenderedPageBreak/>
+        <w:t>Let L1 = L(ab*aa), L2 = L(a*</w:t>
+      </w:r>
+      <w:proofErr w:type="spellStart"/>
+      <w:r>
+        <w:rPr>
+          <w:rFonts w:ascii="Times New Roman" w:hAnsi="Times New Roman" w:cs="Times New Roman"/>
+          <w:b/>
+          <w:bCs/>
+        </w:rPr>
+        <w:t>bba</w:t>
+      </w:r>
+      <w:proofErr w:type="spellEnd"/>
+      <w:r>
+        <w:rPr>
+          <w:rFonts w:ascii="Times New Roman" w:hAnsi="Times New Roman" w:cs="Times New Roman"/>
+          <w:b/>
+          <w:bCs/>
+        </w:rPr>
+        <w:t>*).  Find a regular expression for (L1 U L2) * L2.</w:t>
+      </w:r>
+    </w:p>
+    <w:p>
+      <w:pPr>
+        <w:contextualSpacing/>
+        <w:rPr>
+          <w:rFonts w:ascii="Times New Roman" w:hAnsi="Times New Roman" w:cs="Times New Roman"/>
+        </w:rPr>
+      </w:pPr>
+    </w:p>
+    <w:p>
+      <w:pPr>
+        <w:contextualSpacing/>
+        <w:rPr>
+          <w:rFonts w:ascii="Times New Roman" w:hAnsi="Times New Roman" w:cs="Times New Roman"/>
+        </w:rPr>
+      </w:pPr>
+      <w:r>
+        <w:rPr>
+          <w:rFonts w:ascii="Times New Roman" w:hAnsi="Times New Roman" w:cs="Times New Roman"/>
+        </w:rPr>
+        <w:t>(ab*aa + a*</w:t>
+      </w:r>
+      <w:proofErr w:type="spellStart"/>
+      <w:r>
+        <w:rPr>
+          <w:rFonts w:ascii="Times New Roman" w:hAnsi="Times New Roman" w:cs="Times New Roman"/>
+        </w:rPr>
+        <w:t>bba</w:t>
+      </w:r>
+      <w:proofErr w:type="spellEnd"/>
+      <w:r>
+        <w:rPr>
+          <w:rFonts w:ascii="Times New Roman" w:hAnsi="Times New Roman" w:cs="Times New Roman"/>
+        </w:rPr>
+        <w:t>*)*(a*</w:t>
+      </w:r>
+      <w:proofErr w:type="spellStart"/>
+      <w:r>
+        <w:rPr>
+          <w:rFonts w:ascii="Times New Roman" w:hAnsi="Times New Roman" w:cs="Times New Roman"/>
+        </w:rPr>
+        <w:t>bba</w:t>
+      </w:r>
+      <w:proofErr w:type="spellEnd"/>
+      <w:r>
+        <w:rPr>
+          <w:rFonts w:ascii="Times New Roman" w:hAnsi="Times New Roman" w:cs="Times New Roman"/>
+        </w:rPr>
+        <w:t>*)</w:t>
+      </w:r>
+    </w:p>
+    <w:p>
+      <w:pPr>
+        <w:contextualSpacing/>
+        <w:rPr>
+          <w:rFonts w:ascii="Times New Roman" w:hAnsi="Times New Roman" w:cs="Times New Roman"/>
+        </w:rPr>
+      </w:pPr>
+    </w:p>
+    <w:p>
+      <w:pPr>
+        <w:contextualSpacing/>
+        <w:rPr>
+          <w:rFonts w:ascii="Times New Roman" w:hAnsi="Times New Roman" w:cs="Times New Roman"/>
+        </w:rPr>
+      </w:pPr>
+    </w:p>
+    <w:p>
+      <w:pPr>
+        <w:contextualSpacing/>
+        <w:rPr>
+          <w:rFonts w:ascii="Times New Roman" w:hAnsi="Times New Roman" w:cs="Times New Roman"/>
+          <w:b/>
+          <w:bCs/>
+        </w:rPr>
+      </w:pPr>
+      <w:r>
+        <w:rPr>
+          <w:rFonts w:ascii="Times New Roman" w:hAnsi="Times New Roman" w:cs="Times New Roman"/>
+        </w:rPr>
         <w:t xml:space="preserve">3) </w:t>
       </w:r>
       <w:r>
@@ -3467,110 +3967,6 @@
           <w:rFonts w:ascii="Times New Roman" w:hAnsi="Times New Roman" w:cs="Times New Roman"/>
         </w:rPr>
       </w:pPr>
-    </w:p>
-    <w:p>
-      <w:pPr>
-        <w:contextualSpacing/>
-        <w:rPr>
-          <w:rFonts w:ascii="Times New Roman" w:hAnsi="Times New Roman" w:cs="Times New Roman"/>
-        </w:rPr>
-      </w:pPr>
-    </w:p>
-    <w:p>
-      <w:pPr>
-        <w:contextualSpacing/>
-        <w:rPr>
-          <w:rFonts w:ascii="Times New Roman" w:hAnsi="Times New Roman" w:cs="Times New Roman"/>
-        </w:rPr>
-      </w:pPr>
-    </w:p>
-    <w:p>
-      <w:pPr>
-        <w:contextualSpacing/>
-        <w:rPr>
-          <w:rFonts w:ascii="Times New Roman" w:hAnsi="Times New Roman" w:cs="Times New Roman"/>
-        </w:rPr>
-      </w:pPr>
-    </w:p>
-    <w:p>
-      <w:pPr>
-        <w:contextualSpacing/>
-        <w:rPr>
-          <w:rFonts w:ascii="Times New Roman" w:hAnsi="Times New Roman" w:cs="Times New Roman"/>
-        </w:rPr>
-      </w:pPr>
-    </w:p>
-    <w:p>
-      <w:pPr>
-        <w:contextualSpacing/>
-        <w:rPr>
-          <w:rFonts w:ascii="Times New Roman" w:hAnsi="Times New Roman" w:cs="Times New Roman"/>
-        </w:rPr>
-      </w:pPr>
-    </w:p>
-    <w:p>
-      <w:pPr>
-        <w:contextualSpacing/>
-        <w:rPr>
-          <w:rFonts w:ascii="Times New Roman" w:hAnsi="Times New Roman" w:cs="Times New Roman"/>
-        </w:rPr>
-      </w:pPr>
-    </w:p>
-    <w:p>
-      <w:pPr>
-        <w:contextualSpacing/>
-        <w:rPr>
-          <w:rFonts w:ascii="Times New Roman" w:hAnsi="Times New Roman" w:cs="Times New Roman"/>
-        </w:rPr>
-      </w:pPr>
-    </w:p>
-    <w:p>
-      <w:pPr>
-        <w:contextualSpacing/>
-        <w:rPr>
-          <w:rFonts w:ascii="Times New Roman" w:hAnsi="Times New Roman" w:cs="Times New Roman"/>
-        </w:rPr>
-      </w:pPr>
-    </w:p>
-    <w:p>
-      <w:pPr>
-        <w:contextualSpacing/>
-        <w:rPr>
-          <w:rFonts w:ascii="Times New Roman" w:hAnsi="Times New Roman" w:cs="Times New Roman"/>
-        </w:rPr>
-      </w:pPr>
-    </w:p>
-    <w:p>
-      <w:pPr>
-        <w:contextualSpacing/>
-        <w:rPr>
-          <w:rFonts w:ascii="Times New Roman" w:hAnsi="Times New Roman" w:cs="Times New Roman"/>
-        </w:rPr>
-      </w:pPr>
-    </w:p>
-    <w:p>
-      <w:pPr>
-        <w:contextualSpacing/>
-        <w:rPr>
-          <w:rFonts w:ascii="Times New Roman" w:hAnsi="Times New Roman" w:cs="Times New Roman"/>
-        </w:rPr>
-      </w:pPr>
-    </w:p>
-    <w:p>
-      <w:pPr>
-        <w:contextualSpacing/>
-        <w:rPr>
-          <w:rFonts w:ascii="Times New Roman" w:hAnsi="Times New Roman" w:cs="Times New Roman"/>
-        </w:rPr>
-      </w:pPr>
-    </w:p>
-    <w:p>
-      <w:pPr>
-        <w:contextualSpacing/>
-        <w:rPr>
-          <w:rFonts w:ascii="Times New Roman" w:hAnsi="Times New Roman" w:cs="Times New Roman"/>
-        </w:rPr>
-      </w:pPr>
       <w:r>
         <w:rPr>
           <w:rFonts w:ascii="Times New Roman" w:hAnsi="Times New Roman" w:cs="Times New Roman"/>
@@ -3731,7 +4127,16 @@
           <w:b/>
           <w:bCs/>
         </w:rPr>
-        <w:t>Exhibit an algorithm to determine whether or not a regular language L contains any strings w such that w</w:t>
+        <w:t xml:space="preserve">Exhibit an algorithm to determine whether or not a regular language L contains any strings w such that </w:t>
+      </w:r>
+      <w:proofErr w:type="spellStart"/>
+      <w:r>
+        <w:rPr>
+          <w:rFonts w:ascii="Times New Roman" w:hAnsi="Times New Roman" w:cs="Times New Roman"/>
+          <w:b/>
+          <w:bCs/>
+        </w:rPr>
+        <w:t>w</w:t>
       </w:r>
       <w:r>
         <w:rPr>
@@ -3742,6 +4147,7 @@
         </w:rPr>
         <w:t>R</w:t>
       </w:r>
+      <w:proofErr w:type="spellEnd"/>
       <w:r>
         <w:rPr>
           <w:rFonts w:ascii="Times New Roman" w:hAnsi="Times New Roman" w:cs="Times New Roman"/>
@@ -3884,7 +4290,14 @@
         <w:rPr>
           <w:rFonts w:ascii="Times New Roman" w:hAnsi="Times New Roman" w:cs="Times New Roman"/>
         </w:rPr>
-        <w:t>for accepting state of w</w:t>
+        <w:t xml:space="preserve">for accepting state of </w:t>
+      </w:r>
+      <w:proofErr w:type="spellStart"/>
+      <w:r>
+        <w:rPr>
+          <w:rFonts w:ascii="Times New Roman" w:hAnsi="Times New Roman" w:cs="Times New Roman"/>
+        </w:rPr>
+        <w:t>w</w:t>
       </w:r>
       <w:r>
         <w:rPr>
@@ -3893,6 +4306,7 @@
         </w:rPr>
         <w:t>R</w:t>
       </w:r>
+      <w:proofErr w:type="spellEnd"/>
       <w:r>
         <w:rPr>
           <w:rFonts w:ascii="Times New Roman" w:hAnsi="Times New Roman" w:cs="Times New Roman"/>
